--- a/03_Requirements_and_Methodology/Software_Requirements_Specification_SRS.docx
+++ b/03_Requirements_and_Methodology/Software_Requirements_Specification_SRS.docx
@@ -50,6 +50,7 @@
       <w:tblPr>
         <w:tblW w:w="0" w:type="auto"/>
         <w:jc w:val="center"/>
+        <w:tblLayout w:type="fixed"/>
         <w:tblLook w:val="04A0" w:firstRow="1" w:lastRow="0" w:firstColumn="1" w:lastColumn="0" w:noHBand="0" w:noVBand="1"/>
       </w:tblPr>
       <w:tblGrid>
@@ -62,7 +63,7 @@
         </w:trPr>
         <w:tc>
           <w:tcPr>
-            <w:tcW w:w="4986" w:type="dxa"/>
+            <w:tcW w:w="4861" w:type="dxa"/>
             <w:shd w:val="clear" w:color="auto" w:fill="D9EAF0"/>
           </w:tcPr>
           <w:p>
@@ -73,11 +74,11 @@
         </w:tc>
         <w:tc>
           <w:tcPr>
-            <w:tcW w:w="4986" w:type="dxa"/>
+            <w:tcW w:w="5111" w:type="dxa"/>
           </w:tcPr>
           <w:p>
             <w:r>
-              <w:t>________________________________________</w:t>
+              <w:t>TrackWIL</w:t>
             </w:r>
           </w:p>
         </w:tc>
@@ -88,7 +89,7 @@
         </w:trPr>
         <w:tc>
           <w:tcPr>
-            <w:tcW w:w="4986" w:type="dxa"/>
+            <w:tcW w:w="4861" w:type="dxa"/>
             <w:shd w:val="clear" w:color="auto" w:fill="D9EAF0"/>
           </w:tcPr>
           <w:p>
@@ -99,11 +100,11 @@
         </w:tc>
         <w:tc>
           <w:tcPr>
-            <w:tcW w:w="4986" w:type="dxa"/>
+            <w:tcW w:w="5111" w:type="dxa"/>
           </w:tcPr>
           <w:p>
             <w:r>
-              <w:t>________________________________________</w:t>
+              <w:t>Gedion Basson, Dylan Shepard, Moegammad Green, Sihle Kayise</w:t>
             </w:r>
           </w:p>
         </w:tc>
@@ -114,7 +115,7 @@
         </w:trPr>
         <w:tc>
           <w:tcPr>
-            <w:tcW w:w="4986" w:type="dxa"/>
+            <w:tcW w:w="4861" w:type="dxa"/>
             <w:shd w:val="clear" w:color="auto" w:fill="D9EAF0"/>
           </w:tcPr>
           <w:p>
@@ -125,11 +126,11 @@
         </w:tc>
         <w:tc>
           <w:tcPr>
-            <w:tcW w:w="4986" w:type="dxa"/>
+            <w:tcW w:w="5111" w:type="dxa"/>
           </w:tcPr>
           <w:p>
             <w:r>
-              <w:t>________________________________________</w:t>
+              <w:t>SPM622</w:t>
             </w:r>
           </w:p>
         </w:tc>
@@ -140,7 +141,7 @@
         </w:trPr>
         <w:tc>
           <w:tcPr>
-            <w:tcW w:w="4986" w:type="dxa"/>
+            <w:tcW w:w="4861" w:type="dxa"/>
             <w:shd w:val="clear" w:color="auto" w:fill="D9EAF0"/>
           </w:tcPr>
           <w:p>
@@ -151,11 +152,11 @@
         </w:tc>
         <w:tc>
           <w:tcPr>
-            <w:tcW w:w="4986" w:type="dxa"/>
+            <w:tcW w:w="5111" w:type="dxa"/>
           </w:tcPr>
           <w:p>
             <w:r>
-              <w:t>________________________________________</w:t>
+              <w:t>Amanda Raganya</w:t>
             </w:r>
           </w:p>
         </w:tc>
@@ -166,7 +167,7 @@
         </w:trPr>
         <w:tc>
           <w:tcPr>
-            <w:tcW w:w="4986" w:type="dxa"/>
+            <w:tcW w:w="4861" w:type="dxa"/>
             <w:shd w:val="clear" w:color="auto" w:fill="D9EAF0"/>
           </w:tcPr>
           <w:p>
@@ -177,11 +178,11 @@
         </w:tc>
         <w:tc>
           <w:tcPr>
-            <w:tcW w:w="4986" w:type="dxa"/>
+            <w:tcW w:w="5111" w:type="dxa"/>
           </w:tcPr>
           <w:p>
             <w:r>
-              <w:t>________________________________________</w:t>
+              <w:t>Week 3</w:t>
             </w:r>
           </w:p>
         </w:tc>
@@ -192,7 +193,7 @@
         </w:trPr>
         <w:tc>
           <w:tcPr>
-            <w:tcW w:w="4986" w:type="dxa"/>
+            <w:tcW w:w="4861" w:type="dxa"/>
             <w:shd w:val="clear" w:color="auto" w:fill="D9EAF0"/>
           </w:tcPr>
           <w:p>
@@ -203,11 +204,11 @@
         </w:tc>
         <w:tc>
           <w:tcPr>
-            <w:tcW w:w="4986" w:type="dxa"/>
+            <w:tcW w:w="5111" w:type="dxa"/>
           </w:tcPr>
           <w:p>
             <w:r>
-              <w:t>________________________________________</w:t>
+              <w:t>29 October 2026</w:t>
             </w:r>
           </w:p>
         </w:tc>
@@ -234,287 +235,996 @@
     </w:p>
     <w:p>
       <w:r>
-        <w:t>________________________________________________________________________________</w:t>
+        <w:t>TrackWIL is a web-based system proposed to improve the management of Work-Integrated Learning (WIL) documents and student progress. The system replaces the manual, paper-reliant process of completing and signing daily WIL documents, which often leads to lost records and processing delays. The scope of the platform includes centralizing the workflow so that students can digitally submit daily work records and evidence, workplace mentors can efficiently review and verify submissions, and academic coordinators and lecturers can seamlessly monitor overall student progress.</w:t>
       </w:r>
     </w:p>
     <w:p>
-      <w:r>
-        <w:t>________________________________________________________________________________</w:t>
+      <w:pPr>
+        <w:pStyle w:val="Heading1"/>
+      </w:pPr>
+      <w:r>
+        <w:t>2. Users and Stakeholders</w:t>
       </w:r>
     </w:p>
     <w:p>
       <w:r>
-        <w:t>________________________________________________________________________________</w:t>
+        <w:t>Describe user classes and stakeholder needs.</w:t>
       </w:r>
     </w:p>
     <w:p>
-      <w:r>
-        <w:t>________________________________________________________________________________</w:t>
+      <w:pPr>
+        <w:pStyle w:val="ListParagraph"/>
+        <w:numPr>
+          <w:ilvl w:val="0"/>
+          <w:numId w:val="11"/>
+        </w:numPr>
+      </w:pPr>
+      <w:r>
+        <w:rPr>
+          <w:b/>
+          <w:bCs/>
+        </w:rPr>
+        <w:t>Students (Primary):</w:t>
+      </w:r>
+      <w:r>
+        <w:t xml:space="preserve"> Need a simple, reliable platform to create daily WIL records, upload supporting documents, and check the verification status of their submissions without relying on email or paper. </w:t>
       </w:r>
     </w:p>
     <w:p>
       <w:pPr>
-        <w:pStyle w:val="Heading1"/>
-      </w:pPr>
-      <w:r>
-        <w:t>2. Users and Stakeholders</w:t>
+        <w:pStyle w:val="ListParagraph"/>
+        <w:numPr>
+          <w:ilvl w:val="0"/>
+          <w:numId w:val="11"/>
+        </w:numPr>
+      </w:pPr>
+      <w:r>
+        <w:rPr>
+          <w:b/>
+          <w:bCs/>
+        </w:rPr>
+        <w:t>Workplace Mentors (Primary):</w:t>
+      </w:r>
+      <w:r>
+        <w:t xml:space="preserve"> Require an organized interface to view records submitted by assigned students, verify completed work, approve records, and request necessary corrections with feedback. </w:t>
       </w:r>
     </w:p>
     <w:p>
-      <w:r>
-        <w:t>Describe user classes and stakeholder needs.</w:t>
+      <w:pPr>
+        <w:pStyle w:val="ListParagraph"/>
+        <w:numPr>
+          <w:ilvl w:val="0"/>
+          <w:numId w:val="11"/>
+        </w:numPr>
+      </w:pPr>
+      <w:r>
+        <w:rPr>
+          <w:b/>
+          <w:bCs/>
+        </w:rPr>
+        <w:t>Coordinators (Primary):</w:t>
+      </w:r>
+      <w:r>
+        <w:t xml:space="preserve"> Need an overview of student documentation to monitor submissions, identify missing records, and ensure WIL requirements are fulfilled. </w:t>
       </w:r>
     </w:p>
     <w:p>
-      <w:r>
-        <w:t>________________________________________________________________________________</w:t>
+      <w:pPr>
+        <w:pStyle w:val="ListParagraph"/>
+        <w:numPr>
+          <w:ilvl w:val="0"/>
+          <w:numId w:val="11"/>
+        </w:numPr>
+      </w:pPr>
+      <w:r>
+        <w:rPr>
+          <w:b/>
+          <w:bCs/>
+        </w:rPr>
+        <w:t>Lecturers (Primary):</w:t>
+      </w:r>
+      <w:r>
+        <w:t xml:space="preserve"> Need to track academic progression to identify students who are falling behind and provide necessary support. </w:t>
       </w:r>
     </w:p>
     <w:p>
-      <w:r>
-        <w:t>________________________________________________________________________________</w:t>
+      <w:pPr>
+        <w:pStyle w:val="ListParagraph"/>
+        <w:numPr>
+          <w:ilvl w:val="0"/>
+          <w:numId w:val="10"/>
+        </w:numPr>
+      </w:pPr>
+      <w:r>
+        <w:rPr>
+          <w:b/>
+          <w:bCs/>
+        </w:rPr>
+        <w:t>Secondary Stakeholders:</w:t>
+      </w:r>
+      <w:r>
+        <w:t xml:space="preserve"> Include the Training Institution (needs efficient record management), the Development Team (needs clear requirements and tools to build the system), and the Project Supervisor (oversees the project's academic alignment).</w:t>
+      </w:r>
+    </w:p>
+    <w:p/>
+    <w:p/>
+    <w:p/>
+    <w:p/>
+    <w:p/>
+    <w:p/>
+    <w:p/>
+    <w:p/>
+    <w:p>
+      <w:pPr>
+        <w:pStyle w:val="Heading1"/>
+      </w:pPr>
+      <w:r>
+        <w:lastRenderedPageBreak/>
+        <w:t>3. Functional Requirements</w:t>
       </w:r>
     </w:p>
     <w:p>
       <w:r>
-        <w:t>________________________________________________________________________________</w:t>
+        <w:t>Use IDs FR-01, FR-02 etc. Include description, priority and acceptance criterion.</w:t>
       </w:r>
     </w:p>
     <w:p>
-      <w:r>
-        <w:t>________________________________________________________________________________</w:t>
+      <w:pPr>
+        <w:pStyle w:val="ListParagraph"/>
+        <w:numPr>
+          <w:ilvl w:val="0"/>
+          <w:numId w:val="10"/>
+        </w:numPr>
+      </w:pPr>
+      <w:r>
+        <w:rPr>
+          <w:b/>
+          <w:bCs/>
+        </w:rPr>
+        <w:t>FR-01:</w:t>
+      </w:r>
+      <w:r>
+        <w:t xml:space="preserve"> The system must allow authorized users to log in using valid credentials. (Priority: High) | </w:t>
+      </w:r>
+      <w:r>
+        <w:rPr>
+          <w:i/>
+          <w:iCs/>
+        </w:rPr>
+        <w:t>Acceptance Criterion: User is granted access to the appropriate role-based dashboard upon entering correct credentials.</w:t>
+      </w:r>
+      <w:r>
+        <w:t xml:space="preserve"> </w:t>
       </w:r>
     </w:p>
     <w:p>
       <w:pPr>
-        <w:pStyle w:val="Heading1"/>
-      </w:pPr>
-      <w:r>
-        <w:t>3. Functional Requirements</w:t>
+        <w:pStyle w:val="ListParagraph"/>
+        <w:numPr>
+          <w:ilvl w:val="0"/>
+          <w:numId w:val="10"/>
+        </w:numPr>
+      </w:pPr>
+      <w:r>
+        <w:rPr>
+          <w:b/>
+          <w:bCs/>
+        </w:rPr>
+        <w:t>FR-02:</w:t>
+      </w:r>
+      <w:r>
+        <w:t xml:space="preserve"> The system must provide different access permissions for students, mentors, coordinators, and lecturers. (Priority: High) | </w:t>
+      </w:r>
+      <w:r>
+        <w:rPr>
+          <w:i/>
+          <w:iCs/>
+        </w:rPr>
+        <w:t>Acceptance Criterion: Users can only access features and data permitted by their designated roles.</w:t>
+      </w:r>
+      <w:r>
+        <w:t xml:space="preserve"> </w:t>
       </w:r>
     </w:p>
     <w:p>
-      <w:r>
-        <w:t>Use IDs FR-01, FR-02 etc. Include description, priority and acceptance criterion.</w:t>
+      <w:pPr>
+        <w:pStyle w:val="ListParagraph"/>
+        <w:numPr>
+          <w:ilvl w:val="0"/>
+          <w:numId w:val="10"/>
+        </w:numPr>
+      </w:pPr>
+      <w:r>
+        <w:rPr>
+          <w:b/>
+          <w:bCs/>
+        </w:rPr>
+        <w:t>FR-03:</w:t>
+      </w:r>
+      <w:r>
+        <w:t xml:space="preserve"> Students must be able to create daily WIL records describing the work completed. (Priority: High) | </w:t>
+      </w:r>
+      <w:r>
+        <w:rPr>
+          <w:i/>
+          <w:iCs/>
+        </w:rPr>
+        <w:t>Acceptance Criterion: The system provides an accessible form for students to input daily tasks.</w:t>
+      </w:r>
+      <w:r>
+        <w:t xml:space="preserve"> </w:t>
       </w:r>
     </w:p>
     <w:p>
-      <w:r>
-        <w:t>________________________________________________________________________________</w:t>
+      <w:pPr>
+        <w:pStyle w:val="ListParagraph"/>
+        <w:numPr>
+          <w:ilvl w:val="0"/>
+          <w:numId w:val="10"/>
+        </w:numPr>
+      </w:pPr>
+      <w:r>
+        <w:rPr>
+          <w:b/>
+          <w:bCs/>
+        </w:rPr>
+        <w:t>FR-04:</w:t>
+      </w:r>
+      <w:r>
+        <w:t xml:space="preserve"> Students must be able to submit completed daily records for review. (Priority: High) | </w:t>
+      </w:r>
+      <w:r>
+        <w:rPr>
+          <w:i/>
+          <w:iCs/>
+        </w:rPr>
+        <w:t>Acceptance Criterion: Record successfully transitions to a "pending" state for mentor review upon submission.</w:t>
+      </w:r>
+      <w:r>
+        <w:t xml:space="preserve"> </w:t>
       </w:r>
     </w:p>
     <w:p>
-      <w:r>
-        <w:t>________________________________________________________________________________</w:t>
+      <w:pPr>
+        <w:pStyle w:val="ListParagraph"/>
+        <w:numPr>
+          <w:ilvl w:val="0"/>
+          <w:numId w:val="10"/>
+        </w:numPr>
+      </w:pPr>
+      <w:r>
+        <w:rPr>
+          <w:b/>
+          <w:bCs/>
+        </w:rPr>
+        <w:t>FR-05:</w:t>
+      </w:r>
+      <w:r>
+        <w:t xml:space="preserve"> Students must be able to upload supporting documents or evidence related to their daily records. (Priority: High) | </w:t>
+      </w:r>
+      <w:r>
+        <w:rPr>
+          <w:i/>
+          <w:iCs/>
+        </w:rPr>
+        <w:t>Acceptance Criterion: The system accepts and securely attaches file uploads to the respective daily record.</w:t>
+      </w:r>
+      <w:r>
+        <w:t xml:space="preserve"> </w:t>
       </w:r>
     </w:p>
     <w:p>
-      <w:r>
-        <w:t>________________________________________________________________________________</w:t>
+      <w:pPr>
+        <w:pStyle w:val="ListParagraph"/>
+        <w:numPr>
+          <w:ilvl w:val="0"/>
+          <w:numId w:val="10"/>
+        </w:numPr>
+      </w:pPr>
+      <w:r>
+        <w:rPr>
+          <w:b/>
+          <w:bCs/>
+        </w:rPr>
+        <w:t>FR-06:</w:t>
+      </w:r>
+      <w:r>
+        <w:t xml:space="preserve"> Workplace mentors must be able to view records submitted by their assigned students. (Priority: High) | </w:t>
+      </w:r>
+      <w:r>
+        <w:rPr>
+          <w:i/>
+          <w:iCs/>
+        </w:rPr>
+        <w:t>Acceptance Criterion: Mentors can access a populated list of pending records from their specific mentees.</w:t>
+      </w:r>
+      <w:r>
+        <w:t xml:space="preserve"> </w:t>
       </w:r>
     </w:p>
     <w:p>
-      <w:r>
-        <w:t>________________________________________________________________________________</w:t>
+      <w:pPr>
+        <w:pStyle w:val="ListParagraph"/>
+        <w:numPr>
+          <w:ilvl w:val="0"/>
+          <w:numId w:val="10"/>
+        </w:numPr>
+      </w:pPr>
+      <w:r>
+        <w:rPr>
+          <w:b/>
+          <w:bCs/>
+        </w:rPr>
+        <w:t>FR-07:</w:t>
+      </w:r>
+      <w:r>
+        <w:t xml:space="preserve"> Workplace mentors must be able to approve records or request corrections with feedback. (Priority: High) | </w:t>
+      </w:r>
+      <w:r>
+        <w:rPr>
+          <w:i/>
+          <w:iCs/>
+        </w:rPr>
+        <w:t>Acceptance Criterion: The system allows mentors to attach feedback notes and update the record state accordingly.</w:t>
+      </w:r>
+      <w:r>
+        <w:t xml:space="preserve"> </w:t>
       </w:r>
     </w:p>
     <w:p>
-      <w:r>
-        <w:t>________________________________________________________________________________</w:t>
+      <w:pPr>
+        <w:pStyle w:val="ListParagraph"/>
+        <w:numPr>
+          <w:ilvl w:val="0"/>
+          <w:numId w:val="10"/>
+        </w:numPr>
+      </w:pPr>
+      <w:r>
+        <w:rPr>
+          <w:b/>
+          <w:bCs/>
+        </w:rPr>
+        <w:t>FR-08:</w:t>
+      </w:r>
+      <w:r>
+        <w:t xml:space="preserve"> The system must display the status of each record as pending, approved, or requiring corrections. (Priority: High) | </w:t>
+      </w:r>
+      <w:r>
+        <w:rPr>
+          <w:i/>
+          <w:iCs/>
+        </w:rPr>
+        <w:t>Acceptance Criterion: Clear status indicators are visible on both the student and mentor dashboards.</w:t>
+      </w:r>
+      <w:r>
+        <w:t xml:space="preserve"> </w:t>
       </w:r>
     </w:p>
     <w:p>
-      <w:r>
-        <w:t>________________________________________________________________________________</w:t>
+      <w:pPr>
+        <w:pStyle w:val="ListParagraph"/>
+        <w:numPr>
+          <w:ilvl w:val="0"/>
+          <w:numId w:val="10"/>
+        </w:numPr>
+      </w:pPr>
+      <w:r>
+        <w:rPr>
+          <w:b/>
+          <w:bCs/>
+        </w:rPr>
+        <w:t>FR-09:</w:t>
+      </w:r>
+      <w:r>
+        <w:t xml:space="preserve"> Students must be able to view their previous submissions and their status. (Priority: Medium) | </w:t>
+      </w:r>
+      <w:r>
+        <w:rPr>
+          <w:i/>
+          <w:iCs/>
+        </w:rPr>
+        <w:t>Acceptance Criterion: A history log is available for students to track past entries.</w:t>
+      </w:r>
+      <w:r>
+        <w:t xml:space="preserve"> </w:t>
       </w:r>
     </w:p>
     <w:p>
-      <w:r>
-        <w:t>________________________________________________________________________________</w:t>
+      <w:pPr>
+        <w:pStyle w:val="ListParagraph"/>
+        <w:numPr>
+          <w:ilvl w:val="0"/>
+          <w:numId w:val="10"/>
+        </w:numPr>
+      </w:pPr>
+      <w:r>
+        <w:rPr>
+          <w:b/>
+          <w:bCs/>
+        </w:rPr>
+        <w:t>FR-10:</w:t>
+      </w:r>
+      <w:r>
+        <w:t xml:space="preserve"> Coordinators must be able to identify students with outstanding or missing records. (Priority: High) | </w:t>
+      </w:r>
+      <w:r>
+        <w:rPr>
+          <w:i/>
+          <w:iCs/>
+        </w:rPr>
+        <w:t>Acceptance Criterion: Coordinators have access to a reporting view highlighting unsubmitted mandatory records.</w:t>
+      </w:r>
+      <w:r>
+        <w:t xml:space="preserve"> </w:t>
       </w:r>
     </w:p>
     <w:p>
-      <w:r>
-        <w:t>________________________________________________________________________________</w:t>
+      <w:pPr>
+        <w:pStyle w:val="ListParagraph"/>
+        <w:numPr>
+          <w:ilvl w:val="0"/>
+          <w:numId w:val="10"/>
+        </w:numPr>
+      </w:pPr>
+      <w:r>
+        <w:rPr>
+          <w:b/>
+          <w:bCs/>
+        </w:rPr>
+        <w:t>FR-11:</w:t>
+      </w:r>
+      <w:r>
+        <w:t xml:space="preserve"> Lecturers must be able to monitor student progress and identify students who are falling behind. (Priority: High) | </w:t>
+      </w:r>
+      <w:r>
+        <w:rPr>
+          <w:i/>
+          <w:iCs/>
+        </w:rPr>
+        <w:t>Acceptance Criterion: Lecturers can view aggregated metrics on student progression.</w:t>
+      </w:r>
+      <w:r>
+        <w:t xml:space="preserve"> </w:t>
       </w:r>
     </w:p>
     <w:p>
       <w:pPr>
-        <w:pStyle w:val="Heading1"/>
-      </w:pPr>
-      <w:r>
-        <w:t>4. Non-Functional Requirements</w:t>
+        <w:pStyle w:val="ListParagraph"/>
+        <w:numPr>
+          <w:ilvl w:val="0"/>
+          <w:numId w:val="10"/>
+        </w:numPr>
+      </w:pPr>
+      <w:r>
+        <w:rPr>
+          <w:b/>
+          <w:bCs/>
+        </w:rPr>
+        <w:t>FR-12:</w:t>
+      </w:r>
+      <w:r>
+        <w:t xml:space="preserve"> The system must record the dates and times of submissions and verifications. (Priority: High) | </w:t>
+      </w:r>
+      <w:r>
+        <w:rPr>
+          <w:i/>
+          <w:iCs/>
+        </w:rPr>
+        <w:t>Acceptance Criterion: All record interactions generate accurate, automated timestamps.</w:t>
+      </w:r>
+      <w:r>
+        <w:t xml:space="preserve"> </w:t>
       </w:r>
     </w:p>
     <w:p>
-      <w:r>
-        <w:t>Use IDs NFR-01 etc. Include measurable criteria.</w:t>
+      <w:pPr>
+        <w:pStyle w:val="ListParagraph"/>
+        <w:numPr>
+          <w:ilvl w:val="0"/>
+          <w:numId w:val="10"/>
+        </w:numPr>
+      </w:pPr>
+      <w:r>
+        <w:rPr>
+          <w:b/>
+          <w:bCs/>
+        </w:rPr>
+        <w:t>FR-13:</w:t>
+      </w:r>
+      <w:r>
+        <w:t xml:space="preserve"> Authorized users must be able to view relevant student activity and progress information. (Priority: Medium) | </w:t>
+      </w:r>
+      <w:r>
+        <w:rPr>
+          <w:i/>
+          <w:iCs/>
+        </w:rPr>
+        <w:t>Acceptance Criterion: Dashboard information dynamically updates based on the viewing user's authorization level.</w:t>
+      </w:r>
+      <w:r>
+        <w:t xml:space="preserve"> </w:t>
       </w:r>
     </w:p>
     <w:p>
-      <w:r>
-        <w:lastRenderedPageBreak/>
-        <w:t>________________________________________________________________________________</w:t>
+      <w:pPr>
+        <w:pStyle w:val="ListParagraph"/>
+        <w:numPr>
+          <w:ilvl w:val="0"/>
+          <w:numId w:val="10"/>
+        </w:numPr>
+      </w:pPr>
+      <w:r>
+        <w:rPr>
+          <w:b/>
+          <w:bCs/>
+        </w:rPr>
+        <w:t>FR-14:</w:t>
+      </w:r>
+      <w:r>
+        <w:t xml:space="preserve"> Users must be able to log out of their accounts securely. (Priority: High) | </w:t>
+      </w:r>
+      <w:r>
+        <w:rPr>
+          <w:i/>
+          <w:iCs/>
+        </w:rPr>
+        <w:t>Acceptance Criterion: Active sessions are completely terminated upon logging out.</w:t>
+      </w:r>
+      <w:r>
+        <w:t xml:space="preserve"> </w:t>
       </w:r>
     </w:p>
     <w:p>
-      <w:r>
-        <w:t>________________________________________________________________________________</w:t>
+      <w:pPr>
+        <w:pStyle w:val="Heading1"/>
+      </w:pPr>
+      <w:r>
+        <w:lastRenderedPageBreak/>
+        <w:t>4. Non-Functional Requirements</w:t>
       </w:r>
     </w:p>
     <w:p>
       <w:r>
-        <w:t>________________________________________________________________________________</w:t>
+        <w:t>Use IDs NFR-01 etc. Include measurable criteria.</w:t>
       </w:r>
     </w:p>
     <w:p>
-      <w:r>
-        <w:t>________________________________________________________________________________</w:t>
+      <w:pPr>
+        <w:pStyle w:val="ListParagraph"/>
+        <w:numPr>
+          <w:ilvl w:val="0"/>
+          <w:numId w:val="12"/>
+        </w:numPr>
+      </w:pPr>
+      <w:r>
+        <w:rPr>
+          <w:b/>
+          <w:bCs/>
+        </w:rPr>
+        <w:t>NFR-01 (Usability):</w:t>
+      </w:r>
+      <w:r>
+        <w:t xml:space="preserve"> TrackWIL should feature a simple, understandable interface for seamless navigation, record submission, and status checking. </w:t>
       </w:r>
     </w:p>
     <w:p>
-      <w:r>
-        <w:t>________________________________________________________________________________</w:t>
+      <w:pPr>
+        <w:pStyle w:val="ListParagraph"/>
+        <w:numPr>
+          <w:ilvl w:val="0"/>
+          <w:numId w:val="12"/>
+        </w:numPr>
+      </w:pPr>
+      <w:r>
+        <w:rPr>
+          <w:b/>
+          <w:bCs/>
+        </w:rPr>
+        <w:t>NFR-02 (Performance):</w:t>
+      </w:r>
+      <w:r>
+        <w:t xml:space="preserve"> The system must load dashboard information and process document submissions within defined, acceptable response-time targets without unnecessary delays. </w:t>
       </w:r>
     </w:p>
     <w:p>
-      <w:r>
-        <w:t>________________________________________________________________________________</w:t>
+      <w:pPr>
+        <w:pStyle w:val="ListParagraph"/>
+        <w:numPr>
+          <w:ilvl w:val="0"/>
+          <w:numId w:val="12"/>
+        </w:numPr>
+      </w:pPr>
+      <w:r>
+        <w:rPr>
+          <w:b/>
+          <w:bCs/>
+        </w:rPr>
+        <w:t>NFR-03 (Security):</w:t>
+      </w:r>
+      <w:r>
+        <w:t xml:space="preserve"> The system must enforce role-based access control, secure document handling, and proper authentication mechanisms. </w:t>
       </w:r>
     </w:p>
     <w:p>
-      <w:r>
-        <w:t>________________________________________________________________________________</w:t>
+      <w:pPr>
+        <w:pStyle w:val="ListParagraph"/>
+        <w:numPr>
+          <w:ilvl w:val="0"/>
+          <w:numId w:val="12"/>
+        </w:numPr>
+      </w:pPr>
+      <w:r>
+        <w:rPr>
+          <w:b/>
+          <w:bCs/>
+        </w:rPr>
+        <w:t>NFR-04 (Reliability):</w:t>
+      </w:r>
+      <w:r>
+        <w:t xml:space="preserve"> TrackWIL must guarantee the reliable storage of submitted records and documents, utilizing backup and recovery measures to mitigate data loss risks. </w:t>
       </w:r>
     </w:p>
     <w:p>
       <w:pPr>
-        <w:pStyle w:val="Heading1"/>
-      </w:pPr>
-      <w:r>
-        <w:t>5. Use Cases / User Stories</w:t>
+        <w:pStyle w:val="ListParagraph"/>
+        <w:numPr>
+          <w:ilvl w:val="0"/>
+          <w:numId w:val="12"/>
+        </w:numPr>
+      </w:pPr>
+      <w:r>
+        <w:rPr>
+          <w:b/>
+          <w:bCs/>
+        </w:rPr>
+        <w:t>NFR-05 (Maintainability):</w:t>
+      </w:r>
+      <w:r>
+        <w:t xml:space="preserve"> The application will utilize an organized project structure and clear documentation to support developers in correcting errors, maintaining features, and updating the system over time. </w:t>
       </w:r>
     </w:p>
     <w:p>
-      <w:r>
-        <w:t>Document actor, preconditions, main flow, alternatives and postconditions.</w:t>
+      <w:pPr>
+        <w:pStyle w:val="ListParagraph"/>
+        <w:numPr>
+          <w:ilvl w:val="0"/>
+          <w:numId w:val="12"/>
+        </w:numPr>
+      </w:pPr>
+      <w:r>
+        <w:rPr>
+          <w:b/>
+          <w:bCs/>
+        </w:rPr>
+        <w:t>NFR-06 (Compatibility):</w:t>
+      </w:r>
+      <w:r>
+        <w:t xml:space="preserve"> The interface must adaptively support different screen sizes, including mobile phones, tablets, and computers, across commonly used modern web browsers. </w:t>
       </w:r>
     </w:p>
     <w:p>
-      <w:r>
-        <w:t>________________________________________________________________________________</w:t>
+      <w:pPr>
+        <w:pStyle w:val="ListParagraph"/>
+        <w:numPr>
+          <w:ilvl w:val="0"/>
+          <w:numId w:val="12"/>
+        </w:numPr>
+      </w:pPr>
+      <w:r>
+        <w:rPr>
+          <w:b/>
+          <w:bCs/>
+        </w:rPr>
+        <w:t>NFR-07 (Data Integrity):</w:t>
+      </w:r>
+      <w:r>
+        <w:t xml:space="preserve"> The system must maintain accurate data relationships, strictly linking submissions to correct placements and students, and restricting changes exclusively to authorized users. </w:t>
       </w:r>
     </w:p>
     <w:p>
-      <w:r>
-        <w:t>________________________________________________________________________________</w:t>
+      <w:pPr>
+        <w:pStyle w:val="ListParagraph"/>
+        <w:numPr>
+          <w:ilvl w:val="0"/>
+          <w:numId w:val="12"/>
+        </w:numPr>
+      </w:pPr>
+      <w:r>
+        <w:rPr>
+          <w:b/>
+          <w:bCs/>
+        </w:rPr>
+        <w:t>NFR-08 (Privacy):</w:t>
+      </w:r>
+      <w:r>
+        <w:t xml:space="preserve"> Access to WIL documents and personal information must be strictly limited to users who require the data to fulfill their specific responsibilities. </w:t>
       </w:r>
     </w:p>
     <w:p>
-      <w:r>
-        <w:t>________________________________________________________________________________</w:t>
+      <w:pPr>
+        <w:pStyle w:val="Heading1"/>
+      </w:pPr>
+      <w:r>
+        <w:t>5. Use Cases / User Stories</w:t>
       </w:r>
     </w:p>
     <w:p>
       <w:r>
-        <w:t>________________________________________________________________________________</w:t>
+        <w:t>Document actor, preconditions, main flow, alternatives and postconditions.</w:t>
       </w:r>
     </w:p>
     <w:p>
-      <w:r>
-        <w:t>________________________________________________________________________________</w:t>
+      <w:pPr>
+        <w:pStyle w:val="ListParagraph"/>
+        <w:numPr>
+          <w:ilvl w:val="0"/>
+          <w:numId w:val="13"/>
+        </w:numPr>
+      </w:pPr>
+      <w:r>
+        <w:rPr>
+          <w:b/>
+          <w:bCs/>
+        </w:rPr>
+        <w:t>US-01: Student Login:</w:t>
+      </w:r>
+      <w:r>
+        <w:t xml:space="preserve"> As a student, I want to log in securely so that I can access my WIL records and dashboard. </w:t>
       </w:r>
     </w:p>
     <w:p>
-      <w:r>
-        <w:t>________________________________________________________________________________</w:t>
+      <w:pPr>
+        <w:pStyle w:val="ListParagraph"/>
+        <w:numPr>
+          <w:ilvl w:val="0"/>
+          <w:numId w:val="13"/>
+        </w:numPr>
+      </w:pPr>
+      <w:r>
+        <w:rPr>
+          <w:b/>
+          <w:bCs/>
+        </w:rPr>
+        <w:t>US-02: Daily Record Submission:</w:t>
+      </w:r>
+      <w:r>
+        <w:t xml:space="preserve"> As a student, I want to create and submit a daily WIL record so that my workplace activities are documented and stored in one place. </w:t>
       </w:r>
     </w:p>
     <w:p>
-      <w:r>
-        <w:t>________________________________________________________________________________</w:t>
+      <w:pPr>
+        <w:pStyle w:val="ListParagraph"/>
+        <w:numPr>
+          <w:ilvl w:val="0"/>
+          <w:numId w:val="13"/>
+        </w:numPr>
+      </w:pPr>
+      <w:r>
+        <w:rPr>
+          <w:b/>
+          <w:bCs/>
+        </w:rPr>
+        <w:t>US-03: Upload Supporting Documents:</w:t>
+      </w:r>
+      <w:r>
+        <w:t xml:space="preserve"> As a student, I want to upload supporting evidence so that my workplace activities can be reviewed without relying entirely on paper documents or email attachments. </w:t>
       </w:r>
     </w:p>
     <w:p>
-      <w:r>
-        <w:t>________________________________________________________________________________</w:t>
+      <w:pPr>
+        <w:pStyle w:val="ListParagraph"/>
+        <w:numPr>
+          <w:ilvl w:val="0"/>
+          <w:numId w:val="13"/>
+        </w:numPr>
+      </w:pPr>
+      <w:r>
+        <w:rPr>
+          <w:b/>
+          <w:bCs/>
+        </w:rPr>
+        <w:t>US-05: Mentor Verification:</w:t>
+      </w:r>
+      <w:r>
+        <w:t xml:space="preserve"> As a workplace mentor, I want to review student submissions and approve them or request corrections so that the records are properly checked. </w:t>
       </w:r>
     </w:p>
     <w:p>
       <w:pPr>
-        <w:pStyle w:val="Heading1"/>
-      </w:pPr>
-      <w:r>
-        <w:t>6. Data Requirements</w:t>
+        <w:pStyle w:val="ListParagraph"/>
+        <w:numPr>
+          <w:ilvl w:val="0"/>
+          <w:numId w:val="13"/>
+        </w:numPr>
+      </w:pPr>
+      <w:r>
+        <w:rPr>
+          <w:b/>
+          <w:bCs/>
+        </w:rPr>
+        <w:t>US-06: Monitor Outstanding Records:</w:t>
+      </w:r>
+      <w:r>
+        <w:t xml:space="preserve"> As a coordinator, I want to identify students with missing or outstanding records so that I can follow up and help ensure that the required documentation is completed. </w:t>
       </w:r>
     </w:p>
     <w:p>
-      <w:r>
-        <w:t>Describe key data entities, validation and retention.</w:t>
+      <w:pPr>
+        <w:pStyle w:val="ListParagraph"/>
+        <w:numPr>
+          <w:ilvl w:val="0"/>
+          <w:numId w:val="13"/>
+        </w:numPr>
+      </w:pPr>
+      <w:r>
+        <w:rPr>
+          <w:b/>
+          <w:bCs/>
+        </w:rPr>
+        <w:t>US-07: Monitor Student Progress:</w:t>
+      </w:r>
+      <w:r>
+        <w:t xml:space="preserve"> As a lecturer, I want to view relevant student progress information so that I can identify students who are falling behind and provide support.</w:t>
+      </w:r>
+    </w:p>
+    <w:p/>
+    <w:p>
+      <w:pPr>
+        <w:pStyle w:val="Heading1"/>
+      </w:pPr>
+      <w:r>
+        <w:lastRenderedPageBreak/>
+        <w:t>6. Data Requirements</w:t>
       </w:r>
     </w:p>
     <w:p>
       <w:r>
-        <w:t>________________________________________________________________________________</w:t>
+        <w:t>Describe key data entities, validation and retention.</w:t>
       </w:r>
     </w:p>
     <w:p>
       <w:r>
-        <w:t>________________________________________________________________________________</w:t>
+        <w:t>The system requires the management of fundamental data entities, including user accounts, WIL placements, daily activity records, document references, and chronological verification histories. Validation rules must ensure that each submission is properly linked to its corresponding student and workplace placement. Important system actions, such as submitting, approving, or requesting corrections on a record, must be documented to maintain an accurate document history. Data must be reliably retained; a relational database architecture (e.g., PostgreSQL) will be used to maintain these complex relationships, while uploaded evidence files will be held in a secure, access-restricted file storage service.</w:t>
       </w:r>
     </w:p>
     <w:p>
-      <w:r>
-        <w:t>________________________________________________________________________________</w:t>
+      <w:pPr>
+        <w:pStyle w:val="Heading1"/>
+      </w:pPr>
+      <w:r>
+        <w:t>7. Interfaces</w:t>
       </w:r>
     </w:p>
     <w:p>
       <w:r>
-        <w:t>________________________________________________________________________________</w:t>
+        <w:t>Describe UI, API, database and external interfaces.</w:t>
       </w:r>
     </w:p>
     <w:p>
-      <w:r>
-        <w:t>________________________________________________________________________________</w:t>
+      <w:pPr>
+        <w:pStyle w:val="ListParagraph"/>
+        <w:numPr>
+          <w:ilvl w:val="0"/>
+          <w:numId w:val="15"/>
+        </w:numPr>
+      </w:pPr>
+      <w:r>
+        <w:rPr>
+          <w:b/>
+          <w:bCs/>
+        </w:rPr>
+        <w:t>User Interface (UI) / Presentation Layer:</w:t>
+      </w:r>
+      <w:r>
+        <w:t xml:space="preserve"> A web-based front-end that provides specific, role-based dashboards for students, mentors, coordinators, and lecturers. It will handle all direct interactions, such as record creation, file uploading, and status monitoring. </w:t>
       </w:r>
     </w:p>
     <w:p>
       <w:pPr>
-        <w:pStyle w:val="Heading1"/>
-      </w:pPr>
-      <w:r>
-        <w:lastRenderedPageBreak/>
-        <w:t>7. Interfaces</w:t>
+        <w:pStyle w:val="ListParagraph"/>
+        <w:numPr>
+          <w:ilvl w:val="0"/>
+          <w:numId w:val="15"/>
+        </w:numPr>
+      </w:pPr>
+      <w:r>
+        <w:rPr>
+          <w:b/>
+          <w:bCs/>
+        </w:rPr>
+        <w:t>Application Interface / Business Logic Layer:</w:t>
+      </w:r>
+      <w:r>
+        <w:t xml:space="preserve"> Sits between the UI and database to process logic, authenticate sessions, check role permissions, manage document verification rules, and prevent unauthorized actions (e.g., ensuring a student cannot approve their own submission as a mentor). </w:t>
       </w:r>
     </w:p>
     <w:p>
-      <w:r>
-        <w:t>Describe UI, API, database and external interfaces.</w:t>
+      <w:pPr>
+        <w:pStyle w:val="ListParagraph"/>
+        <w:numPr>
+          <w:ilvl w:val="0"/>
+          <w:numId w:val="15"/>
+        </w:numPr>
+      </w:pPr>
+      <w:r>
+        <w:rPr>
+          <w:b/>
+          <w:bCs/>
+        </w:rPr>
+        <w:t>Database Interface / Data Layer:</w:t>
+      </w:r>
+      <w:r>
+        <w:t xml:space="preserve"> Responsible for retrieving and saving records securely. When a request is validated by the application layer, this interface communicates with the relational database to commit the data and returns a success/failure response back to the user. </w:t>
       </w:r>
     </w:p>
     <w:p>
-      <w:r>
-        <w:t>________________________________________________________________________________</w:t>
+      <w:pPr>
+        <w:pStyle w:val="Heading1"/>
+      </w:pPr>
+      <w:r>
+        <w:t>8. Constraints and Assumptions</w:t>
       </w:r>
     </w:p>
     <w:p>
       <w:r>
-        <w:t>________________________________________________________________________________</w:t>
+        <w:t>Document technical, legal, operational and project constraints.</w:t>
       </w:r>
     </w:p>
     <w:p>
-      <w:r>
-        <w:t>________________________________________________________________________________</w:t>
+      <w:pPr>
+        <w:pStyle w:val="ListParagraph"/>
+        <w:numPr>
+          <w:ilvl w:val="0"/>
+          <w:numId w:val="14"/>
+        </w:numPr>
+      </w:pPr>
+      <w:r>
+        <w:rPr>
+          <w:b/>
+          <w:bCs/>
+        </w:rPr>
+        <w:t>Legal &amp; Privacy Constraints:</w:t>
+      </w:r>
+      <w:r>
+        <w:t xml:space="preserve"> The system must strictly adhere to South African data protection regulations, specifically the Protection of Personal Information Act (POPIA), ensuring that data is only collected for authorized WIL administration purposes and that user consent is handled appropriately. </w:t>
       </w:r>
     </w:p>
     <w:p>
-      <w:r>
-        <w:t>________________________________________________________________________________</w:t>
+      <w:pPr>
+        <w:pStyle w:val="ListParagraph"/>
+        <w:numPr>
+          <w:ilvl w:val="0"/>
+          <w:numId w:val="14"/>
+        </w:numPr>
+      </w:pPr>
+      <w:r>
+        <w:rPr>
+          <w:b/>
+          <w:bCs/>
+        </w:rPr>
+        <w:t>Technical Constraints:</w:t>
+      </w:r>
+      <w:r>
+        <w:t xml:space="preserve"> The development will follow an Agile System Development Life Cycle (SDLC) approach to iteratively test and implement features like login, submissions, and dashboard routing. </w:t>
       </w:r>
     </w:p>
     <w:p>
-      <w:r>
-        <w:t>________________________________________________________________________________</w:t>
+      <w:pPr>
+        <w:pStyle w:val="ListParagraph"/>
+        <w:numPr>
+          <w:ilvl w:val="0"/>
+          <w:numId w:val="14"/>
+        </w:numPr>
+      </w:pPr>
+      <w:r>
+        <w:rPr>
+          <w:b/>
+          <w:bCs/>
+        </w:rPr>
+        <w:t>Operational Assumptions:</w:t>
+      </w:r>
+      <w:r>
+        <w:t xml:space="preserve"> It is assumed that all stakeholders will have access to modern web browsers and an internet connection to utilize the cloud-based functionalities effectively. Mentors are assumed to manually verify the accuracy of work before approving, rather than relying on automated approvals. </w:t>
       </w:r>
     </w:p>
     <w:p>
@@ -522,72 +1232,76 @@
         <w:pStyle w:val="Heading1"/>
       </w:pPr>
       <w:r>
-        <w:t>8. Constraints and Assumptions</w:t>
+        <w:lastRenderedPageBreak/>
+        <w:t>9. Acceptance Criteria</w:t>
       </w:r>
     </w:p>
     <w:p>
       <w:r>
-        <w:t>Document technical, legal, operational and project constraints.</w:t>
+        <w:t>Define what must be true for the solution to be accepted.</w:t>
       </w:r>
     </w:p>
     <w:p>
       <w:r>
-        <w:t>________________________________________________________________________________</w:t>
+        <w:t>The solution will be accepted when:</w:t>
       </w:r>
     </w:p>
     <w:p>
-      <w:r>
-        <w:t>________________________________________________________________________________</w:t>
+      <w:pPr>
+        <w:numPr>
+          <w:ilvl w:val="0"/>
+          <w:numId w:val="16"/>
+        </w:numPr>
+      </w:pPr>
+      <w:r>
+        <w:t xml:space="preserve">Students can successfully log in, fill out daily task records, upload corresponding evidence files, and transmit them for review. </w:t>
       </w:r>
     </w:p>
     <w:p>
-      <w:r>
-        <w:t>________________________________________________________________________________</w:t>
+      <w:pPr>
+        <w:numPr>
+          <w:ilvl w:val="0"/>
+          <w:numId w:val="16"/>
+        </w:numPr>
+      </w:pPr>
+      <w:r>
+        <w:t xml:space="preserve">Workplace mentors can successfully view assigned submissions, toggle statuses to approved, or return records with necessary correction feedback. </w:t>
       </w:r>
     </w:p>
     <w:p>
-      <w:r>
-        <w:t>________________________________________________________________________________</w:t>
+      <w:pPr>
+        <w:numPr>
+          <w:ilvl w:val="0"/>
+          <w:numId w:val="16"/>
+        </w:numPr>
+      </w:pPr>
+      <w:r>
+        <w:t xml:space="preserve">Coordinators and lecturers can successfully pull aggregated data to identify missing documentation and track academic pacing. </w:t>
       </w:r>
     </w:p>
     <w:p>
       <w:pPr>
-        <w:pStyle w:val="Heading1"/>
-      </w:pPr>
-      <w:r>
-        <w:t>9. Acceptance Criteria</w:t>
+        <w:numPr>
+          <w:ilvl w:val="0"/>
+          <w:numId w:val="16"/>
+        </w:numPr>
+      </w:pPr>
+      <w:r>
+        <w:t xml:space="preserve">Role-based security is proven to restrict permissions effectively across the application layer, ensuring data privacy standards and POPIA compliance are met. </w:t>
       </w:r>
     </w:p>
     <w:p>
-      <w:r>
-        <w:t>Define what must be true for the solution to be accepted.</w:t>
+      <w:pPr>
+        <w:numPr>
+          <w:ilvl w:val="0"/>
+          <w:numId w:val="16"/>
+        </w:numPr>
+      </w:pPr>
+      <w:r>
+        <w:t xml:space="preserve">Iterative Agile testing confirms that all primary functional features load and operate without debilitating performance delays or data integrity loss. </w:t>
       </w:r>
     </w:p>
-    <w:p>
-      <w:r>
-        <w:t>________________________________________________________________________________</w:t>
-      </w:r>
-    </w:p>
-    <w:p>
-      <w:r>
-        <w:t>________________________________________________________________________________</w:t>
-      </w:r>
-    </w:p>
-    <w:p>
-      <w:r>
-        <w:t>________________________________________________________________________________</w:t>
-      </w:r>
-    </w:p>
-    <w:p>
-      <w:r>
-        <w:t>________________________________________________________________________________</w:t>
-      </w:r>
-    </w:p>
-    <w:p>
-      <w:r>
-        <w:t>________________________________________________________________________________</w:t>
-      </w:r>
-    </w:p>
+    <w:p/>
     <w:sectPr>
       <w:headerReference w:type="default" r:id="rId8"/>
       <w:footerReference w:type="default" r:id="rId9"/>
@@ -889,6 +1603,824 @@
       </w:rPr>
     </w:lvl>
   </w:abstractNum>
+  <w:abstractNum w:abstractNumId="9" w15:restartNumberingAfterBreak="0">
+    <w:nsid w:val="09E94E2E"/>
+    <w:multiLevelType w:val="hybridMultilevel"/>
+    <w:tmpl w:val="09CC35D0"/>
+    <w:lvl w:ilvl="0" w:tplc="04090001">
+      <w:start w:val="1"/>
+      <w:numFmt w:val="bullet"/>
+      <w:lvlText w:val=""/>
+      <w:lvlJc w:val="left"/>
+      <w:pPr>
+        <w:ind w:left="720" w:hanging="360"/>
+      </w:pPr>
+      <w:rPr>
+        <w:rFonts w:ascii="Symbol" w:hAnsi="Symbol" w:hint="default"/>
+      </w:rPr>
+    </w:lvl>
+    <w:lvl w:ilvl="1" w:tplc="04090003" w:tentative="1">
+      <w:start w:val="1"/>
+      <w:numFmt w:val="bullet"/>
+      <w:lvlText w:val="o"/>
+      <w:lvlJc w:val="left"/>
+      <w:pPr>
+        <w:ind w:left="1440" w:hanging="360"/>
+      </w:pPr>
+      <w:rPr>
+        <w:rFonts w:ascii="Courier New" w:hAnsi="Courier New" w:cs="Courier New" w:hint="default"/>
+      </w:rPr>
+    </w:lvl>
+    <w:lvl w:ilvl="2" w:tplc="04090005" w:tentative="1">
+      <w:start w:val="1"/>
+      <w:numFmt w:val="bullet"/>
+      <w:lvlText w:val=""/>
+      <w:lvlJc w:val="left"/>
+      <w:pPr>
+        <w:ind w:left="2160" w:hanging="360"/>
+      </w:pPr>
+      <w:rPr>
+        <w:rFonts w:ascii="Wingdings" w:hAnsi="Wingdings" w:hint="default"/>
+      </w:rPr>
+    </w:lvl>
+    <w:lvl w:ilvl="3" w:tplc="04090001" w:tentative="1">
+      <w:start w:val="1"/>
+      <w:numFmt w:val="bullet"/>
+      <w:lvlText w:val=""/>
+      <w:lvlJc w:val="left"/>
+      <w:pPr>
+        <w:ind w:left="2880" w:hanging="360"/>
+      </w:pPr>
+      <w:rPr>
+        <w:rFonts w:ascii="Symbol" w:hAnsi="Symbol" w:hint="default"/>
+      </w:rPr>
+    </w:lvl>
+    <w:lvl w:ilvl="4" w:tplc="04090003" w:tentative="1">
+      <w:start w:val="1"/>
+      <w:numFmt w:val="bullet"/>
+      <w:lvlText w:val="o"/>
+      <w:lvlJc w:val="left"/>
+      <w:pPr>
+        <w:ind w:left="3600" w:hanging="360"/>
+      </w:pPr>
+      <w:rPr>
+        <w:rFonts w:ascii="Courier New" w:hAnsi="Courier New" w:cs="Courier New" w:hint="default"/>
+      </w:rPr>
+    </w:lvl>
+    <w:lvl w:ilvl="5" w:tplc="04090005" w:tentative="1">
+      <w:start w:val="1"/>
+      <w:numFmt w:val="bullet"/>
+      <w:lvlText w:val=""/>
+      <w:lvlJc w:val="left"/>
+      <w:pPr>
+        <w:ind w:left="4320" w:hanging="360"/>
+      </w:pPr>
+      <w:rPr>
+        <w:rFonts w:ascii="Wingdings" w:hAnsi="Wingdings" w:hint="default"/>
+      </w:rPr>
+    </w:lvl>
+    <w:lvl w:ilvl="6" w:tplc="04090001" w:tentative="1">
+      <w:start w:val="1"/>
+      <w:numFmt w:val="bullet"/>
+      <w:lvlText w:val=""/>
+      <w:lvlJc w:val="left"/>
+      <w:pPr>
+        <w:ind w:left="5040" w:hanging="360"/>
+      </w:pPr>
+      <w:rPr>
+        <w:rFonts w:ascii="Symbol" w:hAnsi="Symbol" w:hint="default"/>
+      </w:rPr>
+    </w:lvl>
+    <w:lvl w:ilvl="7" w:tplc="04090003" w:tentative="1">
+      <w:start w:val="1"/>
+      <w:numFmt w:val="bullet"/>
+      <w:lvlText w:val="o"/>
+      <w:lvlJc w:val="left"/>
+      <w:pPr>
+        <w:ind w:left="5760" w:hanging="360"/>
+      </w:pPr>
+      <w:rPr>
+        <w:rFonts w:ascii="Courier New" w:hAnsi="Courier New" w:cs="Courier New" w:hint="default"/>
+      </w:rPr>
+    </w:lvl>
+    <w:lvl w:ilvl="8" w:tplc="04090005" w:tentative="1">
+      <w:start w:val="1"/>
+      <w:numFmt w:val="bullet"/>
+      <w:lvlText w:val=""/>
+      <w:lvlJc w:val="left"/>
+      <w:pPr>
+        <w:ind w:left="6480" w:hanging="360"/>
+      </w:pPr>
+      <w:rPr>
+        <w:rFonts w:ascii="Wingdings" w:hAnsi="Wingdings" w:hint="default"/>
+      </w:rPr>
+    </w:lvl>
+  </w:abstractNum>
+  <w:abstractNum w:abstractNumId="10" w15:restartNumberingAfterBreak="0">
+    <w:nsid w:val="21451644"/>
+    <w:multiLevelType w:val="hybridMultilevel"/>
+    <w:tmpl w:val="CAFEE6DC"/>
+    <w:lvl w:ilvl="0" w:tplc="04090001">
+      <w:start w:val="1"/>
+      <w:numFmt w:val="bullet"/>
+      <w:lvlText w:val=""/>
+      <w:lvlJc w:val="left"/>
+      <w:pPr>
+        <w:ind w:left="720" w:hanging="360"/>
+      </w:pPr>
+      <w:rPr>
+        <w:rFonts w:ascii="Symbol" w:hAnsi="Symbol" w:hint="default"/>
+      </w:rPr>
+    </w:lvl>
+    <w:lvl w:ilvl="1" w:tplc="04090003" w:tentative="1">
+      <w:start w:val="1"/>
+      <w:numFmt w:val="bullet"/>
+      <w:lvlText w:val="o"/>
+      <w:lvlJc w:val="left"/>
+      <w:pPr>
+        <w:ind w:left="1440" w:hanging="360"/>
+      </w:pPr>
+      <w:rPr>
+        <w:rFonts w:ascii="Courier New" w:hAnsi="Courier New" w:cs="Courier New" w:hint="default"/>
+      </w:rPr>
+    </w:lvl>
+    <w:lvl w:ilvl="2" w:tplc="04090005" w:tentative="1">
+      <w:start w:val="1"/>
+      <w:numFmt w:val="bullet"/>
+      <w:lvlText w:val=""/>
+      <w:lvlJc w:val="left"/>
+      <w:pPr>
+        <w:ind w:left="2160" w:hanging="360"/>
+      </w:pPr>
+      <w:rPr>
+        <w:rFonts w:ascii="Wingdings" w:hAnsi="Wingdings" w:hint="default"/>
+      </w:rPr>
+    </w:lvl>
+    <w:lvl w:ilvl="3" w:tplc="04090001" w:tentative="1">
+      <w:start w:val="1"/>
+      <w:numFmt w:val="bullet"/>
+      <w:lvlText w:val=""/>
+      <w:lvlJc w:val="left"/>
+      <w:pPr>
+        <w:ind w:left="2880" w:hanging="360"/>
+      </w:pPr>
+      <w:rPr>
+        <w:rFonts w:ascii="Symbol" w:hAnsi="Symbol" w:hint="default"/>
+      </w:rPr>
+    </w:lvl>
+    <w:lvl w:ilvl="4" w:tplc="04090003" w:tentative="1">
+      <w:start w:val="1"/>
+      <w:numFmt w:val="bullet"/>
+      <w:lvlText w:val="o"/>
+      <w:lvlJc w:val="left"/>
+      <w:pPr>
+        <w:ind w:left="3600" w:hanging="360"/>
+      </w:pPr>
+      <w:rPr>
+        <w:rFonts w:ascii="Courier New" w:hAnsi="Courier New" w:cs="Courier New" w:hint="default"/>
+      </w:rPr>
+    </w:lvl>
+    <w:lvl w:ilvl="5" w:tplc="04090005" w:tentative="1">
+      <w:start w:val="1"/>
+      <w:numFmt w:val="bullet"/>
+      <w:lvlText w:val=""/>
+      <w:lvlJc w:val="left"/>
+      <w:pPr>
+        <w:ind w:left="4320" w:hanging="360"/>
+      </w:pPr>
+      <w:rPr>
+        <w:rFonts w:ascii="Wingdings" w:hAnsi="Wingdings" w:hint="default"/>
+      </w:rPr>
+    </w:lvl>
+    <w:lvl w:ilvl="6" w:tplc="04090001" w:tentative="1">
+      <w:start w:val="1"/>
+      <w:numFmt w:val="bullet"/>
+      <w:lvlText w:val=""/>
+      <w:lvlJc w:val="left"/>
+      <w:pPr>
+        <w:ind w:left="5040" w:hanging="360"/>
+      </w:pPr>
+      <w:rPr>
+        <w:rFonts w:ascii="Symbol" w:hAnsi="Symbol" w:hint="default"/>
+      </w:rPr>
+    </w:lvl>
+    <w:lvl w:ilvl="7" w:tplc="04090003" w:tentative="1">
+      <w:start w:val="1"/>
+      <w:numFmt w:val="bullet"/>
+      <w:lvlText w:val="o"/>
+      <w:lvlJc w:val="left"/>
+      <w:pPr>
+        <w:ind w:left="5760" w:hanging="360"/>
+      </w:pPr>
+      <w:rPr>
+        <w:rFonts w:ascii="Courier New" w:hAnsi="Courier New" w:cs="Courier New" w:hint="default"/>
+      </w:rPr>
+    </w:lvl>
+    <w:lvl w:ilvl="8" w:tplc="04090005" w:tentative="1">
+      <w:start w:val="1"/>
+      <w:numFmt w:val="bullet"/>
+      <w:lvlText w:val=""/>
+      <w:lvlJc w:val="left"/>
+      <w:pPr>
+        <w:ind w:left="6480" w:hanging="360"/>
+      </w:pPr>
+      <w:rPr>
+        <w:rFonts w:ascii="Wingdings" w:hAnsi="Wingdings" w:hint="default"/>
+      </w:rPr>
+    </w:lvl>
+  </w:abstractNum>
+  <w:abstractNum w:abstractNumId="11" w15:restartNumberingAfterBreak="0">
+    <w:nsid w:val="3C9853D9"/>
+    <w:multiLevelType w:val="hybridMultilevel"/>
+    <w:tmpl w:val="FDD2155E"/>
+    <w:lvl w:ilvl="0" w:tplc="04090001">
+      <w:start w:val="1"/>
+      <w:numFmt w:val="bullet"/>
+      <w:lvlText w:val=""/>
+      <w:lvlJc w:val="left"/>
+      <w:pPr>
+        <w:ind w:left="720" w:hanging="360"/>
+      </w:pPr>
+      <w:rPr>
+        <w:rFonts w:ascii="Symbol" w:hAnsi="Symbol" w:hint="default"/>
+      </w:rPr>
+    </w:lvl>
+    <w:lvl w:ilvl="1" w:tplc="04090003" w:tentative="1">
+      <w:start w:val="1"/>
+      <w:numFmt w:val="bullet"/>
+      <w:lvlText w:val="o"/>
+      <w:lvlJc w:val="left"/>
+      <w:pPr>
+        <w:ind w:left="1440" w:hanging="360"/>
+      </w:pPr>
+      <w:rPr>
+        <w:rFonts w:ascii="Courier New" w:hAnsi="Courier New" w:cs="Courier New" w:hint="default"/>
+      </w:rPr>
+    </w:lvl>
+    <w:lvl w:ilvl="2" w:tplc="04090005" w:tentative="1">
+      <w:start w:val="1"/>
+      <w:numFmt w:val="bullet"/>
+      <w:lvlText w:val=""/>
+      <w:lvlJc w:val="left"/>
+      <w:pPr>
+        <w:ind w:left="2160" w:hanging="360"/>
+      </w:pPr>
+      <w:rPr>
+        <w:rFonts w:ascii="Wingdings" w:hAnsi="Wingdings" w:hint="default"/>
+      </w:rPr>
+    </w:lvl>
+    <w:lvl w:ilvl="3" w:tplc="04090001" w:tentative="1">
+      <w:start w:val="1"/>
+      <w:numFmt w:val="bullet"/>
+      <w:lvlText w:val=""/>
+      <w:lvlJc w:val="left"/>
+      <w:pPr>
+        <w:ind w:left="2880" w:hanging="360"/>
+      </w:pPr>
+      <w:rPr>
+        <w:rFonts w:ascii="Symbol" w:hAnsi="Symbol" w:hint="default"/>
+      </w:rPr>
+    </w:lvl>
+    <w:lvl w:ilvl="4" w:tplc="04090003" w:tentative="1">
+      <w:start w:val="1"/>
+      <w:numFmt w:val="bullet"/>
+      <w:lvlText w:val="o"/>
+      <w:lvlJc w:val="left"/>
+      <w:pPr>
+        <w:ind w:left="3600" w:hanging="360"/>
+      </w:pPr>
+      <w:rPr>
+        <w:rFonts w:ascii="Courier New" w:hAnsi="Courier New" w:cs="Courier New" w:hint="default"/>
+      </w:rPr>
+    </w:lvl>
+    <w:lvl w:ilvl="5" w:tplc="04090005" w:tentative="1">
+      <w:start w:val="1"/>
+      <w:numFmt w:val="bullet"/>
+      <w:lvlText w:val=""/>
+      <w:lvlJc w:val="left"/>
+      <w:pPr>
+        <w:ind w:left="4320" w:hanging="360"/>
+      </w:pPr>
+      <w:rPr>
+        <w:rFonts w:ascii="Wingdings" w:hAnsi="Wingdings" w:hint="default"/>
+      </w:rPr>
+    </w:lvl>
+    <w:lvl w:ilvl="6" w:tplc="04090001" w:tentative="1">
+      <w:start w:val="1"/>
+      <w:numFmt w:val="bullet"/>
+      <w:lvlText w:val=""/>
+      <w:lvlJc w:val="left"/>
+      <w:pPr>
+        <w:ind w:left="5040" w:hanging="360"/>
+      </w:pPr>
+      <w:rPr>
+        <w:rFonts w:ascii="Symbol" w:hAnsi="Symbol" w:hint="default"/>
+      </w:rPr>
+    </w:lvl>
+    <w:lvl w:ilvl="7" w:tplc="04090003" w:tentative="1">
+      <w:start w:val="1"/>
+      <w:numFmt w:val="bullet"/>
+      <w:lvlText w:val="o"/>
+      <w:lvlJc w:val="left"/>
+      <w:pPr>
+        <w:ind w:left="5760" w:hanging="360"/>
+      </w:pPr>
+      <w:rPr>
+        <w:rFonts w:ascii="Courier New" w:hAnsi="Courier New" w:cs="Courier New" w:hint="default"/>
+      </w:rPr>
+    </w:lvl>
+    <w:lvl w:ilvl="8" w:tplc="04090005" w:tentative="1">
+      <w:start w:val="1"/>
+      <w:numFmt w:val="bullet"/>
+      <w:lvlText w:val=""/>
+      <w:lvlJc w:val="left"/>
+      <w:pPr>
+        <w:ind w:left="6480" w:hanging="360"/>
+      </w:pPr>
+      <w:rPr>
+        <w:rFonts w:ascii="Wingdings" w:hAnsi="Wingdings" w:hint="default"/>
+      </w:rPr>
+    </w:lvl>
+  </w:abstractNum>
+  <w:abstractNum w:abstractNumId="12" w15:restartNumberingAfterBreak="0">
+    <w:nsid w:val="3D2E4CDA"/>
+    <w:multiLevelType w:val="multilevel"/>
+    <w:tmpl w:val="075476B8"/>
+    <w:lvl w:ilvl="0">
+      <w:start w:val="1"/>
+      <w:numFmt w:val="decimal"/>
+      <w:lvlText w:val="%1."/>
+      <w:lvlJc w:val="left"/>
+      <w:pPr>
+        <w:tabs>
+          <w:tab w:val="num" w:pos="720"/>
+        </w:tabs>
+        <w:ind w:left="720" w:hanging="360"/>
+      </w:pPr>
+      <w:rPr>
+        <w:rFonts w:hint="default"/>
+      </w:rPr>
+    </w:lvl>
+    <w:lvl w:ilvl="1">
+      <w:start w:val="1"/>
+      <w:numFmt w:val="decimal"/>
+      <w:lvlText w:val="%2."/>
+      <w:lvlJc w:val="left"/>
+      <w:pPr>
+        <w:tabs>
+          <w:tab w:val="num" w:pos="1440"/>
+        </w:tabs>
+        <w:ind w:left="1440" w:hanging="360"/>
+      </w:pPr>
+      <w:rPr>
+        <w:rFonts w:hint="default"/>
+      </w:rPr>
+    </w:lvl>
+    <w:lvl w:ilvl="2">
+      <w:start w:val="1"/>
+      <w:numFmt w:val="decimal"/>
+      <w:lvlText w:val="%3."/>
+      <w:lvlJc w:val="left"/>
+      <w:pPr>
+        <w:tabs>
+          <w:tab w:val="num" w:pos="2160"/>
+        </w:tabs>
+        <w:ind w:left="2160" w:hanging="360"/>
+      </w:pPr>
+      <w:rPr>
+        <w:rFonts w:hint="default"/>
+      </w:rPr>
+    </w:lvl>
+    <w:lvl w:ilvl="3">
+      <w:start w:val="1"/>
+      <w:numFmt w:val="decimal"/>
+      <w:lvlText w:val="%4."/>
+      <w:lvlJc w:val="left"/>
+      <w:pPr>
+        <w:tabs>
+          <w:tab w:val="num" w:pos="2880"/>
+        </w:tabs>
+        <w:ind w:left="2880" w:hanging="360"/>
+      </w:pPr>
+      <w:rPr>
+        <w:rFonts w:hint="default"/>
+      </w:rPr>
+    </w:lvl>
+    <w:lvl w:ilvl="4">
+      <w:start w:val="1"/>
+      <w:numFmt w:val="decimal"/>
+      <w:lvlText w:val="%5."/>
+      <w:lvlJc w:val="left"/>
+      <w:pPr>
+        <w:tabs>
+          <w:tab w:val="num" w:pos="3600"/>
+        </w:tabs>
+        <w:ind w:left="3600" w:hanging="360"/>
+      </w:pPr>
+      <w:rPr>
+        <w:rFonts w:hint="default"/>
+      </w:rPr>
+    </w:lvl>
+    <w:lvl w:ilvl="5">
+      <w:start w:val="1"/>
+      <w:numFmt w:val="decimal"/>
+      <w:lvlText w:val="%6."/>
+      <w:lvlJc w:val="left"/>
+      <w:pPr>
+        <w:tabs>
+          <w:tab w:val="num" w:pos="4320"/>
+        </w:tabs>
+        <w:ind w:left="4320" w:hanging="360"/>
+      </w:pPr>
+      <w:rPr>
+        <w:rFonts w:hint="default"/>
+      </w:rPr>
+    </w:lvl>
+    <w:lvl w:ilvl="6">
+      <w:start w:val="1"/>
+      <w:numFmt w:val="decimal"/>
+      <w:lvlText w:val="%7."/>
+      <w:lvlJc w:val="left"/>
+      <w:pPr>
+        <w:tabs>
+          <w:tab w:val="num" w:pos="5040"/>
+        </w:tabs>
+        <w:ind w:left="5040" w:hanging="360"/>
+      </w:pPr>
+      <w:rPr>
+        <w:rFonts w:hint="default"/>
+      </w:rPr>
+    </w:lvl>
+    <w:lvl w:ilvl="7">
+      <w:start w:val="1"/>
+      <w:numFmt w:val="decimal"/>
+      <w:lvlText w:val="%8."/>
+      <w:lvlJc w:val="left"/>
+      <w:pPr>
+        <w:tabs>
+          <w:tab w:val="num" w:pos="5760"/>
+        </w:tabs>
+        <w:ind w:left="5760" w:hanging="360"/>
+      </w:pPr>
+      <w:rPr>
+        <w:rFonts w:hint="default"/>
+      </w:rPr>
+    </w:lvl>
+    <w:lvl w:ilvl="8">
+      <w:start w:val="1"/>
+      <w:numFmt w:val="decimal"/>
+      <w:lvlText w:val="%9."/>
+      <w:lvlJc w:val="left"/>
+      <w:pPr>
+        <w:tabs>
+          <w:tab w:val="num" w:pos="6480"/>
+        </w:tabs>
+        <w:ind w:left="6480" w:hanging="360"/>
+      </w:pPr>
+      <w:rPr>
+        <w:rFonts w:hint="default"/>
+      </w:rPr>
+    </w:lvl>
+  </w:abstractNum>
+  <w:abstractNum w:abstractNumId="13" w15:restartNumberingAfterBreak="0">
+    <w:nsid w:val="46B66740"/>
+    <w:multiLevelType w:val="hybridMultilevel"/>
+    <w:tmpl w:val="FB22EE08"/>
+    <w:lvl w:ilvl="0" w:tplc="04090001">
+      <w:start w:val="1"/>
+      <w:numFmt w:val="bullet"/>
+      <w:lvlText w:val=""/>
+      <w:lvlJc w:val="left"/>
+      <w:pPr>
+        <w:ind w:left="720" w:hanging="360"/>
+      </w:pPr>
+      <w:rPr>
+        <w:rFonts w:ascii="Symbol" w:hAnsi="Symbol" w:hint="default"/>
+      </w:rPr>
+    </w:lvl>
+    <w:lvl w:ilvl="1" w:tplc="04090003" w:tentative="1">
+      <w:start w:val="1"/>
+      <w:numFmt w:val="bullet"/>
+      <w:lvlText w:val="o"/>
+      <w:lvlJc w:val="left"/>
+      <w:pPr>
+        <w:ind w:left="1440" w:hanging="360"/>
+      </w:pPr>
+      <w:rPr>
+        <w:rFonts w:ascii="Courier New" w:hAnsi="Courier New" w:cs="Courier New" w:hint="default"/>
+      </w:rPr>
+    </w:lvl>
+    <w:lvl w:ilvl="2" w:tplc="04090005" w:tentative="1">
+      <w:start w:val="1"/>
+      <w:numFmt w:val="bullet"/>
+      <w:lvlText w:val=""/>
+      <w:lvlJc w:val="left"/>
+      <w:pPr>
+        <w:ind w:left="2160" w:hanging="360"/>
+      </w:pPr>
+      <w:rPr>
+        <w:rFonts w:ascii="Wingdings" w:hAnsi="Wingdings" w:hint="default"/>
+      </w:rPr>
+    </w:lvl>
+    <w:lvl w:ilvl="3" w:tplc="04090001" w:tentative="1">
+      <w:start w:val="1"/>
+      <w:numFmt w:val="bullet"/>
+      <w:lvlText w:val=""/>
+      <w:lvlJc w:val="left"/>
+      <w:pPr>
+        <w:ind w:left="2880" w:hanging="360"/>
+      </w:pPr>
+      <w:rPr>
+        <w:rFonts w:ascii="Symbol" w:hAnsi="Symbol" w:hint="default"/>
+      </w:rPr>
+    </w:lvl>
+    <w:lvl w:ilvl="4" w:tplc="04090003" w:tentative="1">
+      <w:start w:val="1"/>
+      <w:numFmt w:val="bullet"/>
+      <w:lvlText w:val="o"/>
+      <w:lvlJc w:val="left"/>
+      <w:pPr>
+        <w:ind w:left="3600" w:hanging="360"/>
+      </w:pPr>
+      <w:rPr>
+        <w:rFonts w:ascii="Courier New" w:hAnsi="Courier New" w:cs="Courier New" w:hint="default"/>
+      </w:rPr>
+    </w:lvl>
+    <w:lvl w:ilvl="5" w:tplc="04090005" w:tentative="1">
+      <w:start w:val="1"/>
+      <w:numFmt w:val="bullet"/>
+      <w:lvlText w:val=""/>
+      <w:lvlJc w:val="left"/>
+      <w:pPr>
+        <w:ind w:left="4320" w:hanging="360"/>
+      </w:pPr>
+      <w:rPr>
+        <w:rFonts w:ascii="Wingdings" w:hAnsi="Wingdings" w:hint="default"/>
+      </w:rPr>
+    </w:lvl>
+    <w:lvl w:ilvl="6" w:tplc="04090001" w:tentative="1">
+      <w:start w:val="1"/>
+      <w:numFmt w:val="bullet"/>
+      <w:lvlText w:val=""/>
+      <w:lvlJc w:val="left"/>
+      <w:pPr>
+        <w:ind w:left="5040" w:hanging="360"/>
+      </w:pPr>
+      <w:rPr>
+        <w:rFonts w:ascii="Symbol" w:hAnsi="Symbol" w:hint="default"/>
+      </w:rPr>
+    </w:lvl>
+    <w:lvl w:ilvl="7" w:tplc="04090003" w:tentative="1">
+      <w:start w:val="1"/>
+      <w:numFmt w:val="bullet"/>
+      <w:lvlText w:val="o"/>
+      <w:lvlJc w:val="left"/>
+      <w:pPr>
+        <w:ind w:left="5760" w:hanging="360"/>
+      </w:pPr>
+      <w:rPr>
+        <w:rFonts w:ascii="Courier New" w:hAnsi="Courier New" w:cs="Courier New" w:hint="default"/>
+      </w:rPr>
+    </w:lvl>
+    <w:lvl w:ilvl="8" w:tplc="04090005" w:tentative="1">
+      <w:start w:val="1"/>
+      <w:numFmt w:val="bullet"/>
+      <w:lvlText w:val=""/>
+      <w:lvlJc w:val="left"/>
+      <w:pPr>
+        <w:ind w:left="6480" w:hanging="360"/>
+      </w:pPr>
+      <w:rPr>
+        <w:rFonts w:ascii="Wingdings" w:hAnsi="Wingdings" w:hint="default"/>
+      </w:rPr>
+    </w:lvl>
+  </w:abstractNum>
+  <w:abstractNum w:abstractNumId="14" w15:restartNumberingAfterBreak="0">
+    <w:nsid w:val="4DB0251F"/>
+    <w:multiLevelType w:val="hybridMultilevel"/>
+    <w:tmpl w:val="7DBAED6A"/>
+    <w:lvl w:ilvl="0" w:tplc="04090001">
+      <w:start w:val="1"/>
+      <w:numFmt w:val="bullet"/>
+      <w:lvlText w:val=""/>
+      <w:lvlJc w:val="left"/>
+      <w:pPr>
+        <w:ind w:left="720" w:hanging="360"/>
+      </w:pPr>
+      <w:rPr>
+        <w:rFonts w:ascii="Symbol" w:hAnsi="Symbol" w:hint="default"/>
+      </w:rPr>
+    </w:lvl>
+    <w:lvl w:ilvl="1" w:tplc="04090003" w:tentative="1">
+      <w:start w:val="1"/>
+      <w:numFmt w:val="bullet"/>
+      <w:lvlText w:val="o"/>
+      <w:lvlJc w:val="left"/>
+      <w:pPr>
+        <w:ind w:left="1440" w:hanging="360"/>
+      </w:pPr>
+      <w:rPr>
+        <w:rFonts w:ascii="Courier New" w:hAnsi="Courier New" w:cs="Courier New" w:hint="default"/>
+      </w:rPr>
+    </w:lvl>
+    <w:lvl w:ilvl="2" w:tplc="04090005" w:tentative="1">
+      <w:start w:val="1"/>
+      <w:numFmt w:val="bullet"/>
+      <w:lvlText w:val=""/>
+      <w:lvlJc w:val="left"/>
+      <w:pPr>
+        <w:ind w:left="2160" w:hanging="360"/>
+      </w:pPr>
+      <w:rPr>
+        <w:rFonts w:ascii="Wingdings" w:hAnsi="Wingdings" w:hint="default"/>
+      </w:rPr>
+    </w:lvl>
+    <w:lvl w:ilvl="3" w:tplc="04090001" w:tentative="1">
+      <w:start w:val="1"/>
+      <w:numFmt w:val="bullet"/>
+      <w:lvlText w:val=""/>
+      <w:lvlJc w:val="left"/>
+      <w:pPr>
+        <w:ind w:left="2880" w:hanging="360"/>
+      </w:pPr>
+      <w:rPr>
+        <w:rFonts w:ascii="Symbol" w:hAnsi="Symbol" w:hint="default"/>
+      </w:rPr>
+    </w:lvl>
+    <w:lvl w:ilvl="4" w:tplc="04090003" w:tentative="1">
+      <w:start w:val="1"/>
+      <w:numFmt w:val="bullet"/>
+      <w:lvlText w:val="o"/>
+      <w:lvlJc w:val="left"/>
+      <w:pPr>
+        <w:ind w:left="3600" w:hanging="360"/>
+      </w:pPr>
+      <w:rPr>
+        <w:rFonts w:ascii="Courier New" w:hAnsi="Courier New" w:cs="Courier New" w:hint="default"/>
+      </w:rPr>
+    </w:lvl>
+    <w:lvl w:ilvl="5" w:tplc="04090005" w:tentative="1">
+      <w:start w:val="1"/>
+      <w:numFmt w:val="bullet"/>
+      <w:lvlText w:val=""/>
+      <w:lvlJc w:val="left"/>
+      <w:pPr>
+        <w:ind w:left="4320" w:hanging="360"/>
+      </w:pPr>
+      <w:rPr>
+        <w:rFonts w:ascii="Wingdings" w:hAnsi="Wingdings" w:hint="default"/>
+      </w:rPr>
+    </w:lvl>
+    <w:lvl w:ilvl="6" w:tplc="04090001" w:tentative="1">
+      <w:start w:val="1"/>
+      <w:numFmt w:val="bullet"/>
+      <w:lvlText w:val=""/>
+      <w:lvlJc w:val="left"/>
+      <w:pPr>
+        <w:ind w:left="5040" w:hanging="360"/>
+      </w:pPr>
+      <w:rPr>
+        <w:rFonts w:ascii="Symbol" w:hAnsi="Symbol" w:hint="default"/>
+      </w:rPr>
+    </w:lvl>
+    <w:lvl w:ilvl="7" w:tplc="04090003" w:tentative="1">
+      <w:start w:val="1"/>
+      <w:numFmt w:val="bullet"/>
+      <w:lvlText w:val="o"/>
+      <w:lvlJc w:val="left"/>
+      <w:pPr>
+        <w:ind w:left="5760" w:hanging="360"/>
+      </w:pPr>
+      <w:rPr>
+        <w:rFonts w:ascii="Courier New" w:hAnsi="Courier New" w:cs="Courier New" w:hint="default"/>
+      </w:rPr>
+    </w:lvl>
+    <w:lvl w:ilvl="8" w:tplc="04090005" w:tentative="1">
+      <w:start w:val="1"/>
+      <w:numFmt w:val="bullet"/>
+      <w:lvlText w:val=""/>
+      <w:lvlJc w:val="left"/>
+      <w:pPr>
+        <w:ind w:left="6480" w:hanging="360"/>
+      </w:pPr>
+      <w:rPr>
+        <w:rFonts w:ascii="Wingdings" w:hAnsi="Wingdings" w:hint="default"/>
+      </w:rPr>
+    </w:lvl>
+  </w:abstractNum>
+  <w:abstractNum w:abstractNumId="15" w15:restartNumberingAfterBreak="0">
+    <w:nsid w:val="576506CD"/>
+    <w:multiLevelType w:val="hybridMultilevel"/>
+    <w:tmpl w:val="508A305E"/>
+    <w:lvl w:ilvl="0" w:tplc="04090001">
+      <w:start w:val="1"/>
+      <w:numFmt w:val="bullet"/>
+      <w:lvlText w:val=""/>
+      <w:lvlJc w:val="left"/>
+      <w:pPr>
+        <w:ind w:left="720" w:hanging="360"/>
+      </w:pPr>
+      <w:rPr>
+        <w:rFonts w:ascii="Symbol" w:hAnsi="Symbol" w:hint="default"/>
+      </w:rPr>
+    </w:lvl>
+    <w:lvl w:ilvl="1" w:tplc="04090003" w:tentative="1">
+      <w:start w:val="1"/>
+      <w:numFmt w:val="bullet"/>
+      <w:lvlText w:val="o"/>
+      <w:lvlJc w:val="left"/>
+      <w:pPr>
+        <w:ind w:left="1440" w:hanging="360"/>
+      </w:pPr>
+      <w:rPr>
+        <w:rFonts w:ascii="Courier New" w:hAnsi="Courier New" w:cs="Courier New" w:hint="default"/>
+      </w:rPr>
+    </w:lvl>
+    <w:lvl w:ilvl="2" w:tplc="04090005" w:tentative="1">
+      <w:start w:val="1"/>
+      <w:numFmt w:val="bullet"/>
+      <w:lvlText w:val=""/>
+      <w:lvlJc w:val="left"/>
+      <w:pPr>
+        <w:ind w:left="2160" w:hanging="360"/>
+      </w:pPr>
+      <w:rPr>
+        <w:rFonts w:ascii="Wingdings" w:hAnsi="Wingdings" w:hint="default"/>
+      </w:rPr>
+    </w:lvl>
+    <w:lvl w:ilvl="3" w:tplc="04090001" w:tentative="1">
+      <w:start w:val="1"/>
+      <w:numFmt w:val="bullet"/>
+      <w:lvlText w:val=""/>
+      <w:lvlJc w:val="left"/>
+      <w:pPr>
+        <w:ind w:left="2880" w:hanging="360"/>
+      </w:pPr>
+      <w:rPr>
+        <w:rFonts w:ascii="Symbol" w:hAnsi="Symbol" w:hint="default"/>
+      </w:rPr>
+    </w:lvl>
+    <w:lvl w:ilvl="4" w:tplc="04090003" w:tentative="1">
+      <w:start w:val="1"/>
+      <w:numFmt w:val="bullet"/>
+      <w:lvlText w:val="o"/>
+      <w:lvlJc w:val="left"/>
+      <w:pPr>
+        <w:ind w:left="3600" w:hanging="360"/>
+      </w:pPr>
+      <w:rPr>
+        <w:rFonts w:ascii="Courier New" w:hAnsi="Courier New" w:cs="Courier New" w:hint="default"/>
+      </w:rPr>
+    </w:lvl>
+    <w:lvl w:ilvl="5" w:tplc="04090005" w:tentative="1">
+      <w:start w:val="1"/>
+      <w:numFmt w:val="bullet"/>
+      <w:lvlText w:val=""/>
+      <w:lvlJc w:val="left"/>
+      <w:pPr>
+        <w:ind w:left="4320" w:hanging="360"/>
+      </w:pPr>
+      <w:rPr>
+        <w:rFonts w:ascii="Wingdings" w:hAnsi="Wingdings" w:hint="default"/>
+      </w:rPr>
+    </w:lvl>
+    <w:lvl w:ilvl="6" w:tplc="04090001" w:tentative="1">
+      <w:start w:val="1"/>
+      <w:numFmt w:val="bullet"/>
+      <w:lvlText w:val=""/>
+      <w:lvlJc w:val="left"/>
+      <w:pPr>
+        <w:ind w:left="5040" w:hanging="360"/>
+      </w:pPr>
+      <w:rPr>
+        <w:rFonts w:ascii="Symbol" w:hAnsi="Symbol" w:hint="default"/>
+      </w:rPr>
+    </w:lvl>
+    <w:lvl w:ilvl="7" w:tplc="04090003" w:tentative="1">
+      <w:start w:val="1"/>
+      <w:numFmt w:val="bullet"/>
+      <w:lvlText w:val="o"/>
+      <w:lvlJc w:val="left"/>
+      <w:pPr>
+        <w:ind w:left="5760" w:hanging="360"/>
+      </w:pPr>
+      <w:rPr>
+        <w:rFonts w:ascii="Courier New" w:hAnsi="Courier New" w:cs="Courier New" w:hint="default"/>
+      </w:rPr>
+    </w:lvl>
+    <w:lvl w:ilvl="8" w:tplc="04090005" w:tentative="1">
+      <w:start w:val="1"/>
+      <w:numFmt w:val="bullet"/>
+      <w:lvlText w:val=""/>
+      <w:lvlJc w:val="left"/>
+      <w:pPr>
+        <w:ind w:left="6480" w:hanging="360"/>
+      </w:pPr>
+      <w:rPr>
+        <w:rFonts w:ascii="Wingdings" w:hAnsi="Wingdings" w:hint="default"/>
+      </w:rPr>
+    </w:lvl>
+  </w:abstractNum>
   <w:num w:numId="1" w16cid:durableId="1931355753">
     <w:abstractNumId w:val="8"/>
   </w:num>
@@ -915,6 +2447,27 @@
   </w:num>
   <w:num w:numId="9" w16cid:durableId="816530030">
     <w:abstractNumId w:val="0"/>
+  </w:num>
+  <w:num w:numId="10" w16cid:durableId="812452048">
+    <w:abstractNumId w:val="14"/>
+  </w:num>
+  <w:num w:numId="11" w16cid:durableId="7560439">
+    <w:abstractNumId w:val="13"/>
+  </w:num>
+  <w:num w:numId="12" w16cid:durableId="518010758">
+    <w:abstractNumId w:val="15"/>
+  </w:num>
+  <w:num w:numId="13" w16cid:durableId="1855262241">
+    <w:abstractNumId w:val="11"/>
+  </w:num>
+  <w:num w:numId="14" w16cid:durableId="1967851837">
+    <w:abstractNumId w:val="9"/>
+  </w:num>
+  <w:num w:numId="15" w16cid:durableId="1133329832">
+    <w:abstractNumId w:val="10"/>
+  </w:num>
+  <w:num w:numId="16" w16cid:durableId="264004914">
+    <w:abstractNumId w:val="12"/>
   </w:num>
 </w:numbering>
 </file>
@@ -1525,7 +3078,6 @@
   <w:style w:type="character" w:default="1" w:styleId="DefaultParagraphFont">
     <w:name w:val="Default Paragraph Font"/>
     <w:uiPriority w:val="1"/>
-    <w:semiHidden/>
     <w:unhideWhenUsed/>
   </w:style>
   <w:style w:type="table" w:default="1" w:styleId="TableNormal">
@@ -12302,6 +13854,21 @@
         <w:shd w:val="clear" w:color="auto" w:fill="FBCAA2" w:themeFill="accent6" w:themeFillTint="7F"/>
       </w:tcPr>
     </w:tblStylePr>
+  </w:style>
+  <w:style w:type="paragraph" w:styleId="NormalWeb">
+    <w:name w:val="Normal (Web)"/>
+    <w:basedOn w:val="Normal"/>
+    <w:uiPriority w:val="99"/>
+    <w:unhideWhenUsed/>
+    <w:rsid w:val="00571E9D"/>
+    <w:pPr>
+      <w:spacing w:before="100" w:beforeAutospacing="1" w:after="100" w:afterAutospacing="1" w:line="240" w:lineRule="auto"/>
+    </w:pPr>
+    <w:rPr>
+      <w:rFonts w:ascii="Times New Roman" w:eastAsia="Times New Roman" w:hAnsi="Times New Roman" w:cs="Times New Roman"/>
+      <w:sz w:val="24"/>
+      <w:szCs w:val="24"/>
+    </w:rPr>
   </w:style>
 </w:styles>
 </file>

--- a/03_Requirements_and_Methodology/Software_Requirements_Specification_SRS.docx
+++ b/03_Requirements_and_Methodology/Software_Requirements_Specification_SRS.docx
@@ -78,7 +78,7 @@
           </w:tcPr>
           <w:p>
             <w:r>
-              <w:t>TrackWIL</w:t>
+              <w:t>TrackWIL: Work-Integrated Learning Logbook Tracking</w:t>
             </w:r>
           </w:p>
         </w:tc>
@@ -104,7 +104,7 @@
           </w:tcPr>
           <w:p>
             <w:r>
-              <w:t>Gedion Basson, Dylan Shepard, Moegammad Green, Sihle Kayise</w:t>
+              <w:t>Willem Basson, Dylan Shepard, Moegammad Green, Sihle Kayise</w:t>
             </w:r>
           </w:p>
         </w:tc>
@@ -130,7 +130,7 @@
           </w:tcPr>
           <w:p>
             <w:r>
-              <w:t>SPM622</w:t>
+              <w:t>SPM622 (Software Engineering 2)</w:t>
             </w:r>
           </w:p>
         </w:tc>
@@ -156,7 +156,7 @@
           </w:tcPr>
           <w:p>
             <w:r>
-              <w:t>Amanda Raganya</w:t>
+              <w:t>Ms Amenda Raganya</w:t>
             </w:r>
           </w:p>
         </w:tc>
@@ -182,7 +182,7 @@
           </w:tcPr>
           <w:p>
             <w:r>
-              <w:t>Week 3</w:t>
+              <w:t>Week 4: Build, Test and Presentation</w:t>
             </w:r>
           </w:p>
         </w:tc>
@@ -208,36 +208,393 @@
           </w:tcPr>
           <w:p>
             <w:r>
-              <w:t>29 October 2026</w:t>
+              <w:t>23 October 2026</w:t>
             </w:r>
           </w:p>
         </w:tc>
       </w:tr>
     </w:tbl>
     <w:p>
+      <w:pPr>
+        <w:pStyle w:val="Heading1"/>
+      </w:pPr>
       <w:r>
-        <w:br w:type="page"/>
-      </w:r>
-    </w:p>
-    <w:p>
-      <w:pPr>
-        <w:pStyle w:val="Heading1"/>
-      </w:pPr>
-      <w:r>
-        <w:lastRenderedPageBreak/>
         <w:t>1. Purpose and Scope</w:t>
       </w:r>
     </w:p>
     <w:p>
       <w:r>
-        <w:t>Define the product and its boundaries.</w:t>
+        <w:t>This Software Requirements Specification (SRS) defines the complete requirements for TrackWIL version 1.0, the system built and tested in this project. Chapter 3 summarises these requirements, Chapter 4 shows how they were designed and implemented, and Chapter 5 traces every requirement to its test cases in the Requirements Traceability Matrix.</w:t>
       </w:r>
     </w:p>
     <w:p>
       <w:r>
-        <w:t>TrackWIL is a web-based system proposed to improve the management of Work-Integrated Learning (WIL) documents and student progress. The system replaces the manual, paper-reliant process of completing and signing daily WIL documents, which often leads to lost records and processing delays. The scope of the platform includes centralizing the workflow so that students can digitally submit daily work records and evidence, workplace mentors can efficiently review and verify submissions, and academic coordinators and lecturers can seamlessly monitor overall student progress.</w:t>
+        <w:t>TrackWIL is a web-based system that replaces the paper, PDF and email process for Work-Integrated Learning (WIL) logbooks at CTU Training Solutions. Students record daily work and evidence, workplace mentors verify each entry through a one-time link without needing an account, and coordinators and lecturers monitor every student's progress on a shared dashboard.</w:t>
       </w:r>
     </w:p>
+    <w:p>
+      <w:r>
+        <w:rPr>
+          <w:b/>
+        </w:rPr>
+        <w:t>In scope (version 1.0):</w:t>
+      </w:r>
+      <w:r>
+        <w:t xml:space="preserve"> student sign-up and sign-in; daily logbook entries with optional evidence; submission for verification through a one-time link; mentor approval or rejection; entry statuses and verified-hour totals; the coordinator and lecturer dashboard; an SQLite database.</w:t>
+      </w:r>
+    </w:p>
+    <w:p>
+      <w:r>
+        <w:rPr>
+          <w:b/>
+        </w:rPr>
+        <w:t>Out of scope (version 1.0):</w:t>
+      </w:r>
+      <w:r>
+        <w:t xml:space="preserve"> mentor accounts, written mentor feedback, notifications, editing or deleting entries, reports and exports, integration with CTU systems, a mobile application and the use of real personal data.</w:t>
+      </w:r>
+    </w:p>
+    <w:p>
+      <w:pPr>
+        <w:pStyle w:val="Caption"/>
+        <w:keepNext/>
+        <w:rPr>
+          <w:b w:val="0"/>
+        </w:rPr>
+      </w:pPr>
+      <w:r>
+        <w:rPr>
+          <w:b w:val="0"/>
+        </w:rPr>
+        <w:lastRenderedPageBreak/>
+        <w:t xml:space="preserve">Table </w:t>
+      </w:r>
+      <w:r>
+        <w:rPr>
+          <w:b w:val="0"/>
+        </w:rPr>
+        <w:fldChar w:fldCharType="begin"/>
+      </w:r>
+      <w:r>
+        <w:rPr>
+          <w:b w:val="0"/>
+        </w:rPr>
+        <w:instrText xml:space="preserve"> SEQ Table \* ARABIC </w:instrText>
+      </w:r>
+      <w:r>
+        <w:rPr>
+          <w:b w:val="0"/>
+        </w:rPr>
+        <w:fldChar w:fldCharType="separate"/>
+      </w:r>
+      <w:r>
+        <w:rPr>
+          <w:b w:val="0"/>
+          <w:noProof/>
+        </w:rPr>
+        <w:t>1</w:t>
+      </w:r>
+      <w:r>
+        <w:rPr>
+          <w:b w:val="0"/>
+        </w:rPr>
+        <w:fldChar w:fldCharType="end"/>
+      </w:r>
+      <w:r>
+        <w:rPr>
+          <w:b w:val="0"/>
+        </w:rPr>
+        <w:t>: Definitions</w:t>
+      </w:r>
+    </w:p>
+    <w:tbl>
+      <w:tblPr>
+        <w:tblStyle w:val="TableGrid"/>
+        <w:tblW w:w="9980" w:type="dxa"/>
+        <w:tblLayout w:type="fixed"/>
+        <w:tblLook w:val="04A0" w:firstRow="1" w:lastRow="0" w:firstColumn="1" w:lastColumn="0" w:noHBand="0" w:noVBand="1"/>
+      </w:tblPr>
+      <w:tblGrid>
+        <w:gridCol w:w="3336"/>
+        <w:gridCol w:w="6644"/>
+      </w:tblGrid>
+      <w:tr>
+        <w:trPr>
+          <w:cantSplit/>
+          <w:tblHeader/>
+        </w:trPr>
+        <w:tc>
+          <w:tcPr>
+            <w:tcW w:w="3336" w:type="dxa"/>
+            <w:shd w:val="clear" w:color="auto" w:fill="E6E6E6"/>
+          </w:tcPr>
+          <w:p>
+            <w:pPr>
+              <w:keepNext/>
+              <w:spacing w:before="40" w:after="40"/>
+              <w:rPr>
+                <w:b/>
+                <w:sz w:val="20"/>
+              </w:rPr>
+            </w:pPr>
+            <w:r>
+              <w:rPr>
+                <w:b/>
+                <w:sz w:val="20"/>
+              </w:rPr>
+              <w:t>Term</w:t>
+            </w:r>
+          </w:p>
+        </w:tc>
+        <w:tc>
+          <w:tcPr>
+            <w:tcW w:w="6644" w:type="dxa"/>
+            <w:shd w:val="clear" w:color="auto" w:fill="E6E6E6"/>
+          </w:tcPr>
+          <w:p>
+            <w:pPr>
+              <w:keepNext/>
+              <w:spacing w:before="40" w:after="40"/>
+              <w:rPr>
+                <w:b/>
+                <w:sz w:val="20"/>
+              </w:rPr>
+            </w:pPr>
+            <w:r>
+              <w:rPr>
+                <w:b/>
+                <w:sz w:val="20"/>
+              </w:rPr>
+              <w:t>Meaning</w:t>
+            </w:r>
+          </w:p>
+        </w:tc>
+      </w:tr>
+      <w:tr>
+        <w:trPr>
+          <w:cantSplit/>
+        </w:trPr>
+        <w:tc>
+          <w:tcPr>
+            <w:tcW w:w="3336" w:type="dxa"/>
+          </w:tcPr>
+          <w:p>
+            <w:pPr>
+              <w:keepNext/>
+              <w:spacing w:before="40" w:after="40"/>
+              <w:rPr>
+                <w:sz w:val="20"/>
+              </w:rPr>
+            </w:pPr>
+            <w:r>
+              <w:rPr>
+                <w:sz w:val="20"/>
+              </w:rPr>
+              <w:t>WIL</w:t>
+            </w:r>
+          </w:p>
+        </w:tc>
+        <w:tc>
+          <w:tcPr>
+            <w:tcW w:w="6644" w:type="dxa"/>
+          </w:tcPr>
+          <w:p>
+            <w:pPr>
+              <w:keepNext/>
+              <w:spacing w:before="40" w:after="40"/>
+              <w:rPr>
+                <w:sz w:val="20"/>
+              </w:rPr>
+            </w:pPr>
+            <w:r>
+              <w:rPr>
+                <w:sz w:val="20"/>
+              </w:rPr>
+              <w:t>Work-Integrated Learning: the workplace component of a qualification</w:t>
+            </w:r>
+          </w:p>
+        </w:tc>
+      </w:tr>
+      <w:tr>
+        <w:trPr>
+          <w:cantSplit/>
+        </w:trPr>
+        <w:tc>
+          <w:tcPr>
+            <w:tcW w:w="3336" w:type="dxa"/>
+          </w:tcPr>
+          <w:p>
+            <w:pPr>
+              <w:keepNext/>
+              <w:spacing w:before="40" w:after="40"/>
+              <w:rPr>
+                <w:sz w:val="20"/>
+              </w:rPr>
+            </w:pPr>
+            <w:r>
+              <w:rPr>
+                <w:sz w:val="20"/>
+              </w:rPr>
+              <w:t>Entry</w:t>
+            </w:r>
+          </w:p>
+        </w:tc>
+        <w:tc>
+          <w:tcPr>
+            <w:tcW w:w="6644" w:type="dxa"/>
+          </w:tcPr>
+          <w:p>
+            <w:pPr>
+              <w:keepNext/>
+              <w:spacing w:before="40" w:after="40"/>
+              <w:rPr>
+                <w:sz w:val="20"/>
+              </w:rPr>
+            </w:pPr>
+            <w:r>
+              <w:rPr>
+                <w:sz w:val="20"/>
+              </w:rPr>
+              <w:t>One day of WIL work recorded by a student (date, description, hours)</w:t>
+            </w:r>
+          </w:p>
+        </w:tc>
+      </w:tr>
+      <w:tr>
+        <w:trPr>
+          <w:cantSplit/>
+        </w:trPr>
+        <w:tc>
+          <w:tcPr>
+            <w:tcW w:w="3336" w:type="dxa"/>
+          </w:tcPr>
+          <w:p>
+            <w:pPr>
+              <w:keepNext/>
+              <w:spacing w:before="40" w:after="40"/>
+              <w:rPr>
+                <w:sz w:val="20"/>
+              </w:rPr>
+            </w:pPr>
+            <w:r>
+              <w:rPr>
+                <w:sz w:val="20"/>
+              </w:rPr>
+              <w:t>Verification link / token</w:t>
+            </w:r>
+          </w:p>
+        </w:tc>
+        <w:tc>
+          <w:tcPr>
+            <w:tcW w:w="6644" w:type="dxa"/>
+          </w:tcPr>
+          <w:p>
+            <w:pPr>
+              <w:keepNext/>
+              <w:spacing w:before="40" w:after="40"/>
+              <w:rPr>
+                <w:sz w:val="20"/>
+              </w:rPr>
+            </w:pPr>
+            <w:r>
+              <w:rPr>
+                <w:sz w:val="20"/>
+              </w:rPr>
+              <w:t>A one-time URL containing a 48-character random token that lets a mentor verify one entry without signing in</w:t>
+            </w:r>
+          </w:p>
+        </w:tc>
+      </w:tr>
+      <w:tr>
+        <w:trPr>
+          <w:cantSplit/>
+        </w:trPr>
+        <w:tc>
+          <w:tcPr>
+            <w:tcW w:w="3336" w:type="dxa"/>
+          </w:tcPr>
+          <w:p>
+            <w:pPr>
+              <w:keepNext/>
+              <w:spacing w:before="40" w:after="40"/>
+              <w:rPr>
+                <w:sz w:val="20"/>
+              </w:rPr>
+            </w:pPr>
+            <w:r>
+              <w:rPr>
+                <w:sz w:val="20"/>
+              </w:rPr>
+              <w:t>Verified hours</w:t>
+            </w:r>
+          </w:p>
+        </w:tc>
+        <w:tc>
+          <w:tcPr>
+            <w:tcW w:w="6644" w:type="dxa"/>
+          </w:tcPr>
+          <w:p>
+            <w:pPr>
+              <w:keepNext/>
+              <w:spacing w:before="40" w:after="40"/>
+              <w:rPr>
+                <w:sz w:val="20"/>
+              </w:rPr>
+            </w:pPr>
+            <w:r>
+              <w:rPr>
+                <w:sz w:val="20"/>
+              </w:rPr>
+              <w:t>The total hours of a student's entries with the status Verified</w:t>
+            </w:r>
+          </w:p>
+        </w:tc>
+      </w:tr>
+      <w:tr>
+        <w:trPr>
+          <w:cantSplit/>
+        </w:trPr>
+        <w:tc>
+          <w:tcPr>
+            <w:tcW w:w="3336" w:type="dxa"/>
+          </w:tcPr>
+          <w:p>
+            <w:pPr>
+              <w:spacing w:before="40" w:after="40"/>
+              <w:rPr>
+                <w:sz w:val="20"/>
+              </w:rPr>
+            </w:pPr>
+            <w:r>
+              <w:rPr>
+                <w:sz w:val="20"/>
+              </w:rPr>
+              <w:t>Overdue</w:t>
+            </w:r>
+          </w:p>
+        </w:tc>
+        <w:tc>
+          <w:tcPr>
+            <w:tcW w:w="6644" w:type="dxa"/>
+          </w:tcPr>
+          <w:p>
+            <w:pPr>
+              <w:spacing w:before="40" w:after="40"/>
+              <w:rPr>
+                <w:sz w:val="20"/>
+              </w:rPr>
+            </w:pPr>
+            <w:r>
+              <w:rPr>
+                <w:sz w:val="20"/>
+              </w:rPr>
+              <w:t>A student with no verified entry in the last 14 days and no entry awaiting verification</w:t>
+            </w:r>
+          </w:p>
+        </w:tc>
+      </w:tr>
+    </w:tbl>
+    <w:p/>
     <w:p>
       <w:pPr>
         <w:pStyle w:val="Heading1"/>
@@ -247,914 +604,3998 @@
       </w:r>
     </w:p>
     <w:p>
+      <w:pPr>
+        <w:pStyle w:val="Caption"/>
+        <w:keepNext/>
+        <w:rPr>
+          <w:b w:val="0"/>
+        </w:rPr>
+      </w:pPr>
       <w:r>
-        <w:t>Describe user classes and stakeholder needs.</w:t>
+        <w:rPr>
+          <w:b w:val="0"/>
+        </w:rPr>
+        <w:t xml:space="preserve">Table </w:t>
+      </w:r>
+      <w:r>
+        <w:rPr>
+          <w:b w:val="0"/>
+        </w:rPr>
+        <w:fldChar w:fldCharType="begin"/>
+      </w:r>
+      <w:r>
+        <w:rPr>
+          <w:b w:val="0"/>
+        </w:rPr>
+        <w:instrText xml:space="preserve"> SEQ Table \* ARABIC </w:instrText>
+      </w:r>
+      <w:r>
+        <w:rPr>
+          <w:b w:val="0"/>
+        </w:rPr>
+        <w:fldChar w:fldCharType="separate"/>
+      </w:r>
+      <w:r>
+        <w:rPr>
+          <w:b w:val="0"/>
+          <w:noProof/>
+        </w:rPr>
+        <w:t>2</w:t>
+      </w:r>
+      <w:r>
+        <w:rPr>
+          <w:b w:val="0"/>
+        </w:rPr>
+        <w:fldChar w:fldCharType="end"/>
+      </w:r>
+      <w:r>
+        <w:rPr>
+          <w:b w:val="0"/>
+        </w:rPr>
+        <w:t>: User classes</w:t>
+      </w:r>
+    </w:p>
+    <w:tbl>
+      <w:tblPr>
+        <w:tblStyle w:val="TableGrid"/>
+        <w:tblW w:w="9979" w:type="dxa"/>
+        <w:tblLayout w:type="fixed"/>
+        <w:tblLook w:val="04A0" w:firstRow="1" w:lastRow="0" w:firstColumn="1" w:lastColumn="0" w:noHBand="0" w:noVBand="1"/>
+      </w:tblPr>
+      <w:tblGrid>
+        <w:gridCol w:w="1973"/>
+        <w:gridCol w:w="2727"/>
+        <w:gridCol w:w="2304"/>
+        <w:gridCol w:w="2975"/>
+      </w:tblGrid>
+      <w:tr>
+        <w:trPr>
+          <w:cantSplit/>
+          <w:tblHeader/>
+        </w:trPr>
+        <w:tc>
+          <w:tcPr>
+            <w:tcW w:w="1973" w:type="dxa"/>
+            <w:shd w:val="clear" w:color="auto" w:fill="E6E6E6"/>
+          </w:tcPr>
+          <w:p>
+            <w:pPr>
+              <w:keepNext/>
+              <w:spacing w:before="40" w:after="40"/>
+              <w:rPr>
+                <w:b/>
+                <w:sz w:val="20"/>
+              </w:rPr>
+            </w:pPr>
+            <w:r>
+              <w:rPr>
+                <w:b/>
+                <w:sz w:val="20"/>
+              </w:rPr>
+              <w:t>User class</w:t>
+            </w:r>
+          </w:p>
+        </w:tc>
+        <w:tc>
+          <w:tcPr>
+            <w:tcW w:w="2727" w:type="dxa"/>
+            <w:shd w:val="clear" w:color="auto" w:fill="E6E6E6"/>
+          </w:tcPr>
+          <w:p>
+            <w:pPr>
+              <w:keepNext/>
+              <w:spacing w:before="40" w:after="40"/>
+              <w:rPr>
+                <w:b/>
+                <w:sz w:val="20"/>
+              </w:rPr>
+            </w:pPr>
+            <w:r>
+              <w:rPr>
+                <w:b/>
+                <w:sz w:val="20"/>
+              </w:rPr>
+              <w:t>Description</w:t>
+            </w:r>
+          </w:p>
+        </w:tc>
+        <w:tc>
+          <w:tcPr>
+            <w:tcW w:w="2304" w:type="dxa"/>
+            <w:shd w:val="clear" w:color="auto" w:fill="E6E6E6"/>
+          </w:tcPr>
+          <w:p>
+            <w:pPr>
+              <w:keepNext/>
+              <w:spacing w:before="40" w:after="40"/>
+              <w:rPr>
+                <w:b/>
+                <w:sz w:val="20"/>
+              </w:rPr>
+            </w:pPr>
+            <w:r>
+              <w:rPr>
+                <w:b/>
+                <w:sz w:val="20"/>
+              </w:rPr>
+              <w:t>Access</w:t>
+            </w:r>
+          </w:p>
+        </w:tc>
+        <w:tc>
+          <w:tcPr>
+            <w:tcW w:w="2975" w:type="dxa"/>
+            <w:shd w:val="clear" w:color="auto" w:fill="E6E6E6"/>
+          </w:tcPr>
+          <w:p>
+            <w:pPr>
+              <w:keepNext/>
+              <w:spacing w:before="40" w:after="40"/>
+              <w:rPr>
+                <w:b/>
+                <w:sz w:val="20"/>
+              </w:rPr>
+            </w:pPr>
+            <w:r>
+              <w:rPr>
+                <w:b/>
+                <w:sz w:val="20"/>
+              </w:rPr>
+              <w:t>Main tasks</w:t>
+            </w:r>
+          </w:p>
+        </w:tc>
+      </w:tr>
+      <w:tr>
+        <w:trPr>
+          <w:cantSplit/>
+        </w:trPr>
+        <w:tc>
+          <w:tcPr>
+            <w:tcW w:w="1973" w:type="dxa"/>
+          </w:tcPr>
+          <w:p>
+            <w:pPr>
+              <w:keepNext/>
+              <w:spacing w:before="40" w:after="40"/>
+              <w:rPr>
+                <w:sz w:val="20"/>
+              </w:rPr>
+            </w:pPr>
+            <w:r>
+              <w:rPr>
+                <w:sz w:val="20"/>
+              </w:rPr>
+              <w:t>Student</w:t>
+            </w:r>
+          </w:p>
+        </w:tc>
+        <w:tc>
+          <w:tcPr>
+            <w:tcW w:w="2727" w:type="dxa"/>
+          </w:tcPr>
+          <w:p>
+            <w:pPr>
+              <w:keepNext/>
+              <w:spacing w:before="40" w:after="40"/>
+              <w:rPr>
+                <w:sz w:val="20"/>
+              </w:rPr>
+            </w:pPr>
+            <w:r>
+              <w:rPr>
+                <w:sz w:val="20"/>
+              </w:rPr>
+              <w:t>Enrolled CTU student completing WIL hours</w:t>
+            </w:r>
+          </w:p>
+        </w:tc>
+        <w:tc>
+          <w:tcPr>
+            <w:tcW w:w="2304" w:type="dxa"/>
+          </w:tcPr>
+          <w:p>
+            <w:pPr>
+              <w:keepNext/>
+              <w:spacing w:before="40" w:after="40"/>
+              <w:rPr>
+                <w:sz w:val="20"/>
+              </w:rPr>
+            </w:pPr>
+            <w:r>
+              <w:rPr>
+                <w:sz w:val="20"/>
+              </w:rPr>
+              <w:t>Account (student)</w:t>
+            </w:r>
+          </w:p>
+        </w:tc>
+        <w:tc>
+          <w:tcPr>
+            <w:tcW w:w="2975" w:type="dxa"/>
+          </w:tcPr>
+          <w:p>
+            <w:pPr>
+              <w:keepNext/>
+              <w:spacing w:before="40" w:after="40"/>
+              <w:rPr>
+                <w:sz w:val="20"/>
+              </w:rPr>
+            </w:pPr>
+            <w:r>
+              <w:rPr>
+                <w:sz w:val="20"/>
+              </w:rPr>
+              <w:t>Sign up, record entries, upload evidence, request verification, track hours</w:t>
+            </w:r>
+          </w:p>
+        </w:tc>
+      </w:tr>
+      <w:tr>
+        <w:trPr>
+          <w:cantSplit/>
+        </w:trPr>
+        <w:tc>
+          <w:tcPr>
+            <w:tcW w:w="1973" w:type="dxa"/>
+          </w:tcPr>
+          <w:p>
+            <w:pPr>
+              <w:keepNext/>
+              <w:spacing w:before="40" w:after="40"/>
+              <w:rPr>
+                <w:sz w:val="20"/>
+              </w:rPr>
+            </w:pPr>
+            <w:r>
+              <w:rPr>
+                <w:sz w:val="20"/>
+              </w:rPr>
+              <w:t>Workplace mentor</w:t>
+            </w:r>
+          </w:p>
+        </w:tc>
+        <w:tc>
+          <w:tcPr>
+            <w:tcW w:w="2727" w:type="dxa"/>
+          </w:tcPr>
+          <w:p>
+            <w:pPr>
+              <w:keepNext/>
+              <w:spacing w:before="40" w:after="40"/>
+              <w:rPr>
+                <w:sz w:val="20"/>
+              </w:rPr>
+            </w:pPr>
+            <w:r>
+              <w:rPr>
+                <w:sz w:val="20"/>
+              </w:rPr>
+              <w:t>Staff member at the host organisation who supervises the student</w:t>
+            </w:r>
+          </w:p>
+        </w:tc>
+        <w:tc>
+          <w:tcPr>
+            <w:tcW w:w="2304" w:type="dxa"/>
+          </w:tcPr>
+          <w:p>
+            <w:pPr>
+              <w:keepNext/>
+              <w:spacing w:before="40" w:after="40"/>
+              <w:rPr>
+                <w:sz w:val="20"/>
+              </w:rPr>
+            </w:pPr>
+            <w:r>
+              <w:rPr>
+                <w:sz w:val="20"/>
+              </w:rPr>
+              <w:t>One-time link only</w:t>
+            </w:r>
+          </w:p>
+        </w:tc>
+        <w:tc>
+          <w:tcPr>
+            <w:tcW w:w="2975" w:type="dxa"/>
+          </w:tcPr>
+          <w:p>
+            <w:pPr>
+              <w:keepNext/>
+              <w:spacing w:before="40" w:after="40"/>
+              <w:rPr>
+                <w:sz w:val="20"/>
+              </w:rPr>
+            </w:pPr>
+            <w:r>
+              <w:rPr>
+                <w:sz w:val="20"/>
+              </w:rPr>
+              <w:t>Review and approve or reject an entry</w:t>
+            </w:r>
+          </w:p>
+        </w:tc>
+      </w:tr>
+      <w:tr>
+        <w:trPr>
+          <w:cantSplit/>
+        </w:trPr>
+        <w:tc>
+          <w:tcPr>
+            <w:tcW w:w="1973" w:type="dxa"/>
+          </w:tcPr>
+          <w:p>
+            <w:pPr>
+              <w:keepNext/>
+              <w:spacing w:before="40" w:after="40"/>
+              <w:rPr>
+                <w:sz w:val="20"/>
+              </w:rPr>
+            </w:pPr>
+            <w:r>
+              <w:rPr>
+                <w:sz w:val="20"/>
+              </w:rPr>
+              <w:t>Coordinator</w:t>
+            </w:r>
+          </w:p>
+        </w:tc>
+        <w:tc>
+          <w:tcPr>
+            <w:tcW w:w="2727" w:type="dxa"/>
+          </w:tcPr>
+          <w:p>
+            <w:pPr>
+              <w:keepNext/>
+              <w:spacing w:before="40" w:after="40"/>
+              <w:rPr>
+                <w:sz w:val="20"/>
+              </w:rPr>
+            </w:pPr>
+            <w:r>
+              <w:rPr>
+                <w:sz w:val="20"/>
+              </w:rPr>
+              <w:t>CTU staff member who manages WIL compliance</w:t>
+            </w:r>
+          </w:p>
+        </w:tc>
+        <w:tc>
+          <w:tcPr>
+            <w:tcW w:w="2304" w:type="dxa"/>
+          </w:tcPr>
+          <w:p>
+            <w:pPr>
+              <w:keepNext/>
+              <w:spacing w:before="40" w:after="40"/>
+              <w:rPr>
+                <w:sz w:val="20"/>
+              </w:rPr>
+            </w:pPr>
+            <w:r>
+              <w:rPr>
+                <w:sz w:val="20"/>
+              </w:rPr>
+              <w:t>Account (coordinator)</w:t>
+            </w:r>
+          </w:p>
+        </w:tc>
+        <w:tc>
+          <w:tcPr>
+            <w:tcW w:w="2975" w:type="dxa"/>
+          </w:tcPr>
+          <w:p>
+            <w:pPr>
+              <w:keepNext/>
+              <w:spacing w:before="40" w:after="40"/>
+              <w:rPr>
+                <w:sz w:val="20"/>
+              </w:rPr>
+            </w:pPr>
+            <w:r>
+              <w:rPr>
+                <w:sz w:val="20"/>
+              </w:rPr>
+              <w:t>Monitor all students' status and hours</w:t>
+            </w:r>
+          </w:p>
+        </w:tc>
+      </w:tr>
+      <w:tr>
+        <w:trPr>
+          <w:cantSplit/>
+        </w:trPr>
+        <w:tc>
+          <w:tcPr>
+            <w:tcW w:w="1973" w:type="dxa"/>
+          </w:tcPr>
+          <w:p>
+            <w:pPr>
+              <w:spacing w:before="40" w:after="40"/>
+              <w:rPr>
+                <w:sz w:val="20"/>
+              </w:rPr>
+            </w:pPr>
+            <w:r>
+              <w:rPr>
+                <w:sz w:val="20"/>
+              </w:rPr>
+              <w:t>Lecturer</w:t>
+            </w:r>
+          </w:p>
+        </w:tc>
+        <w:tc>
+          <w:tcPr>
+            <w:tcW w:w="2727" w:type="dxa"/>
+          </w:tcPr>
+          <w:p>
+            <w:pPr>
+              <w:spacing w:before="40" w:after="40"/>
+              <w:rPr>
+                <w:sz w:val="20"/>
+              </w:rPr>
+            </w:pPr>
+            <w:r>
+              <w:rPr>
+                <w:sz w:val="20"/>
+              </w:rPr>
+              <w:t>CTU lecturer who supports students academically</w:t>
+            </w:r>
+          </w:p>
+        </w:tc>
+        <w:tc>
+          <w:tcPr>
+            <w:tcW w:w="2304" w:type="dxa"/>
+          </w:tcPr>
+          <w:p>
+            <w:pPr>
+              <w:spacing w:before="40" w:after="40"/>
+              <w:rPr>
+                <w:sz w:val="20"/>
+              </w:rPr>
+            </w:pPr>
+            <w:r>
+              <w:rPr>
+                <w:sz w:val="20"/>
+              </w:rPr>
+              <w:t>Account (lecturer)</w:t>
+            </w:r>
+          </w:p>
+        </w:tc>
+        <w:tc>
+          <w:tcPr>
+            <w:tcW w:w="2975" w:type="dxa"/>
+          </w:tcPr>
+          <w:p>
+            <w:pPr>
+              <w:spacing w:before="40" w:after="40"/>
+              <w:rPr>
+                <w:sz w:val="20"/>
+              </w:rPr>
+            </w:pPr>
+            <w:r>
+              <w:rPr>
+                <w:sz w:val="20"/>
+              </w:rPr>
+              <w:t>Monitor all students' status and hours</w:t>
+            </w:r>
+          </w:p>
+        </w:tc>
+      </w:tr>
+    </w:tbl>
+    <w:p/>
+    <w:p>
+      <w:r>
+        <w:t>Secondary stakeholders are the training institution (needs reliable records and POPIA compliance), the development team (needs clear, testable requirements) and the project supervisor (checks alignment with the project objectives and rubric).</w:t>
       </w:r>
     </w:p>
     <w:p>
       <w:pPr>
-        <w:pStyle w:val="ListParagraph"/>
-        <w:numPr>
-          <w:ilvl w:val="0"/>
-          <w:numId w:val="11"/>
-        </w:numPr>
+        <w:pStyle w:val="Heading1"/>
       </w:pPr>
       <w:r>
-        <w:rPr>
-          <w:b/>
-          <w:bCs/>
-        </w:rPr>
-        <w:t>Students (Primary):</w:t>
-      </w:r>
-      <w:r>
-        <w:t xml:space="preserve"> Need a simple, reliable platform to create daily WIL records, upload supporting documents, and check the verification status of their submissions without relying on email or paper. </w:t>
-      </w:r>
-    </w:p>
-    <w:p>
-      <w:pPr>
-        <w:pStyle w:val="ListParagraph"/>
-        <w:numPr>
-          <w:ilvl w:val="0"/>
-          <w:numId w:val="11"/>
-        </w:numPr>
-      </w:pPr>
-      <w:r>
-        <w:rPr>
-          <w:b/>
-          <w:bCs/>
-        </w:rPr>
-        <w:t>Workplace Mentors (Primary):</w:t>
-      </w:r>
-      <w:r>
-        <w:t xml:space="preserve"> Require an organized interface to view records submitted by assigned students, verify completed work, approve records, and request necessary corrections with feedback. </w:t>
-      </w:r>
-    </w:p>
-    <w:p>
-      <w:pPr>
-        <w:pStyle w:val="ListParagraph"/>
-        <w:numPr>
-          <w:ilvl w:val="0"/>
-          <w:numId w:val="11"/>
-        </w:numPr>
-      </w:pPr>
-      <w:r>
-        <w:rPr>
-          <w:b/>
-          <w:bCs/>
-        </w:rPr>
-        <w:t>Coordinators (Primary):</w:t>
-      </w:r>
-      <w:r>
-        <w:t xml:space="preserve"> Need an overview of student documentation to monitor submissions, identify missing records, and ensure WIL requirements are fulfilled. </w:t>
-      </w:r>
-    </w:p>
-    <w:p>
-      <w:pPr>
-        <w:pStyle w:val="ListParagraph"/>
-        <w:numPr>
-          <w:ilvl w:val="0"/>
-          <w:numId w:val="11"/>
-        </w:numPr>
-      </w:pPr>
-      <w:r>
-        <w:rPr>
-          <w:b/>
-          <w:bCs/>
-        </w:rPr>
-        <w:t>Lecturers (Primary):</w:t>
-      </w:r>
-      <w:r>
-        <w:t xml:space="preserve"> Need to track academic progression to identify students who are falling behind and provide necessary support. </w:t>
-      </w:r>
-    </w:p>
-    <w:p>
-      <w:pPr>
-        <w:pStyle w:val="ListParagraph"/>
-        <w:numPr>
-          <w:ilvl w:val="0"/>
-          <w:numId w:val="10"/>
-        </w:numPr>
-      </w:pPr>
-      <w:r>
-        <w:rPr>
-          <w:b/>
-          <w:bCs/>
-        </w:rPr>
-        <w:t>Secondary Stakeholders:</w:t>
-      </w:r>
-      <w:r>
-        <w:t xml:space="preserve"> Include the Training Institution (needs efficient record management), the Development Team (needs clear requirements and tools to build the system), and the Project Supervisor (oversees the project's academic alignment).</w:t>
-      </w:r>
-    </w:p>
-    <w:p/>
-    <w:p/>
-    <w:p/>
-    <w:p/>
-    <w:p/>
-    <w:p/>
-    <w:p/>
-    <w:p/>
-    <w:p>
-      <w:pPr>
-        <w:pStyle w:val="Heading1"/>
-      </w:pPr>
-      <w:r>
-        <w:lastRenderedPageBreak/>
         <w:t>3. Functional Requirements</w:t>
       </w:r>
     </w:p>
     <w:p>
-      <w:r>
-        <w:t>Use IDs FR-01, FR-02 etc. Include description, priority and acceptance criterion.</w:t>
-      </w:r>
-    </w:p>
-    <w:p>
-      <w:pPr>
-        <w:pStyle w:val="ListParagraph"/>
-        <w:numPr>
-          <w:ilvl w:val="0"/>
-          <w:numId w:val="10"/>
-        </w:numPr>
+      <w:pPr>
+        <w:pStyle w:val="Caption"/>
+        <w:keepNext/>
+        <w:rPr>
+          <w:b w:val="0"/>
+        </w:rPr>
       </w:pPr>
       <w:r>
         <w:rPr>
-          <w:b/>
-          <w:bCs/>
+          <w:b w:val="0"/>
         </w:rPr>
-        <w:t>FR-01:</w:t>
-      </w:r>
-      <w:r>
-        <w:t xml:space="preserve"> The system must allow authorized users to log in using valid credentials. (Priority: High) | </w:t>
+        <w:t xml:space="preserve">Table </w:t>
       </w:r>
       <w:r>
         <w:rPr>
-          <w:i/>
-          <w:iCs/>
+          <w:b w:val="0"/>
         </w:rPr>
-        <w:t>Acceptance Criterion: User is granted access to the appropriate role-based dashboard upon entering correct credentials.</w:t>
-      </w:r>
-      <w:r>
-        <w:t xml:space="preserve"> </w:t>
-      </w:r>
-    </w:p>
-    <w:p>
-      <w:pPr>
-        <w:pStyle w:val="ListParagraph"/>
-        <w:numPr>
-          <w:ilvl w:val="0"/>
-          <w:numId w:val="10"/>
-        </w:numPr>
-      </w:pPr>
-      <w:r>
-        <w:rPr>
-          <w:b/>
-          <w:bCs/>
-        </w:rPr>
-        <w:t>FR-02:</w:t>
-      </w:r>
-      <w:r>
-        <w:t xml:space="preserve"> The system must provide different access permissions for students, mentors, coordinators, and lecturers. (Priority: High) | </w:t>
+        <w:fldChar w:fldCharType="begin"/>
       </w:r>
       <w:r>
         <w:rPr>
-          <w:i/>
-          <w:iCs/>
+          <w:b w:val="0"/>
         </w:rPr>
-        <w:t>Acceptance Criterion: Users can only access features and data permitted by their designated roles.</w:t>
-      </w:r>
-      <w:r>
-        <w:t xml:space="preserve"> </w:t>
-      </w:r>
-    </w:p>
-    <w:p>
-      <w:pPr>
-        <w:pStyle w:val="ListParagraph"/>
-        <w:numPr>
-          <w:ilvl w:val="0"/>
-          <w:numId w:val="10"/>
-        </w:numPr>
-      </w:pPr>
-      <w:r>
-        <w:rPr>
-          <w:b/>
-          <w:bCs/>
-        </w:rPr>
-        <w:t>FR-03:</w:t>
-      </w:r>
-      <w:r>
-        <w:t xml:space="preserve"> Students must be able to create daily WIL records describing the work completed. (Priority: High) | </w:t>
+        <w:instrText xml:space="preserve"> SEQ Table \* ARABIC </w:instrText>
       </w:r>
       <w:r>
         <w:rPr>
-          <w:i/>
-          <w:iCs/>
+          <w:b w:val="0"/>
         </w:rPr>
-        <w:t>Acceptance Criterion: The system provides an accessible form for students to input daily tasks.</w:t>
-      </w:r>
-      <w:r>
-        <w:t xml:space="preserve"> </w:t>
-      </w:r>
-    </w:p>
-    <w:p>
-      <w:pPr>
-        <w:pStyle w:val="ListParagraph"/>
-        <w:numPr>
-          <w:ilvl w:val="0"/>
-          <w:numId w:val="10"/>
-        </w:numPr>
-      </w:pPr>
-      <w:r>
-        <w:rPr>
-          <w:b/>
-          <w:bCs/>
-        </w:rPr>
-        <w:t>FR-04:</w:t>
-      </w:r>
-      <w:r>
-        <w:t xml:space="preserve"> Students must be able to submit completed daily records for review. (Priority: High) | </w:t>
+        <w:fldChar w:fldCharType="separate"/>
       </w:r>
       <w:r>
         <w:rPr>
-          <w:i/>
-          <w:iCs/>
+          <w:b w:val="0"/>
+          <w:noProof/>
         </w:rPr>
-        <w:t>Acceptance Criterion: Record successfully transitions to a "pending" state for mentor review upon submission.</w:t>
-      </w:r>
-      <w:r>
-        <w:t xml:space="preserve"> </w:t>
-      </w:r>
-    </w:p>
-    <w:p>
-      <w:pPr>
-        <w:pStyle w:val="ListParagraph"/>
-        <w:numPr>
-          <w:ilvl w:val="0"/>
-          <w:numId w:val="10"/>
-        </w:numPr>
-      </w:pPr>
-      <w:r>
-        <w:rPr>
-          <w:b/>
-          <w:bCs/>
-        </w:rPr>
-        <w:t>FR-05:</w:t>
-      </w:r>
-      <w:r>
-        <w:t xml:space="preserve"> Students must be able to upload supporting documents or evidence related to their daily records. (Priority: High) | </w:t>
+        <w:t>3</w:t>
       </w:r>
       <w:r>
         <w:rPr>
-          <w:i/>
-          <w:iCs/>
+          <w:b w:val="0"/>
         </w:rPr>
-        <w:t>Acceptance Criterion: The system accepts and securely attaches file uploads to the respective daily record.</w:t>
-      </w:r>
-      <w:r>
-        <w:t xml:space="preserve"> </w:t>
-      </w:r>
-    </w:p>
-    <w:p>
-      <w:pPr>
-        <w:pStyle w:val="ListParagraph"/>
-        <w:numPr>
-          <w:ilvl w:val="0"/>
-          <w:numId w:val="10"/>
-        </w:numPr>
-      </w:pPr>
-      <w:r>
-        <w:rPr>
-          <w:b/>
-          <w:bCs/>
-        </w:rPr>
-        <w:t>FR-06:</w:t>
-      </w:r>
-      <w:r>
-        <w:t xml:space="preserve"> Workplace mentors must be able to view records submitted by their assigned students. (Priority: High) | </w:t>
+        <w:fldChar w:fldCharType="end"/>
       </w:r>
       <w:r>
         <w:rPr>
-          <w:i/>
-          <w:iCs/>
+          <w:b w:val="0"/>
         </w:rPr>
-        <w:t>Acceptance Criterion: Mentors can access a populated list of pending records from their specific mentees.</w:t>
-      </w:r>
-      <w:r>
-        <w:t xml:space="preserve"> </w:t>
+        <w:t>: Functional requirements with acceptance criteria</w:t>
       </w:r>
     </w:p>
+    <w:tbl>
+      <w:tblPr>
+        <w:tblStyle w:val="TableGrid"/>
+        <w:tblW w:w="9980" w:type="dxa"/>
+        <w:tblLayout w:type="fixed"/>
+        <w:tblLook w:val="04A0" w:firstRow="1" w:lastRow="0" w:firstColumn="1" w:lastColumn="0" w:noHBand="0" w:noVBand="1"/>
+      </w:tblPr>
+      <w:tblGrid>
+        <w:gridCol w:w="1087"/>
+        <w:gridCol w:w="3942"/>
+        <w:gridCol w:w="1509"/>
+        <w:gridCol w:w="3442"/>
+      </w:tblGrid>
+      <w:tr>
+        <w:trPr>
+          <w:cantSplit/>
+          <w:tblHeader/>
+        </w:trPr>
+        <w:tc>
+          <w:tcPr>
+            <w:tcW w:w="1087" w:type="dxa"/>
+            <w:shd w:val="clear" w:color="auto" w:fill="E6E6E6"/>
+          </w:tcPr>
+          <w:p>
+            <w:pPr>
+              <w:spacing w:before="40" w:after="40"/>
+              <w:rPr>
+                <w:b/>
+                <w:sz w:val="20"/>
+              </w:rPr>
+            </w:pPr>
+            <w:r>
+              <w:rPr>
+                <w:b/>
+                <w:sz w:val="20"/>
+              </w:rPr>
+              <w:t>ID</w:t>
+            </w:r>
+          </w:p>
+        </w:tc>
+        <w:tc>
+          <w:tcPr>
+            <w:tcW w:w="3942" w:type="dxa"/>
+            <w:shd w:val="clear" w:color="auto" w:fill="E6E6E6"/>
+          </w:tcPr>
+          <w:p>
+            <w:pPr>
+              <w:spacing w:before="40" w:after="40"/>
+              <w:rPr>
+                <w:b/>
+                <w:sz w:val="20"/>
+              </w:rPr>
+            </w:pPr>
+            <w:r>
+              <w:rPr>
+                <w:b/>
+                <w:sz w:val="20"/>
+              </w:rPr>
+              <w:t>Requirement</w:t>
+            </w:r>
+          </w:p>
+        </w:tc>
+        <w:tc>
+          <w:tcPr>
+            <w:tcW w:w="1509" w:type="dxa"/>
+            <w:shd w:val="clear" w:color="auto" w:fill="E6E6E6"/>
+          </w:tcPr>
+          <w:p>
+            <w:pPr>
+              <w:spacing w:before="40" w:after="40"/>
+              <w:rPr>
+                <w:b/>
+                <w:sz w:val="20"/>
+              </w:rPr>
+            </w:pPr>
+            <w:r>
+              <w:rPr>
+                <w:b/>
+                <w:sz w:val="20"/>
+              </w:rPr>
+              <w:t>Priority</w:t>
+            </w:r>
+          </w:p>
+        </w:tc>
+        <w:tc>
+          <w:tcPr>
+            <w:tcW w:w="3442" w:type="dxa"/>
+            <w:shd w:val="clear" w:color="auto" w:fill="E6E6E6"/>
+          </w:tcPr>
+          <w:p>
+            <w:pPr>
+              <w:spacing w:before="40" w:after="40"/>
+              <w:rPr>
+                <w:b/>
+                <w:sz w:val="20"/>
+              </w:rPr>
+            </w:pPr>
+            <w:r>
+              <w:rPr>
+                <w:b/>
+                <w:sz w:val="20"/>
+              </w:rPr>
+              <w:t>Acceptance criterion</w:t>
+            </w:r>
+          </w:p>
+        </w:tc>
+      </w:tr>
+      <w:tr>
+        <w:trPr>
+          <w:cantSplit/>
+        </w:trPr>
+        <w:tc>
+          <w:tcPr>
+            <w:tcW w:w="1087" w:type="dxa"/>
+          </w:tcPr>
+          <w:p>
+            <w:pPr>
+              <w:spacing w:before="40" w:after="40"/>
+              <w:rPr>
+                <w:sz w:val="20"/>
+              </w:rPr>
+            </w:pPr>
+            <w:r>
+              <w:rPr>
+                <w:sz w:val="20"/>
+              </w:rPr>
+              <w:t>FR-01</w:t>
+            </w:r>
+          </w:p>
+        </w:tc>
+        <w:tc>
+          <w:tcPr>
+            <w:tcW w:w="3942" w:type="dxa"/>
+          </w:tcPr>
+          <w:p>
+            <w:pPr>
+              <w:spacing w:before="40" w:after="40"/>
+              <w:rPr>
+                <w:sz w:val="20"/>
+              </w:rPr>
+            </w:pPr>
+            <w:r>
+              <w:rPr>
+                <w:sz w:val="20"/>
+              </w:rPr>
+              <w:t>Sign in with email and password and go to the dashboard for the user's role.</w:t>
+            </w:r>
+          </w:p>
+        </w:tc>
+        <w:tc>
+          <w:tcPr>
+            <w:tcW w:w="1509" w:type="dxa"/>
+          </w:tcPr>
+          <w:p>
+            <w:pPr>
+              <w:spacing w:before="40" w:after="40"/>
+              <w:rPr>
+                <w:sz w:val="20"/>
+              </w:rPr>
+            </w:pPr>
+            <w:r>
+              <w:rPr>
+                <w:sz w:val="20"/>
+              </w:rPr>
+              <w:t>High</w:t>
+            </w:r>
+          </w:p>
+        </w:tc>
+        <w:tc>
+          <w:tcPr>
+            <w:tcW w:w="3442" w:type="dxa"/>
+          </w:tcPr>
+          <w:p>
+            <w:pPr>
+              <w:spacing w:before="40" w:after="40"/>
+              <w:rPr>
+                <w:sz w:val="20"/>
+              </w:rPr>
+            </w:pPr>
+            <w:r>
+              <w:rPr>
+                <w:sz w:val="20"/>
+              </w:rPr>
+              <w:t>Correct details open /student for students and /coordinator for coordinators and lecturers; wrong details show "Invalid email or password." and no session is created. Email matching ignores letter case.</w:t>
+            </w:r>
+          </w:p>
+        </w:tc>
+      </w:tr>
+      <w:tr>
+        <w:trPr>
+          <w:cantSplit/>
+        </w:trPr>
+        <w:tc>
+          <w:tcPr>
+            <w:tcW w:w="1087" w:type="dxa"/>
+          </w:tcPr>
+          <w:p>
+            <w:pPr>
+              <w:spacing w:before="40" w:after="40"/>
+              <w:rPr>
+                <w:sz w:val="20"/>
+              </w:rPr>
+            </w:pPr>
+            <w:r>
+              <w:rPr>
+                <w:sz w:val="20"/>
+              </w:rPr>
+              <w:lastRenderedPageBreak/>
+              <w:t>FR-02</w:t>
+            </w:r>
+          </w:p>
+        </w:tc>
+        <w:tc>
+          <w:tcPr>
+            <w:tcW w:w="3942" w:type="dxa"/>
+          </w:tcPr>
+          <w:p>
+            <w:pPr>
+              <w:spacing w:before="40" w:after="40"/>
+              <w:rPr>
+                <w:sz w:val="20"/>
+              </w:rPr>
+            </w:pPr>
+            <w:r>
+              <w:rPr>
+                <w:sz w:val="20"/>
+              </w:rPr>
+              <w:t>Student sign-up with a CTU student email (eight digits @ctucareer.co.za) and a strong password.</w:t>
+            </w:r>
+          </w:p>
+        </w:tc>
+        <w:tc>
+          <w:tcPr>
+            <w:tcW w:w="1509" w:type="dxa"/>
+          </w:tcPr>
+          <w:p>
+            <w:pPr>
+              <w:spacing w:before="40" w:after="40"/>
+              <w:rPr>
+                <w:sz w:val="20"/>
+              </w:rPr>
+            </w:pPr>
+            <w:r>
+              <w:rPr>
+                <w:sz w:val="20"/>
+              </w:rPr>
+              <w:t>Medium</w:t>
+            </w:r>
+          </w:p>
+        </w:tc>
+        <w:tc>
+          <w:tcPr>
+            <w:tcW w:w="3442" w:type="dxa"/>
+          </w:tcPr>
+          <w:p>
+            <w:pPr>
+              <w:spacing w:before="40" w:after="40"/>
+              <w:rPr>
+                <w:sz w:val="20"/>
+              </w:rPr>
+            </w:pPr>
+            <w:r>
+              <w:rPr>
+                <w:sz w:val="20"/>
+              </w:rPr>
+              <w:t>Password needs 8+ characters with upper case, lower case, a number and a special character; a non-CTU or duplicate email is rejected with a message; a valid sign-up signs the student in.</w:t>
+            </w:r>
+          </w:p>
+        </w:tc>
+      </w:tr>
+      <w:tr>
+        <w:trPr>
+          <w:cantSplit/>
+        </w:trPr>
+        <w:tc>
+          <w:tcPr>
+            <w:tcW w:w="1087" w:type="dxa"/>
+          </w:tcPr>
+          <w:p>
+            <w:pPr>
+              <w:spacing w:before="40" w:after="40"/>
+              <w:rPr>
+                <w:sz w:val="20"/>
+              </w:rPr>
+            </w:pPr>
+            <w:r>
+              <w:rPr>
+                <w:sz w:val="20"/>
+              </w:rPr>
+              <w:t>FR-03</w:t>
+            </w:r>
+          </w:p>
+        </w:tc>
+        <w:tc>
+          <w:tcPr>
+            <w:tcW w:w="3942" w:type="dxa"/>
+          </w:tcPr>
+          <w:p>
+            <w:pPr>
+              <w:spacing w:before="40" w:after="40"/>
+              <w:rPr>
+                <w:sz w:val="20"/>
+              </w:rPr>
+            </w:pPr>
+            <w:r>
+              <w:rPr>
+                <w:sz w:val="20"/>
+              </w:rPr>
+              <w:t>Role-based access to pages and actions.</w:t>
+            </w:r>
+          </w:p>
+        </w:tc>
+        <w:tc>
+          <w:tcPr>
+            <w:tcW w:w="1509" w:type="dxa"/>
+          </w:tcPr>
+          <w:p>
+            <w:pPr>
+              <w:spacing w:before="40" w:after="40"/>
+              <w:rPr>
+                <w:sz w:val="20"/>
+              </w:rPr>
+            </w:pPr>
+            <w:r>
+              <w:rPr>
+                <w:sz w:val="20"/>
+              </w:rPr>
+              <w:t>High</w:t>
+            </w:r>
+          </w:p>
+        </w:tc>
+        <w:tc>
+          <w:tcPr>
+            <w:tcW w:w="3442" w:type="dxa"/>
+          </w:tcPr>
+          <w:p>
+            <w:pPr>
+              <w:spacing w:before="40" w:after="40"/>
+              <w:rPr>
+                <w:sz w:val="20"/>
+              </w:rPr>
+            </w:pPr>
+            <w:r>
+              <w:rPr>
+                <w:sz w:val="20"/>
+              </w:rPr>
+              <w:t>Signed-out visitors are sent to the sign-in page; coordinators and lecturers cannot open the student area; students cannot open the dashboard; a student cannot view another student's entry.</w:t>
+            </w:r>
+          </w:p>
+        </w:tc>
+      </w:tr>
+      <w:tr>
+        <w:trPr>
+          <w:cantSplit/>
+        </w:trPr>
+        <w:tc>
+          <w:tcPr>
+            <w:tcW w:w="1087" w:type="dxa"/>
+          </w:tcPr>
+          <w:p>
+            <w:pPr>
+              <w:spacing w:before="40" w:after="40"/>
+              <w:rPr>
+                <w:sz w:val="20"/>
+              </w:rPr>
+            </w:pPr>
+            <w:r>
+              <w:rPr>
+                <w:sz w:val="20"/>
+              </w:rPr>
+              <w:t>FR-04</w:t>
+            </w:r>
+          </w:p>
+        </w:tc>
+        <w:tc>
+          <w:tcPr>
+            <w:tcW w:w="3942" w:type="dxa"/>
+          </w:tcPr>
+          <w:p>
+            <w:pPr>
+              <w:spacing w:before="40" w:after="40"/>
+              <w:rPr>
+                <w:sz w:val="20"/>
+              </w:rPr>
+            </w:pPr>
+            <w:r>
+              <w:rPr>
+                <w:sz w:val="20"/>
+              </w:rPr>
+              <w:t>Create a daily logbook entry.</w:t>
+            </w:r>
+          </w:p>
+        </w:tc>
+        <w:tc>
+          <w:tcPr>
+            <w:tcW w:w="1509" w:type="dxa"/>
+          </w:tcPr>
+          <w:p>
+            <w:pPr>
+              <w:spacing w:before="40" w:after="40"/>
+              <w:rPr>
+                <w:sz w:val="20"/>
+              </w:rPr>
+            </w:pPr>
+            <w:r>
+              <w:rPr>
+                <w:sz w:val="20"/>
+              </w:rPr>
+              <w:t>High</w:t>
+            </w:r>
+          </w:p>
+        </w:tc>
+        <w:tc>
+          <w:tcPr>
+            <w:tcW w:w="3442" w:type="dxa"/>
+          </w:tcPr>
+          <w:p>
+            <w:pPr>
+              <w:spacing w:before="40" w:after="40"/>
+              <w:rPr>
+                <w:sz w:val="20"/>
+              </w:rPr>
+            </w:pPr>
+            <w:r>
+              <w:rPr>
+                <w:sz w:val="20"/>
+              </w:rPr>
+              <w:t>Work date, description and hours are required; hours must be more than 0 and at most 24; the entry is saved as Draft and opened.</w:t>
+            </w:r>
+          </w:p>
+        </w:tc>
+      </w:tr>
+      <w:tr>
+        <w:trPr>
+          <w:cantSplit/>
+        </w:trPr>
+        <w:tc>
+          <w:tcPr>
+            <w:tcW w:w="1087" w:type="dxa"/>
+          </w:tcPr>
+          <w:p>
+            <w:pPr>
+              <w:spacing w:before="40" w:after="40"/>
+              <w:rPr>
+                <w:sz w:val="20"/>
+              </w:rPr>
+            </w:pPr>
+            <w:r>
+              <w:rPr>
+                <w:sz w:val="20"/>
+              </w:rPr>
+              <w:t>FR-05</w:t>
+            </w:r>
+          </w:p>
+        </w:tc>
+        <w:tc>
+          <w:tcPr>
+            <w:tcW w:w="3942" w:type="dxa"/>
+          </w:tcPr>
+          <w:p>
+            <w:pPr>
+              <w:spacing w:before="40" w:after="40"/>
+              <w:rPr>
+                <w:sz w:val="20"/>
+              </w:rPr>
+            </w:pPr>
+            <w:r>
+              <w:rPr>
+                <w:sz w:val="20"/>
+              </w:rPr>
+              <w:t>Attach one optional evidence file to an entry.</w:t>
+            </w:r>
+          </w:p>
+        </w:tc>
+        <w:tc>
+          <w:tcPr>
+            <w:tcW w:w="1509" w:type="dxa"/>
+          </w:tcPr>
+          <w:p>
+            <w:pPr>
+              <w:spacing w:before="40" w:after="40"/>
+              <w:rPr>
+                <w:sz w:val="20"/>
+              </w:rPr>
+            </w:pPr>
+            <w:r>
+              <w:rPr>
+                <w:sz w:val="20"/>
+              </w:rPr>
+              <w:t>Medium</w:t>
+            </w:r>
+          </w:p>
+        </w:tc>
+        <w:tc>
+          <w:tcPr>
+            <w:tcW w:w="3442" w:type="dxa"/>
+          </w:tcPr>
+          <w:p>
+            <w:pPr>
+              <w:spacing w:before="40" w:after="40"/>
+              <w:rPr>
+                <w:sz w:val="20"/>
+              </w:rPr>
+            </w:pPr>
+            <w:r>
+              <w:rPr>
+                <w:sz w:val="20"/>
+              </w:rPr>
+              <w:t>PDF, PNG, JPG, JPEG and WEBP files are accepted and stored under a random name; any other type is rejected with "Evidence must be a PDF or image file."</w:t>
+            </w:r>
+          </w:p>
+        </w:tc>
+      </w:tr>
+      <w:tr>
+        <w:trPr>
+          <w:cantSplit/>
+        </w:trPr>
+        <w:tc>
+          <w:tcPr>
+            <w:tcW w:w="1087" w:type="dxa"/>
+          </w:tcPr>
+          <w:p>
+            <w:pPr>
+              <w:spacing w:before="40" w:after="40"/>
+              <w:rPr>
+                <w:sz w:val="20"/>
+              </w:rPr>
+            </w:pPr>
+            <w:r>
+              <w:rPr>
+                <w:sz w:val="20"/>
+              </w:rPr>
+              <w:t>FR-06</w:t>
+            </w:r>
+          </w:p>
+        </w:tc>
+        <w:tc>
+          <w:tcPr>
+            <w:tcW w:w="3942" w:type="dxa"/>
+          </w:tcPr>
+          <w:p>
+            <w:pPr>
+              <w:spacing w:before="40" w:after="40"/>
+              <w:rPr>
+                <w:sz w:val="20"/>
+              </w:rPr>
+            </w:pPr>
+            <w:r>
+              <w:rPr>
+                <w:sz w:val="20"/>
+              </w:rPr>
+              <w:t>Submit an entry for verification.</w:t>
+            </w:r>
+          </w:p>
+        </w:tc>
+        <w:tc>
+          <w:tcPr>
+            <w:tcW w:w="1509" w:type="dxa"/>
+          </w:tcPr>
+          <w:p>
+            <w:pPr>
+              <w:spacing w:before="40" w:after="40"/>
+              <w:rPr>
+                <w:sz w:val="20"/>
+              </w:rPr>
+            </w:pPr>
+            <w:r>
+              <w:rPr>
+                <w:sz w:val="20"/>
+              </w:rPr>
+              <w:t>High</w:t>
+            </w:r>
+          </w:p>
+        </w:tc>
+        <w:tc>
+          <w:tcPr>
+            <w:tcW w:w="3442" w:type="dxa"/>
+          </w:tcPr>
+          <w:p>
+            <w:pPr>
+              <w:spacing w:before="40" w:after="40"/>
+              <w:rPr>
+                <w:sz w:val="20"/>
+              </w:rPr>
+            </w:pPr>
+            <w:r>
+              <w:rPr>
+                <w:sz w:val="20"/>
+              </w:rPr>
+              <w:t>Only Draft or Rejected entries with a mentor email can be submitted; a 48-character token valid for 7 days is created; the entry becomes Pending verification and the link is shown with a Copy button.</w:t>
+            </w:r>
+          </w:p>
+        </w:tc>
+      </w:tr>
+      <w:tr>
+        <w:trPr>
+          <w:cantSplit/>
+        </w:trPr>
+        <w:tc>
+          <w:tcPr>
+            <w:tcW w:w="1087" w:type="dxa"/>
+          </w:tcPr>
+          <w:p>
+            <w:pPr>
+              <w:spacing w:before="40" w:after="40"/>
+              <w:rPr>
+                <w:sz w:val="20"/>
+              </w:rPr>
+            </w:pPr>
+            <w:r>
+              <w:rPr>
+                <w:sz w:val="20"/>
+              </w:rPr>
+              <w:t>FR-07</w:t>
+            </w:r>
+          </w:p>
+        </w:tc>
+        <w:tc>
+          <w:tcPr>
+            <w:tcW w:w="3942" w:type="dxa"/>
+          </w:tcPr>
+          <w:p>
+            <w:pPr>
+              <w:spacing w:before="40" w:after="40"/>
+              <w:rPr>
+                <w:sz w:val="20"/>
+              </w:rPr>
+            </w:pPr>
+            <w:r>
+              <w:rPr>
+                <w:sz w:val="20"/>
+              </w:rPr>
+              <w:t>Mentor verification through the link without an account.</w:t>
+            </w:r>
+          </w:p>
+        </w:tc>
+        <w:tc>
+          <w:tcPr>
+            <w:tcW w:w="1509" w:type="dxa"/>
+          </w:tcPr>
+          <w:p>
+            <w:pPr>
+              <w:spacing w:before="40" w:after="40"/>
+              <w:rPr>
+                <w:sz w:val="20"/>
+              </w:rPr>
+            </w:pPr>
+            <w:r>
+              <w:rPr>
+                <w:sz w:val="20"/>
+              </w:rPr>
+              <w:t>High</w:t>
+            </w:r>
+          </w:p>
+        </w:tc>
+        <w:tc>
+          <w:tcPr>
+            <w:tcW w:w="3442" w:type="dxa"/>
+          </w:tcPr>
+          <w:p>
+            <w:pPr>
+              <w:spacing w:before="40" w:after="40"/>
+              <w:rPr>
+                <w:sz w:val="20"/>
+              </w:rPr>
+            </w:pPr>
+            <w:r>
+              <w:rPr>
+                <w:sz w:val="20"/>
+              </w:rPr>
+              <w:t>The link shows the student's name, work date, hours, description and status, with Approve and Reject buttons; Approve sets Verified and records the time; Reject sets Rejected.</w:t>
+            </w:r>
+          </w:p>
+        </w:tc>
+      </w:tr>
+      <w:tr>
+        <w:trPr>
+          <w:cantSplit/>
+        </w:trPr>
+        <w:tc>
+          <w:tcPr>
+            <w:tcW w:w="1087" w:type="dxa"/>
+          </w:tcPr>
+          <w:p>
+            <w:pPr>
+              <w:spacing w:before="40" w:after="40"/>
+              <w:rPr>
+                <w:sz w:val="20"/>
+              </w:rPr>
+            </w:pPr>
+            <w:r>
+              <w:rPr>
+                <w:sz w:val="20"/>
+              </w:rPr>
+              <w:t>FR-08</w:t>
+            </w:r>
+          </w:p>
+        </w:tc>
+        <w:tc>
+          <w:tcPr>
+            <w:tcW w:w="3942" w:type="dxa"/>
+          </w:tcPr>
+          <w:p>
+            <w:pPr>
+              <w:spacing w:before="40" w:after="40"/>
+              <w:rPr>
+                <w:sz w:val="20"/>
+              </w:rPr>
+            </w:pPr>
+            <w:r>
+              <w:rPr>
+                <w:sz w:val="20"/>
+              </w:rPr>
+              <w:t>One-time, expiring links.</w:t>
+            </w:r>
+          </w:p>
+        </w:tc>
+        <w:tc>
+          <w:tcPr>
+            <w:tcW w:w="1509" w:type="dxa"/>
+          </w:tcPr>
+          <w:p>
+            <w:pPr>
+              <w:spacing w:before="40" w:after="40"/>
+              <w:rPr>
+                <w:sz w:val="20"/>
+              </w:rPr>
+            </w:pPr>
+            <w:r>
+              <w:rPr>
+                <w:sz w:val="20"/>
+              </w:rPr>
+              <w:t>High</w:t>
+            </w:r>
+          </w:p>
+        </w:tc>
+        <w:tc>
+          <w:tcPr>
+            <w:tcW w:w="3442" w:type="dxa"/>
+          </w:tcPr>
+          <w:p>
+            <w:pPr>
+              <w:spacing w:before="40" w:after="40"/>
+              <w:rPr>
+                <w:sz w:val="20"/>
+              </w:rPr>
+            </w:pPr>
+            <w:r>
+              <w:rPr>
+                <w:sz w:val="20"/>
+              </w:rPr>
+              <w:t>A used link shows "This link was already used"; an expired or unknown link shows an error; neither changes the entry; two clicks on Approve record only one decision.</w:t>
+            </w:r>
+          </w:p>
+        </w:tc>
+      </w:tr>
+      <w:tr>
+        <w:trPr>
+          <w:cantSplit/>
+        </w:trPr>
+        <w:tc>
+          <w:tcPr>
+            <w:tcW w:w="1087" w:type="dxa"/>
+          </w:tcPr>
+          <w:p>
+            <w:pPr>
+              <w:spacing w:before="40" w:after="40"/>
+              <w:rPr>
+                <w:sz w:val="20"/>
+              </w:rPr>
+            </w:pPr>
+            <w:r>
+              <w:rPr>
+                <w:sz w:val="20"/>
+              </w:rPr>
+              <w:t>FR-09</w:t>
+            </w:r>
+          </w:p>
+        </w:tc>
+        <w:tc>
+          <w:tcPr>
+            <w:tcW w:w="3942" w:type="dxa"/>
+          </w:tcPr>
+          <w:p>
+            <w:pPr>
+              <w:spacing w:before="40" w:after="40"/>
+              <w:rPr>
+                <w:sz w:val="20"/>
+              </w:rPr>
+            </w:pPr>
+            <w:r>
+              <w:rPr>
+                <w:sz w:val="20"/>
+              </w:rPr>
+              <w:t>Show entry status.</w:t>
+            </w:r>
+          </w:p>
+        </w:tc>
+        <w:tc>
+          <w:tcPr>
+            <w:tcW w:w="1509" w:type="dxa"/>
+          </w:tcPr>
+          <w:p>
+            <w:pPr>
+              <w:spacing w:before="40" w:after="40"/>
+              <w:rPr>
+                <w:sz w:val="20"/>
+              </w:rPr>
+            </w:pPr>
+            <w:r>
+              <w:rPr>
+                <w:sz w:val="20"/>
+              </w:rPr>
+              <w:t>High</w:t>
+            </w:r>
+          </w:p>
+        </w:tc>
+        <w:tc>
+          <w:tcPr>
+            <w:tcW w:w="3442" w:type="dxa"/>
+          </w:tcPr>
+          <w:p>
+            <w:pPr>
+              <w:spacing w:before="40" w:after="40"/>
+              <w:rPr>
+                <w:sz w:val="20"/>
+              </w:rPr>
+            </w:pPr>
+            <w:r>
+              <w:rPr>
+                <w:sz w:val="20"/>
+              </w:rPr>
+              <w:t>Each entry shows Draft, Pending verification, Verified or Rejected on the logbook and entry pages.</w:t>
+            </w:r>
+          </w:p>
+        </w:tc>
+      </w:tr>
+      <w:tr>
+        <w:trPr>
+          <w:cantSplit/>
+        </w:trPr>
+        <w:tc>
+          <w:tcPr>
+            <w:tcW w:w="1087" w:type="dxa"/>
+          </w:tcPr>
+          <w:p>
+            <w:pPr>
+              <w:spacing w:before="40" w:after="40"/>
+              <w:rPr>
+                <w:sz w:val="20"/>
+              </w:rPr>
+            </w:pPr>
+            <w:r>
+              <w:rPr>
+                <w:sz w:val="20"/>
+              </w:rPr>
+              <w:t>FR-10</w:t>
+            </w:r>
+          </w:p>
+        </w:tc>
+        <w:tc>
+          <w:tcPr>
+            <w:tcW w:w="3942" w:type="dxa"/>
+          </w:tcPr>
+          <w:p>
+            <w:pPr>
+              <w:spacing w:before="40" w:after="40"/>
+              <w:rPr>
+                <w:sz w:val="20"/>
+              </w:rPr>
+            </w:pPr>
+            <w:r>
+              <w:rPr>
+                <w:sz w:val="20"/>
+              </w:rPr>
+              <w:t>Logbook history and hour progress.</w:t>
+            </w:r>
+          </w:p>
+        </w:tc>
+        <w:tc>
+          <w:tcPr>
+            <w:tcW w:w="1509" w:type="dxa"/>
+          </w:tcPr>
+          <w:p>
+            <w:pPr>
+              <w:spacing w:before="40" w:after="40"/>
+              <w:rPr>
+                <w:sz w:val="20"/>
+              </w:rPr>
+            </w:pPr>
+            <w:r>
+              <w:rPr>
+                <w:sz w:val="20"/>
+              </w:rPr>
+              <w:t>High</w:t>
+            </w:r>
+          </w:p>
+        </w:tc>
+        <w:tc>
+          <w:tcPr>
+            <w:tcW w:w="3442" w:type="dxa"/>
+          </w:tcPr>
+          <w:p>
+            <w:pPr>
+              <w:spacing w:before="40" w:after="40"/>
+              <w:rPr>
+                <w:sz w:val="20"/>
+              </w:rPr>
+            </w:pPr>
+            <w:r>
+              <w:rPr>
+                <w:sz w:val="20"/>
+              </w:rPr>
+              <w:t>The logbook lists the student's entries newest first and shows "X of Y verified hours completed".</w:t>
+            </w:r>
+          </w:p>
+        </w:tc>
+      </w:tr>
+      <w:tr>
+        <w:trPr>
+          <w:cantSplit/>
+        </w:trPr>
+        <w:tc>
+          <w:tcPr>
+            <w:tcW w:w="1087" w:type="dxa"/>
+          </w:tcPr>
+          <w:p>
+            <w:pPr>
+              <w:spacing w:before="40" w:after="40"/>
+              <w:rPr>
+                <w:sz w:val="20"/>
+              </w:rPr>
+            </w:pPr>
+            <w:r>
+              <w:rPr>
+                <w:sz w:val="20"/>
+              </w:rPr>
+              <w:lastRenderedPageBreak/>
+              <w:t>FR-11</w:t>
+            </w:r>
+          </w:p>
+        </w:tc>
+        <w:tc>
+          <w:tcPr>
+            <w:tcW w:w="3942" w:type="dxa"/>
+          </w:tcPr>
+          <w:p>
+            <w:pPr>
+              <w:spacing w:before="40" w:after="40"/>
+              <w:rPr>
+                <w:sz w:val="20"/>
+              </w:rPr>
+            </w:pPr>
+            <w:r>
+              <w:rPr>
+                <w:sz w:val="20"/>
+              </w:rPr>
+              <w:t>Coordinator and lecturer monitoring dashboard.</w:t>
+            </w:r>
+          </w:p>
+        </w:tc>
+        <w:tc>
+          <w:tcPr>
+            <w:tcW w:w="1509" w:type="dxa"/>
+          </w:tcPr>
+          <w:p>
+            <w:pPr>
+              <w:spacing w:before="40" w:after="40"/>
+              <w:rPr>
+                <w:sz w:val="20"/>
+              </w:rPr>
+            </w:pPr>
+            <w:r>
+              <w:rPr>
+                <w:sz w:val="20"/>
+              </w:rPr>
+              <w:t>High</w:t>
+            </w:r>
+          </w:p>
+        </w:tc>
+        <w:tc>
+          <w:tcPr>
+            <w:tcW w:w="3442" w:type="dxa"/>
+          </w:tcPr>
+          <w:p>
+            <w:pPr>
+              <w:spacing w:before="40" w:after="40"/>
+              <w:rPr>
+                <w:sz w:val="20"/>
+              </w:rPr>
+            </w:pPr>
+            <w:r>
+              <w:rPr>
+                <w:sz w:val="20"/>
+              </w:rPr>
+              <w:t>Every student is listed with On track, Awaiting verification or Overdue, verified hours against required hours, number of entries and number pending.</w:t>
+            </w:r>
+          </w:p>
+        </w:tc>
+      </w:tr>
+      <w:tr>
+        <w:trPr>
+          <w:cantSplit/>
+        </w:trPr>
+        <w:tc>
+          <w:tcPr>
+            <w:tcW w:w="1087" w:type="dxa"/>
+          </w:tcPr>
+          <w:p>
+            <w:pPr>
+              <w:spacing w:before="40" w:after="40"/>
+              <w:rPr>
+                <w:sz w:val="20"/>
+              </w:rPr>
+            </w:pPr>
+            <w:r>
+              <w:rPr>
+                <w:sz w:val="20"/>
+              </w:rPr>
+              <w:t>FR-12</w:t>
+            </w:r>
+          </w:p>
+        </w:tc>
+        <w:tc>
+          <w:tcPr>
+            <w:tcW w:w="3942" w:type="dxa"/>
+          </w:tcPr>
+          <w:p>
+            <w:pPr>
+              <w:spacing w:before="40" w:after="40"/>
+              <w:rPr>
+                <w:sz w:val="20"/>
+              </w:rPr>
+            </w:pPr>
+            <w:r>
+              <w:rPr>
+                <w:sz w:val="20"/>
+              </w:rPr>
+              <w:t>Automatic timestamps.</w:t>
+            </w:r>
+          </w:p>
+        </w:tc>
+        <w:tc>
+          <w:tcPr>
+            <w:tcW w:w="1509" w:type="dxa"/>
+          </w:tcPr>
+          <w:p>
+            <w:pPr>
+              <w:spacing w:before="40" w:after="40"/>
+              <w:rPr>
+                <w:sz w:val="20"/>
+              </w:rPr>
+            </w:pPr>
+            <w:r>
+              <w:rPr>
+                <w:sz w:val="20"/>
+              </w:rPr>
+              <w:t>Medium</w:t>
+            </w:r>
+          </w:p>
+        </w:tc>
+        <w:tc>
+          <w:tcPr>
+            <w:tcW w:w="3442" w:type="dxa"/>
+          </w:tcPr>
+          <w:p>
+            <w:pPr>
+              <w:spacing w:before="40" w:after="40"/>
+              <w:rPr>
+                <w:sz w:val="20"/>
+              </w:rPr>
+            </w:pPr>
+            <w:r>
+              <w:rPr>
+                <w:sz w:val="20"/>
+              </w:rPr>
+              <w:t>created_at, updated_at and verified_at are stored on entries; used_at and decision are stored on links.</w:t>
+            </w:r>
+          </w:p>
+        </w:tc>
+      </w:tr>
+      <w:tr>
+        <w:trPr>
+          <w:cantSplit/>
+        </w:trPr>
+        <w:tc>
+          <w:tcPr>
+            <w:tcW w:w="1087" w:type="dxa"/>
+          </w:tcPr>
+          <w:p>
+            <w:pPr>
+              <w:spacing w:before="40" w:after="40"/>
+              <w:rPr>
+                <w:sz w:val="20"/>
+              </w:rPr>
+            </w:pPr>
+            <w:r>
+              <w:rPr>
+                <w:sz w:val="20"/>
+              </w:rPr>
+              <w:t>FR-13</w:t>
+            </w:r>
+          </w:p>
+        </w:tc>
+        <w:tc>
+          <w:tcPr>
+            <w:tcW w:w="3942" w:type="dxa"/>
+          </w:tcPr>
+          <w:p>
+            <w:pPr>
+              <w:spacing w:before="40" w:after="40"/>
+              <w:rPr>
+                <w:sz w:val="20"/>
+              </w:rPr>
+            </w:pPr>
+            <w:r>
+              <w:rPr>
+                <w:sz w:val="20"/>
+              </w:rPr>
+              <w:t>Protected evidence download.</w:t>
+            </w:r>
+          </w:p>
+        </w:tc>
+        <w:tc>
+          <w:tcPr>
+            <w:tcW w:w="1509" w:type="dxa"/>
+          </w:tcPr>
+          <w:p>
+            <w:pPr>
+              <w:spacing w:before="40" w:after="40"/>
+              <w:rPr>
+                <w:sz w:val="20"/>
+              </w:rPr>
+            </w:pPr>
+            <w:r>
+              <w:rPr>
+                <w:sz w:val="20"/>
+              </w:rPr>
+              <w:t>High</w:t>
+            </w:r>
+          </w:p>
+        </w:tc>
+        <w:tc>
+          <w:tcPr>
+            <w:tcW w:w="3442" w:type="dxa"/>
+          </w:tcPr>
+          <w:p>
+            <w:pPr>
+              <w:spacing w:before="40" w:after="40"/>
+              <w:rPr>
+                <w:sz w:val="20"/>
+              </w:rPr>
+            </w:pPr>
+            <w:r>
+              <w:rPr>
+                <w:sz w:val="20"/>
+              </w:rPr>
+              <w:t>The student who uploaded a file, coordinators and lecturers can open it; another student receives 403 Forbidden and a signed-out visitor receives 401 Unauthorized.</w:t>
+            </w:r>
+          </w:p>
+        </w:tc>
+      </w:tr>
+      <w:tr>
+        <w:trPr>
+          <w:cantSplit/>
+        </w:trPr>
+        <w:tc>
+          <w:tcPr>
+            <w:tcW w:w="1087" w:type="dxa"/>
+          </w:tcPr>
+          <w:p>
+            <w:pPr>
+              <w:spacing w:before="40" w:after="40"/>
+              <w:rPr>
+                <w:sz w:val="20"/>
+              </w:rPr>
+            </w:pPr>
+            <w:r>
+              <w:rPr>
+                <w:sz w:val="20"/>
+              </w:rPr>
+              <w:t>FR-14</w:t>
+            </w:r>
+          </w:p>
+        </w:tc>
+        <w:tc>
+          <w:tcPr>
+            <w:tcW w:w="3942" w:type="dxa"/>
+          </w:tcPr>
+          <w:p>
+            <w:pPr>
+              <w:spacing w:before="40" w:after="40"/>
+              <w:rPr>
+                <w:sz w:val="20"/>
+              </w:rPr>
+            </w:pPr>
+            <w:r>
+              <w:rPr>
+                <w:sz w:val="20"/>
+              </w:rPr>
+              <w:t>Sign out.</w:t>
+            </w:r>
+          </w:p>
+        </w:tc>
+        <w:tc>
+          <w:tcPr>
+            <w:tcW w:w="1509" w:type="dxa"/>
+          </w:tcPr>
+          <w:p>
+            <w:pPr>
+              <w:spacing w:before="40" w:after="40"/>
+              <w:rPr>
+                <w:sz w:val="20"/>
+              </w:rPr>
+            </w:pPr>
+            <w:r>
+              <w:rPr>
+                <w:sz w:val="20"/>
+              </w:rPr>
+              <w:t>High</w:t>
+            </w:r>
+          </w:p>
+        </w:tc>
+        <w:tc>
+          <w:tcPr>
+            <w:tcW w:w="3442" w:type="dxa"/>
+          </w:tcPr>
+          <w:p>
+            <w:pPr>
+              <w:spacing w:before="40" w:after="40"/>
+              <w:rPr>
+                <w:sz w:val="20"/>
+              </w:rPr>
+            </w:pPr>
+            <w:r>
+              <w:rPr>
+                <w:sz w:val="20"/>
+              </w:rPr>
+              <w:t>Sign out removes the session cookie and returns to the sign-in page; protected pages then redirect to sign-in.</w:t>
+            </w:r>
+          </w:p>
+        </w:tc>
+      </w:tr>
+    </w:tbl>
+    <w:p/>
     <w:p>
       <w:pPr>
-        <w:pStyle w:val="ListParagraph"/>
-        <w:numPr>
-          <w:ilvl w:val="0"/>
-          <w:numId w:val="10"/>
-        </w:numPr>
+        <w:pStyle w:val="Heading1"/>
       </w:pPr>
       <w:r>
-        <w:rPr>
-          <w:b/>
-          <w:bCs/>
-        </w:rPr>
-        <w:t>FR-07:</w:t>
-      </w:r>
-      <w:r>
-        <w:t xml:space="preserve"> Workplace mentors must be able to approve records or request corrections with feedback. (Priority: High) | </w:t>
-      </w:r>
-      <w:r>
-        <w:rPr>
-          <w:i/>
-          <w:iCs/>
-        </w:rPr>
-        <w:t>Acceptance Criterion: The system allows mentors to attach feedback notes and update the record state accordingly.</w:t>
-      </w:r>
-      <w:r>
-        <w:t xml:space="preserve"> </w:t>
-      </w:r>
-    </w:p>
-    <w:p>
-      <w:pPr>
-        <w:pStyle w:val="ListParagraph"/>
-        <w:numPr>
-          <w:ilvl w:val="0"/>
-          <w:numId w:val="10"/>
-        </w:numPr>
-      </w:pPr>
-      <w:r>
-        <w:rPr>
-          <w:b/>
-          <w:bCs/>
-        </w:rPr>
-        <w:t>FR-08:</w:t>
-      </w:r>
-      <w:r>
-        <w:t xml:space="preserve"> The system must display the status of each record as pending, approved, or requiring corrections. (Priority: High) | </w:t>
-      </w:r>
-      <w:r>
-        <w:rPr>
-          <w:i/>
-          <w:iCs/>
-        </w:rPr>
-        <w:t>Acceptance Criterion: Clear status indicators are visible on both the student and mentor dashboards.</w:t>
-      </w:r>
-      <w:r>
-        <w:t xml:space="preserve"> </w:t>
-      </w:r>
-    </w:p>
-    <w:p>
-      <w:pPr>
-        <w:pStyle w:val="ListParagraph"/>
-        <w:numPr>
-          <w:ilvl w:val="0"/>
-          <w:numId w:val="10"/>
-        </w:numPr>
-      </w:pPr>
-      <w:r>
-        <w:rPr>
-          <w:b/>
-          <w:bCs/>
-        </w:rPr>
-        <w:t>FR-09:</w:t>
-      </w:r>
-      <w:r>
-        <w:t xml:space="preserve"> Students must be able to view their previous submissions and their status. (Priority: Medium) | </w:t>
-      </w:r>
-      <w:r>
-        <w:rPr>
-          <w:i/>
-          <w:iCs/>
-        </w:rPr>
-        <w:t>Acceptance Criterion: A history log is available for students to track past entries.</w:t>
-      </w:r>
-      <w:r>
-        <w:t xml:space="preserve"> </w:t>
-      </w:r>
-    </w:p>
-    <w:p>
-      <w:pPr>
-        <w:pStyle w:val="ListParagraph"/>
-        <w:numPr>
-          <w:ilvl w:val="0"/>
-          <w:numId w:val="10"/>
-        </w:numPr>
-      </w:pPr>
-      <w:r>
-        <w:rPr>
-          <w:b/>
-          <w:bCs/>
-        </w:rPr>
-        <w:t>FR-10:</w:t>
-      </w:r>
-      <w:r>
-        <w:t xml:space="preserve"> Coordinators must be able to identify students with outstanding or missing records. (Priority: High) | </w:t>
-      </w:r>
-      <w:r>
-        <w:rPr>
-          <w:i/>
-          <w:iCs/>
-        </w:rPr>
-        <w:t>Acceptance Criterion: Coordinators have access to a reporting view highlighting unsubmitted mandatory records.</w:t>
-      </w:r>
-      <w:r>
-        <w:t xml:space="preserve"> </w:t>
-      </w:r>
-    </w:p>
-    <w:p>
-      <w:pPr>
-        <w:pStyle w:val="ListParagraph"/>
-        <w:numPr>
-          <w:ilvl w:val="0"/>
-          <w:numId w:val="10"/>
-        </w:numPr>
-      </w:pPr>
-      <w:r>
-        <w:rPr>
-          <w:b/>
-          <w:bCs/>
-        </w:rPr>
-        <w:t>FR-11:</w:t>
-      </w:r>
-      <w:r>
-        <w:t xml:space="preserve"> Lecturers must be able to monitor student progress and identify students who are falling behind. (Priority: High) | </w:t>
-      </w:r>
-      <w:r>
-        <w:rPr>
-          <w:i/>
-          <w:iCs/>
-        </w:rPr>
-        <w:t>Acceptance Criterion: Lecturers can view aggregated metrics on student progression.</w:t>
-      </w:r>
-      <w:r>
-        <w:t xml:space="preserve"> </w:t>
-      </w:r>
-    </w:p>
-    <w:p>
-      <w:pPr>
-        <w:pStyle w:val="ListParagraph"/>
-        <w:numPr>
-          <w:ilvl w:val="0"/>
-          <w:numId w:val="10"/>
-        </w:numPr>
-      </w:pPr>
-      <w:r>
-        <w:rPr>
-          <w:b/>
-          <w:bCs/>
-        </w:rPr>
-        <w:t>FR-12:</w:t>
-      </w:r>
-      <w:r>
-        <w:t xml:space="preserve"> The system must record the dates and times of submissions and verifications. (Priority: High) | </w:t>
-      </w:r>
-      <w:r>
-        <w:rPr>
-          <w:i/>
-          <w:iCs/>
-        </w:rPr>
-        <w:t>Acceptance Criterion: All record interactions generate accurate, automated timestamps.</w:t>
-      </w:r>
-      <w:r>
-        <w:t xml:space="preserve"> </w:t>
-      </w:r>
-    </w:p>
-    <w:p>
-      <w:pPr>
-        <w:pStyle w:val="ListParagraph"/>
-        <w:numPr>
-          <w:ilvl w:val="0"/>
-          <w:numId w:val="10"/>
-        </w:numPr>
-      </w:pPr>
-      <w:r>
-        <w:rPr>
-          <w:b/>
-          <w:bCs/>
-        </w:rPr>
-        <w:t>FR-13:</w:t>
-      </w:r>
-      <w:r>
-        <w:t xml:space="preserve"> Authorized users must be able to view relevant student activity and progress information. (Priority: Medium) | </w:t>
-      </w:r>
-      <w:r>
-        <w:rPr>
-          <w:i/>
-          <w:iCs/>
-        </w:rPr>
-        <w:t>Acceptance Criterion: Dashboard information dynamically updates based on the viewing user's authorization level.</w:t>
-      </w:r>
-      <w:r>
-        <w:t xml:space="preserve"> </w:t>
-      </w:r>
-    </w:p>
-    <w:p>
-      <w:pPr>
-        <w:pStyle w:val="ListParagraph"/>
-        <w:numPr>
-          <w:ilvl w:val="0"/>
-          <w:numId w:val="10"/>
-        </w:numPr>
-      </w:pPr>
-      <w:r>
-        <w:rPr>
-          <w:b/>
-          <w:bCs/>
-        </w:rPr>
-        <w:t>FR-14:</w:t>
-      </w:r>
-      <w:r>
-        <w:t xml:space="preserve"> Users must be able to log out of their accounts securely. (Priority: High) | </w:t>
-      </w:r>
-      <w:r>
-        <w:rPr>
-          <w:i/>
-          <w:iCs/>
-        </w:rPr>
-        <w:t>Acceptance Criterion: Active sessions are completely terminated upon logging out.</w:t>
-      </w:r>
-      <w:r>
-        <w:t xml:space="preserve"> </w:t>
-      </w:r>
-    </w:p>
-    <w:p>
-      <w:pPr>
-        <w:pStyle w:val="Heading1"/>
-      </w:pPr>
-      <w:r>
-        <w:lastRenderedPageBreak/>
         <w:t>4. Non-Functional Requirements</w:t>
       </w:r>
     </w:p>
     <w:p>
+      <w:pPr>
+        <w:pStyle w:val="Caption"/>
+        <w:keepNext/>
+        <w:rPr>
+          <w:b w:val="0"/>
+        </w:rPr>
+      </w:pPr>
       <w:r>
-        <w:t>Use IDs NFR-01 etc. Include measurable criteria.</w:t>
+        <w:rPr>
+          <w:b w:val="0"/>
+        </w:rPr>
+        <w:t xml:space="preserve">Table </w:t>
+      </w:r>
+      <w:r>
+        <w:rPr>
+          <w:b w:val="0"/>
+        </w:rPr>
+        <w:fldChar w:fldCharType="begin"/>
+      </w:r>
+      <w:r>
+        <w:rPr>
+          <w:b w:val="0"/>
+        </w:rPr>
+        <w:instrText xml:space="preserve"> SEQ Table \* ARABIC </w:instrText>
+      </w:r>
+      <w:r>
+        <w:rPr>
+          <w:b w:val="0"/>
+        </w:rPr>
+        <w:fldChar w:fldCharType="separate"/>
+      </w:r>
+      <w:r>
+        <w:rPr>
+          <w:b w:val="0"/>
+          <w:noProof/>
+        </w:rPr>
+        <w:t>4</w:t>
+      </w:r>
+      <w:r>
+        <w:rPr>
+          <w:b w:val="0"/>
+        </w:rPr>
+        <w:fldChar w:fldCharType="end"/>
+      </w:r>
+      <w:r>
+        <w:rPr>
+          <w:b w:val="0"/>
+        </w:rPr>
+        <w:t>: Non-functional requirements</w:t>
       </w:r>
     </w:p>
+    <w:tbl>
+      <w:tblPr>
+        <w:tblStyle w:val="TableGrid"/>
+        <w:tblW w:w="9979" w:type="dxa"/>
+        <w:tblLayout w:type="fixed"/>
+        <w:tblLook w:val="04A0" w:firstRow="1" w:lastRow="0" w:firstColumn="1" w:lastColumn="0" w:noHBand="0" w:noVBand="1"/>
+      </w:tblPr>
+      <w:tblGrid>
+        <w:gridCol w:w="1246"/>
+        <w:gridCol w:w="2759"/>
+        <w:gridCol w:w="3621"/>
+        <w:gridCol w:w="2353"/>
+      </w:tblGrid>
+      <w:tr>
+        <w:trPr>
+          <w:cantSplit/>
+          <w:tblHeader/>
+        </w:trPr>
+        <w:tc>
+          <w:tcPr>
+            <w:tcW w:w="1246" w:type="dxa"/>
+            <w:shd w:val="clear" w:color="auto" w:fill="E6E6E6"/>
+          </w:tcPr>
+          <w:p>
+            <w:pPr>
+              <w:spacing w:before="40" w:after="40"/>
+              <w:rPr>
+                <w:b/>
+                <w:sz w:val="20"/>
+              </w:rPr>
+            </w:pPr>
+            <w:r>
+              <w:rPr>
+                <w:b/>
+                <w:sz w:val="20"/>
+              </w:rPr>
+              <w:t>ID</w:t>
+            </w:r>
+          </w:p>
+        </w:tc>
+        <w:tc>
+          <w:tcPr>
+            <w:tcW w:w="2759" w:type="dxa"/>
+            <w:shd w:val="clear" w:color="auto" w:fill="E6E6E6"/>
+          </w:tcPr>
+          <w:p>
+            <w:pPr>
+              <w:spacing w:before="40" w:after="40"/>
+              <w:rPr>
+                <w:b/>
+                <w:sz w:val="20"/>
+              </w:rPr>
+            </w:pPr>
+            <w:r>
+              <w:rPr>
+                <w:b/>
+                <w:sz w:val="20"/>
+              </w:rPr>
+              <w:t>Category</w:t>
+            </w:r>
+          </w:p>
+        </w:tc>
+        <w:tc>
+          <w:tcPr>
+            <w:tcW w:w="3621" w:type="dxa"/>
+            <w:shd w:val="clear" w:color="auto" w:fill="E6E6E6"/>
+          </w:tcPr>
+          <w:p>
+            <w:pPr>
+              <w:spacing w:before="40" w:after="40"/>
+              <w:rPr>
+                <w:b/>
+                <w:sz w:val="20"/>
+              </w:rPr>
+            </w:pPr>
+            <w:r>
+              <w:rPr>
+                <w:b/>
+                <w:sz w:val="20"/>
+              </w:rPr>
+              <w:t>Requirement</w:t>
+            </w:r>
+          </w:p>
+        </w:tc>
+        <w:tc>
+          <w:tcPr>
+            <w:tcW w:w="2353" w:type="dxa"/>
+            <w:shd w:val="clear" w:color="auto" w:fill="E6E6E6"/>
+          </w:tcPr>
+          <w:p>
+            <w:pPr>
+              <w:spacing w:before="40" w:after="40"/>
+              <w:rPr>
+                <w:b/>
+                <w:sz w:val="20"/>
+              </w:rPr>
+            </w:pPr>
+            <w:r>
+              <w:rPr>
+                <w:b/>
+                <w:sz w:val="20"/>
+              </w:rPr>
+              <w:t>Measure</w:t>
+            </w:r>
+          </w:p>
+        </w:tc>
+      </w:tr>
+      <w:tr>
+        <w:trPr>
+          <w:cantSplit/>
+        </w:trPr>
+        <w:tc>
+          <w:tcPr>
+            <w:tcW w:w="1246" w:type="dxa"/>
+          </w:tcPr>
+          <w:p>
+            <w:pPr>
+              <w:spacing w:before="40" w:after="40"/>
+              <w:rPr>
+                <w:sz w:val="20"/>
+              </w:rPr>
+            </w:pPr>
+            <w:r>
+              <w:rPr>
+                <w:sz w:val="20"/>
+              </w:rPr>
+              <w:t>NFR-01</w:t>
+            </w:r>
+          </w:p>
+        </w:tc>
+        <w:tc>
+          <w:tcPr>
+            <w:tcW w:w="2759" w:type="dxa"/>
+          </w:tcPr>
+          <w:p>
+            <w:pPr>
+              <w:spacing w:before="40" w:after="40"/>
+              <w:rPr>
+                <w:sz w:val="20"/>
+              </w:rPr>
+            </w:pPr>
+            <w:r>
+              <w:rPr>
+                <w:sz w:val="20"/>
+              </w:rPr>
+              <w:t>Usability</w:t>
+            </w:r>
+          </w:p>
+        </w:tc>
+        <w:tc>
+          <w:tcPr>
+            <w:tcW w:w="3621" w:type="dxa"/>
+          </w:tcPr>
+          <w:p>
+            <w:pPr>
+              <w:spacing w:before="40" w:after="40"/>
+              <w:rPr>
+                <w:sz w:val="20"/>
+              </w:rPr>
+            </w:pPr>
+            <w:r>
+              <w:rPr>
+                <w:sz w:val="20"/>
+              </w:rPr>
+              <w:t>A first-time student can create and submit an entry for verification in under 3 minutes without help.</w:t>
+            </w:r>
+          </w:p>
+        </w:tc>
+        <w:tc>
+          <w:tcPr>
+            <w:tcW w:w="2353" w:type="dxa"/>
+          </w:tcPr>
+          <w:p>
+            <w:pPr>
+              <w:spacing w:before="40" w:after="40"/>
+              <w:rPr>
+                <w:sz w:val="20"/>
+              </w:rPr>
+            </w:pPr>
+            <w:r>
+              <w:rPr>
+                <w:sz w:val="20"/>
+              </w:rPr>
+              <w:t>Timed task (Chapter 5)</w:t>
+            </w:r>
+          </w:p>
+        </w:tc>
+      </w:tr>
+      <w:tr>
+        <w:trPr>
+          <w:cantSplit/>
+        </w:trPr>
+        <w:tc>
+          <w:tcPr>
+            <w:tcW w:w="1246" w:type="dxa"/>
+          </w:tcPr>
+          <w:p>
+            <w:pPr>
+              <w:spacing w:before="40" w:after="40"/>
+              <w:rPr>
+                <w:sz w:val="20"/>
+              </w:rPr>
+            </w:pPr>
+            <w:r>
+              <w:rPr>
+                <w:sz w:val="20"/>
+              </w:rPr>
+              <w:t>NFR-02</w:t>
+            </w:r>
+          </w:p>
+        </w:tc>
+        <w:tc>
+          <w:tcPr>
+            <w:tcW w:w="2759" w:type="dxa"/>
+          </w:tcPr>
+          <w:p>
+            <w:pPr>
+              <w:spacing w:before="40" w:after="40"/>
+              <w:rPr>
+                <w:sz w:val="20"/>
+              </w:rPr>
+            </w:pPr>
+            <w:r>
+              <w:rPr>
+                <w:sz w:val="20"/>
+              </w:rPr>
+              <w:t>Performance</w:t>
+            </w:r>
+          </w:p>
+        </w:tc>
+        <w:tc>
+          <w:tcPr>
+            <w:tcW w:w="3621" w:type="dxa"/>
+          </w:tcPr>
+          <w:p>
+            <w:pPr>
+              <w:spacing w:before="40" w:after="40"/>
+              <w:rPr>
+                <w:sz w:val="20"/>
+              </w:rPr>
+            </w:pPr>
+            <w:r>
+              <w:rPr>
+                <w:sz w:val="20"/>
+              </w:rPr>
+              <w:t>Pages load and actions complete within 2 seconds on the test computer with the demonstration data.</w:t>
+            </w:r>
+          </w:p>
+        </w:tc>
+        <w:tc>
+          <w:tcPr>
+            <w:tcW w:w="2353" w:type="dxa"/>
+          </w:tcPr>
+          <w:p>
+            <w:pPr>
+              <w:spacing w:before="40" w:after="40"/>
+              <w:rPr>
+                <w:sz w:val="20"/>
+              </w:rPr>
+            </w:pPr>
+            <w:r>
+              <w:rPr>
+                <w:sz w:val="20"/>
+              </w:rPr>
+              <w:t>Browser timing</w:t>
+            </w:r>
+          </w:p>
+        </w:tc>
+      </w:tr>
+      <w:tr>
+        <w:trPr>
+          <w:cantSplit/>
+        </w:trPr>
+        <w:tc>
+          <w:tcPr>
+            <w:tcW w:w="1246" w:type="dxa"/>
+          </w:tcPr>
+          <w:p>
+            <w:pPr>
+              <w:spacing w:before="40" w:after="40"/>
+              <w:rPr>
+                <w:sz w:val="20"/>
+              </w:rPr>
+            </w:pPr>
+            <w:r>
+              <w:rPr>
+                <w:sz w:val="20"/>
+              </w:rPr>
+              <w:t>NFR-03</w:t>
+            </w:r>
+          </w:p>
+        </w:tc>
+        <w:tc>
+          <w:tcPr>
+            <w:tcW w:w="2759" w:type="dxa"/>
+          </w:tcPr>
+          <w:p>
+            <w:pPr>
+              <w:spacing w:before="40" w:after="40"/>
+              <w:rPr>
+                <w:sz w:val="20"/>
+              </w:rPr>
+            </w:pPr>
+            <w:r>
+              <w:rPr>
+                <w:sz w:val="20"/>
+              </w:rPr>
+              <w:t>Security</w:t>
+            </w:r>
+          </w:p>
+        </w:tc>
+        <w:tc>
+          <w:tcPr>
+            <w:tcW w:w="3621" w:type="dxa"/>
+          </w:tcPr>
+          <w:p>
+            <w:pPr>
+              <w:spacing w:before="40" w:after="40"/>
+              <w:rPr>
+                <w:sz w:val="20"/>
+              </w:rPr>
+            </w:pPr>
+            <w:r>
+              <w:rPr>
+                <w:sz w:val="20"/>
+              </w:rPr>
+              <w:t>Salted scrypt password hashes; HttpOnly session cookie; tokens with at least 128 bits of randomness; server-side role checks.</w:t>
+            </w:r>
+          </w:p>
+        </w:tc>
+        <w:tc>
+          <w:tcPr>
+            <w:tcW w:w="2353" w:type="dxa"/>
+          </w:tcPr>
+          <w:p>
+            <w:pPr>
+              <w:spacing w:before="40" w:after="40"/>
+              <w:rPr>
+                <w:sz w:val="20"/>
+              </w:rPr>
+            </w:pPr>
+            <w:r>
+              <w:rPr>
+                <w:sz w:val="20"/>
+              </w:rPr>
+              <w:t>Code review and security tests</w:t>
+            </w:r>
+          </w:p>
+        </w:tc>
+      </w:tr>
+      <w:tr>
+        <w:trPr>
+          <w:cantSplit/>
+        </w:trPr>
+        <w:tc>
+          <w:tcPr>
+            <w:tcW w:w="1246" w:type="dxa"/>
+          </w:tcPr>
+          <w:p>
+            <w:pPr>
+              <w:spacing w:before="40" w:after="40"/>
+              <w:rPr>
+                <w:sz w:val="20"/>
+              </w:rPr>
+            </w:pPr>
+            <w:r>
+              <w:rPr>
+                <w:sz w:val="20"/>
+              </w:rPr>
+              <w:t>NFR-04</w:t>
+            </w:r>
+          </w:p>
+        </w:tc>
+        <w:tc>
+          <w:tcPr>
+            <w:tcW w:w="2759" w:type="dxa"/>
+          </w:tcPr>
+          <w:p>
+            <w:pPr>
+              <w:spacing w:before="40" w:after="40"/>
+              <w:rPr>
+                <w:sz w:val="20"/>
+              </w:rPr>
+            </w:pPr>
+            <w:r>
+              <w:rPr>
+                <w:sz w:val="20"/>
+              </w:rPr>
+              <w:t>Reliability and integrity</w:t>
+            </w:r>
+          </w:p>
+        </w:tc>
+        <w:tc>
+          <w:tcPr>
+            <w:tcW w:w="3621" w:type="dxa"/>
+          </w:tcPr>
+          <w:p>
+            <w:pPr>
+              <w:spacing w:before="40" w:after="40"/>
+              <w:rPr>
+                <w:sz w:val="20"/>
+              </w:rPr>
+            </w:pPr>
+            <w:r>
+              <w:rPr>
+                <w:sz w:val="20"/>
+              </w:rPr>
+              <w:t>Database constraints reject invalid data; multi-step updates are atomic transactions.</w:t>
+            </w:r>
+          </w:p>
+        </w:tc>
+        <w:tc>
+          <w:tcPr>
+            <w:tcW w:w="2353" w:type="dxa"/>
+          </w:tcPr>
+          <w:p>
+            <w:pPr>
+              <w:spacing w:before="40" w:after="40"/>
+              <w:rPr>
+                <w:sz w:val="20"/>
+              </w:rPr>
+            </w:pPr>
+            <w:r>
+              <w:rPr>
+                <w:sz w:val="20"/>
+              </w:rPr>
+              <w:t>Constraint tests</w:t>
+            </w:r>
+          </w:p>
+        </w:tc>
+      </w:tr>
+      <w:tr>
+        <w:trPr>
+          <w:cantSplit/>
+        </w:trPr>
+        <w:tc>
+          <w:tcPr>
+            <w:tcW w:w="1246" w:type="dxa"/>
+          </w:tcPr>
+          <w:p>
+            <w:pPr>
+              <w:spacing w:before="40" w:after="40"/>
+              <w:rPr>
+                <w:sz w:val="20"/>
+              </w:rPr>
+            </w:pPr>
+            <w:r>
+              <w:rPr>
+                <w:sz w:val="20"/>
+              </w:rPr>
+              <w:t>NFR-05</w:t>
+            </w:r>
+          </w:p>
+        </w:tc>
+        <w:tc>
+          <w:tcPr>
+            <w:tcW w:w="2759" w:type="dxa"/>
+          </w:tcPr>
+          <w:p>
+            <w:pPr>
+              <w:spacing w:before="40" w:after="40"/>
+              <w:rPr>
+                <w:sz w:val="20"/>
+              </w:rPr>
+            </w:pPr>
+            <w:r>
+              <w:rPr>
+                <w:sz w:val="20"/>
+              </w:rPr>
+              <w:t>Maintainability</w:t>
+            </w:r>
+          </w:p>
+        </w:tc>
+        <w:tc>
+          <w:tcPr>
+            <w:tcW w:w="3621" w:type="dxa"/>
+          </w:tcPr>
+          <w:p>
+            <w:pPr>
+              <w:spacing w:before="40" w:after="40"/>
+              <w:rPr>
+                <w:sz w:val="20"/>
+              </w:rPr>
+            </w:pPr>
+            <w:r>
+              <w:rPr>
+                <w:sz w:val="20"/>
+              </w:rPr>
+              <w:t>TypeScript, layered modules, lint passes, README setup in five commands or fewer.</w:t>
+            </w:r>
+          </w:p>
+        </w:tc>
+        <w:tc>
+          <w:tcPr>
+            <w:tcW w:w="2353" w:type="dxa"/>
+          </w:tcPr>
+          <w:p>
+            <w:pPr>
+              <w:spacing w:before="40" w:after="40"/>
+              <w:rPr>
+                <w:sz w:val="20"/>
+              </w:rPr>
+            </w:pPr>
+            <w:r>
+              <w:rPr>
+                <w:sz w:val="20"/>
+              </w:rPr>
+              <w:t>Lint and README walkthrough</w:t>
+            </w:r>
+          </w:p>
+        </w:tc>
+      </w:tr>
+      <w:tr>
+        <w:trPr>
+          <w:cantSplit/>
+        </w:trPr>
+        <w:tc>
+          <w:tcPr>
+            <w:tcW w:w="1246" w:type="dxa"/>
+          </w:tcPr>
+          <w:p>
+            <w:pPr>
+              <w:spacing w:before="40" w:after="40"/>
+              <w:rPr>
+                <w:sz w:val="20"/>
+              </w:rPr>
+            </w:pPr>
+            <w:r>
+              <w:rPr>
+                <w:sz w:val="20"/>
+              </w:rPr>
+              <w:t>NFR-06</w:t>
+            </w:r>
+          </w:p>
+        </w:tc>
+        <w:tc>
+          <w:tcPr>
+            <w:tcW w:w="2759" w:type="dxa"/>
+          </w:tcPr>
+          <w:p>
+            <w:pPr>
+              <w:spacing w:before="40" w:after="40"/>
+              <w:rPr>
+                <w:sz w:val="20"/>
+              </w:rPr>
+            </w:pPr>
+            <w:r>
+              <w:rPr>
+                <w:sz w:val="20"/>
+              </w:rPr>
+              <w:t>Compatibility</w:t>
+            </w:r>
+          </w:p>
+        </w:tc>
+        <w:tc>
+          <w:tcPr>
+            <w:tcW w:w="3621" w:type="dxa"/>
+          </w:tcPr>
+          <w:p>
+            <w:pPr>
+              <w:spacing w:before="40" w:after="40"/>
+              <w:rPr>
+                <w:sz w:val="20"/>
+              </w:rPr>
+            </w:pPr>
+            <w:r>
+              <w:rPr>
+                <w:sz w:val="20"/>
+              </w:rPr>
+              <w:t>Works in current Chrome and Edge; usable at 375 px and 1280 px wide.</w:t>
+            </w:r>
+          </w:p>
+        </w:tc>
+        <w:tc>
+          <w:tcPr>
+            <w:tcW w:w="2353" w:type="dxa"/>
+          </w:tcPr>
+          <w:p>
+            <w:pPr>
+              <w:spacing w:before="40" w:after="40"/>
+              <w:rPr>
+                <w:sz w:val="20"/>
+              </w:rPr>
+            </w:pPr>
+            <w:r>
+              <w:rPr>
+                <w:sz w:val="20"/>
+              </w:rPr>
+              <w:t>Browser and responsive tests</w:t>
+            </w:r>
+          </w:p>
+        </w:tc>
+      </w:tr>
+      <w:tr>
+        <w:trPr>
+          <w:cantSplit/>
+        </w:trPr>
+        <w:tc>
+          <w:tcPr>
+            <w:tcW w:w="1246" w:type="dxa"/>
+          </w:tcPr>
+          <w:p>
+            <w:pPr>
+              <w:spacing w:before="40" w:after="40"/>
+              <w:rPr>
+                <w:sz w:val="20"/>
+              </w:rPr>
+            </w:pPr>
+            <w:r>
+              <w:rPr>
+                <w:sz w:val="20"/>
+              </w:rPr>
+              <w:t>NFR-07</w:t>
+            </w:r>
+          </w:p>
+        </w:tc>
+        <w:tc>
+          <w:tcPr>
+            <w:tcW w:w="2759" w:type="dxa"/>
+          </w:tcPr>
+          <w:p>
+            <w:pPr>
+              <w:spacing w:before="40" w:after="40"/>
+              <w:rPr>
+                <w:sz w:val="20"/>
+              </w:rPr>
+            </w:pPr>
+            <w:r>
+              <w:rPr>
+                <w:sz w:val="20"/>
+              </w:rPr>
+              <w:t>Privacy</w:t>
+            </w:r>
+          </w:p>
+        </w:tc>
+        <w:tc>
+          <w:tcPr>
+            <w:tcW w:w="3621" w:type="dxa"/>
+          </w:tcPr>
+          <w:p>
+            <w:pPr>
+              <w:spacing w:before="40" w:after="40"/>
+              <w:rPr>
+                <w:sz w:val="20"/>
+              </w:rPr>
+            </w:pPr>
+            <w:r>
+              <w:rPr>
+                <w:sz w:val="20"/>
+              </w:rPr>
+              <w:t>Only data needed for WIL tracking is stored; synthetic data only until written consent.</w:t>
+            </w:r>
+          </w:p>
+        </w:tc>
+        <w:tc>
+          <w:tcPr>
+            <w:tcW w:w="2353" w:type="dxa"/>
+          </w:tcPr>
+          <w:p>
+            <w:pPr>
+              <w:spacing w:before="40" w:after="40"/>
+              <w:rPr>
+                <w:sz w:val="20"/>
+              </w:rPr>
+            </w:pPr>
+            <w:r>
+              <w:rPr>
+                <w:sz w:val="20"/>
+              </w:rPr>
+              <w:t>Data review</w:t>
+            </w:r>
+          </w:p>
+        </w:tc>
+      </w:tr>
+    </w:tbl>
+    <w:p/>
     <w:p>
       <w:pPr>
-        <w:pStyle w:val="ListParagraph"/>
-        <w:numPr>
-          <w:ilvl w:val="0"/>
-          <w:numId w:val="12"/>
-        </w:numPr>
+        <w:pStyle w:val="Heading1"/>
       </w:pPr>
       <w:r>
-        <w:rPr>
-          <w:b/>
-          <w:bCs/>
-        </w:rPr>
-        <w:t>NFR-01 (Usability):</w:t>
-      </w:r>
-      <w:r>
-        <w:t xml:space="preserve"> TrackWIL should feature a simple, understandable interface for seamless navigation, record submission, and status checking. </w:t>
-      </w:r>
-    </w:p>
-    <w:p>
-      <w:pPr>
-        <w:pStyle w:val="ListParagraph"/>
-        <w:numPr>
-          <w:ilvl w:val="0"/>
-          <w:numId w:val="12"/>
-        </w:numPr>
-      </w:pPr>
-      <w:r>
-        <w:rPr>
-          <w:b/>
-          <w:bCs/>
-        </w:rPr>
-        <w:t>NFR-02 (Performance):</w:t>
-      </w:r>
-      <w:r>
-        <w:t xml:space="preserve"> The system must load dashboard information and process document submissions within defined, acceptable response-time targets without unnecessary delays. </w:t>
-      </w:r>
-    </w:p>
-    <w:p>
-      <w:pPr>
-        <w:pStyle w:val="ListParagraph"/>
-        <w:numPr>
-          <w:ilvl w:val="0"/>
-          <w:numId w:val="12"/>
-        </w:numPr>
-      </w:pPr>
-      <w:r>
-        <w:rPr>
-          <w:b/>
-          <w:bCs/>
-        </w:rPr>
-        <w:t>NFR-03 (Security):</w:t>
-      </w:r>
-      <w:r>
-        <w:t xml:space="preserve"> The system must enforce role-based access control, secure document handling, and proper authentication mechanisms. </w:t>
-      </w:r>
-    </w:p>
-    <w:p>
-      <w:pPr>
-        <w:pStyle w:val="ListParagraph"/>
-        <w:numPr>
-          <w:ilvl w:val="0"/>
-          <w:numId w:val="12"/>
-        </w:numPr>
-      </w:pPr>
-      <w:r>
-        <w:rPr>
-          <w:b/>
-          <w:bCs/>
-        </w:rPr>
-        <w:t>NFR-04 (Reliability):</w:t>
-      </w:r>
-      <w:r>
-        <w:t xml:space="preserve"> TrackWIL must guarantee the reliable storage of submitted records and documents, utilizing backup and recovery measures to mitigate data loss risks. </w:t>
-      </w:r>
-    </w:p>
-    <w:p>
-      <w:pPr>
-        <w:pStyle w:val="ListParagraph"/>
-        <w:numPr>
-          <w:ilvl w:val="0"/>
-          <w:numId w:val="12"/>
-        </w:numPr>
-      </w:pPr>
-      <w:r>
-        <w:rPr>
-          <w:b/>
-          <w:bCs/>
-        </w:rPr>
-        <w:t>NFR-05 (Maintainability):</w:t>
-      </w:r>
-      <w:r>
-        <w:t xml:space="preserve"> The application will utilize an organized project structure and clear documentation to support developers in correcting errors, maintaining features, and updating the system over time. </w:t>
-      </w:r>
-    </w:p>
-    <w:p>
-      <w:pPr>
-        <w:pStyle w:val="ListParagraph"/>
-        <w:numPr>
-          <w:ilvl w:val="0"/>
-          <w:numId w:val="12"/>
-        </w:numPr>
-      </w:pPr>
-      <w:r>
-        <w:rPr>
-          <w:b/>
-          <w:bCs/>
-        </w:rPr>
-        <w:t>NFR-06 (Compatibility):</w:t>
-      </w:r>
-      <w:r>
-        <w:t xml:space="preserve"> The interface must adaptively support different screen sizes, including mobile phones, tablets, and computers, across commonly used modern web browsers. </w:t>
-      </w:r>
-    </w:p>
-    <w:p>
-      <w:pPr>
-        <w:pStyle w:val="ListParagraph"/>
-        <w:numPr>
-          <w:ilvl w:val="0"/>
-          <w:numId w:val="12"/>
-        </w:numPr>
-      </w:pPr>
-      <w:r>
-        <w:rPr>
-          <w:b/>
-          <w:bCs/>
-        </w:rPr>
-        <w:t>NFR-07 (Data Integrity):</w:t>
-      </w:r>
-      <w:r>
-        <w:t xml:space="preserve"> The system must maintain accurate data relationships, strictly linking submissions to correct placements and students, and restricting changes exclusively to authorized users. </w:t>
-      </w:r>
-    </w:p>
-    <w:p>
-      <w:pPr>
-        <w:pStyle w:val="ListParagraph"/>
-        <w:numPr>
-          <w:ilvl w:val="0"/>
-          <w:numId w:val="12"/>
-        </w:numPr>
-      </w:pPr>
-      <w:r>
-        <w:rPr>
-          <w:b/>
-          <w:bCs/>
-        </w:rPr>
-        <w:t>NFR-08 (Privacy):</w:t>
-      </w:r>
-      <w:r>
-        <w:t xml:space="preserve"> Access to WIL documents and personal information must be strictly limited to users who require the data to fulfill their specific responsibilities. </w:t>
-      </w:r>
-    </w:p>
-    <w:p>
-      <w:pPr>
-        <w:pStyle w:val="Heading1"/>
-      </w:pPr>
-      <w:r>
+        <w:lastRenderedPageBreak/>
         <w:t>5. Use Cases / User Stories</w:t>
       </w:r>
     </w:p>
     <w:p>
+      <w:pPr>
+        <w:pStyle w:val="Caption"/>
+        <w:keepNext/>
+        <w:rPr>
+          <w:b w:val="0"/>
+        </w:rPr>
+      </w:pPr>
       <w:r>
-        <w:t>Document actor, preconditions, main flow, alternatives and postconditions.</w:t>
+        <w:rPr>
+          <w:b w:val="0"/>
+        </w:rPr>
+        <w:t xml:space="preserve">Table </w:t>
+      </w:r>
+      <w:r>
+        <w:rPr>
+          <w:b w:val="0"/>
+        </w:rPr>
+        <w:fldChar w:fldCharType="begin"/>
+      </w:r>
+      <w:r>
+        <w:rPr>
+          <w:b w:val="0"/>
+        </w:rPr>
+        <w:instrText xml:space="preserve"> SEQ Table \* ARABIC </w:instrText>
+      </w:r>
+      <w:r>
+        <w:rPr>
+          <w:b w:val="0"/>
+        </w:rPr>
+        <w:fldChar w:fldCharType="separate"/>
+      </w:r>
+      <w:r>
+        <w:rPr>
+          <w:b w:val="0"/>
+          <w:noProof/>
+        </w:rPr>
+        <w:t>5</w:t>
+      </w:r>
+      <w:r>
+        <w:rPr>
+          <w:b w:val="0"/>
+        </w:rPr>
+        <w:fldChar w:fldCharType="end"/>
+      </w:r>
+      <w:r>
+        <w:rPr>
+          <w:b w:val="0"/>
+        </w:rPr>
+        <w:t>: Use cases</w:t>
+      </w:r>
+    </w:p>
+    <w:tbl>
+      <w:tblPr>
+        <w:tblStyle w:val="TableGrid"/>
+        <w:tblW w:w="9981" w:type="dxa"/>
+        <w:tblLayout w:type="fixed"/>
+        <w:tblLook w:val="04A0" w:firstRow="1" w:lastRow="0" w:firstColumn="1" w:lastColumn="0" w:noHBand="0" w:noVBand="1"/>
+      </w:tblPr>
+      <w:tblGrid>
+        <w:gridCol w:w="1221"/>
+        <w:gridCol w:w="3071"/>
+        <w:gridCol w:w="3037"/>
+        <w:gridCol w:w="2652"/>
+      </w:tblGrid>
+      <w:tr>
+        <w:trPr>
+          <w:cantSplit/>
+          <w:tblHeader/>
+        </w:trPr>
+        <w:tc>
+          <w:tcPr>
+            <w:tcW w:w="1221" w:type="dxa"/>
+            <w:shd w:val="clear" w:color="auto" w:fill="E6E6E6"/>
+          </w:tcPr>
+          <w:p>
+            <w:pPr>
+              <w:spacing w:before="40" w:after="40"/>
+              <w:rPr>
+                <w:b/>
+                <w:sz w:val="20"/>
+              </w:rPr>
+            </w:pPr>
+            <w:r>
+              <w:rPr>
+                <w:b/>
+                <w:sz w:val="20"/>
+              </w:rPr>
+              <w:t>ID</w:t>
+            </w:r>
+          </w:p>
+        </w:tc>
+        <w:tc>
+          <w:tcPr>
+            <w:tcW w:w="3071" w:type="dxa"/>
+            <w:shd w:val="clear" w:color="auto" w:fill="E6E6E6"/>
+          </w:tcPr>
+          <w:p>
+            <w:pPr>
+              <w:spacing w:before="40" w:after="40"/>
+              <w:rPr>
+                <w:b/>
+                <w:sz w:val="20"/>
+              </w:rPr>
+            </w:pPr>
+            <w:r>
+              <w:rPr>
+                <w:b/>
+                <w:sz w:val="20"/>
+              </w:rPr>
+              <w:t>Use case</w:t>
+            </w:r>
+          </w:p>
+        </w:tc>
+        <w:tc>
+          <w:tcPr>
+            <w:tcW w:w="3037" w:type="dxa"/>
+            <w:shd w:val="clear" w:color="auto" w:fill="E6E6E6"/>
+          </w:tcPr>
+          <w:p>
+            <w:pPr>
+              <w:spacing w:before="40" w:after="40"/>
+              <w:rPr>
+                <w:b/>
+                <w:sz w:val="20"/>
+              </w:rPr>
+            </w:pPr>
+            <w:r>
+              <w:rPr>
+                <w:b/>
+                <w:sz w:val="20"/>
+              </w:rPr>
+              <w:t>Actor(s)</w:t>
+            </w:r>
+          </w:p>
+        </w:tc>
+        <w:tc>
+          <w:tcPr>
+            <w:tcW w:w="2652" w:type="dxa"/>
+            <w:shd w:val="clear" w:color="auto" w:fill="E6E6E6"/>
+          </w:tcPr>
+          <w:p>
+            <w:pPr>
+              <w:spacing w:before="40" w:after="40"/>
+              <w:rPr>
+                <w:b/>
+                <w:sz w:val="20"/>
+              </w:rPr>
+            </w:pPr>
+            <w:r>
+              <w:rPr>
+                <w:b/>
+                <w:sz w:val="20"/>
+              </w:rPr>
+              <w:t>Requirements</w:t>
+            </w:r>
+          </w:p>
+        </w:tc>
+      </w:tr>
+      <w:tr>
+        <w:trPr>
+          <w:cantSplit/>
+        </w:trPr>
+        <w:tc>
+          <w:tcPr>
+            <w:tcW w:w="1221" w:type="dxa"/>
+          </w:tcPr>
+          <w:p>
+            <w:pPr>
+              <w:spacing w:before="40" w:after="40"/>
+              <w:rPr>
+                <w:sz w:val="20"/>
+              </w:rPr>
+            </w:pPr>
+            <w:r>
+              <w:rPr>
+                <w:sz w:val="20"/>
+              </w:rPr>
+              <w:t>UC-01</w:t>
+            </w:r>
+          </w:p>
+        </w:tc>
+        <w:tc>
+          <w:tcPr>
+            <w:tcW w:w="3071" w:type="dxa"/>
+          </w:tcPr>
+          <w:p>
+            <w:pPr>
+              <w:spacing w:before="40" w:after="40"/>
+              <w:rPr>
+                <w:sz w:val="20"/>
+              </w:rPr>
+            </w:pPr>
+            <w:r>
+              <w:rPr>
+                <w:sz w:val="20"/>
+              </w:rPr>
+              <w:t>Sign in / sign up</w:t>
+            </w:r>
+          </w:p>
+        </w:tc>
+        <w:tc>
+          <w:tcPr>
+            <w:tcW w:w="3037" w:type="dxa"/>
+          </w:tcPr>
+          <w:p>
+            <w:pPr>
+              <w:spacing w:before="40" w:after="40"/>
+              <w:rPr>
+                <w:sz w:val="20"/>
+              </w:rPr>
+            </w:pPr>
+            <w:r>
+              <w:rPr>
+                <w:sz w:val="20"/>
+              </w:rPr>
+              <w:t>Student, coordinator, lecturer</w:t>
+            </w:r>
+          </w:p>
+        </w:tc>
+        <w:tc>
+          <w:tcPr>
+            <w:tcW w:w="2652" w:type="dxa"/>
+          </w:tcPr>
+          <w:p>
+            <w:pPr>
+              <w:spacing w:before="40" w:after="40"/>
+              <w:rPr>
+                <w:sz w:val="20"/>
+              </w:rPr>
+            </w:pPr>
+            <w:r>
+              <w:rPr>
+                <w:sz w:val="20"/>
+              </w:rPr>
+              <w:t>FR-01, FR-02, FR-03</w:t>
+            </w:r>
+          </w:p>
+        </w:tc>
+      </w:tr>
+      <w:tr>
+        <w:trPr>
+          <w:cantSplit/>
+        </w:trPr>
+        <w:tc>
+          <w:tcPr>
+            <w:tcW w:w="1221" w:type="dxa"/>
+          </w:tcPr>
+          <w:p>
+            <w:pPr>
+              <w:spacing w:before="40" w:after="40"/>
+              <w:rPr>
+                <w:sz w:val="20"/>
+              </w:rPr>
+            </w:pPr>
+            <w:r>
+              <w:rPr>
+                <w:sz w:val="20"/>
+              </w:rPr>
+              <w:t>UC-02</w:t>
+            </w:r>
+          </w:p>
+        </w:tc>
+        <w:tc>
+          <w:tcPr>
+            <w:tcW w:w="3071" w:type="dxa"/>
+          </w:tcPr>
+          <w:p>
+            <w:pPr>
+              <w:spacing w:before="40" w:after="40"/>
+              <w:rPr>
+                <w:sz w:val="20"/>
+              </w:rPr>
+            </w:pPr>
+            <w:r>
+              <w:rPr>
+                <w:sz w:val="20"/>
+              </w:rPr>
+              <w:t>Create logbook entry</w:t>
+            </w:r>
+          </w:p>
+        </w:tc>
+        <w:tc>
+          <w:tcPr>
+            <w:tcW w:w="3037" w:type="dxa"/>
+          </w:tcPr>
+          <w:p>
+            <w:pPr>
+              <w:spacing w:before="40" w:after="40"/>
+              <w:rPr>
+                <w:sz w:val="20"/>
+              </w:rPr>
+            </w:pPr>
+            <w:r>
+              <w:rPr>
+                <w:sz w:val="20"/>
+              </w:rPr>
+              <w:t>Student</w:t>
+            </w:r>
+          </w:p>
+        </w:tc>
+        <w:tc>
+          <w:tcPr>
+            <w:tcW w:w="2652" w:type="dxa"/>
+          </w:tcPr>
+          <w:p>
+            <w:pPr>
+              <w:spacing w:before="40" w:after="40"/>
+              <w:rPr>
+                <w:sz w:val="20"/>
+              </w:rPr>
+            </w:pPr>
+            <w:r>
+              <w:rPr>
+                <w:sz w:val="20"/>
+              </w:rPr>
+              <w:t>FR-04, FR-09, FR-12</w:t>
+            </w:r>
+          </w:p>
+        </w:tc>
+      </w:tr>
+      <w:tr>
+        <w:trPr>
+          <w:cantSplit/>
+        </w:trPr>
+        <w:tc>
+          <w:tcPr>
+            <w:tcW w:w="1221" w:type="dxa"/>
+          </w:tcPr>
+          <w:p>
+            <w:pPr>
+              <w:spacing w:before="40" w:after="40"/>
+              <w:rPr>
+                <w:sz w:val="20"/>
+              </w:rPr>
+            </w:pPr>
+            <w:r>
+              <w:rPr>
+                <w:sz w:val="20"/>
+              </w:rPr>
+              <w:t>UC-03</w:t>
+            </w:r>
+          </w:p>
+        </w:tc>
+        <w:tc>
+          <w:tcPr>
+            <w:tcW w:w="3071" w:type="dxa"/>
+          </w:tcPr>
+          <w:p>
+            <w:pPr>
+              <w:spacing w:before="40" w:after="40"/>
+              <w:rPr>
+                <w:sz w:val="20"/>
+              </w:rPr>
+            </w:pPr>
+            <w:r>
+              <w:rPr>
+                <w:sz w:val="20"/>
+              </w:rPr>
+              <w:t>Upload evidence (extends UC-02)</w:t>
+            </w:r>
+          </w:p>
+        </w:tc>
+        <w:tc>
+          <w:tcPr>
+            <w:tcW w:w="3037" w:type="dxa"/>
+          </w:tcPr>
+          <w:p>
+            <w:pPr>
+              <w:spacing w:before="40" w:after="40"/>
+              <w:rPr>
+                <w:sz w:val="20"/>
+              </w:rPr>
+            </w:pPr>
+            <w:r>
+              <w:rPr>
+                <w:sz w:val="20"/>
+              </w:rPr>
+              <w:t>Student</w:t>
+            </w:r>
+          </w:p>
+        </w:tc>
+        <w:tc>
+          <w:tcPr>
+            <w:tcW w:w="2652" w:type="dxa"/>
+          </w:tcPr>
+          <w:p>
+            <w:pPr>
+              <w:spacing w:before="40" w:after="40"/>
+              <w:rPr>
+                <w:sz w:val="20"/>
+              </w:rPr>
+            </w:pPr>
+            <w:r>
+              <w:rPr>
+                <w:sz w:val="20"/>
+              </w:rPr>
+              <w:t>FR-05, FR-13</w:t>
+            </w:r>
+          </w:p>
+        </w:tc>
+      </w:tr>
+      <w:tr>
+        <w:trPr>
+          <w:cantSplit/>
+        </w:trPr>
+        <w:tc>
+          <w:tcPr>
+            <w:tcW w:w="1221" w:type="dxa"/>
+          </w:tcPr>
+          <w:p>
+            <w:pPr>
+              <w:spacing w:before="40" w:after="40"/>
+              <w:rPr>
+                <w:sz w:val="20"/>
+              </w:rPr>
+            </w:pPr>
+            <w:r>
+              <w:rPr>
+                <w:sz w:val="20"/>
+              </w:rPr>
+              <w:t>UC-04</w:t>
+            </w:r>
+          </w:p>
+        </w:tc>
+        <w:tc>
+          <w:tcPr>
+            <w:tcW w:w="3071" w:type="dxa"/>
+          </w:tcPr>
+          <w:p>
+            <w:pPr>
+              <w:spacing w:before="40" w:after="40"/>
+              <w:rPr>
+                <w:sz w:val="20"/>
+              </w:rPr>
+            </w:pPr>
+            <w:r>
+              <w:rPr>
+                <w:sz w:val="20"/>
+              </w:rPr>
+              <w:t>Submit for verification</w:t>
+            </w:r>
+          </w:p>
+        </w:tc>
+        <w:tc>
+          <w:tcPr>
+            <w:tcW w:w="3037" w:type="dxa"/>
+          </w:tcPr>
+          <w:p>
+            <w:pPr>
+              <w:spacing w:before="40" w:after="40"/>
+              <w:rPr>
+                <w:sz w:val="20"/>
+              </w:rPr>
+            </w:pPr>
+            <w:r>
+              <w:rPr>
+                <w:sz w:val="20"/>
+              </w:rPr>
+              <w:t>Student</w:t>
+            </w:r>
+          </w:p>
+        </w:tc>
+        <w:tc>
+          <w:tcPr>
+            <w:tcW w:w="2652" w:type="dxa"/>
+          </w:tcPr>
+          <w:p>
+            <w:pPr>
+              <w:spacing w:before="40" w:after="40"/>
+              <w:rPr>
+                <w:sz w:val="20"/>
+              </w:rPr>
+            </w:pPr>
+            <w:r>
+              <w:rPr>
+                <w:sz w:val="20"/>
+              </w:rPr>
+              <w:t>FR-06</w:t>
+            </w:r>
+          </w:p>
+        </w:tc>
+      </w:tr>
+      <w:tr>
+        <w:trPr>
+          <w:cantSplit/>
+        </w:trPr>
+        <w:tc>
+          <w:tcPr>
+            <w:tcW w:w="1221" w:type="dxa"/>
+          </w:tcPr>
+          <w:p>
+            <w:pPr>
+              <w:spacing w:before="40" w:after="40"/>
+              <w:rPr>
+                <w:sz w:val="20"/>
+              </w:rPr>
+            </w:pPr>
+            <w:r>
+              <w:rPr>
+                <w:sz w:val="20"/>
+              </w:rPr>
+              <w:t>UC-05</w:t>
+            </w:r>
+          </w:p>
+        </w:tc>
+        <w:tc>
+          <w:tcPr>
+            <w:tcW w:w="3071" w:type="dxa"/>
+          </w:tcPr>
+          <w:p>
+            <w:pPr>
+              <w:spacing w:before="40" w:after="40"/>
+              <w:rPr>
+                <w:sz w:val="20"/>
+              </w:rPr>
+            </w:pPr>
+            <w:r>
+              <w:rPr>
+                <w:sz w:val="20"/>
+              </w:rPr>
+              <w:t>Approve or reject via link</w:t>
+            </w:r>
+          </w:p>
+        </w:tc>
+        <w:tc>
+          <w:tcPr>
+            <w:tcW w:w="3037" w:type="dxa"/>
+          </w:tcPr>
+          <w:p>
+            <w:pPr>
+              <w:spacing w:before="40" w:after="40"/>
+              <w:rPr>
+                <w:sz w:val="20"/>
+              </w:rPr>
+            </w:pPr>
+            <w:r>
+              <w:rPr>
+                <w:sz w:val="20"/>
+              </w:rPr>
+              <w:t>Workplace mentor</w:t>
+            </w:r>
+          </w:p>
+        </w:tc>
+        <w:tc>
+          <w:tcPr>
+            <w:tcW w:w="2652" w:type="dxa"/>
+          </w:tcPr>
+          <w:p>
+            <w:pPr>
+              <w:spacing w:before="40" w:after="40"/>
+              <w:rPr>
+                <w:sz w:val="20"/>
+              </w:rPr>
+            </w:pPr>
+            <w:r>
+              <w:rPr>
+                <w:sz w:val="20"/>
+              </w:rPr>
+              <w:t>FR-07, FR-08</w:t>
+            </w:r>
+          </w:p>
+        </w:tc>
+      </w:tr>
+      <w:tr>
+        <w:trPr>
+          <w:cantSplit/>
+        </w:trPr>
+        <w:tc>
+          <w:tcPr>
+            <w:tcW w:w="1221" w:type="dxa"/>
+          </w:tcPr>
+          <w:p>
+            <w:pPr>
+              <w:spacing w:before="40" w:after="40"/>
+              <w:rPr>
+                <w:sz w:val="20"/>
+              </w:rPr>
+            </w:pPr>
+            <w:r>
+              <w:rPr>
+                <w:sz w:val="20"/>
+              </w:rPr>
+              <w:t>UC-06</w:t>
+            </w:r>
+          </w:p>
+        </w:tc>
+        <w:tc>
+          <w:tcPr>
+            <w:tcW w:w="3071" w:type="dxa"/>
+          </w:tcPr>
+          <w:p>
+            <w:pPr>
+              <w:spacing w:before="40" w:after="40"/>
+              <w:rPr>
+                <w:sz w:val="20"/>
+              </w:rPr>
+            </w:pPr>
+            <w:r>
+              <w:rPr>
+                <w:sz w:val="20"/>
+              </w:rPr>
+              <w:t>View monitoring dashboard</w:t>
+            </w:r>
+          </w:p>
+        </w:tc>
+        <w:tc>
+          <w:tcPr>
+            <w:tcW w:w="3037" w:type="dxa"/>
+          </w:tcPr>
+          <w:p>
+            <w:pPr>
+              <w:spacing w:before="40" w:after="40"/>
+              <w:rPr>
+                <w:sz w:val="20"/>
+              </w:rPr>
+            </w:pPr>
+            <w:r>
+              <w:rPr>
+                <w:sz w:val="20"/>
+              </w:rPr>
+              <w:t>Coordinator, lecturer</w:t>
+            </w:r>
+          </w:p>
+        </w:tc>
+        <w:tc>
+          <w:tcPr>
+            <w:tcW w:w="2652" w:type="dxa"/>
+          </w:tcPr>
+          <w:p>
+            <w:pPr>
+              <w:spacing w:before="40" w:after="40"/>
+              <w:rPr>
+                <w:sz w:val="20"/>
+              </w:rPr>
+            </w:pPr>
+            <w:r>
+              <w:rPr>
+                <w:sz w:val="20"/>
+              </w:rPr>
+              <w:t>FR-10, FR-11</w:t>
+            </w:r>
+          </w:p>
+        </w:tc>
+      </w:tr>
+      <w:tr>
+        <w:trPr>
+          <w:cantSplit/>
+        </w:trPr>
+        <w:tc>
+          <w:tcPr>
+            <w:tcW w:w="1221" w:type="dxa"/>
+          </w:tcPr>
+          <w:p>
+            <w:pPr>
+              <w:spacing w:before="40" w:after="40"/>
+              <w:rPr>
+                <w:sz w:val="20"/>
+              </w:rPr>
+            </w:pPr>
+            <w:r>
+              <w:rPr>
+                <w:sz w:val="20"/>
+              </w:rPr>
+              <w:t>UC-07</w:t>
+            </w:r>
+          </w:p>
+        </w:tc>
+        <w:tc>
+          <w:tcPr>
+            <w:tcW w:w="3071" w:type="dxa"/>
+          </w:tcPr>
+          <w:p>
+            <w:pPr>
+              <w:spacing w:before="40" w:after="40"/>
+              <w:rPr>
+                <w:sz w:val="20"/>
+              </w:rPr>
+            </w:pPr>
+            <w:r>
+              <w:rPr>
+                <w:sz w:val="20"/>
+              </w:rPr>
+              <w:t>Sign out</w:t>
+            </w:r>
+          </w:p>
+        </w:tc>
+        <w:tc>
+          <w:tcPr>
+            <w:tcW w:w="3037" w:type="dxa"/>
+          </w:tcPr>
+          <w:p>
+            <w:pPr>
+              <w:spacing w:before="40" w:after="40"/>
+              <w:rPr>
+                <w:sz w:val="20"/>
+              </w:rPr>
+            </w:pPr>
+            <w:r>
+              <w:rPr>
+                <w:sz w:val="20"/>
+              </w:rPr>
+              <w:t>Student, coordinator, lecturer</w:t>
+            </w:r>
+          </w:p>
+        </w:tc>
+        <w:tc>
+          <w:tcPr>
+            <w:tcW w:w="2652" w:type="dxa"/>
+          </w:tcPr>
+          <w:p>
+            <w:pPr>
+              <w:spacing w:before="40" w:after="40"/>
+              <w:rPr>
+                <w:sz w:val="20"/>
+              </w:rPr>
+            </w:pPr>
+            <w:r>
+              <w:rPr>
+                <w:sz w:val="20"/>
+              </w:rPr>
+              <w:t>FR-14</w:t>
+            </w:r>
+          </w:p>
+        </w:tc>
+      </w:tr>
+    </w:tbl>
+    <w:p/>
+    <w:p>
+      <w:r>
+        <w:t>The user stories US-01 to US-08 and their acceptance criteria are listed in Chapter 3, Section 3.7.</w:t>
       </w:r>
     </w:p>
     <w:p>
       <w:pPr>
-        <w:pStyle w:val="ListParagraph"/>
-        <w:numPr>
-          <w:ilvl w:val="0"/>
-          <w:numId w:val="13"/>
-        </w:numPr>
+        <w:pStyle w:val="Heading1"/>
       </w:pPr>
       <w:r>
-        <w:rPr>
-          <w:b/>
-          <w:bCs/>
-        </w:rPr>
-        <w:t>US-01: Student Login:</w:t>
-      </w:r>
-      <w:r>
-        <w:t xml:space="preserve"> As a student, I want to log in securely so that I can access my WIL records and dashboard. </w:t>
-      </w:r>
-    </w:p>
-    <w:p>
-      <w:pPr>
-        <w:pStyle w:val="ListParagraph"/>
-        <w:numPr>
-          <w:ilvl w:val="0"/>
-          <w:numId w:val="13"/>
-        </w:numPr>
-      </w:pPr>
-      <w:r>
-        <w:rPr>
-          <w:b/>
-          <w:bCs/>
-        </w:rPr>
-        <w:t>US-02: Daily Record Submission:</w:t>
-      </w:r>
-      <w:r>
-        <w:t xml:space="preserve"> As a student, I want to create and submit a daily WIL record so that my workplace activities are documented and stored in one place. </w:t>
-      </w:r>
-    </w:p>
-    <w:p>
-      <w:pPr>
-        <w:pStyle w:val="ListParagraph"/>
-        <w:numPr>
-          <w:ilvl w:val="0"/>
-          <w:numId w:val="13"/>
-        </w:numPr>
-      </w:pPr>
-      <w:r>
-        <w:rPr>
-          <w:b/>
-          <w:bCs/>
-        </w:rPr>
-        <w:t>US-03: Upload Supporting Documents:</w:t>
-      </w:r>
-      <w:r>
-        <w:t xml:space="preserve"> As a student, I want to upload supporting evidence so that my workplace activities can be reviewed without relying entirely on paper documents or email attachments. </w:t>
-      </w:r>
-    </w:p>
-    <w:p>
-      <w:pPr>
-        <w:pStyle w:val="ListParagraph"/>
-        <w:numPr>
-          <w:ilvl w:val="0"/>
-          <w:numId w:val="13"/>
-        </w:numPr>
-      </w:pPr>
-      <w:r>
-        <w:rPr>
-          <w:b/>
-          <w:bCs/>
-        </w:rPr>
-        <w:t>US-05: Mentor Verification:</w:t>
-      </w:r>
-      <w:r>
-        <w:t xml:space="preserve"> As a workplace mentor, I want to review student submissions and approve them or request corrections so that the records are properly checked. </w:t>
-      </w:r>
-    </w:p>
-    <w:p>
-      <w:pPr>
-        <w:pStyle w:val="ListParagraph"/>
-        <w:numPr>
-          <w:ilvl w:val="0"/>
-          <w:numId w:val="13"/>
-        </w:numPr>
-      </w:pPr>
-      <w:r>
-        <w:rPr>
-          <w:b/>
-          <w:bCs/>
-        </w:rPr>
-        <w:t>US-06: Monitor Outstanding Records:</w:t>
-      </w:r>
-      <w:r>
-        <w:t xml:space="preserve"> As a coordinator, I want to identify students with missing or outstanding records so that I can follow up and help ensure that the required documentation is completed. </w:t>
-      </w:r>
-    </w:p>
-    <w:p>
-      <w:pPr>
-        <w:pStyle w:val="ListParagraph"/>
-        <w:numPr>
-          <w:ilvl w:val="0"/>
-          <w:numId w:val="13"/>
-        </w:numPr>
-      </w:pPr>
-      <w:r>
-        <w:rPr>
-          <w:b/>
-          <w:bCs/>
-        </w:rPr>
-        <w:t>US-07: Monitor Student Progress:</w:t>
-      </w:r>
-      <w:r>
-        <w:t xml:space="preserve"> As a lecturer, I want to view relevant student progress information so that I can identify students who are falling behind and provide support.</w:t>
-      </w:r>
-    </w:p>
-    <w:p/>
-    <w:p>
-      <w:pPr>
-        <w:pStyle w:val="Heading1"/>
-      </w:pPr>
-      <w:r>
-        <w:lastRenderedPageBreak/>
         <w:t>6. Data Requirements</w:t>
       </w:r>
     </w:p>
     <w:p>
       <w:r>
-        <w:t>Describe key data entities, validation and retention.</w:t>
+        <w:t>TrackWIL stores its data in an SQLite database with three tables. The full data dictionary is in the Database Design document.</w:t>
+      </w:r>
+    </w:p>
+    <w:p>
+      <w:pPr>
+        <w:pStyle w:val="ListParagraph"/>
+        <w:numPr>
+          <w:ilvl w:val="0"/>
+          <w:numId w:val="23"/>
+        </w:numPr>
+        <w:ind w:left="1080"/>
+      </w:pPr>
+      <w:r>
+        <w:rPr>
+          <w:b/>
+        </w:rPr>
+        <w:t>users:</w:t>
+      </w:r>
+      <w:r>
+        <w:t xml:space="preserve"> id, full name, email (unique, case-insensitive), role (student, coordinator or lecturer), password hash and required hours.</w:t>
+      </w:r>
+    </w:p>
+    <w:p>
+      <w:pPr>
+        <w:pStyle w:val="ListParagraph"/>
+        <w:numPr>
+          <w:ilvl w:val="0"/>
+          <w:numId w:val="23"/>
+        </w:numPr>
+        <w:ind w:left="1080"/>
+      </w:pPr>
+      <w:r>
+        <w:rPr>
+          <w:b/>
+        </w:rPr>
+        <w:t>logbook_entries:</w:t>
+      </w:r>
+      <w:r>
+        <w:t xml:space="preserve"> id, student id (foreign key to users), work date, description, hours (more than 0 and at most 24), evidence file name, status, mentor email and the created, updated and verified timestamps.</w:t>
+      </w:r>
+    </w:p>
+    <w:p>
+      <w:pPr>
+        <w:pStyle w:val="ListParagraph"/>
+        <w:numPr>
+          <w:ilvl w:val="0"/>
+          <w:numId w:val="23"/>
+        </w:numPr>
+        <w:ind w:left="1080"/>
+      </w:pPr>
+      <w:r>
+        <w:rPr>
+          <w:b/>
+        </w:rPr>
+        <w:t>verification_tokens:</w:t>
+      </w:r>
+      <w:r>
+        <w:t xml:space="preserve"> token (primary key), entry id (foreign key to logbook_entries), expiry time, time used and decision (approved or rejected).</w:t>
       </w:r>
     </w:p>
     <w:p>
       <w:r>
-        <w:t>The system requires the management of fundamental data entities, including user accounts, WIL placements, daily activity records, document references, and chronological verification histories. Validation rules must ensure that each submission is properly linked to its corresponding student and workplace placement. Important system actions, such as submitting, approving, or requesting corrections on a record, must be documented to maintain an accurate document history. Data must be reliably retained; a relational database architecture (e.g., PostgreSQL) will be used to maintain these complex relationships, while uploaded evidence files will be held in a secure, access-restricted file storage service.</w:t>
+        <w:rPr>
+          <w:b/>
+        </w:rPr>
+        <w:t>Validation rules:</w:t>
+      </w:r>
+      <w:r>
+        <w:t xml:space="preserve"> every rule is checked in the server action and, where possible, again by a database constraint (foreign key, UNIQUE or CHECK), so that invalid data cannot be stored even if a check in the code is missed.</w:t>
       </w:r>
     </w:p>
     <w:p>
+      <w:r>
+        <w:rPr>
+          <w:b/>
+        </w:rPr>
+        <w:t>Evidence files</w:t>
+      </w:r>
+      <w:r>
+        <w:t xml:space="preserve"> are stored in the data/uploads folder under random names; only the file name is stored in the database.</w:t>
+      </w:r>
+    </w:p>
+    <w:p>
+      <w:r>
+        <w:rPr>
+          <w:b/>
+        </w:rPr>
+        <w:t>Retention:</w:t>
+      </w:r>
+      <w:r>
+        <w:t xml:space="preserve"> demonstration data is synthetic and can be reset at any time with npm run db:reset. If real data is used after permission is granted, personal information will be deleted when the project result is finalised, unless the campus sets another period.</w:t>
+      </w:r>
+    </w:p>
+    <w:p>
       <w:pPr>
         <w:pStyle w:val="Heading1"/>
       </w:pPr>
       <w:r>
+        <w:lastRenderedPageBreak/>
         <w:t>7. Interfaces</w:t>
       </w:r>
     </w:p>
     <w:p>
+      <w:pPr>
+        <w:pStyle w:val="Caption"/>
+        <w:keepNext/>
+        <w:rPr>
+          <w:b w:val="0"/>
+        </w:rPr>
+      </w:pPr>
       <w:r>
-        <w:t>Describe UI, API, database and external interfaces.</w:t>
+        <w:rPr>
+          <w:b w:val="0"/>
+        </w:rPr>
+        <w:t xml:space="preserve">Table </w:t>
+      </w:r>
+      <w:r>
+        <w:rPr>
+          <w:b w:val="0"/>
+        </w:rPr>
+        <w:fldChar w:fldCharType="begin"/>
+      </w:r>
+      <w:r>
+        <w:rPr>
+          <w:b w:val="0"/>
+        </w:rPr>
+        <w:instrText xml:space="preserve"> SEQ Table \* ARABIC </w:instrText>
+      </w:r>
+      <w:r>
+        <w:rPr>
+          <w:b w:val="0"/>
+        </w:rPr>
+        <w:fldChar w:fldCharType="separate"/>
+      </w:r>
+      <w:r>
+        <w:rPr>
+          <w:b w:val="0"/>
+          <w:noProof/>
+        </w:rPr>
+        <w:t>6</w:t>
+      </w:r>
+      <w:r>
+        <w:rPr>
+          <w:b w:val="0"/>
+        </w:rPr>
+        <w:fldChar w:fldCharType="end"/>
+      </w:r>
+      <w:r>
+        <w:rPr>
+          <w:b w:val="0"/>
+        </w:rPr>
+        <w:t>: User interface screens</w:t>
+      </w:r>
+    </w:p>
+    <w:tbl>
+      <w:tblPr>
+        <w:tblStyle w:val="TableGrid"/>
+        <w:tblW w:w="9980" w:type="dxa"/>
+        <w:tblLayout w:type="fixed"/>
+        <w:tblLook w:val="04A0" w:firstRow="1" w:lastRow="0" w:firstColumn="1" w:lastColumn="0" w:noHBand="0" w:noVBand="1"/>
+      </w:tblPr>
+      <w:tblGrid>
+        <w:gridCol w:w="3163"/>
+        <w:gridCol w:w="3817"/>
+        <w:gridCol w:w="3000"/>
+      </w:tblGrid>
+      <w:tr>
+        <w:trPr>
+          <w:cantSplit/>
+          <w:tblHeader/>
+        </w:trPr>
+        <w:tc>
+          <w:tcPr>
+            <w:tcW w:w="3163" w:type="dxa"/>
+            <w:shd w:val="clear" w:color="auto" w:fill="E6E6E6"/>
+          </w:tcPr>
+          <w:p>
+            <w:pPr>
+              <w:spacing w:before="40" w:after="40"/>
+              <w:rPr>
+                <w:b/>
+                <w:sz w:val="20"/>
+              </w:rPr>
+            </w:pPr>
+            <w:r>
+              <w:rPr>
+                <w:b/>
+                <w:sz w:val="20"/>
+              </w:rPr>
+              <w:t>Screen</w:t>
+            </w:r>
+          </w:p>
+        </w:tc>
+        <w:tc>
+          <w:tcPr>
+            <w:tcW w:w="3817" w:type="dxa"/>
+            <w:shd w:val="clear" w:color="auto" w:fill="E6E6E6"/>
+          </w:tcPr>
+          <w:p>
+            <w:pPr>
+              <w:spacing w:before="40" w:after="40"/>
+              <w:rPr>
+                <w:b/>
+                <w:sz w:val="20"/>
+              </w:rPr>
+            </w:pPr>
+            <w:r>
+              <w:rPr>
+                <w:b/>
+                <w:sz w:val="20"/>
+              </w:rPr>
+              <w:t>Route</w:t>
+            </w:r>
+          </w:p>
+        </w:tc>
+        <w:tc>
+          <w:tcPr>
+            <w:tcW w:w="3000" w:type="dxa"/>
+            <w:shd w:val="clear" w:color="auto" w:fill="E6E6E6"/>
+          </w:tcPr>
+          <w:p>
+            <w:pPr>
+              <w:spacing w:before="40" w:after="40"/>
+              <w:rPr>
+                <w:b/>
+                <w:sz w:val="20"/>
+              </w:rPr>
+            </w:pPr>
+            <w:r>
+              <w:rPr>
+                <w:b/>
+                <w:sz w:val="20"/>
+              </w:rPr>
+              <w:t>Users</w:t>
+            </w:r>
+          </w:p>
+        </w:tc>
+      </w:tr>
+      <w:tr>
+        <w:trPr>
+          <w:cantSplit/>
+        </w:trPr>
+        <w:tc>
+          <w:tcPr>
+            <w:tcW w:w="3163" w:type="dxa"/>
+          </w:tcPr>
+          <w:p>
+            <w:pPr>
+              <w:spacing w:before="40" w:after="40"/>
+              <w:rPr>
+                <w:sz w:val="20"/>
+              </w:rPr>
+            </w:pPr>
+            <w:r>
+              <w:rPr>
+                <w:sz w:val="20"/>
+              </w:rPr>
+              <w:t>Sign in</w:t>
+            </w:r>
+          </w:p>
+        </w:tc>
+        <w:tc>
+          <w:tcPr>
+            <w:tcW w:w="3817" w:type="dxa"/>
+          </w:tcPr>
+          <w:p>
+            <w:pPr>
+              <w:spacing w:before="40" w:after="40"/>
+              <w:rPr>
+                <w:sz w:val="20"/>
+              </w:rPr>
+            </w:pPr>
+            <w:r>
+              <w:rPr>
+                <w:sz w:val="20"/>
+              </w:rPr>
+              <w:t>/</w:t>
+            </w:r>
+          </w:p>
+        </w:tc>
+        <w:tc>
+          <w:tcPr>
+            <w:tcW w:w="3000" w:type="dxa"/>
+          </w:tcPr>
+          <w:p>
+            <w:pPr>
+              <w:spacing w:before="40" w:after="40"/>
+              <w:rPr>
+                <w:sz w:val="20"/>
+              </w:rPr>
+            </w:pPr>
+            <w:r>
+              <w:rPr>
+                <w:sz w:val="20"/>
+              </w:rPr>
+              <w:t>All account holders</w:t>
+            </w:r>
+          </w:p>
+        </w:tc>
+      </w:tr>
+      <w:tr>
+        <w:trPr>
+          <w:cantSplit/>
+        </w:trPr>
+        <w:tc>
+          <w:tcPr>
+            <w:tcW w:w="3163" w:type="dxa"/>
+          </w:tcPr>
+          <w:p>
+            <w:pPr>
+              <w:spacing w:before="40" w:after="40"/>
+              <w:rPr>
+                <w:sz w:val="20"/>
+              </w:rPr>
+            </w:pPr>
+            <w:r>
+              <w:rPr>
+                <w:sz w:val="20"/>
+              </w:rPr>
+              <w:t>Sign up</w:t>
+            </w:r>
+          </w:p>
+        </w:tc>
+        <w:tc>
+          <w:tcPr>
+            <w:tcW w:w="3817" w:type="dxa"/>
+          </w:tcPr>
+          <w:p>
+            <w:pPr>
+              <w:spacing w:before="40" w:after="40"/>
+              <w:rPr>
+                <w:sz w:val="20"/>
+              </w:rPr>
+            </w:pPr>
+            <w:r>
+              <w:rPr>
+                <w:sz w:val="20"/>
+              </w:rPr>
+              <w:t>/signup</w:t>
+            </w:r>
+          </w:p>
+        </w:tc>
+        <w:tc>
+          <w:tcPr>
+            <w:tcW w:w="3000" w:type="dxa"/>
+          </w:tcPr>
+          <w:p>
+            <w:pPr>
+              <w:spacing w:before="40" w:after="40"/>
+              <w:rPr>
+                <w:sz w:val="20"/>
+              </w:rPr>
+            </w:pPr>
+            <w:r>
+              <w:rPr>
+                <w:sz w:val="20"/>
+              </w:rPr>
+              <w:t>New students</w:t>
+            </w:r>
+          </w:p>
+        </w:tc>
+      </w:tr>
+      <w:tr>
+        <w:trPr>
+          <w:cantSplit/>
+        </w:trPr>
+        <w:tc>
+          <w:tcPr>
+            <w:tcW w:w="3163" w:type="dxa"/>
+          </w:tcPr>
+          <w:p>
+            <w:pPr>
+              <w:spacing w:before="40" w:after="40"/>
+              <w:rPr>
+                <w:sz w:val="20"/>
+              </w:rPr>
+            </w:pPr>
+            <w:r>
+              <w:rPr>
+                <w:sz w:val="20"/>
+              </w:rPr>
+              <w:t>My logbook</w:t>
+            </w:r>
+          </w:p>
+        </w:tc>
+        <w:tc>
+          <w:tcPr>
+            <w:tcW w:w="3817" w:type="dxa"/>
+          </w:tcPr>
+          <w:p>
+            <w:pPr>
+              <w:spacing w:before="40" w:after="40"/>
+              <w:rPr>
+                <w:sz w:val="20"/>
+              </w:rPr>
+            </w:pPr>
+            <w:r>
+              <w:rPr>
+                <w:sz w:val="20"/>
+              </w:rPr>
+              <w:t>/student</w:t>
+            </w:r>
+          </w:p>
+        </w:tc>
+        <w:tc>
+          <w:tcPr>
+            <w:tcW w:w="3000" w:type="dxa"/>
+          </w:tcPr>
+          <w:p>
+            <w:pPr>
+              <w:spacing w:before="40" w:after="40"/>
+              <w:rPr>
+                <w:sz w:val="20"/>
+              </w:rPr>
+            </w:pPr>
+            <w:r>
+              <w:rPr>
+                <w:sz w:val="20"/>
+              </w:rPr>
+              <w:t>Students</w:t>
+            </w:r>
+          </w:p>
+        </w:tc>
+      </w:tr>
+      <w:tr>
+        <w:trPr>
+          <w:cantSplit/>
+        </w:trPr>
+        <w:tc>
+          <w:tcPr>
+            <w:tcW w:w="3163" w:type="dxa"/>
+          </w:tcPr>
+          <w:p>
+            <w:pPr>
+              <w:spacing w:before="40" w:after="40"/>
+              <w:rPr>
+                <w:sz w:val="20"/>
+              </w:rPr>
+            </w:pPr>
+            <w:r>
+              <w:rPr>
+                <w:sz w:val="20"/>
+              </w:rPr>
+              <w:t>New entry</w:t>
+            </w:r>
+          </w:p>
+        </w:tc>
+        <w:tc>
+          <w:tcPr>
+            <w:tcW w:w="3817" w:type="dxa"/>
+          </w:tcPr>
+          <w:p>
+            <w:pPr>
+              <w:spacing w:before="40" w:after="40"/>
+              <w:rPr>
+                <w:sz w:val="20"/>
+              </w:rPr>
+            </w:pPr>
+            <w:r>
+              <w:rPr>
+                <w:sz w:val="20"/>
+              </w:rPr>
+              <w:t>/student/entries/new</w:t>
+            </w:r>
+          </w:p>
+        </w:tc>
+        <w:tc>
+          <w:tcPr>
+            <w:tcW w:w="3000" w:type="dxa"/>
+          </w:tcPr>
+          <w:p>
+            <w:pPr>
+              <w:spacing w:before="40" w:after="40"/>
+              <w:rPr>
+                <w:sz w:val="20"/>
+              </w:rPr>
+            </w:pPr>
+            <w:r>
+              <w:rPr>
+                <w:sz w:val="20"/>
+              </w:rPr>
+              <w:t>Students</w:t>
+            </w:r>
+          </w:p>
+        </w:tc>
+      </w:tr>
+      <w:tr>
+        <w:trPr>
+          <w:cantSplit/>
+        </w:trPr>
+        <w:tc>
+          <w:tcPr>
+            <w:tcW w:w="3163" w:type="dxa"/>
+          </w:tcPr>
+          <w:p>
+            <w:pPr>
+              <w:spacing w:before="40" w:after="40"/>
+              <w:rPr>
+                <w:sz w:val="20"/>
+              </w:rPr>
+            </w:pPr>
+            <w:r>
+              <w:rPr>
+                <w:sz w:val="20"/>
+              </w:rPr>
+              <w:t>Entry details and verification link</w:t>
+            </w:r>
+          </w:p>
+        </w:tc>
+        <w:tc>
+          <w:tcPr>
+            <w:tcW w:w="3817" w:type="dxa"/>
+          </w:tcPr>
+          <w:p>
+            <w:pPr>
+              <w:spacing w:before="40" w:after="40"/>
+              <w:rPr>
+                <w:sz w:val="20"/>
+              </w:rPr>
+            </w:pPr>
+            <w:r>
+              <w:rPr>
+                <w:sz w:val="20"/>
+              </w:rPr>
+              <w:t>/student/entries/[id]</w:t>
+            </w:r>
+          </w:p>
+        </w:tc>
+        <w:tc>
+          <w:tcPr>
+            <w:tcW w:w="3000" w:type="dxa"/>
+          </w:tcPr>
+          <w:p>
+            <w:pPr>
+              <w:spacing w:before="40" w:after="40"/>
+              <w:rPr>
+                <w:sz w:val="20"/>
+              </w:rPr>
+            </w:pPr>
+            <w:r>
+              <w:rPr>
+                <w:sz w:val="20"/>
+              </w:rPr>
+              <w:t>Students</w:t>
+            </w:r>
+          </w:p>
+        </w:tc>
+      </w:tr>
+      <w:tr>
+        <w:trPr>
+          <w:cantSplit/>
+        </w:trPr>
+        <w:tc>
+          <w:tcPr>
+            <w:tcW w:w="3163" w:type="dxa"/>
+          </w:tcPr>
+          <w:p>
+            <w:pPr>
+              <w:spacing w:before="40" w:after="40"/>
+              <w:rPr>
+                <w:sz w:val="20"/>
+              </w:rPr>
+            </w:pPr>
+            <w:r>
+              <w:rPr>
+                <w:sz w:val="20"/>
+              </w:rPr>
+              <w:t>Mentor verification</w:t>
+            </w:r>
+          </w:p>
+        </w:tc>
+        <w:tc>
+          <w:tcPr>
+            <w:tcW w:w="3817" w:type="dxa"/>
+          </w:tcPr>
+          <w:p>
+            <w:pPr>
+              <w:spacing w:before="40" w:after="40"/>
+              <w:rPr>
+                <w:sz w:val="20"/>
+              </w:rPr>
+            </w:pPr>
+            <w:r>
+              <w:rPr>
+                <w:sz w:val="20"/>
+              </w:rPr>
+              <w:t>/verify/[token]</w:t>
+            </w:r>
+          </w:p>
+        </w:tc>
+        <w:tc>
+          <w:tcPr>
+            <w:tcW w:w="3000" w:type="dxa"/>
+          </w:tcPr>
+          <w:p>
+            <w:pPr>
+              <w:spacing w:before="40" w:after="40"/>
+              <w:rPr>
+                <w:sz w:val="20"/>
+              </w:rPr>
+            </w:pPr>
+            <w:r>
+              <w:rPr>
+                <w:sz w:val="20"/>
+              </w:rPr>
+              <w:t>Workplace mentors (no sign-in)</w:t>
+            </w:r>
+          </w:p>
+        </w:tc>
+      </w:tr>
+      <w:tr>
+        <w:trPr>
+          <w:cantSplit/>
+        </w:trPr>
+        <w:tc>
+          <w:tcPr>
+            <w:tcW w:w="3163" w:type="dxa"/>
+          </w:tcPr>
+          <w:p>
+            <w:pPr>
+              <w:spacing w:before="40" w:after="40"/>
+              <w:rPr>
+                <w:sz w:val="20"/>
+              </w:rPr>
+            </w:pPr>
+            <w:r>
+              <w:rPr>
+                <w:sz w:val="20"/>
+              </w:rPr>
+              <w:t>Coordinator dashboard</w:t>
+            </w:r>
+          </w:p>
+        </w:tc>
+        <w:tc>
+          <w:tcPr>
+            <w:tcW w:w="3817" w:type="dxa"/>
+          </w:tcPr>
+          <w:p>
+            <w:pPr>
+              <w:spacing w:before="40" w:after="40"/>
+              <w:rPr>
+                <w:sz w:val="20"/>
+              </w:rPr>
+            </w:pPr>
+            <w:r>
+              <w:rPr>
+                <w:sz w:val="20"/>
+              </w:rPr>
+              <w:t>/coordinator</w:t>
+            </w:r>
+          </w:p>
+        </w:tc>
+        <w:tc>
+          <w:tcPr>
+            <w:tcW w:w="3000" w:type="dxa"/>
+          </w:tcPr>
+          <w:p>
+            <w:pPr>
+              <w:spacing w:before="40" w:after="40"/>
+              <w:rPr>
+                <w:sz w:val="20"/>
+              </w:rPr>
+            </w:pPr>
+            <w:r>
+              <w:rPr>
+                <w:sz w:val="20"/>
+              </w:rPr>
+              <w:t>Coordinators and lecturers</w:t>
+            </w:r>
+          </w:p>
+        </w:tc>
+      </w:tr>
+    </w:tbl>
+    <w:p/>
+    <w:p>
+      <w:r>
+        <w:rPr>
+          <w:b/>
+        </w:rPr>
+        <w:t>Software interfaces:</w:t>
+      </w:r>
+      <w:r>
+        <w:t xml:space="preserve"> the application uses Node.js's built-in node:sqlite module to access the SQLite database file data/trackwil.db, and the server file system for evidence files. No external services are called.</w:t>
       </w:r>
     </w:p>
     <w:p>
-      <w:pPr>
-        <w:pStyle w:val="ListParagraph"/>
-        <w:numPr>
-          <w:ilvl w:val="0"/>
-          <w:numId w:val="15"/>
-        </w:numPr>
-      </w:pPr>
       <w:r>
         <w:rPr>
           <w:b/>
-          <w:bCs/>
         </w:rPr>
-        <w:t>User Interface (UI) / Presentation Layer:</w:t>
+        <w:t>Communication interfaces:</w:t>
       </w:r>
       <w:r>
-        <w:t xml:space="preserve"> A web-based front-end that provides specific, role-based dashboards for students, mentors, coordinators, and lecturers. It will handle all direct interactions, such as record creation, file uploading, and status monitoring. </w:t>
-      </w:r>
-    </w:p>
-    <w:p>
-      <w:pPr>
-        <w:pStyle w:val="ListParagraph"/>
-        <w:numPr>
-          <w:ilvl w:val="0"/>
-          <w:numId w:val="15"/>
-        </w:numPr>
-      </w:pPr>
-      <w:r>
-        <w:rPr>
-          <w:b/>
-          <w:bCs/>
-        </w:rPr>
-        <w:t>Application Interface / Business Logic Layer:</w:t>
-      </w:r>
-      <w:r>
-        <w:t xml:space="preserve"> Sits between the UI and database to process logic, authenticate sessions, check role permissions, manage document verification rules, and prevent unauthorized actions (e.g., ensuring a student cannot approve their own submission as a mentor). </w:t>
-      </w:r>
-    </w:p>
-    <w:p>
-      <w:pPr>
-        <w:pStyle w:val="ListParagraph"/>
-        <w:numPr>
-          <w:ilvl w:val="0"/>
-          <w:numId w:val="15"/>
-        </w:numPr>
-      </w:pPr>
-      <w:r>
-        <w:rPr>
-          <w:b/>
-          <w:bCs/>
-        </w:rPr>
-        <w:t>Database Interface / Data Layer:</w:t>
-      </w:r>
-      <w:r>
-        <w:t xml:space="preserve"> Responsible for retrieving and saving records securely. When a request is validated by the application layer, this interface communicates with the relational database to commit the data and returns a success/failure response back to the user. </w:t>
+        <w:t xml:space="preserve"> browsers communicate with the server over HTTP (HTTPS in a hosted deployment). Forms call Next.js Server Actions; evidence files are served by the route /api/evidence/[fileName].</w:t>
       </w:r>
     </w:p>
     <w:p>
@@ -1166,8 +4607,22 @@
       </w:r>
     </w:p>
     <w:p>
+      <w:pPr>
+        <w:pStyle w:val="ListParagraph"/>
+        <w:numPr>
+          <w:ilvl w:val="0"/>
+          <w:numId w:val="24"/>
+        </w:numPr>
+        <w:ind w:left="1080"/>
+      </w:pPr>
       <w:r>
-        <w:t>Document technical, legal, operational and project constraints.</w:t>
+        <w:rPr>
+          <w:b/>
+        </w:rPr>
+        <w:t>Time:</w:t>
+      </w:r>
+      <w:r>
+        <w:t xml:space="preserve"> the system had to be built, tested and demonstrated by 29 October 2026, so the scope was limited to the core workflow.</w:t>
       </w:r>
     </w:p>
     <w:p>
@@ -1175,18 +4630,18 @@
         <w:pStyle w:val="ListParagraph"/>
         <w:numPr>
           <w:ilvl w:val="0"/>
-          <w:numId w:val="14"/>
+          <w:numId w:val="24"/>
         </w:numPr>
+        <w:ind w:left="1080"/>
       </w:pPr>
       <w:r>
         <w:rPr>
           <w:b/>
-          <w:bCs/>
         </w:rPr>
-        <w:t>Legal &amp; Privacy Constraints:</w:t>
+        <w:t>Technology:</w:t>
       </w:r>
       <w:r>
-        <w:t xml:space="preserve"> The system must strictly adhere to South African data protection regulations, specifically the Protection of Personal Information Act (POPIA), ensuring that data is only collected for authorized WIL administration purposes and that user consent is handled appropriately. </w:t>
+        <w:t xml:space="preserve"> Next.js 16 with TypeScript and Tailwind CSS; SQLite through Node.js 22.13 or newer; Git and GitHub for version control.</w:t>
       </w:r>
     </w:p>
     <w:p>
@@ -1194,18 +4649,18 @@
         <w:pStyle w:val="ListParagraph"/>
         <w:numPr>
           <w:ilvl w:val="0"/>
-          <w:numId w:val="14"/>
+          <w:numId w:val="24"/>
         </w:numPr>
+        <w:ind w:left="1080"/>
       </w:pPr>
       <w:r>
         <w:rPr>
           <w:b/>
-          <w:bCs/>
         </w:rPr>
-        <w:t>Technical Constraints:</w:t>
+        <w:t>Legal and privacy:</w:t>
       </w:r>
       <w:r>
-        <w:t xml:space="preserve"> The development will follow an Agile System Development Life Cycle (SDLC) approach to iteratively test and implement features like login, submissions, and dashboard routing. </w:t>
+        <w:t xml:space="preserve"> POPIA applies; no real personal information is collected before written campus permission, so all testing uses synthetic data.</w:t>
       </w:r>
     </w:p>
     <w:p>
@@ -1213,95 +4668,150 @@
         <w:pStyle w:val="ListParagraph"/>
         <w:numPr>
           <w:ilvl w:val="0"/>
-          <w:numId w:val="14"/>
+          <w:numId w:val="24"/>
         </w:numPr>
+        <w:ind w:left="1080"/>
       </w:pPr>
       <w:r>
         <w:rPr>
           <w:b/>
-          <w:bCs/>
         </w:rPr>
-        <w:t>Operational Assumptions:</w:t>
+        <w:t>Deployment:</w:t>
       </w:r>
       <w:r>
-        <w:t xml:space="preserve"> It is assumed that all stakeholders will have access to modern web browsers and an internet connection to utilize the cloud-based functionalities effectively. Mentors are assumed to manually verify the accuracy of work before approving, rather than relying on automated approvals. </w:t>
+        <w:t xml:space="preserve"> the prototype runs locally; cloud hosting is out of scope.</w:t>
       </w:r>
     </w:p>
     <w:p>
       <w:pPr>
+        <w:pStyle w:val="ListParagraph"/>
+        <w:numPr>
+          <w:ilvl w:val="0"/>
+          <w:numId w:val="24"/>
+        </w:numPr>
+        <w:ind w:left="1080"/>
+      </w:pPr>
+      <w:r>
+        <w:rPr>
+          <w:b/>
+        </w:rPr>
+        <w:t>Assumption:</w:t>
+      </w:r>
+      <w:r>
+        <w:t xml:space="preserve"> users have a modern web browser and an internet or network connection to the server.</w:t>
+      </w:r>
+    </w:p>
+    <w:p>
+      <w:pPr>
+        <w:pStyle w:val="ListParagraph"/>
+        <w:numPr>
+          <w:ilvl w:val="0"/>
+          <w:numId w:val="24"/>
+        </w:numPr>
+        <w:ind w:left="1080"/>
+      </w:pPr>
+      <w:r>
+        <w:rPr>
+          <w:b/>
+        </w:rPr>
+        <w:t>Assumption:</w:t>
+      </w:r>
+      <w:r>
+        <w:t xml:space="preserve"> students send the verification link to the correct mentor, and mentors check the work before approving it.</w:t>
+      </w:r>
+    </w:p>
+    <w:p>
+      <w:pPr>
+        <w:pStyle w:val="ListParagraph"/>
+        <w:numPr>
+          <w:ilvl w:val="0"/>
+          <w:numId w:val="24"/>
+        </w:numPr>
+        <w:ind w:left="1080"/>
+      </w:pPr>
+      <w:r>
+        <w:rPr>
+          <w:b/>
+        </w:rPr>
+        <w:t>Assumption:</w:t>
+      </w:r>
+      <w:r>
+        <w:t xml:space="preserve"> each student needs 200 verified hours (the default required hours for new accounts).</w:t>
+      </w:r>
+    </w:p>
+    <w:p>
+      <w:pPr>
         <w:pStyle w:val="Heading1"/>
       </w:pPr>
       <w:r>
-        <w:lastRenderedPageBreak/>
         <w:t>9. Acceptance Criteria</w:t>
       </w:r>
     </w:p>
     <w:p>
       <w:r>
-        <w:t>Define what must be true for the solution to be accepted.</w:t>
+        <w:t>The solution is accepted when:</w:t>
       </w:r>
     </w:p>
     <w:p>
+      <w:pPr>
+        <w:ind w:left="420" w:hanging="420"/>
+      </w:pPr>
       <w:r>
-        <w:t>The solution will be accepted when:</w:t>
+        <w:t>1.</w:t>
+      </w:r>
+      <w:r>
+        <w:tab/>
+        <w:t>Every High-priority functional requirement (FR-01, FR-03, FR-04, FR-06 to FR-11, FR-13 and FR-14) passes its test cases in the Test Cases and Results workbook.</w:t>
       </w:r>
     </w:p>
     <w:p>
       <w:pPr>
-        <w:numPr>
-          <w:ilvl w:val="0"/>
-          <w:numId w:val="16"/>
-        </w:numPr>
+        <w:ind w:left="420" w:hanging="420"/>
       </w:pPr>
       <w:r>
-        <w:t xml:space="preserve">Students can successfully log in, fill out daily task records, upload corresponding evidence files, and transmit them for review. </w:t>
+        <w:t>2.</w:t>
+      </w:r>
+      <w:r>
+        <w:tab/>
+        <w:t>A student can complete the full journey (sign in, create an entry with evidence, submit it, mentor approves through the link, hours increase) during the live demonstration using synthetic data.</w:t>
       </w:r>
     </w:p>
     <w:p>
       <w:pPr>
-        <w:numPr>
-          <w:ilvl w:val="0"/>
-          <w:numId w:val="16"/>
-        </w:numPr>
+        <w:ind w:left="420" w:hanging="420"/>
       </w:pPr>
       <w:r>
-        <w:t xml:space="preserve">Workplace mentors can successfully view assigned submissions, toggle statuses to approved, or return records with necessary correction feedback. </w:t>
+        <w:t>3.</w:t>
+      </w:r>
+      <w:r>
+        <w:tab/>
+        <w:t>Coordinators and lecturers can identify students who are on track, awaiting verification or overdue from the dashboard.</w:t>
       </w:r>
     </w:p>
     <w:p>
       <w:pPr>
-        <w:numPr>
-          <w:ilvl w:val="0"/>
-          <w:numId w:val="16"/>
-        </w:numPr>
+        <w:ind w:left="420" w:hanging="420"/>
       </w:pPr>
       <w:r>
-        <w:t xml:space="preserve">Coordinators and lecturers can successfully pull aggregated data to identify missing documentation and track academic pacing. </w:t>
+        <w:t>4.</w:t>
+      </w:r>
+      <w:r>
+        <w:tab/>
+        <w:t>Security tests confirm that role restrictions, one-time links and protected evidence downloads work, and any open security defects are documented with a planned fix.</w:t>
       </w:r>
     </w:p>
     <w:p>
       <w:pPr>
-        <w:numPr>
-          <w:ilvl w:val="0"/>
-          <w:numId w:val="16"/>
-        </w:numPr>
+        <w:ind w:left="420" w:hanging="420"/>
       </w:pPr>
       <w:r>
-        <w:t xml:space="preserve">Role-based security is proven to restrict permissions effectively across the application layer, ensuring data privacy standards and POPIA compliance are met. </w:t>
+        <w:t>5.</w:t>
+      </w:r>
+      <w:r>
+        <w:tab/>
+        <w:t>All defects found during testing are logged in the Defect Log and either fixed and retested or documented as known limitations.</w:t>
       </w:r>
     </w:p>
-    <w:p>
-      <w:pPr>
-        <w:numPr>
-          <w:ilvl w:val="0"/>
-          <w:numId w:val="16"/>
-        </w:numPr>
-      </w:pPr>
-      <w:r>
-        <w:t xml:space="preserve">Iterative Agile testing confirms that all primary functional features load and operate without debilitating performance delays or data integrity loss. </w:t>
-      </w:r>
-    </w:p>
-    <w:p/>
     <w:sectPr>
       <w:headerReference w:type="default" r:id="rId8"/>
       <w:footerReference w:type="default" r:id="rId9"/>
@@ -1604,6 +5114,57 @@
     </w:lvl>
   </w:abstractNum>
   <w:abstractNum w:abstractNumId="9" w15:restartNumberingAfterBreak="0">
+    <w:nsid w:val="01036C5A"/>
+    <w:multiLevelType w:val="singleLevel"/>
+    <w:tmpl w:val="04090001"/>
+    <w:lvl w:ilvl="0">
+      <w:start w:val="1"/>
+      <w:numFmt w:val="bullet"/>
+      <w:lvlText w:val=""/>
+      <w:lvlJc w:val="left"/>
+      <w:pPr>
+        <w:ind w:left="720" w:hanging="360"/>
+      </w:pPr>
+      <w:rPr>
+        <w:rFonts w:ascii="Symbol" w:hAnsi="Symbol" w:hint="default"/>
+      </w:rPr>
+    </w:lvl>
+  </w:abstractNum>
+  <w:abstractNum w:abstractNumId="10" w15:restartNumberingAfterBreak="0">
+    <w:nsid w:val="029B32B0"/>
+    <w:multiLevelType w:val="singleLevel"/>
+    <w:tmpl w:val="04090001"/>
+    <w:lvl w:ilvl="0">
+      <w:start w:val="1"/>
+      <w:numFmt w:val="bullet"/>
+      <w:lvlText w:val=""/>
+      <w:lvlJc w:val="left"/>
+      <w:pPr>
+        <w:ind w:left="720" w:hanging="360"/>
+      </w:pPr>
+      <w:rPr>
+        <w:rFonts w:ascii="Symbol" w:hAnsi="Symbol" w:hint="default"/>
+      </w:rPr>
+    </w:lvl>
+  </w:abstractNum>
+  <w:abstractNum w:abstractNumId="11" w15:restartNumberingAfterBreak="0">
+    <w:nsid w:val="075742AE"/>
+    <w:multiLevelType w:val="singleLevel"/>
+    <w:tmpl w:val="04090001"/>
+    <w:lvl w:ilvl="0">
+      <w:start w:val="1"/>
+      <w:numFmt w:val="bullet"/>
+      <w:lvlText w:val=""/>
+      <w:lvlJc w:val="left"/>
+      <w:pPr>
+        <w:ind w:left="720" w:hanging="360"/>
+      </w:pPr>
+      <w:rPr>
+        <w:rFonts w:ascii="Symbol" w:hAnsi="Symbol" w:hint="default"/>
+      </w:rPr>
+    </w:lvl>
+  </w:abstractNum>
+  <w:abstractNum w:abstractNumId="12" w15:restartNumberingAfterBreak="0">
     <w:nsid w:val="09E94E2E"/>
     <w:multiLevelType w:val="hybridMultilevel"/>
     <w:tmpl w:val="09CC35D0"/>
@@ -1716,7 +5277,24 @@
       </w:rPr>
     </w:lvl>
   </w:abstractNum>
-  <w:abstractNum w:abstractNumId="10" w15:restartNumberingAfterBreak="0">
+  <w:abstractNum w:abstractNumId="13" w15:restartNumberingAfterBreak="0">
+    <w:nsid w:val="0E074360"/>
+    <w:multiLevelType w:val="singleLevel"/>
+    <w:tmpl w:val="04090001"/>
+    <w:lvl w:ilvl="0">
+      <w:start w:val="1"/>
+      <w:numFmt w:val="bullet"/>
+      <w:lvlText w:val=""/>
+      <w:lvlJc w:val="left"/>
+      <w:pPr>
+        <w:ind w:left="720" w:hanging="360"/>
+      </w:pPr>
+      <w:rPr>
+        <w:rFonts w:ascii="Symbol" w:hAnsi="Symbol" w:hint="default"/>
+      </w:rPr>
+    </w:lvl>
+  </w:abstractNum>
+  <w:abstractNum w:abstractNumId="14" w15:restartNumberingAfterBreak="0">
     <w:nsid w:val="21451644"/>
     <w:multiLevelType w:val="hybridMultilevel"/>
     <w:tmpl w:val="CAFEE6DC"/>
@@ -1829,7 +5407,24 @@
       </w:rPr>
     </w:lvl>
   </w:abstractNum>
-  <w:abstractNum w:abstractNumId="11" w15:restartNumberingAfterBreak="0">
+  <w:abstractNum w:abstractNumId="15" w15:restartNumberingAfterBreak="0">
+    <w:nsid w:val="22FA0066"/>
+    <w:multiLevelType w:val="singleLevel"/>
+    <w:tmpl w:val="04090001"/>
+    <w:lvl w:ilvl="0">
+      <w:start w:val="1"/>
+      <w:numFmt w:val="bullet"/>
+      <w:lvlText w:val=""/>
+      <w:lvlJc w:val="left"/>
+      <w:pPr>
+        <w:ind w:left="720" w:hanging="360"/>
+      </w:pPr>
+      <w:rPr>
+        <w:rFonts w:ascii="Symbol" w:hAnsi="Symbol" w:hint="default"/>
+      </w:rPr>
+    </w:lvl>
+  </w:abstractNum>
+  <w:abstractNum w:abstractNumId="16" w15:restartNumberingAfterBreak="0">
     <w:nsid w:val="3C9853D9"/>
     <w:multiLevelType w:val="hybridMultilevel"/>
     <w:tmpl w:val="FDD2155E"/>
@@ -1942,7 +5537,7 @@
       </w:rPr>
     </w:lvl>
   </w:abstractNum>
-  <w:abstractNum w:abstractNumId="12" w15:restartNumberingAfterBreak="0">
+  <w:abstractNum w:abstractNumId="17" w15:restartNumberingAfterBreak="0">
     <w:nsid w:val="3D2E4CDA"/>
     <w:multiLevelType w:val="multilevel"/>
     <w:tmpl w:val="075476B8"/>
@@ -2082,7 +5677,24 @@
       </w:rPr>
     </w:lvl>
   </w:abstractNum>
-  <w:abstractNum w:abstractNumId="13" w15:restartNumberingAfterBreak="0">
+  <w:abstractNum w:abstractNumId="18" w15:restartNumberingAfterBreak="0">
+    <w:nsid w:val="422B2867"/>
+    <w:multiLevelType w:val="singleLevel"/>
+    <w:tmpl w:val="04090001"/>
+    <w:lvl w:ilvl="0">
+      <w:start w:val="1"/>
+      <w:numFmt w:val="bullet"/>
+      <w:lvlText w:val=""/>
+      <w:lvlJc w:val="left"/>
+      <w:pPr>
+        <w:ind w:left="720" w:hanging="360"/>
+      </w:pPr>
+      <w:rPr>
+        <w:rFonts w:ascii="Symbol" w:hAnsi="Symbol" w:hint="default"/>
+      </w:rPr>
+    </w:lvl>
+  </w:abstractNum>
+  <w:abstractNum w:abstractNumId="19" w15:restartNumberingAfterBreak="0">
     <w:nsid w:val="46B66740"/>
     <w:multiLevelType w:val="hybridMultilevel"/>
     <w:tmpl w:val="FB22EE08"/>
@@ -2195,7 +5807,7 @@
       </w:rPr>
     </w:lvl>
   </w:abstractNum>
-  <w:abstractNum w:abstractNumId="14" w15:restartNumberingAfterBreak="0">
+  <w:abstractNum w:abstractNumId="20" w15:restartNumberingAfterBreak="0">
     <w:nsid w:val="4DB0251F"/>
     <w:multiLevelType w:val="hybridMultilevel"/>
     <w:tmpl w:val="7DBAED6A"/>
@@ -2308,7 +5920,24 @@
       </w:rPr>
     </w:lvl>
   </w:abstractNum>
-  <w:abstractNum w:abstractNumId="15" w15:restartNumberingAfterBreak="0">
+  <w:abstractNum w:abstractNumId="21" w15:restartNumberingAfterBreak="0">
+    <w:nsid w:val="54976BDC"/>
+    <w:multiLevelType w:val="singleLevel"/>
+    <w:tmpl w:val="04090001"/>
+    <w:lvl w:ilvl="0">
+      <w:start w:val="1"/>
+      <w:numFmt w:val="bullet"/>
+      <w:lvlText w:val=""/>
+      <w:lvlJc w:val="left"/>
+      <w:pPr>
+        <w:ind w:left="720" w:hanging="360"/>
+      </w:pPr>
+      <w:rPr>
+        <w:rFonts w:ascii="Symbol" w:hAnsi="Symbol" w:hint="default"/>
+      </w:rPr>
+    </w:lvl>
+  </w:abstractNum>
+  <w:abstractNum w:abstractNumId="22" w15:restartNumberingAfterBreak="0">
     <w:nsid w:val="576506CD"/>
     <w:multiLevelType w:val="hybridMultilevel"/>
     <w:tmpl w:val="508A305E"/>
@@ -2418,6 +6047,23 @@
       </w:pPr>
       <w:rPr>
         <w:rFonts w:ascii="Wingdings" w:hAnsi="Wingdings" w:hint="default"/>
+      </w:rPr>
+    </w:lvl>
+  </w:abstractNum>
+  <w:abstractNum w:abstractNumId="23" w15:restartNumberingAfterBreak="0">
+    <w:nsid w:val="780D4DF7"/>
+    <w:multiLevelType w:val="singleLevel"/>
+    <w:tmpl w:val="04090001"/>
+    <w:lvl w:ilvl="0">
+      <w:start w:val="1"/>
+      <w:numFmt w:val="bullet"/>
+      <w:lvlText w:val=""/>
+      <w:lvlJc w:val="left"/>
+      <w:pPr>
+        <w:ind w:left="720" w:hanging="360"/>
+      </w:pPr>
+      <w:rPr>
+        <w:rFonts w:ascii="Symbol" w:hAnsi="Symbol" w:hint="default"/>
       </w:rPr>
     </w:lvl>
   </w:abstractNum>
@@ -2449,25 +6095,49 @@
     <w:abstractNumId w:val="0"/>
   </w:num>
   <w:num w:numId="10" w16cid:durableId="812452048">
+    <w:abstractNumId w:val="20"/>
+  </w:num>
+  <w:num w:numId="11" w16cid:durableId="7560439">
+    <w:abstractNumId w:val="19"/>
+  </w:num>
+  <w:num w:numId="12" w16cid:durableId="518010758">
+    <w:abstractNumId w:val="22"/>
+  </w:num>
+  <w:num w:numId="13" w16cid:durableId="1855262241">
+    <w:abstractNumId w:val="16"/>
+  </w:num>
+  <w:num w:numId="14" w16cid:durableId="1967851837">
+    <w:abstractNumId w:val="12"/>
+  </w:num>
+  <w:num w:numId="15" w16cid:durableId="1133329832">
     <w:abstractNumId w:val="14"/>
   </w:num>
-  <w:num w:numId="11" w16cid:durableId="7560439">
+  <w:num w:numId="16" w16cid:durableId="264004914">
+    <w:abstractNumId w:val="17"/>
+  </w:num>
+  <w:num w:numId="17" w16cid:durableId="473104667">
+    <w:abstractNumId w:val="11"/>
+  </w:num>
+  <w:num w:numId="18" w16cid:durableId="1813136113">
+    <w:abstractNumId w:val="21"/>
+  </w:num>
+  <w:num w:numId="19" w16cid:durableId="2037852901">
+    <w:abstractNumId w:val="18"/>
+  </w:num>
+  <w:num w:numId="20" w16cid:durableId="1129283355">
+    <w:abstractNumId w:val="9"/>
+  </w:num>
+  <w:num w:numId="21" w16cid:durableId="97335243">
+    <w:abstractNumId w:val="15"/>
+  </w:num>
+  <w:num w:numId="22" w16cid:durableId="828642064">
     <w:abstractNumId w:val="13"/>
   </w:num>
-  <w:num w:numId="12" w16cid:durableId="518010758">
-    <w:abstractNumId w:val="15"/>
+  <w:num w:numId="23" w16cid:durableId="2035156004">
+    <w:abstractNumId w:val="23"/>
   </w:num>
-  <w:num w:numId="13" w16cid:durableId="1855262241">
-    <w:abstractNumId w:val="11"/>
-  </w:num>
-  <w:num w:numId="14" w16cid:durableId="1967851837">
-    <w:abstractNumId w:val="9"/>
-  </w:num>
-  <w:num w:numId="15" w16cid:durableId="1133329832">
+  <w:num w:numId="24" w16cid:durableId="161703438">
     <w:abstractNumId w:val="10"/>
-  </w:num>
-  <w:num w:numId="16" w16cid:durableId="264004914">
-    <w:abstractNumId w:val="12"/>
   </w:num>
 </w:numbering>
 </file>
@@ -3648,7 +7318,6 @@
     <w:basedOn w:val="Normal"/>
     <w:next w:val="Normal"/>
     <w:uiPriority w:val="35"/>
-    <w:semiHidden/>
     <w:unhideWhenUsed/>
     <w:qFormat/>
     <w:rsid w:val="00FC693F"/>

--- a/03_Requirements_and_Methodology/Software_Requirements_Specification_SRS.docx
+++ b/03_Requirements_and_Methodology/Software_Requirements_Specification_SRS.docx
@@ -4,235 +4,48 @@
   <w:body>
     <w:p>
       <w:pPr>
-        <w:jc w:val="center"/>
+        <w:pStyle w:val="Heading1"/>
       </w:pPr>
       <w:r>
-        <w:rPr>
-          <w:b/>
-        </w:rPr>
-        <w:br/>
-      </w:r>
-      <w:r>
-        <w:rPr>
-          <w:b/>
-        </w:rPr>
-        <w:br/>
-        <w:t>CAPSTONE PROJECT</w:t>
-      </w:r>
-      <w:r>
-        <w:rPr>
-          <w:b/>
-        </w:rPr>
-        <w:br/>
-      </w:r>
-      <w:r>
-        <w:rPr>
-          <w:b/>
-          <w:sz w:val="40"/>
-        </w:rPr>
         <w:t>SOFTWARE REQUIREMENTS SPECIFICATION (SRS)</w:t>
       </w:r>
-      <w:r>
-        <w:br/>
-      </w:r>
-      <w:r>
-        <w:br/>
-        <w:t>Student / Group Template</w:t>
-      </w:r>
-      <w:r>
-        <w:br/>
-      </w:r>
-      <w:r>
-        <w:br/>
-      </w:r>
     </w:p>
-    <w:tbl>
-      <w:tblPr>
-        <w:tblW w:w="0" w:type="auto"/>
-        <w:jc w:val="center"/>
-        <w:tblLayout w:type="fixed"/>
-        <w:tblLook w:val="04A0" w:firstRow="1" w:lastRow="0" w:firstColumn="1" w:lastColumn="0" w:noHBand="0" w:noVBand="1"/>
-      </w:tblPr>
-      <w:tblGrid>
-        <w:gridCol w:w="4861"/>
-        <w:gridCol w:w="5111"/>
-      </w:tblGrid>
-      <w:tr>
-        <w:trPr>
-          <w:jc w:val="center"/>
-        </w:trPr>
-        <w:tc>
-          <w:tcPr>
-            <w:tcW w:w="4861" w:type="dxa"/>
-            <w:shd w:val="clear" w:color="auto" w:fill="D9EAF0"/>
-          </w:tcPr>
-          <w:p>
-            <w:r>
-              <w:t>Project Title</w:t>
-            </w:r>
-          </w:p>
-        </w:tc>
-        <w:tc>
-          <w:tcPr>
-            <w:tcW w:w="5111" w:type="dxa"/>
-          </w:tcPr>
-          <w:p>
-            <w:r>
-              <w:t>TrackWIL: Work-Integrated Learning Logbook Tracking</w:t>
-            </w:r>
-          </w:p>
-        </w:tc>
-      </w:tr>
-      <w:tr>
-        <w:trPr>
-          <w:jc w:val="center"/>
-        </w:trPr>
-        <w:tc>
-          <w:tcPr>
-            <w:tcW w:w="4861" w:type="dxa"/>
-            <w:shd w:val="clear" w:color="auto" w:fill="D9EAF0"/>
-          </w:tcPr>
-          <w:p>
-            <w:r>
-              <w:t>Group Members</w:t>
-            </w:r>
-          </w:p>
-        </w:tc>
-        <w:tc>
-          <w:tcPr>
-            <w:tcW w:w="5111" w:type="dxa"/>
-          </w:tcPr>
-          <w:p>
-            <w:r>
-              <w:t>Willem Basson, Dylan Shepard, Moegammad Green, Sihle Kayise</w:t>
-            </w:r>
-          </w:p>
-        </w:tc>
-      </w:tr>
-      <w:tr>
-        <w:trPr>
-          <w:jc w:val="center"/>
-        </w:trPr>
-        <w:tc>
-          <w:tcPr>
-            <w:tcW w:w="4861" w:type="dxa"/>
-            <w:shd w:val="clear" w:color="auto" w:fill="D9EAF0"/>
-          </w:tcPr>
-          <w:p>
-            <w:r>
-              <w:t>Module</w:t>
-            </w:r>
-          </w:p>
-        </w:tc>
-        <w:tc>
-          <w:tcPr>
-            <w:tcW w:w="5111" w:type="dxa"/>
-          </w:tcPr>
-          <w:p>
-            <w:r>
-              <w:t>SPM622 (Software Engineering 2)</w:t>
-            </w:r>
-          </w:p>
-        </w:tc>
-      </w:tr>
-      <w:tr>
-        <w:trPr>
-          <w:jc w:val="center"/>
-        </w:trPr>
-        <w:tc>
-          <w:tcPr>
-            <w:tcW w:w="4861" w:type="dxa"/>
-            <w:shd w:val="clear" w:color="auto" w:fill="D9EAF0"/>
-          </w:tcPr>
-          <w:p>
-            <w:r>
-              <w:t>Lecturer / Supervisor</w:t>
-            </w:r>
-          </w:p>
-        </w:tc>
-        <w:tc>
-          <w:tcPr>
-            <w:tcW w:w="5111" w:type="dxa"/>
-          </w:tcPr>
-          <w:p>
-            <w:r>
-              <w:t>Ms Amenda Raganya</w:t>
-            </w:r>
-          </w:p>
-        </w:tc>
-      </w:tr>
-      <w:tr>
-        <w:trPr>
-          <w:jc w:val="center"/>
-        </w:trPr>
-        <w:tc>
-          <w:tcPr>
-            <w:tcW w:w="4861" w:type="dxa"/>
-            <w:shd w:val="clear" w:color="auto" w:fill="D9EAF0"/>
-          </w:tcPr>
-          <w:p>
-            <w:r>
-              <w:t>Week / Stage</w:t>
-            </w:r>
-          </w:p>
-        </w:tc>
-        <w:tc>
-          <w:tcPr>
-            <w:tcW w:w="5111" w:type="dxa"/>
-          </w:tcPr>
-          <w:p>
-            <w:r>
-              <w:t>Week 4: Build, Test and Presentation</w:t>
-            </w:r>
-          </w:p>
-        </w:tc>
-      </w:tr>
-      <w:tr>
-        <w:trPr>
-          <w:jc w:val="center"/>
-        </w:trPr>
-        <w:tc>
-          <w:tcPr>
-            <w:tcW w:w="4861" w:type="dxa"/>
-            <w:shd w:val="clear" w:color="auto" w:fill="D9EAF0"/>
-          </w:tcPr>
-          <w:p>
-            <w:r>
-              <w:t>Submission Date</w:t>
-            </w:r>
-          </w:p>
-        </w:tc>
-        <w:tc>
-          <w:tcPr>
-            <w:tcW w:w="5111" w:type="dxa"/>
-          </w:tcPr>
-          <w:p>
-            <w:r>
-              <w:t>23 October 2026</w:t>
-            </w:r>
-          </w:p>
-        </w:tc>
-      </w:tr>
-    </w:tbl>
     <w:p>
       <w:pPr>
-        <w:pStyle w:val="Heading1"/>
+        <w:pStyle w:val="Heading2"/>
       </w:pPr>
       <w:r>
         <w:t>1. Purpose and Scope</w:t>
       </w:r>
     </w:p>
     <w:p>
+      <w:pPr>
+        <w:keepLines/>
+      </w:pPr>
       <w:r>
-        <w:t>This Software Requirements Specification (SRS) defines the complete requirements for TrackWIL version 1.0, the system built and tested in this project. Chapter 3 summarises these requirements, Chapter 4 shows how they were designed and implemented, and Chapter 5 traces every requirement to its test cases in the Requirements Traceability Matrix.</w:t>
+        <w:t xml:space="preserve">This Software Requirements Specification (SRS) defines the complete requirements for TrackWIL version 1.0, the system built and tested in this project. Chapter 3 </w:t>
+      </w:r>
+      <w:proofErr w:type="spellStart"/>
+      <w:r>
+        <w:t>summarises</w:t>
+      </w:r>
+      <w:proofErr w:type="spellEnd"/>
+      <w:r>
+        <w:t xml:space="preserve"> these requirements, Chapter 4 shows how they were designed and implemented, and Chapter 5 traces every requirement to its test cases in the Requirements Traceability Matrix.</w:t>
       </w:r>
     </w:p>
     <w:p>
+      <w:pPr>
+        <w:keepLines/>
+      </w:pPr>
       <w:r>
         <w:t>TrackWIL is a web-based system that replaces the paper, PDF and email process for Work-Integrated Learning (WIL) logbooks at CTU Training Solutions. Students record daily work and evidence, workplace mentors verify each entry through a one-time link without needing an account, and coordinators and lecturers monitor every student's progress on a shared dashboard.</w:t>
       </w:r>
     </w:p>
     <w:p>
+      <w:pPr>
+        <w:keepLines/>
+      </w:pPr>
       <w:r>
         <w:rPr>
           <w:b/>
@@ -244,6 +57,9 @@
       </w:r>
     </w:p>
     <w:p>
+      <w:pPr>
+        <w:keepLines/>
+      </w:pPr>
       <w:r>
         <w:rPr>
           <w:b/>
@@ -258,6 +74,7 @@
       <w:pPr>
         <w:pStyle w:val="Caption"/>
         <w:keepNext/>
+        <w:keepLines/>
         <w:rPr>
           <w:b w:val="0"/>
         </w:rPr>
@@ -266,7 +83,6 @@
         <w:rPr>
           <w:b w:val="0"/>
         </w:rPr>
-        <w:lastRenderedPageBreak/>
         <w:t xml:space="preserve">Table </w:t>
       </w:r>
       <w:r>
@@ -597,7 +413,7 @@
     <w:p/>
     <w:p>
       <w:pPr>
-        <w:pStyle w:val="Heading1"/>
+        <w:pStyle w:val="Heading2"/>
       </w:pPr>
       <w:r>
         <w:t>2. Users and Stakeholders</w:t>
@@ -607,6 +423,7 @@
       <w:pPr>
         <w:pStyle w:val="Caption"/>
         <w:keepNext/>
+        <w:keepLines/>
         <w:rPr>
           <w:b w:val="0"/>
         </w:rPr>
@@ -891,7 +708,21 @@
               <w:rPr>
                 <w:sz w:val="20"/>
               </w:rPr>
-              <w:t>Staff member at the host organisation who supervises the student</w:t>
+              <w:t xml:space="preserve">Staff member at the host </w:t>
+            </w:r>
+            <w:proofErr w:type="spellStart"/>
+            <w:r>
+              <w:rPr>
+                <w:sz w:val="20"/>
+              </w:rPr>
+              <w:t>organisation</w:t>
+            </w:r>
+            <w:proofErr w:type="spellEnd"/>
+            <w:r>
+              <w:rPr>
+                <w:sz w:val="20"/>
+              </w:rPr>
+              <w:t xml:space="preserve"> who supervises the student</w:t>
             </w:r>
           </w:p>
         </w:tc>
@@ -1105,13 +936,17 @@
     </w:tbl>
     <w:p/>
     <w:p>
+      <w:pPr>
+        <w:keepLines/>
+      </w:pPr>
       <w:r>
+        <w:lastRenderedPageBreak/>
         <w:t>Secondary stakeholders are the training institution (needs reliable records and POPIA compliance), the development team (needs clear, testable requirements) and the project supervisor (checks alignment with the project objectives and rubric).</w:t>
       </w:r>
     </w:p>
     <w:p>
       <w:pPr>
-        <w:pStyle w:val="Heading1"/>
+        <w:pStyle w:val="Heading2"/>
       </w:pPr>
       <w:r>
         <w:t>3. Functional Requirements</w:t>
@@ -1121,6 +956,7 @@
       <w:pPr>
         <w:pStyle w:val="Caption"/>
         <w:keepNext/>
+        <w:keepLines/>
         <w:rPr>
           <w:b w:val="0"/>
         </w:rPr>
@@ -1376,7 +1212,6 @@
               <w:rPr>
                 <w:sz w:val="20"/>
               </w:rPr>
-              <w:lastRenderedPageBreak/>
               <w:t>FR-02</w:t>
             </w:r>
           </w:p>
@@ -1944,6 +1779,7 @@
               <w:rPr>
                 <w:sz w:val="20"/>
               </w:rPr>
+              <w:lastRenderedPageBreak/>
               <w:t>FR-09</w:t>
             </w:r>
           </w:p>
@@ -2106,7 +1942,6 @@
               <w:rPr>
                 <w:sz w:val="20"/>
               </w:rPr>
-              <w:lastRenderedPageBreak/>
               <w:t>FR-11</w:t>
             </w:r>
           </w:p>
@@ -2241,11 +2076,61 @@
                 <w:sz w:val="20"/>
               </w:rPr>
             </w:pPr>
-            <w:r>
-              <w:rPr>
-                <w:sz w:val="20"/>
-              </w:rPr>
-              <w:t>created_at, updated_at and verified_at are stored on entries; used_at and decision are stored on links.</w:t>
+            <w:proofErr w:type="spellStart"/>
+            <w:r>
+              <w:rPr>
+                <w:sz w:val="20"/>
+              </w:rPr>
+              <w:t>created_at</w:t>
+            </w:r>
+            <w:proofErr w:type="spellEnd"/>
+            <w:r>
+              <w:rPr>
+                <w:sz w:val="20"/>
+              </w:rPr>
+              <w:t xml:space="preserve">, </w:t>
+            </w:r>
+            <w:proofErr w:type="spellStart"/>
+            <w:r>
+              <w:rPr>
+                <w:sz w:val="20"/>
+              </w:rPr>
+              <w:t>updated_at</w:t>
+            </w:r>
+            <w:proofErr w:type="spellEnd"/>
+            <w:r>
+              <w:rPr>
+                <w:sz w:val="20"/>
+              </w:rPr>
+              <w:t xml:space="preserve"> and </w:t>
+            </w:r>
+            <w:proofErr w:type="spellStart"/>
+            <w:r>
+              <w:rPr>
+                <w:sz w:val="20"/>
+              </w:rPr>
+              <w:t>verified_at</w:t>
+            </w:r>
+            <w:proofErr w:type="spellEnd"/>
+            <w:r>
+              <w:rPr>
+                <w:sz w:val="20"/>
+              </w:rPr>
+              <w:t xml:space="preserve"> are stored on entries; </w:t>
+            </w:r>
+            <w:proofErr w:type="spellStart"/>
+            <w:r>
+              <w:rPr>
+                <w:sz w:val="20"/>
+              </w:rPr>
+              <w:t>used_at</w:t>
+            </w:r>
+            <w:proofErr w:type="spellEnd"/>
+            <w:r>
+              <w:rPr>
+                <w:sz w:val="20"/>
+              </w:rPr>
+              <w:t xml:space="preserve"> and decision are stored on links.</w:t>
             </w:r>
           </w:p>
         </w:tc>
@@ -2416,7 +2301,7 @@
     <w:p/>
     <w:p>
       <w:pPr>
-        <w:pStyle w:val="Heading1"/>
+        <w:pStyle w:val="Heading2"/>
       </w:pPr>
       <w:r>
         <w:t>4. Non-Functional Requirements</w:t>
@@ -2426,6 +2311,7 @@
       <w:pPr>
         <w:pStyle w:val="Caption"/>
         <w:keepNext/>
+        <w:keepLines/>
         <w:rPr>
           <w:b w:val="0"/>
         </w:rPr>
@@ -2800,7 +2686,35 @@
               <w:rPr>
                 <w:sz w:val="20"/>
               </w:rPr>
-              <w:t>Salted scrypt password hashes; HttpOnly session cookie; tokens with at least 128 bits of randomness; server-side role checks.</w:t>
+              <w:t xml:space="preserve">Salted </w:t>
+            </w:r>
+            <w:proofErr w:type="spellStart"/>
+            <w:r>
+              <w:rPr>
+                <w:sz w:val="20"/>
+              </w:rPr>
+              <w:t>scrypt</w:t>
+            </w:r>
+            <w:proofErr w:type="spellEnd"/>
+            <w:r>
+              <w:rPr>
+                <w:sz w:val="20"/>
+              </w:rPr>
+              <w:t xml:space="preserve"> password hashes; </w:t>
+            </w:r>
+            <w:proofErr w:type="spellStart"/>
+            <w:r>
+              <w:rPr>
+                <w:sz w:val="20"/>
+              </w:rPr>
+              <w:t>HttpOnly</w:t>
+            </w:r>
+            <w:proofErr w:type="spellEnd"/>
+            <w:r>
+              <w:rPr>
+                <w:sz w:val="20"/>
+              </w:rPr>
+              <w:t xml:space="preserve"> session cookie; tokens with at least 128 bits of randomness; server-side role checks.</w:t>
             </w:r>
           </w:p>
         </w:tc>
@@ -3043,7 +2957,35 @@
               <w:rPr>
                 <w:sz w:val="20"/>
               </w:rPr>
-              <w:t>Works in current Chrome and Edge; usable at 375 px and 1280 px wide.</w:t>
+              <w:t xml:space="preserve">Works in current Chrome and Edge; usable at 375 </w:t>
+            </w:r>
+            <w:proofErr w:type="spellStart"/>
+            <w:r>
+              <w:rPr>
+                <w:sz w:val="20"/>
+              </w:rPr>
+              <w:t>px</w:t>
+            </w:r>
+            <w:proofErr w:type="spellEnd"/>
+            <w:r>
+              <w:rPr>
+                <w:sz w:val="20"/>
+              </w:rPr>
+              <w:t xml:space="preserve"> and 1280 </w:t>
+            </w:r>
+            <w:proofErr w:type="spellStart"/>
+            <w:r>
+              <w:rPr>
+                <w:sz w:val="20"/>
+              </w:rPr>
+              <w:t>px</w:t>
+            </w:r>
+            <w:proofErr w:type="spellEnd"/>
+            <w:r>
+              <w:rPr>
+                <w:sz w:val="20"/>
+              </w:rPr>
+              <w:t xml:space="preserve"> wide.</w:t>
             </w:r>
           </w:p>
         </w:tc>
@@ -3152,10 +3094,9 @@
     <w:p/>
     <w:p>
       <w:pPr>
-        <w:pStyle w:val="Heading1"/>
+        <w:pStyle w:val="Heading2"/>
       </w:pPr>
       <w:r>
-        <w:lastRenderedPageBreak/>
         <w:t>5. Use Cases / User Stories</w:t>
       </w:r>
     </w:p>
@@ -3163,6 +3104,7 @@
       <w:pPr>
         <w:pStyle w:val="Caption"/>
         <w:keepNext/>
+        <w:keepLines/>
         <w:rPr>
           <w:b w:val="0"/>
         </w:rPr>
@@ -3888,19 +3830,25 @@
     </w:tbl>
     <w:p/>
     <w:p>
+      <w:pPr>
+        <w:keepLines/>
+      </w:pPr>
       <w:r>
         <w:t>The user stories US-01 to US-08 and their acceptance criteria are listed in Chapter 3, Section 3.7.</w:t>
       </w:r>
     </w:p>
     <w:p>
       <w:pPr>
-        <w:pStyle w:val="Heading1"/>
+        <w:pStyle w:val="Heading2"/>
       </w:pPr>
       <w:r>
         <w:t>6. Data Requirements</w:t>
       </w:r>
     </w:p>
     <w:p>
+      <w:pPr>
+        <w:keepLines/>
+      </w:pPr>
       <w:r>
         <w:t>TrackWIL stores its data in an SQLite database with three tables. The full data dictionary is in the Database Design document.</w:t>
       </w:r>
@@ -3908,9 +3856,10 @@
     <w:p>
       <w:pPr>
         <w:pStyle w:val="ListParagraph"/>
+        <w:keepLines/>
         <w:numPr>
           <w:ilvl w:val="0"/>
-          <w:numId w:val="23"/>
+          <w:numId w:val="25"/>
         </w:numPr>
         <w:ind w:left="1080"/>
       </w:pPr>
@@ -3918,6 +3867,7 @@
         <w:rPr>
           <w:b/>
         </w:rPr>
+        <w:lastRenderedPageBreak/>
         <w:t>users:</w:t>
       </w:r>
       <w:r>
@@ -3927,17 +3877,26 @@
     <w:p>
       <w:pPr>
         <w:pStyle w:val="ListParagraph"/>
+        <w:keepLines/>
         <w:numPr>
           <w:ilvl w:val="0"/>
-          <w:numId w:val="23"/>
+          <w:numId w:val="25"/>
         </w:numPr>
         <w:ind w:left="1080"/>
       </w:pPr>
+      <w:proofErr w:type="spellStart"/>
       <w:r>
         <w:rPr>
           <w:b/>
         </w:rPr>
-        <w:t>logbook_entries:</w:t>
+        <w:t>logbook_entries</w:t>
+      </w:r>
+      <w:proofErr w:type="spellEnd"/>
+      <w:r>
+        <w:rPr>
+          <w:b/>
+        </w:rPr>
+        <w:t>:</w:t>
       </w:r>
       <w:r>
         <w:t xml:space="preserve"> id, student id (foreign key to users), work date, description, hours (more than 0 and at most 24), evidence file name, status, mentor email and the created, updated and verified timestamps.</w:t>
@@ -3946,23 +3905,43 @@
     <w:p>
       <w:pPr>
         <w:pStyle w:val="ListParagraph"/>
+        <w:keepLines/>
         <w:numPr>
           <w:ilvl w:val="0"/>
-          <w:numId w:val="23"/>
+          <w:numId w:val="25"/>
         </w:numPr>
         <w:ind w:left="1080"/>
       </w:pPr>
+      <w:proofErr w:type="spellStart"/>
       <w:r>
         <w:rPr>
           <w:b/>
         </w:rPr>
-        <w:t>verification_tokens:</w:t>
+        <w:t>verification_tokens</w:t>
+      </w:r>
+      <w:proofErr w:type="spellEnd"/>
+      <w:r>
+        <w:rPr>
+          <w:b/>
+        </w:rPr>
+        <w:t>:</w:t>
       </w:r>
       <w:r>
-        <w:t xml:space="preserve"> token (primary key), entry id (foreign key to logbook_entries), expiry time, time used and decision (approved or rejected).</w:t>
+        <w:t xml:space="preserve"> token (primary key), entry id (foreign key to </w:t>
+      </w:r>
+      <w:proofErr w:type="spellStart"/>
+      <w:r>
+        <w:t>logbook_entries</w:t>
+      </w:r>
+      <w:proofErr w:type="spellEnd"/>
+      <w:r>
+        <w:t>), expiry time, time used and decision (approved or rejected).</w:t>
       </w:r>
     </w:p>
     <w:p>
+      <w:pPr>
+        <w:keepLines/>
+      </w:pPr>
       <w:r>
         <w:rPr>
           <w:b/>
@@ -3974,6 +3953,9 @@
       </w:r>
     </w:p>
     <w:p>
+      <w:pPr>
+        <w:keepLines/>
+      </w:pPr>
       <w:r>
         <w:rPr>
           <w:b/>
@@ -3985,6 +3967,9 @@
       </w:r>
     </w:p>
     <w:p>
+      <w:pPr>
+        <w:keepLines/>
+      </w:pPr>
       <w:r>
         <w:rPr>
           <w:b/>
@@ -3992,15 +3977,38 @@
         <w:t>Retention:</w:t>
       </w:r>
       <w:r>
-        <w:t xml:space="preserve"> demonstration data is synthetic and can be reset at any time with npm run db:reset. If real data is used after permission is granted, personal information will be deleted when the project result is finalised, unless the campus sets another period.</w:t>
+        <w:t xml:space="preserve"> demonstration data is synthetic and can be reset at any time with </w:t>
+      </w:r>
+      <w:proofErr w:type="spellStart"/>
+      <w:r>
+        <w:t>npm</w:t>
+      </w:r>
+      <w:proofErr w:type="spellEnd"/>
+      <w:r>
+        <w:t xml:space="preserve"> run </w:t>
+      </w:r>
+      <w:proofErr w:type="spellStart"/>
+      <w:r>
+        <w:t>db:reset</w:t>
+      </w:r>
+      <w:proofErr w:type="spellEnd"/>
+      <w:r>
+        <w:t xml:space="preserve">. If real data is used after permission is granted, personal information will be deleted when the project result is </w:t>
+      </w:r>
+      <w:proofErr w:type="spellStart"/>
+      <w:r>
+        <w:t>finalised</w:t>
+      </w:r>
+      <w:proofErr w:type="spellEnd"/>
+      <w:r>
+        <w:t>, unless the campus sets another period.</w:t>
       </w:r>
     </w:p>
     <w:p>
       <w:pPr>
-        <w:pStyle w:val="Heading1"/>
+        <w:pStyle w:val="Heading2"/>
       </w:pPr>
       <w:r>
-        <w:lastRenderedPageBreak/>
         <w:t>7. Interfaces</w:t>
       </w:r>
     </w:p>
@@ -4008,6 +4016,7 @@
       <w:pPr>
         <w:pStyle w:val="Caption"/>
         <w:keepNext/>
+        <w:keepLines/>
         <w:rPr>
           <w:b w:val="0"/>
         </w:rPr>
@@ -4577,6 +4586,9 @@
     </w:tbl>
     <w:p/>
     <w:p>
+      <w:pPr>
+        <w:keepLines/>
+      </w:pPr>
       <w:r>
         <w:rPr>
           <w:b/>
@@ -4584,10 +4596,29 @@
         <w:t>Software interfaces:</w:t>
       </w:r>
       <w:r>
-        <w:t xml:space="preserve"> the application uses Node.js's built-in node:sqlite module to access the SQLite database file data/trackwil.db, and the server file system for evidence files. No external services are called.</w:t>
+        <w:t xml:space="preserve"> the application uses Node.js's built-in </w:t>
+      </w:r>
+      <w:proofErr w:type="spellStart"/>
+      <w:r>
+        <w:t>node:sqlite</w:t>
+      </w:r>
+      <w:proofErr w:type="spellEnd"/>
+      <w:r>
+        <w:t xml:space="preserve"> module to access the SQLite database file data/</w:t>
+      </w:r>
+      <w:proofErr w:type="spellStart"/>
+      <w:r>
+        <w:t>trackwil.db</w:t>
+      </w:r>
+      <w:proofErr w:type="spellEnd"/>
+      <w:r>
+        <w:t>, and the server file system for evidence files. No external services are called.</w:t>
       </w:r>
     </w:p>
     <w:p>
+      <w:pPr>
+        <w:keepLines/>
+      </w:pPr>
       <w:r>
         <w:rPr>
           <w:b/>
@@ -4595,12 +4626,28 @@
         <w:t>Communication interfaces:</w:t>
       </w:r>
       <w:r>
-        <w:t xml:space="preserve"> browsers communicate with the server over HTTP (HTTPS in a hosted deployment). Forms call Next.js Server Actions; evidence files are served by the route /api/evidence/[fileName].</w:t>
+        <w:t xml:space="preserve"> browsers communicate with the server over HTTP (HTTPS in a hosted deployment). Forms call Next.js Server Actions; evidence files are served by the route /</w:t>
+      </w:r>
+      <w:proofErr w:type="spellStart"/>
+      <w:r>
+        <w:t>api</w:t>
+      </w:r>
+      <w:proofErr w:type="spellEnd"/>
+      <w:r>
+        <w:t>/evidence/[</w:t>
+      </w:r>
+      <w:proofErr w:type="spellStart"/>
+      <w:r>
+        <w:t>fileName</w:t>
+      </w:r>
+      <w:proofErr w:type="spellEnd"/>
+      <w:r>
+        <w:t>].</w:t>
       </w:r>
     </w:p>
     <w:p>
       <w:pPr>
-        <w:pStyle w:val="Heading1"/>
+        <w:pStyle w:val="Heading2"/>
       </w:pPr>
       <w:r>
         <w:t>8. Constraints and Assumptions</w:t>
@@ -4609,9 +4656,10 @@
     <w:p>
       <w:pPr>
         <w:pStyle w:val="ListParagraph"/>
+        <w:keepLines/>
         <w:numPr>
           <w:ilvl w:val="0"/>
-          <w:numId w:val="24"/>
+          <w:numId w:val="26"/>
         </w:numPr>
         <w:ind w:left="1080"/>
       </w:pPr>
@@ -4628,9 +4676,10 @@
     <w:p>
       <w:pPr>
         <w:pStyle w:val="ListParagraph"/>
+        <w:keepLines/>
         <w:numPr>
           <w:ilvl w:val="0"/>
-          <w:numId w:val="24"/>
+          <w:numId w:val="26"/>
         </w:numPr>
         <w:ind w:left="1080"/>
       </w:pPr>
@@ -4638,6 +4687,7 @@
         <w:rPr>
           <w:b/>
         </w:rPr>
+        <w:lastRenderedPageBreak/>
         <w:t>Technology:</w:t>
       </w:r>
       <w:r>
@@ -4647,9 +4697,10 @@
     <w:p>
       <w:pPr>
         <w:pStyle w:val="ListParagraph"/>
+        <w:keepLines/>
         <w:numPr>
           <w:ilvl w:val="0"/>
-          <w:numId w:val="24"/>
+          <w:numId w:val="26"/>
         </w:numPr>
         <w:ind w:left="1080"/>
       </w:pPr>
@@ -4666,9 +4717,10 @@
     <w:p>
       <w:pPr>
         <w:pStyle w:val="ListParagraph"/>
+        <w:keepLines/>
         <w:numPr>
           <w:ilvl w:val="0"/>
-          <w:numId w:val="24"/>
+          <w:numId w:val="26"/>
         </w:numPr>
         <w:ind w:left="1080"/>
       </w:pPr>
@@ -4685,9 +4737,10 @@
     <w:p>
       <w:pPr>
         <w:pStyle w:val="ListParagraph"/>
+        <w:keepLines/>
         <w:numPr>
           <w:ilvl w:val="0"/>
-          <w:numId w:val="24"/>
+          <w:numId w:val="26"/>
         </w:numPr>
         <w:ind w:left="1080"/>
       </w:pPr>
@@ -4704,9 +4757,10 @@
     <w:p>
       <w:pPr>
         <w:pStyle w:val="ListParagraph"/>
+        <w:keepLines/>
         <w:numPr>
           <w:ilvl w:val="0"/>
-          <w:numId w:val="24"/>
+          <w:numId w:val="26"/>
         </w:numPr>
         <w:ind w:left="1080"/>
       </w:pPr>
@@ -4723,9 +4777,10 @@
     <w:p>
       <w:pPr>
         <w:pStyle w:val="ListParagraph"/>
+        <w:keepLines/>
         <w:numPr>
           <w:ilvl w:val="0"/>
-          <w:numId w:val="24"/>
+          <w:numId w:val="26"/>
         </w:numPr>
         <w:ind w:left="1080"/>
       </w:pPr>
@@ -4741,19 +4796,24 @@
     </w:p>
     <w:p>
       <w:pPr>
-        <w:pStyle w:val="Heading1"/>
+        <w:pStyle w:val="Heading2"/>
       </w:pPr>
       <w:r>
         <w:t>9. Acceptance Criteria</w:t>
       </w:r>
     </w:p>
     <w:p>
+      <w:pPr>
+        <w:keepNext/>
+        <w:keepLines/>
+      </w:pPr>
       <w:r>
         <w:t>The solution is accepted when:</w:t>
       </w:r>
     </w:p>
     <w:p>
       <w:pPr>
+        <w:keepLines/>
         <w:ind w:left="420" w:hanging="420"/>
       </w:pPr>
       <w:r>
@@ -4766,6 +4826,7 @@
     </w:p>
     <w:p>
       <w:pPr>
+        <w:keepLines/>
         <w:ind w:left="420" w:hanging="420"/>
       </w:pPr>
       <w:r>
@@ -4778,6 +4839,7 @@
     </w:p>
     <w:p>
       <w:pPr>
+        <w:keepLines/>
         <w:ind w:left="420" w:hanging="420"/>
       </w:pPr>
       <w:r>
@@ -4790,6 +4852,7 @@
     </w:p>
     <w:p>
       <w:pPr>
+        <w:keepLines/>
         <w:ind w:left="420" w:hanging="420"/>
       </w:pPr>
       <w:r>
@@ -4802,6 +4865,7 @@
     </w:p>
     <w:p>
       <w:pPr>
+        <w:keepLines/>
         <w:ind w:left="420" w:hanging="420"/>
       </w:pPr>
       <w:r>
@@ -4813,8 +4877,12 @@
       </w:r>
     </w:p>
     <w:sectPr>
-      <w:headerReference w:type="default" r:id="rId8"/>
-      <w:footerReference w:type="default" r:id="rId9"/>
+      <w:headerReference w:type="even" r:id="rId8"/>
+      <w:headerReference w:type="default" r:id="rId9"/>
+      <w:footerReference w:type="even" r:id="rId10"/>
+      <w:footerReference w:type="default" r:id="rId11"/>
+      <w:headerReference w:type="first" r:id="rId12"/>
+      <w:footerReference w:type="first" r:id="rId13"/>
       <w:pgSz w:w="12240" w:h="15840"/>
       <w:pgMar w:top="964" w:right="1134" w:bottom="964" w:left="1134" w:header="720" w:footer="720" w:gutter="0"/>
       <w:cols w:space="720"/>
@@ -4855,12 +4923,26 @@
     <w:pPr>
       <w:pStyle w:val="Footer"/>
     </w:pPr>
-    <w:r>
-      <w:rPr>
-        <w:sz w:val="16"/>
-      </w:rPr>
-      <w:t>CTU Training Solutions (PTY) Ltd is fully accredited by the MICT SETA (ACC/2006/07/186) through the Quality Council for Trades and Occupations (QCTO). CTU Training Solutions is registered with the Department of Higher Education and Training as a Private College (2018/FE07/004) and provisionally registered as a private higher education institution (No 2014/HE07/004) Co. Reg No:2005/038944/07</w:t>
-    </w:r>
+  </w:p>
+</w:ftr>
+</file>
+
+<file path=word/footer2.xml><?xml version="1.0" encoding="utf-8"?>
+<w:ftr xmlns:wpc="http://schemas.microsoft.com/office/word/2010/wordprocessingCanvas" xmlns:cx="http://schemas.microsoft.com/office/drawing/2014/chartex" xmlns:cx1="http://schemas.microsoft.com/office/drawing/2015/9/8/chartex" xmlns:cx2="http://schemas.microsoft.com/office/drawing/2015/10/21/chartex" xmlns:cx3="http://schemas.microsoft.com/office/drawing/2016/5/9/chartex" xmlns:cx4="http://schemas.microsoft.com/office/drawing/2016/5/10/chartex" xmlns:cx5="http://schemas.microsoft.com/office/drawing/2016/5/11/chartex" xmlns:cx6="http://schemas.microsoft.com/office/drawing/2016/5/12/chartex" xmlns:cx7="http://schemas.microsoft.com/office/drawing/2016/5/13/chartex" xmlns:cx8="http://schemas.microsoft.com/office/drawing/2016/5/14/chartex" xmlns:mc="http://schemas.openxmlformats.org/markup-compatibility/2006" xmlns:aink="http://schemas.microsoft.com/office/drawing/2016/ink" xmlns:am3d="http://schemas.microsoft.com/office/drawing/2017/model3d" xmlns:o="urn:schemas-microsoft-com:office:office" xmlns:oel="http://schemas.microsoft.com/office/2019/extlst" xmlns:r="http://schemas.openxmlformats.org/officeDocument/2006/relationships" xmlns:m="http://schemas.openxmlformats.org/officeDocument/2006/math" xmlns:v="urn:schemas-microsoft-com:vml" xmlns:wp14="http://schemas.microsoft.com/office/word/2010/wordprocessingDrawing" xmlns:wp="http://schemas.openxmlformats.org/drawingml/2006/wordprocessingDrawing" xmlns:w10="urn:schemas-microsoft-com:office:word" xmlns:w="http://schemas.openxmlformats.org/wordprocessingml/2006/main" xmlns:w14="http://schemas.microsoft.com/office/word/2010/wordml" xmlns:w15="http://schemas.microsoft.com/office/word/2012/wordml" xmlns:w16cex="http://schemas.microsoft.com/office/word/2018/wordml/cex" xmlns:w16cid="http://schemas.microsoft.com/office/word/2016/wordml/cid" xmlns:w16="http://schemas.microsoft.com/office/word/2018/wordml" xmlns:w16du="http://schemas.microsoft.com/office/word/2023/wordml/word16du" xmlns:w16sdtdh="http://schemas.microsoft.com/office/word/2020/wordml/sdtdatahash" xmlns:w16sdtfl="http://schemas.microsoft.com/office/word/2024/wordml/sdtformatlock" xmlns:w16se="http://schemas.microsoft.com/office/word/2015/wordml/symex" xmlns:wpg="http://schemas.microsoft.com/office/word/2010/wordprocessingGroup" xmlns:wpi="http://schemas.microsoft.com/office/word/2010/wordprocessingInk" xmlns:wne="http://schemas.microsoft.com/office/word/2006/wordml" xmlns:wps="http://schemas.microsoft.com/office/word/2010/wordprocessingShape" mc:Ignorable="w14 w15 w16se w16cid w16 w16cex w16sdtdh w16sdtfl w16du wp14">
+  <w:p>
+    <w:pPr>
+      <w:pStyle w:val="Footer"/>
+    </w:pPr>
+  </w:p>
+</w:ftr>
+</file>
+
+<file path=word/footer3.xml><?xml version="1.0" encoding="utf-8"?>
+<w:ftr xmlns:wpc="http://schemas.microsoft.com/office/word/2010/wordprocessingCanvas" xmlns:cx="http://schemas.microsoft.com/office/drawing/2014/chartex" xmlns:cx1="http://schemas.microsoft.com/office/drawing/2015/9/8/chartex" xmlns:cx2="http://schemas.microsoft.com/office/drawing/2015/10/21/chartex" xmlns:cx3="http://schemas.microsoft.com/office/drawing/2016/5/9/chartex" xmlns:cx4="http://schemas.microsoft.com/office/drawing/2016/5/10/chartex" xmlns:cx5="http://schemas.microsoft.com/office/drawing/2016/5/11/chartex" xmlns:cx6="http://schemas.microsoft.com/office/drawing/2016/5/12/chartex" xmlns:cx7="http://schemas.microsoft.com/office/drawing/2016/5/13/chartex" xmlns:cx8="http://schemas.microsoft.com/office/drawing/2016/5/14/chartex" xmlns:mc="http://schemas.openxmlformats.org/markup-compatibility/2006" xmlns:aink="http://schemas.microsoft.com/office/drawing/2016/ink" xmlns:am3d="http://schemas.microsoft.com/office/drawing/2017/model3d" xmlns:o="urn:schemas-microsoft-com:office:office" xmlns:oel="http://schemas.microsoft.com/office/2019/extlst" xmlns:r="http://schemas.openxmlformats.org/officeDocument/2006/relationships" xmlns:m="http://schemas.openxmlformats.org/officeDocument/2006/math" xmlns:v="urn:schemas-microsoft-com:vml" xmlns:wp14="http://schemas.microsoft.com/office/word/2010/wordprocessingDrawing" xmlns:wp="http://schemas.openxmlformats.org/drawingml/2006/wordprocessingDrawing" xmlns:w10="urn:schemas-microsoft-com:office:word" xmlns:w="http://schemas.openxmlformats.org/wordprocessingml/2006/main" xmlns:w14="http://schemas.microsoft.com/office/word/2010/wordml" xmlns:w15="http://schemas.microsoft.com/office/word/2012/wordml" xmlns:w16cex="http://schemas.microsoft.com/office/word/2018/wordml/cex" xmlns:w16cid="http://schemas.microsoft.com/office/word/2016/wordml/cid" xmlns:w16="http://schemas.microsoft.com/office/word/2018/wordml" xmlns:w16du="http://schemas.microsoft.com/office/word/2023/wordml/word16du" xmlns:w16sdtdh="http://schemas.microsoft.com/office/word/2020/wordml/sdtdatahash" xmlns:w16sdtfl="http://schemas.microsoft.com/office/word/2024/wordml/sdtformatlock" xmlns:w16se="http://schemas.microsoft.com/office/word/2015/wordml/symex" xmlns:wpg="http://schemas.microsoft.com/office/word/2010/wordprocessingGroup" xmlns:wpi="http://schemas.microsoft.com/office/word/2010/wordprocessingInk" xmlns:wne="http://schemas.microsoft.com/office/word/2006/wordml" xmlns:wps="http://schemas.microsoft.com/office/word/2010/wordprocessingShape" mc:Ignorable="w14 w15 w16se w16cid w16 w16cex w16sdtdh w16sdtfl w16du wp14">
+  <w:p>
+    <w:pPr>
+      <w:pStyle w:val="Footer"/>
+    </w:pPr>
   </w:p>
 </w:ftr>
 </file>
@@ -4894,48 +4976,28 @@
 <w:hdr xmlns:wpc="http://schemas.microsoft.com/office/word/2010/wordprocessingCanvas" xmlns:cx="http://schemas.microsoft.com/office/drawing/2014/chartex" xmlns:cx1="http://schemas.microsoft.com/office/drawing/2015/9/8/chartex" xmlns:cx2="http://schemas.microsoft.com/office/drawing/2015/10/21/chartex" xmlns:cx3="http://schemas.microsoft.com/office/drawing/2016/5/9/chartex" xmlns:cx4="http://schemas.microsoft.com/office/drawing/2016/5/10/chartex" xmlns:cx5="http://schemas.microsoft.com/office/drawing/2016/5/11/chartex" xmlns:cx6="http://schemas.microsoft.com/office/drawing/2016/5/12/chartex" xmlns:cx7="http://schemas.microsoft.com/office/drawing/2016/5/13/chartex" xmlns:cx8="http://schemas.microsoft.com/office/drawing/2016/5/14/chartex" xmlns:mc="http://schemas.openxmlformats.org/markup-compatibility/2006" xmlns:aink="http://schemas.microsoft.com/office/drawing/2016/ink" xmlns:am3d="http://schemas.microsoft.com/office/drawing/2017/model3d" xmlns:o="urn:schemas-microsoft-com:office:office" xmlns:oel="http://schemas.microsoft.com/office/2019/extlst" xmlns:r="http://schemas.openxmlformats.org/officeDocument/2006/relationships" xmlns:m="http://schemas.openxmlformats.org/officeDocument/2006/math" xmlns:v="urn:schemas-microsoft-com:vml" xmlns:wp14="http://schemas.microsoft.com/office/word/2010/wordprocessingDrawing" xmlns:wp="http://schemas.openxmlformats.org/drawingml/2006/wordprocessingDrawing" xmlns:w10="urn:schemas-microsoft-com:office:word" xmlns:w="http://schemas.openxmlformats.org/wordprocessingml/2006/main" xmlns:w14="http://schemas.microsoft.com/office/word/2010/wordml" xmlns:w15="http://schemas.microsoft.com/office/word/2012/wordml" xmlns:w16cex="http://schemas.microsoft.com/office/word/2018/wordml/cex" xmlns:w16cid="http://schemas.microsoft.com/office/word/2016/wordml/cid" xmlns:w16="http://schemas.microsoft.com/office/word/2018/wordml" xmlns:w16du="http://schemas.microsoft.com/office/word/2023/wordml/word16du" xmlns:w16sdtdh="http://schemas.microsoft.com/office/word/2020/wordml/sdtdatahash" xmlns:w16sdtfl="http://schemas.microsoft.com/office/word/2024/wordml/sdtformatlock" xmlns:w16se="http://schemas.microsoft.com/office/word/2015/wordml/symex" xmlns:wpg="http://schemas.microsoft.com/office/word/2010/wordprocessingGroup" xmlns:wpi="http://schemas.microsoft.com/office/word/2010/wordprocessingInk" xmlns:wne="http://schemas.microsoft.com/office/word/2006/wordml" xmlns:wps="http://schemas.microsoft.com/office/word/2010/wordprocessingShape" mc:Ignorable="w14 w15 w16se w16cid w16 w16cex w16sdtdh w16sdtfl w16du wp14">
   <w:p>
     <w:pPr>
+      <w:pStyle w:val="Header"/>
+    </w:pPr>
+  </w:p>
+</w:hdr>
+</file>
+
+<file path=word/header2.xml><?xml version="1.0" encoding="utf-8"?>
+<w:hdr xmlns:wpc="http://schemas.microsoft.com/office/word/2010/wordprocessingCanvas" xmlns:cx="http://schemas.microsoft.com/office/drawing/2014/chartex" xmlns:cx1="http://schemas.microsoft.com/office/drawing/2015/9/8/chartex" xmlns:cx2="http://schemas.microsoft.com/office/drawing/2015/10/21/chartex" xmlns:cx3="http://schemas.microsoft.com/office/drawing/2016/5/9/chartex" xmlns:cx4="http://schemas.microsoft.com/office/drawing/2016/5/10/chartex" xmlns:cx5="http://schemas.microsoft.com/office/drawing/2016/5/11/chartex" xmlns:cx6="http://schemas.microsoft.com/office/drawing/2016/5/12/chartex" xmlns:cx7="http://schemas.microsoft.com/office/drawing/2016/5/13/chartex" xmlns:cx8="http://schemas.microsoft.com/office/drawing/2016/5/14/chartex" xmlns:mc="http://schemas.openxmlformats.org/markup-compatibility/2006" xmlns:aink="http://schemas.microsoft.com/office/drawing/2016/ink" xmlns:am3d="http://schemas.microsoft.com/office/drawing/2017/model3d" xmlns:o="urn:schemas-microsoft-com:office:office" xmlns:oel="http://schemas.microsoft.com/office/2019/extlst" xmlns:r="http://schemas.openxmlformats.org/officeDocument/2006/relationships" xmlns:m="http://schemas.openxmlformats.org/officeDocument/2006/math" xmlns:v="urn:schemas-microsoft-com:vml" xmlns:wp14="http://schemas.microsoft.com/office/word/2010/wordprocessingDrawing" xmlns:wp="http://schemas.openxmlformats.org/drawingml/2006/wordprocessingDrawing" xmlns:w10="urn:schemas-microsoft-com:office:word" xmlns:w="http://schemas.openxmlformats.org/wordprocessingml/2006/main" xmlns:w14="http://schemas.microsoft.com/office/word/2010/wordml" xmlns:w15="http://schemas.microsoft.com/office/word/2012/wordml" xmlns:w16cex="http://schemas.microsoft.com/office/word/2018/wordml/cex" xmlns:w16cid="http://schemas.microsoft.com/office/word/2016/wordml/cid" xmlns:w16="http://schemas.microsoft.com/office/word/2018/wordml" xmlns:w16du="http://schemas.microsoft.com/office/word/2023/wordml/word16du" xmlns:w16sdtdh="http://schemas.microsoft.com/office/word/2020/wordml/sdtdatahash" xmlns:w16sdtfl="http://schemas.microsoft.com/office/word/2024/wordml/sdtformatlock" xmlns:w16se="http://schemas.microsoft.com/office/word/2015/wordml/symex" xmlns:wpg="http://schemas.microsoft.com/office/word/2010/wordprocessingGroup" xmlns:wpi="http://schemas.microsoft.com/office/word/2010/wordprocessingInk" xmlns:wne="http://schemas.microsoft.com/office/word/2006/wordml" xmlns:wps="http://schemas.microsoft.com/office/word/2010/wordprocessingShape" mc:Ignorable="w14 w15 w16se w16cid w16 w16cex w16sdtdh w16sdtfl w16du wp14">
+  <w:p>
+    <w:pPr>
       <w:jc w:val="center"/>
     </w:pPr>
-    <w:r>
-      <w:rPr>
-        <w:noProof/>
-      </w:rPr>
-      <w:drawing>
-        <wp:inline distT="0" distB="0" distL="0" distR="0" wp14:anchorId="00609404" wp14:editId="141AFD00">
-          <wp:extent cx="2057400" cy="658368"/>
-          <wp:effectExtent l="0" t="0" r="0" b="0"/>
-          <wp:docPr id="1" name="Picture 1"/>
-          <wp:cNvGraphicFramePr>
-            <a:graphicFrameLocks xmlns:a="http://schemas.openxmlformats.org/drawingml/2006/main" noChangeAspect="1"/>
-          </wp:cNvGraphicFramePr>
-          <a:graphic xmlns:a="http://schemas.openxmlformats.org/drawingml/2006/main">
-            <a:graphicData uri="http://schemas.openxmlformats.org/drawingml/2006/picture">
-              <pic:pic xmlns:pic="http://schemas.openxmlformats.org/drawingml/2006/picture">
-                <pic:nvPicPr>
-                  <pic:cNvPr id="0" name="image(20261006-065454).png"/>
-                  <pic:cNvPicPr/>
-                </pic:nvPicPr>
-                <pic:blipFill>
-                  <a:blip r:embed="rId1"/>
-                  <a:stretch>
-                    <a:fillRect/>
-                  </a:stretch>
-                </pic:blipFill>
-                <pic:spPr>
-                  <a:xfrm>
-                    <a:off x="0" y="0"/>
-                    <a:ext cx="2057400" cy="658368"/>
-                  </a:xfrm>
-                  <a:prstGeom prst="rect">
-                    <a:avLst/>
-                  </a:prstGeom>
-                </pic:spPr>
-              </pic:pic>
-            </a:graphicData>
-          </a:graphic>
-        </wp:inline>
-      </w:drawing>
-    </w:r>
+  </w:p>
+</w:hdr>
+</file>
+
+<file path=word/header3.xml><?xml version="1.0" encoding="utf-8"?>
+<w:hdr xmlns:wpc="http://schemas.microsoft.com/office/word/2010/wordprocessingCanvas" xmlns:cx="http://schemas.microsoft.com/office/drawing/2014/chartex" xmlns:cx1="http://schemas.microsoft.com/office/drawing/2015/9/8/chartex" xmlns:cx2="http://schemas.microsoft.com/office/drawing/2015/10/21/chartex" xmlns:cx3="http://schemas.microsoft.com/office/drawing/2016/5/9/chartex" xmlns:cx4="http://schemas.microsoft.com/office/drawing/2016/5/10/chartex" xmlns:cx5="http://schemas.microsoft.com/office/drawing/2016/5/11/chartex" xmlns:cx6="http://schemas.microsoft.com/office/drawing/2016/5/12/chartex" xmlns:cx7="http://schemas.microsoft.com/office/drawing/2016/5/13/chartex" xmlns:cx8="http://schemas.microsoft.com/office/drawing/2016/5/14/chartex" xmlns:mc="http://schemas.openxmlformats.org/markup-compatibility/2006" xmlns:aink="http://schemas.microsoft.com/office/drawing/2016/ink" xmlns:am3d="http://schemas.microsoft.com/office/drawing/2017/model3d" xmlns:o="urn:schemas-microsoft-com:office:office" xmlns:oel="http://schemas.microsoft.com/office/2019/extlst" xmlns:r="http://schemas.openxmlformats.org/officeDocument/2006/relationships" xmlns:m="http://schemas.openxmlformats.org/officeDocument/2006/math" xmlns:v="urn:schemas-microsoft-com:vml" xmlns:wp14="http://schemas.microsoft.com/office/word/2010/wordprocessingDrawing" xmlns:wp="http://schemas.openxmlformats.org/drawingml/2006/wordprocessingDrawing" xmlns:w10="urn:schemas-microsoft-com:office:word" xmlns:w="http://schemas.openxmlformats.org/wordprocessingml/2006/main" xmlns:w14="http://schemas.microsoft.com/office/word/2010/wordml" xmlns:w15="http://schemas.microsoft.com/office/word/2012/wordml" xmlns:w16cex="http://schemas.microsoft.com/office/word/2018/wordml/cex" xmlns:w16cid="http://schemas.microsoft.com/office/word/2016/wordml/cid" xmlns:w16="http://schemas.microsoft.com/office/word/2018/wordml" xmlns:w16du="http://schemas.microsoft.com/office/word/2023/wordml/word16du" xmlns:w16sdtdh="http://schemas.microsoft.com/office/word/2020/wordml/sdtdatahash" xmlns:w16sdtfl="http://schemas.microsoft.com/office/word/2024/wordml/sdtformatlock" xmlns:w16se="http://schemas.microsoft.com/office/word/2015/wordml/symex" xmlns:wpg="http://schemas.microsoft.com/office/word/2010/wordprocessingGroup" xmlns:wpi="http://schemas.microsoft.com/office/word/2010/wordprocessingInk" xmlns:wne="http://schemas.microsoft.com/office/word/2006/wordml" xmlns:wps="http://schemas.microsoft.com/office/word/2010/wordprocessingShape" mc:Ignorable="w14 w15 w16se w16cid w16 w16cex w16sdtdh w16sdtfl w16du wp14">
+  <w:p>
+    <w:pPr>
+      <w:pStyle w:val="Header"/>
+    </w:pPr>
   </w:p>
 </w:hdr>
 </file>
@@ -5678,6 +5740,23 @@
     </w:lvl>
   </w:abstractNum>
   <w:abstractNum w:abstractNumId="18" w15:restartNumberingAfterBreak="0">
+    <w:nsid w:val="3E0B6A02"/>
+    <w:multiLevelType w:val="singleLevel"/>
+    <w:tmpl w:val="04090001"/>
+    <w:lvl w:ilvl="0">
+      <w:start w:val="1"/>
+      <w:numFmt w:val="bullet"/>
+      <w:lvlText w:val=""/>
+      <w:lvlJc w:val="left"/>
+      <w:pPr>
+        <w:ind w:left="720" w:hanging="360"/>
+      </w:pPr>
+      <w:rPr>
+        <w:rFonts w:ascii="Symbol" w:hAnsi="Symbol" w:hint="default"/>
+      </w:rPr>
+    </w:lvl>
+  </w:abstractNum>
+  <w:abstractNum w:abstractNumId="19" w15:restartNumberingAfterBreak="0">
     <w:nsid w:val="422B2867"/>
     <w:multiLevelType w:val="singleLevel"/>
     <w:tmpl w:val="04090001"/>
@@ -5694,7 +5773,7 @@
       </w:rPr>
     </w:lvl>
   </w:abstractNum>
-  <w:abstractNum w:abstractNumId="19" w15:restartNumberingAfterBreak="0">
+  <w:abstractNum w:abstractNumId="20" w15:restartNumberingAfterBreak="0">
     <w:nsid w:val="46B66740"/>
     <w:multiLevelType w:val="hybridMultilevel"/>
     <w:tmpl w:val="FB22EE08"/>
@@ -5807,7 +5886,7 @@
       </w:rPr>
     </w:lvl>
   </w:abstractNum>
-  <w:abstractNum w:abstractNumId="20" w15:restartNumberingAfterBreak="0">
+  <w:abstractNum w:abstractNumId="21" w15:restartNumberingAfterBreak="0">
     <w:nsid w:val="4DB0251F"/>
     <w:multiLevelType w:val="hybridMultilevel"/>
     <w:tmpl w:val="7DBAED6A"/>
@@ -5920,7 +5999,7 @@
       </w:rPr>
     </w:lvl>
   </w:abstractNum>
-  <w:abstractNum w:abstractNumId="21" w15:restartNumberingAfterBreak="0">
+  <w:abstractNum w:abstractNumId="22" w15:restartNumberingAfterBreak="0">
     <w:nsid w:val="54976BDC"/>
     <w:multiLevelType w:val="singleLevel"/>
     <w:tmpl w:val="04090001"/>
@@ -5937,7 +6016,24 @@
       </w:rPr>
     </w:lvl>
   </w:abstractNum>
-  <w:abstractNum w:abstractNumId="22" w15:restartNumberingAfterBreak="0">
+  <w:abstractNum w:abstractNumId="23" w15:restartNumberingAfterBreak="0">
+    <w:nsid w:val="570A5DA5"/>
+    <w:multiLevelType w:val="singleLevel"/>
+    <w:tmpl w:val="04090001"/>
+    <w:lvl w:ilvl="0">
+      <w:start w:val="1"/>
+      <w:numFmt w:val="bullet"/>
+      <w:lvlText w:val=""/>
+      <w:lvlJc w:val="left"/>
+      <w:pPr>
+        <w:ind w:left="720" w:hanging="360"/>
+      </w:pPr>
+      <w:rPr>
+        <w:rFonts w:ascii="Symbol" w:hAnsi="Symbol" w:hint="default"/>
+      </w:rPr>
+    </w:lvl>
+  </w:abstractNum>
+  <w:abstractNum w:abstractNumId="24" w15:restartNumberingAfterBreak="0">
     <w:nsid w:val="576506CD"/>
     <w:multiLevelType w:val="hybridMultilevel"/>
     <w:tmpl w:val="508A305E"/>
@@ -6050,7 +6146,7 @@
       </w:rPr>
     </w:lvl>
   </w:abstractNum>
-  <w:abstractNum w:abstractNumId="23" w15:restartNumberingAfterBreak="0">
+  <w:abstractNum w:abstractNumId="25" w15:restartNumberingAfterBreak="0">
     <w:nsid w:val="780D4DF7"/>
     <w:multiLevelType w:val="singleLevel"/>
     <w:tmpl w:val="04090001"/>
@@ -6095,13 +6191,13 @@
     <w:abstractNumId w:val="0"/>
   </w:num>
   <w:num w:numId="10" w16cid:durableId="812452048">
+    <w:abstractNumId w:val="21"/>
+  </w:num>
+  <w:num w:numId="11" w16cid:durableId="7560439">
     <w:abstractNumId w:val="20"/>
   </w:num>
-  <w:num w:numId="11" w16cid:durableId="7560439">
-    <w:abstractNumId w:val="19"/>
-  </w:num>
   <w:num w:numId="12" w16cid:durableId="518010758">
-    <w:abstractNumId w:val="22"/>
+    <w:abstractNumId w:val="24"/>
   </w:num>
   <w:num w:numId="13" w16cid:durableId="1855262241">
     <w:abstractNumId w:val="16"/>
@@ -6119,10 +6215,10 @@
     <w:abstractNumId w:val="11"/>
   </w:num>
   <w:num w:numId="18" w16cid:durableId="1813136113">
-    <w:abstractNumId w:val="21"/>
+    <w:abstractNumId w:val="22"/>
   </w:num>
   <w:num w:numId="19" w16cid:durableId="2037852901">
-    <w:abstractNumId w:val="18"/>
+    <w:abstractNumId w:val="19"/>
   </w:num>
   <w:num w:numId="20" w16cid:durableId="1129283355">
     <w:abstractNumId w:val="9"/>
@@ -6134,10 +6230,16 @@
     <w:abstractNumId w:val="13"/>
   </w:num>
   <w:num w:numId="23" w16cid:durableId="2035156004">
-    <w:abstractNumId w:val="23"/>
+    <w:abstractNumId w:val="25"/>
   </w:num>
   <w:num w:numId="24" w16cid:durableId="161703438">
     <w:abstractNumId w:val="10"/>
+  </w:num>
+  <w:num w:numId="25" w16cid:durableId="805397979">
+    <w:abstractNumId w:val="23"/>
+  </w:num>
+  <w:num w:numId="26" w16cid:durableId="1279609021">
+    <w:abstractNumId w:val="18"/>
   </w:num>
 </w:numbering>
 </file>
@@ -6748,6 +6850,7 @@
   <w:style w:type="character" w:default="1" w:styleId="DefaultParagraphFont">
     <w:name w:val="Default Paragraph Font"/>
     <w:uiPriority w:val="1"/>
+    <w:semiHidden/>
     <w:unhideWhenUsed/>
   </w:style>
   <w:style w:type="table" w:default="1" w:styleId="TableNormal">

--- a/03_Requirements_and_Methodology/Software_Requirements_Specification_SRS.docx
+++ b/03_Requirements_and_Methodology/Software_Requirements_Specification_SRS.docx
@@ -23,15 +23,7 @@
         <w:keepLines/>
       </w:pPr>
       <w:r>
-        <w:t xml:space="preserve">This Software Requirements Specification (SRS) defines the complete requirements for TrackWIL version 1.0, the system built and tested in this project. Chapter 3 </w:t>
-      </w:r>
-      <w:proofErr w:type="spellStart"/>
-      <w:r>
-        <w:t>summarises</w:t>
-      </w:r>
-      <w:proofErr w:type="spellEnd"/>
-      <w:r>
-        <w:t xml:space="preserve"> these requirements, Chapter 4 shows how they were designed and implemented, and Chapter 5 traces every requirement to its test cases in the Requirements Traceability Matrix.</w:t>
+        <w:t>This Software Requirements Specification (SRS) defines the complete requirements for TrackWIL version 1.0, the system built and tested in this project. Chapter 3 summarises these requirements, Chapter 4 shows how they were designed and implemented, and Chapter 5 traces every requirement to its test cases in the Requirements Traceability Matrix.</w:t>
       </w:r>
     </w:p>
     <w:p>
@@ -50,10 +42,13 @@
         <w:rPr>
           <w:b/>
         </w:rPr>
-        <w:t>In scope (version 1.0):</w:t>
+        <w:t>In scope (version 1.0): student sign-up and sign-in; WIL placements with their own required hours; daily logbook entries with optional evidence; WIL documents for each placement (MOU, Commencement Letter, Code of Conduct and an attendance register per semester);</w:t>
       </w:r>
       <w:r>
-        <w:t xml:space="preserve"> student sign-up and sign-in; daily logbook entries with optional evidence; submission for verification through a one-time link; mentor approval or rejection; entry statuses and verified-hour totals; the coordinator and lecturer dashboard; an SQLite database.</w:t>
+        <w:t xml:space="preserve"> submission for verification through a one-time link; mentor approval or rejection; entry statuses and verified-hour totals; </w:t>
+      </w:r>
+      <w:r>
+        <w:t>the coordinator and lecturer dashboard with a profile for each student; WIL completion; an SQLite database.</w:t>
       </w:r>
     </w:p>
     <w:p>
@@ -67,7 +62,13 @@
         <w:t>Out of scope (version 1.0):</w:t>
       </w:r>
       <w:r>
-        <w:t xml:space="preserve"> mentor accounts, written mentor feedback, notifications, editing or deleting entries, reports and exports, integration with CTU systems, a mobile application and the use of real personal data.</w:t>
+        <w:t xml:space="preserve"> mentor accounts, </w:t>
+      </w:r>
+      <w:r>
+        <w:t>written mentor feedback, coordinator review of uploaded documents, notifications,</w:t>
+      </w:r>
+      <w:r>
+        <w:t xml:space="preserve"> editing or deleting entries, reports and exports, integration with CTU systems, a mobile application and the use of real personal data.</w:t>
       </w:r>
     </w:p>
     <w:p>
@@ -271,7 +272,7 @@
               <w:rPr>
                 <w:sz w:val="20"/>
               </w:rPr>
-              <w:t>One day of WIL work recorded by a student (date, description, hours)</w:t>
+              <w:t>One day of WIL work recorded by a student for one placement (date, description, hours)</w:t>
             </w:r>
           </w:p>
         </w:tc>
@@ -361,7 +362,7 @@
               <w:rPr>
                 <w:sz w:val="20"/>
               </w:rPr>
-              <w:t>The total hours of a student's entries with the status Verified</w:t>
+              <w:t>The total hours of a placement's entries with the status Verified</w:t>
             </w:r>
           </w:p>
         </w:tc>
@@ -404,7 +405,136 @@
               <w:rPr>
                 <w:sz w:val="20"/>
               </w:rPr>
-              <w:t>A student with no verified entry in the last 14 days and no entry awaiting verification</w:t>
+              <w:t>A student whose current placement has no verified entry in the last 14 days (counted from the placement start if nothing is verified yet) and no entry awaiting verification</w:t>
+            </w:r>
+          </w:p>
+        </w:tc>
+      </w:tr>
+      <w:tr>
+        <w:trPr>
+          <w:cantSplit/>
+        </w:trPr>
+        <w:tc>
+          <w:tcPr>
+            <w:tcW w:w="3336" w:type="dxa"/>
+          </w:tcPr>
+          <w:p>
+            <w:pPr>
+              <w:spacing w:before="40" w:after="40"/>
+              <w:rPr>
+                <w:sz w:val="20"/>
+              </w:rPr>
+            </w:pPr>
+            <w:r>
+              <w:rPr>
+                <w:sz w:val="20"/>
+              </w:rPr>
+              <w:t>WIL placement</w:t>
+            </w:r>
+          </w:p>
+        </w:tc>
+        <w:tc>
+          <w:tcPr>
+            <w:tcW w:w="6644" w:type="dxa"/>
+          </w:tcPr>
+          <w:p>
+            <w:pPr>
+              <w:spacing w:before="40" w:after="40"/>
+              <w:rPr>
+                <w:sz w:val="20"/>
+              </w:rPr>
+            </w:pPr>
+            <w:r>
+              <w:rPr>
+                <w:sz w:val="20"/>
+              </w:rPr>
+              <w:t>One period of WIL at a host company, with its own required hours, logbook and documents</w:t>
+            </w:r>
+          </w:p>
+        </w:tc>
+      </w:tr>
+      <w:tr>
+        <w:trPr>
+          <w:cantSplit/>
+        </w:trPr>
+        <w:tc>
+          <w:tcPr>
+            <w:tcW w:w="3336" w:type="dxa"/>
+          </w:tcPr>
+          <w:p>
+            <w:pPr>
+              <w:spacing w:before="40" w:after="40"/>
+              <w:rPr>
+                <w:sz w:val="20"/>
+              </w:rPr>
+            </w:pPr>
+            <w:r>
+              <w:rPr>
+                <w:sz w:val="20"/>
+              </w:rPr>
+              <w:t>WIL documents</w:t>
+            </w:r>
+          </w:p>
+        </w:tc>
+        <w:tc>
+          <w:tcPr>
+            <w:tcW w:w="6644" w:type="dxa"/>
+          </w:tcPr>
+          <w:p>
+            <w:pPr>
+              <w:spacing w:before="40" w:after="40"/>
+              <w:rPr>
+                <w:sz w:val="20"/>
+              </w:rPr>
+            </w:pPr>
+            <w:r>
+              <w:rPr>
+                <w:sz w:val="20"/>
+              </w:rPr>
+              <w:t>The Memorandum of Understanding (MOU), Commencement Letter and Code of Conduct (once per placement) and the Attendance Register (once per semester)</w:t>
+            </w:r>
+          </w:p>
+        </w:tc>
+      </w:tr>
+      <w:tr>
+        <w:trPr>
+          <w:cantSplit/>
+        </w:trPr>
+        <w:tc>
+          <w:tcPr>
+            <w:tcW w:w="3336" w:type="dxa"/>
+          </w:tcPr>
+          <w:p>
+            <w:pPr>
+              <w:spacing w:before="40" w:after="40"/>
+              <w:rPr>
+                <w:sz w:val="20"/>
+              </w:rPr>
+            </w:pPr>
+            <w:r>
+              <w:rPr>
+                <w:sz w:val="20"/>
+              </w:rPr>
+              <w:t>WIL completed</w:t>
+            </w:r>
+          </w:p>
+        </w:tc>
+        <w:tc>
+          <w:tcPr>
+            <w:tcW w:w="6644" w:type="dxa"/>
+          </w:tcPr>
+          <w:p>
+            <w:pPr>
+              <w:spacing w:before="40" w:after="40"/>
+              <w:rPr>
+                <w:sz w:val="20"/>
+              </w:rPr>
+            </w:pPr>
+            <w:r>
+              <w:rPr>
+                <w:sz w:val="20"/>
+              </w:rPr>
+              <w:t>A placement whose verified hours have reached its required hours; it is then locked</w:t>
             </w:r>
           </w:p>
         </w:tc>
@@ -416,6 +546,7 @@
         <w:pStyle w:val="Heading2"/>
       </w:pPr>
       <w:r>
+        <w:lastRenderedPageBreak/>
         <w:t>2. Users and Stakeholders</w:t>
       </w:r>
     </w:p>
@@ -663,7 +794,7 @@
               <w:rPr>
                 <w:sz w:val="20"/>
               </w:rPr>
-              <w:t>Sign up, record entries, upload evidence, request verification, track hours</w:t>
+              <w:t>Sign up, add WIL placements, record entries, upload evidence and WIL documents, request verification, track hours</w:t>
             </w:r>
           </w:p>
         </w:tc>
@@ -708,21 +839,7 @@
               <w:rPr>
                 <w:sz w:val="20"/>
               </w:rPr>
-              <w:t xml:space="preserve">Staff member at the host </w:t>
-            </w:r>
-            <w:proofErr w:type="spellStart"/>
-            <w:r>
-              <w:rPr>
-                <w:sz w:val="20"/>
-              </w:rPr>
-              <w:t>organisation</w:t>
-            </w:r>
-            <w:proofErr w:type="spellEnd"/>
-            <w:r>
-              <w:rPr>
-                <w:sz w:val="20"/>
-              </w:rPr>
-              <w:t xml:space="preserve"> who supervises the student</w:t>
+              <w:t>Staff member at the host organisation who supervises the student</w:t>
             </w:r>
           </w:p>
         </w:tc>
@@ -847,7 +964,7 @@
               <w:rPr>
                 <w:sz w:val="20"/>
               </w:rPr>
-              <w:t>Monitor all students' status and hours</w:t>
+              <w:t>Monitor all students' status, hours and documents; open student profiles</w:t>
             </w:r>
           </w:p>
         </w:tc>
@@ -928,7 +1045,7 @@
               <w:rPr>
                 <w:sz w:val="20"/>
               </w:rPr>
-              <w:t>Monitor all students' status and hours</w:t>
+              <w:t>Monitor all students' status, hours and documents; open student profiles</w:t>
             </w:r>
           </w:p>
         </w:tc>
@@ -940,7 +1057,6 @@
         <w:keepLines/>
       </w:pPr>
       <w:r>
-        <w:lastRenderedPageBreak/>
         <w:t>Secondary stakeholders are the training institution (needs reliable records and POPIA compliance), the development team (needs clear, testable requirements) and the project supervisor (checks alignment with the project objectives and rubric).</w:t>
       </w:r>
     </w:p>
@@ -1350,7 +1466,13 @@
               <w:rPr>
                 <w:sz w:val="20"/>
               </w:rPr>
-              <w:t>Signed-out visitors are sent to the sign-in page; coordinators and lecturers cannot open the student area; students cannot open the dashboard; a student cannot view another student's entry.</w:t>
+              <w:t xml:space="preserve">Signed-out visitors are sent to the sign-in page; coordinators and lecturers cannot open the student area; </w:t>
+            </w:r>
+            <w:r>
+              <w:rPr>
+                <w:sz w:val="20"/>
+              </w:rPr>
+              <w:t>students cannot open the dashboard; a student cannot view another student's entry or placement; a blocked page sends none of its data.</w:t>
             </w:r>
           </w:p>
         </w:tc>
@@ -1374,6 +1496,7 @@
               <w:rPr>
                 <w:sz w:val="20"/>
               </w:rPr>
+              <w:lastRenderedPageBreak/>
               <w:t>FR-04</w:t>
             </w:r>
           </w:p>
@@ -1431,7 +1554,13 @@
               <w:rPr>
                 <w:sz w:val="20"/>
               </w:rPr>
-              <w:t>Work date, description and hours are required; hours must be more than 0 and at most 24; the entry is saved as Draft and opened.</w:t>
+              <w:t>The entry belongs to one of the student's open placements; work date, description and hours are required; hours must be more than 0 and at most 24;</w:t>
+            </w:r>
+            <w:r>
+              <w:rPr>
+                <w:sz w:val="20"/>
+              </w:rPr>
+              <w:t xml:space="preserve"> the entry is saved as Draft and opened.</w:t>
             </w:r>
           </w:p>
         </w:tc>
@@ -1779,7 +1908,6 @@
               <w:rPr>
                 <w:sz w:val="20"/>
               </w:rPr>
-              <w:lastRenderedPageBreak/>
               <w:t>FR-09</w:t>
             </w:r>
           </w:p>
@@ -1918,7 +2046,7 @@
               <w:rPr>
                 <w:sz w:val="20"/>
               </w:rPr>
-              <w:t>The logbook lists the student's entries newest first and shows "X of Y verified hours completed".</w:t>
+              <w:t>Each placement's logbook lists its entries newest first and shows "X of Y verified hours completed" against the placement's required hours.</w:t>
             </w:r>
           </w:p>
         </w:tc>
@@ -1999,7 +2127,7 @@
               <w:rPr>
                 <w:sz w:val="20"/>
               </w:rPr>
-              <w:t>Every student is listed with On track, Awaiting verification or Overdue, verified hours against required hours, number of entries and number pending.</w:t>
+              <w:t>Every student is listed with their status for their current placement (On track, Awaiting verification, Overdue, WIL completed or No placement), verified hours against required hours, number of entries, number pending and missing documents.</w:t>
             </w:r>
           </w:p>
         </w:tc>
@@ -2076,61 +2204,11 @@
                 <w:sz w:val="20"/>
               </w:rPr>
             </w:pPr>
-            <w:proofErr w:type="spellStart"/>
-            <w:r>
-              <w:rPr>
-                <w:sz w:val="20"/>
-              </w:rPr>
-              <w:t>created_at</w:t>
-            </w:r>
-            <w:proofErr w:type="spellEnd"/>
-            <w:r>
-              <w:rPr>
-                <w:sz w:val="20"/>
-              </w:rPr>
-              <w:t xml:space="preserve">, </w:t>
-            </w:r>
-            <w:proofErr w:type="spellStart"/>
-            <w:r>
-              <w:rPr>
-                <w:sz w:val="20"/>
-              </w:rPr>
-              <w:t>updated_at</w:t>
-            </w:r>
-            <w:proofErr w:type="spellEnd"/>
-            <w:r>
-              <w:rPr>
-                <w:sz w:val="20"/>
-              </w:rPr>
-              <w:t xml:space="preserve"> and </w:t>
-            </w:r>
-            <w:proofErr w:type="spellStart"/>
-            <w:r>
-              <w:rPr>
-                <w:sz w:val="20"/>
-              </w:rPr>
-              <w:t>verified_at</w:t>
-            </w:r>
-            <w:proofErr w:type="spellEnd"/>
-            <w:r>
-              <w:rPr>
-                <w:sz w:val="20"/>
-              </w:rPr>
-              <w:t xml:space="preserve"> are stored on entries; </w:t>
-            </w:r>
-            <w:proofErr w:type="spellStart"/>
-            <w:r>
-              <w:rPr>
-                <w:sz w:val="20"/>
-              </w:rPr>
-              <w:t>used_at</w:t>
-            </w:r>
-            <w:proofErr w:type="spellEnd"/>
-            <w:r>
-              <w:rPr>
-                <w:sz w:val="20"/>
-              </w:rPr>
-              <w:t xml:space="preserve"> and decision are stored on links.</w:t>
+            <w:r>
+              <w:rPr>
+                <w:sz w:val="20"/>
+              </w:rPr>
+              <w:t>created_at, updated_at and verified_at are stored on entries; used_at and decision are stored on links.</w:t>
             </w:r>
           </w:p>
         </w:tc>
@@ -2235,6 +2313,7 @@
               <w:rPr>
                 <w:sz w:val="20"/>
               </w:rPr>
+              <w:lastRenderedPageBreak/>
               <w:t>FR-14</w:t>
             </w:r>
           </w:p>
@@ -2293,6 +2372,330 @@
                 <w:sz w:val="20"/>
               </w:rPr>
               <w:t>Sign out removes the session cookie and returns to the sign-in page; protected pages then redirect to sign-in.</w:t>
+            </w:r>
+          </w:p>
+        </w:tc>
+      </w:tr>
+      <w:tr>
+        <w:trPr>
+          <w:cantSplit/>
+        </w:trPr>
+        <w:tc>
+          <w:tcPr>
+            <w:tcW w:w="1087" w:type="dxa"/>
+          </w:tcPr>
+          <w:p>
+            <w:pPr>
+              <w:spacing w:before="40" w:after="40"/>
+              <w:rPr>
+                <w:sz w:val="20"/>
+              </w:rPr>
+            </w:pPr>
+            <w:r>
+              <w:rPr>
+                <w:sz w:val="20"/>
+              </w:rPr>
+              <w:t>FR-15</w:t>
+            </w:r>
+          </w:p>
+        </w:tc>
+        <w:tc>
+          <w:tcPr>
+            <w:tcW w:w="3942" w:type="dxa"/>
+          </w:tcPr>
+          <w:p>
+            <w:pPr>
+              <w:spacing w:before="40" w:after="40"/>
+              <w:rPr>
+                <w:sz w:val="20"/>
+              </w:rPr>
+            </w:pPr>
+            <w:r>
+              <w:rPr>
+                <w:sz w:val="20"/>
+              </w:rPr>
+              <w:t>WIL placements with their own required hours.</w:t>
+            </w:r>
+          </w:p>
+        </w:tc>
+        <w:tc>
+          <w:tcPr>
+            <w:tcW w:w="1509" w:type="dxa"/>
+          </w:tcPr>
+          <w:p>
+            <w:pPr>
+              <w:spacing w:before="40" w:after="40"/>
+              <w:rPr>
+                <w:sz w:val="20"/>
+              </w:rPr>
+            </w:pPr>
+            <w:r>
+              <w:rPr>
+                <w:sz w:val="20"/>
+              </w:rPr>
+              <w:t>High</w:t>
+            </w:r>
+          </w:p>
+        </w:tc>
+        <w:tc>
+          <w:tcPr>
+            <w:tcW w:w="3442" w:type="dxa"/>
+          </w:tcPr>
+          <w:p>
+            <w:pPr>
+              <w:spacing w:before="40" w:after="40"/>
+              <w:rPr>
+                <w:sz w:val="20"/>
+              </w:rPr>
+            </w:pPr>
+            <w:r>
+              <w:rPr>
+                <w:sz w:val="20"/>
+              </w:rPr>
+              <w:t>A student adds a placement with a title, company, start date and required hours (more than 0 and at most 5 000); invalid details are rejected with a message; a placement can be edited until it is completed; entries can only be added to the student's own placements, and another student's placement cannot be opened.</w:t>
+            </w:r>
+          </w:p>
+        </w:tc>
+      </w:tr>
+      <w:tr>
+        <w:trPr>
+          <w:cantSplit/>
+        </w:trPr>
+        <w:tc>
+          <w:tcPr>
+            <w:tcW w:w="1087" w:type="dxa"/>
+          </w:tcPr>
+          <w:p>
+            <w:pPr>
+              <w:spacing w:before="40" w:after="40"/>
+              <w:rPr>
+                <w:sz w:val="20"/>
+              </w:rPr>
+            </w:pPr>
+            <w:r>
+              <w:rPr>
+                <w:sz w:val="20"/>
+              </w:rPr>
+              <w:t>FR-16</w:t>
+            </w:r>
+          </w:p>
+        </w:tc>
+        <w:tc>
+          <w:tcPr>
+            <w:tcW w:w="3942" w:type="dxa"/>
+          </w:tcPr>
+          <w:p>
+            <w:pPr>
+              <w:spacing w:before="40" w:after="40"/>
+              <w:rPr>
+                <w:sz w:val="20"/>
+              </w:rPr>
+            </w:pPr>
+            <w:r>
+              <w:rPr>
+                <w:sz w:val="20"/>
+              </w:rPr>
+              <w:t>WIL documents for each placement.</w:t>
+            </w:r>
+          </w:p>
+        </w:tc>
+        <w:tc>
+          <w:tcPr>
+            <w:tcW w:w="1509" w:type="dxa"/>
+          </w:tcPr>
+          <w:p>
+            <w:pPr>
+              <w:spacing w:before="40" w:after="40"/>
+              <w:rPr>
+                <w:sz w:val="20"/>
+              </w:rPr>
+            </w:pPr>
+            <w:r>
+              <w:rPr>
+                <w:sz w:val="20"/>
+              </w:rPr>
+              <w:t>High</w:t>
+            </w:r>
+          </w:p>
+        </w:tc>
+        <w:tc>
+          <w:tcPr>
+            <w:tcW w:w="3442" w:type="dxa"/>
+          </w:tcPr>
+          <w:p>
+            <w:pPr>
+              <w:spacing w:before="40" w:after="40"/>
+              <w:rPr>
+                <w:sz w:val="20"/>
+              </w:rPr>
+            </w:pPr>
+            <w:r>
+              <w:rPr>
+                <w:sz w:val="20"/>
+              </w:rPr>
+              <w:t>The MOU, Commencement Letter and Code of Conduct are kept once per placement and the Attendance Register once per semester; PDF, PNG and JPG files up to 10 MB whose content matches their type are accepted; uploading again replaces the file; the student can remove a document; only the student, coordinators and lecturers can open it.</w:t>
+            </w:r>
+          </w:p>
+        </w:tc>
+      </w:tr>
+      <w:tr>
+        <w:trPr>
+          <w:cantSplit/>
+        </w:trPr>
+        <w:tc>
+          <w:tcPr>
+            <w:tcW w:w="1087" w:type="dxa"/>
+          </w:tcPr>
+          <w:p>
+            <w:pPr>
+              <w:spacing w:before="40" w:after="40"/>
+              <w:rPr>
+                <w:sz w:val="20"/>
+              </w:rPr>
+            </w:pPr>
+            <w:r>
+              <w:rPr>
+                <w:sz w:val="20"/>
+              </w:rPr>
+              <w:t>FR-17</w:t>
+            </w:r>
+          </w:p>
+        </w:tc>
+        <w:tc>
+          <w:tcPr>
+            <w:tcW w:w="3942" w:type="dxa"/>
+          </w:tcPr>
+          <w:p>
+            <w:pPr>
+              <w:spacing w:before="40" w:after="40"/>
+              <w:rPr>
+                <w:sz w:val="20"/>
+              </w:rPr>
+            </w:pPr>
+            <w:r>
+              <w:rPr>
+                <w:sz w:val="20"/>
+              </w:rPr>
+              <w:t>Student profile for coordinators and lecturers.</w:t>
+            </w:r>
+          </w:p>
+        </w:tc>
+        <w:tc>
+          <w:tcPr>
+            <w:tcW w:w="1509" w:type="dxa"/>
+          </w:tcPr>
+          <w:p>
+            <w:pPr>
+              <w:spacing w:before="40" w:after="40"/>
+              <w:rPr>
+                <w:sz w:val="20"/>
+              </w:rPr>
+            </w:pPr>
+            <w:r>
+              <w:rPr>
+                <w:sz w:val="20"/>
+              </w:rPr>
+              <w:t>High</w:t>
+            </w:r>
+          </w:p>
+        </w:tc>
+        <w:tc>
+          <w:tcPr>
+            <w:tcW w:w="3442" w:type="dxa"/>
+          </w:tcPr>
+          <w:p>
+            <w:pPr>
+              <w:spacing w:before="40" w:after="40"/>
+              <w:rPr>
+                <w:sz w:val="20"/>
+              </w:rPr>
+            </w:pPr>
+            <w:r>
+              <w:rPr>
+                <w:sz w:val="20"/>
+              </w:rPr>
+              <w:t>Selecting a student on the dashboard opens their profile with each placement's verified hours, documents (view only) and logbook; students cannot open it; an unknown student or a staff account returns 404 Not Found.</w:t>
+            </w:r>
+          </w:p>
+        </w:tc>
+      </w:tr>
+      <w:tr>
+        <w:trPr>
+          <w:cantSplit/>
+        </w:trPr>
+        <w:tc>
+          <w:tcPr>
+            <w:tcW w:w="1087" w:type="dxa"/>
+          </w:tcPr>
+          <w:p>
+            <w:pPr>
+              <w:spacing w:before="40" w:after="40"/>
+              <w:rPr>
+                <w:sz w:val="20"/>
+              </w:rPr>
+            </w:pPr>
+            <w:r>
+              <w:rPr>
+                <w:sz w:val="20"/>
+              </w:rPr>
+              <w:t>FR-18</w:t>
+            </w:r>
+          </w:p>
+        </w:tc>
+        <w:tc>
+          <w:tcPr>
+            <w:tcW w:w="3942" w:type="dxa"/>
+          </w:tcPr>
+          <w:p>
+            <w:pPr>
+              <w:spacing w:before="40" w:after="40"/>
+              <w:rPr>
+                <w:sz w:val="20"/>
+              </w:rPr>
+            </w:pPr>
+            <w:r>
+              <w:rPr>
+                <w:sz w:val="20"/>
+              </w:rPr>
+              <w:t>WIL completion.</w:t>
+            </w:r>
+          </w:p>
+        </w:tc>
+        <w:tc>
+          <w:tcPr>
+            <w:tcW w:w="1509" w:type="dxa"/>
+          </w:tcPr>
+          <w:p>
+            <w:pPr>
+              <w:spacing w:before="40" w:after="40"/>
+              <w:rPr>
+                <w:sz w:val="20"/>
+              </w:rPr>
+            </w:pPr>
+            <w:r>
+              <w:rPr>
+                <w:sz w:val="20"/>
+              </w:rPr>
+              <w:t>High</w:t>
+            </w:r>
+          </w:p>
+        </w:tc>
+        <w:tc>
+          <w:tcPr>
+            <w:tcW w:w="3442" w:type="dxa"/>
+          </w:tcPr>
+          <w:p>
+            <w:pPr>
+              <w:spacing w:before="40" w:after="40"/>
+              <w:rPr>
+                <w:sz w:val="20"/>
+              </w:rPr>
+            </w:pPr>
+            <w:r>
+              <w:rPr>
+                <w:sz w:val="20"/>
+              </w:rPr>
+              <w:t>A placement is marked WIL completed as soon as its verified hours reach its required hours; new entries, submissions, document changes and edits on it are refused with a message; the student is asked to add the next placement.</w:t>
             </w:r>
           </w:p>
         </w:tc>
@@ -2648,6 +3051,7 @@
               <w:rPr>
                 <w:sz w:val="20"/>
               </w:rPr>
+              <w:lastRenderedPageBreak/>
               <w:t>NFR-03</w:t>
             </w:r>
           </w:p>
@@ -2686,35 +3090,13 @@
               <w:rPr>
                 <w:sz w:val="20"/>
               </w:rPr>
-              <w:t xml:space="preserve">Salted </w:t>
-            </w:r>
-            <w:proofErr w:type="spellStart"/>
-            <w:r>
-              <w:rPr>
-                <w:sz w:val="20"/>
-              </w:rPr>
-              <w:t>scrypt</w:t>
-            </w:r>
-            <w:proofErr w:type="spellEnd"/>
-            <w:r>
-              <w:rPr>
-                <w:sz w:val="20"/>
-              </w:rPr>
-              <w:t xml:space="preserve"> password hashes; </w:t>
-            </w:r>
-            <w:proofErr w:type="spellStart"/>
-            <w:r>
-              <w:rPr>
-                <w:sz w:val="20"/>
-              </w:rPr>
-              <w:t>HttpOnly</w:t>
-            </w:r>
-            <w:proofErr w:type="spellEnd"/>
-            <w:r>
-              <w:rPr>
-                <w:sz w:val="20"/>
-              </w:rPr>
-              <w:t xml:space="preserve"> session cookie; tokens with at least 128 bits of randomness; server-side role checks.</w:t>
+              <w:t xml:space="preserve">Salted scrypt password hashes; HttpOnly session cookie; </w:t>
+            </w:r>
+            <w:r>
+              <w:rPr>
+                <w:sz w:val="20"/>
+              </w:rPr>
+              <w:t>tokens with at least 128 bits of randomness; server-side role checks on every protected page and action.</w:t>
             </w:r>
           </w:p>
         </w:tc>
@@ -2957,35 +3339,7 @@
               <w:rPr>
                 <w:sz w:val="20"/>
               </w:rPr>
-              <w:t xml:space="preserve">Works in current Chrome and Edge; usable at 375 </w:t>
-            </w:r>
-            <w:proofErr w:type="spellStart"/>
-            <w:r>
-              <w:rPr>
-                <w:sz w:val="20"/>
-              </w:rPr>
-              <w:t>px</w:t>
-            </w:r>
-            <w:proofErr w:type="spellEnd"/>
-            <w:r>
-              <w:rPr>
-                <w:sz w:val="20"/>
-              </w:rPr>
-              <w:t xml:space="preserve"> and 1280 </w:t>
-            </w:r>
-            <w:proofErr w:type="spellStart"/>
-            <w:r>
-              <w:rPr>
-                <w:sz w:val="20"/>
-              </w:rPr>
-              <w:t>px</w:t>
-            </w:r>
-            <w:proofErr w:type="spellEnd"/>
-            <w:r>
-              <w:rPr>
-                <w:sz w:val="20"/>
-              </w:rPr>
-              <w:t xml:space="preserve"> wide.</w:t>
+              <w:t>Works in current Chrome and Edge; usable at 375 px and 1280 px wide.</w:t>
             </w:r>
           </w:p>
         </w:tc>
@@ -3827,6 +4181,249 @@
           </w:p>
         </w:tc>
       </w:tr>
+      <w:tr>
+        <w:trPr>
+          <w:cantSplit/>
+        </w:trPr>
+        <w:tc>
+          <w:tcPr>
+            <w:tcW w:w="1221" w:type="dxa"/>
+          </w:tcPr>
+          <w:p>
+            <w:pPr>
+              <w:spacing w:before="40" w:after="40"/>
+              <w:rPr>
+                <w:sz w:val="20"/>
+              </w:rPr>
+            </w:pPr>
+            <w:r>
+              <w:rPr>
+                <w:sz w:val="20"/>
+              </w:rPr>
+              <w:t>UC-08</w:t>
+            </w:r>
+          </w:p>
+        </w:tc>
+        <w:tc>
+          <w:tcPr>
+            <w:tcW w:w="3071" w:type="dxa"/>
+          </w:tcPr>
+          <w:p>
+            <w:pPr>
+              <w:spacing w:before="40" w:after="40"/>
+              <w:rPr>
+                <w:sz w:val="20"/>
+              </w:rPr>
+            </w:pPr>
+            <w:r>
+              <w:rPr>
+                <w:sz w:val="20"/>
+              </w:rPr>
+              <w:t>Manage WIL placements</w:t>
+            </w:r>
+          </w:p>
+        </w:tc>
+        <w:tc>
+          <w:tcPr>
+            <w:tcW w:w="3037" w:type="dxa"/>
+          </w:tcPr>
+          <w:p>
+            <w:pPr>
+              <w:spacing w:before="40" w:after="40"/>
+              <w:rPr>
+                <w:sz w:val="20"/>
+              </w:rPr>
+            </w:pPr>
+            <w:r>
+              <w:rPr>
+                <w:sz w:val="20"/>
+              </w:rPr>
+              <w:t>Student</w:t>
+            </w:r>
+          </w:p>
+        </w:tc>
+        <w:tc>
+          <w:tcPr>
+            <w:tcW w:w="2652" w:type="dxa"/>
+          </w:tcPr>
+          <w:p>
+            <w:pPr>
+              <w:spacing w:before="40" w:after="40"/>
+              <w:rPr>
+                <w:sz w:val="20"/>
+              </w:rPr>
+            </w:pPr>
+            <w:r>
+              <w:rPr>
+                <w:sz w:val="20"/>
+              </w:rPr>
+              <w:t>FR-15, FR-18</w:t>
+            </w:r>
+          </w:p>
+        </w:tc>
+      </w:tr>
+      <w:tr>
+        <w:trPr>
+          <w:cantSplit/>
+        </w:trPr>
+        <w:tc>
+          <w:tcPr>
+            <w:tcW w:w="1221" w:type="dxa"/>
+          </w:tcPr>
+          <w:p>
+            <w:pPr>
+              <w:spacing w:before="40" w:after="40"/>
+              <w:rPr>
+                <w:sz w:val="20"/>
+              </w:rPr>
+            </w:pPr>
+            <w:r>
+              <w:rPr>
+                <w:sz w:val="20"/>
+              </w:rPr>
+              <w:t>UC-09</w:t>
+            </w:r>
+          </w:p>
+        </w:tc>
+        <w:tc>
+          <w:tcPr>
+            <w:tcW w:w="3071" w:type="dxa"/>
+          </w:tcPr>
+          <w:p>
+            <w:pPr>
+              <w:spacing w:before="40" w:after="40"/>
+              <w:rPr>
+                <w:sz w:val="20"/>
+              </w:rPr>
+            </w:pPr>
+            <w:r>
+              <w:rPr>
+                <w:sz w:val="20"/>
+              </w:rPr>
+              <w:t>Upload WIL documents</w:t>
+            </w:r>
+          </w:p>
+        </w:tc>
+        <w:tc>
+          <w:tcPr>
+            <w:tcW w:w="3037" w:type="dxa"/>
+          </w:tcPr>
+          <w:p>
+            <w:pPr>
+              <w:spacing w:before="40" w:after="40"/>
+              <w:rPr>
+                <w:sz w:val="20"/>
+              </w:rPr>
+            </w:pPr>
+            <w:r>
+              <w:rPr>
+                <w:sz w:val="20"/>
+              </w:rPr>
+              <w:t>Student</w:t>
+            </w:r>
+          </w:p>
+        </w:tc>
+        <w:tc>
+          <w:tcPr>
+            <w:tcW w:w="2652" w:type="dxa"/>
+          </w:tcPr>
+          <w:p>
+            <w:pPr>
+              <w:spacing w:before="40" w:after="40"/>
+              <w:rPr>
+                <w:sz w:val="20"/>
+              </w:rPr>
+            </w:pPr>
+            <w:r>
+              <w:rPr>
+                <w:sz w:val="20"/>
+              </w:rPr>
+              <w:t>FR-16</w:t>
+            </w:r>
+          </w:p>
+        </w:tc>
+      </w:tr>
+      <w:tr>
+        <w:trPr>
+          <w:cantSplit/>
+        </w:trPr>
+        <w:tc>
+          <w:tcPr>
+            <w:tcW w:w="1221" w:type="dxa"/>
+          </w:tcPr>
+          <w:p>
+            <w:pPr>
+              <w:spacing w:before="40" w:after="40"/>
+              <w:rPr>
+                <w:sz w:val="20"/>
+              </w:rPr>
+            </w:pPr>
+            <w:r>
+              <w:rPr>
+                <w:sz w:val="20"/>
+              </w:rPr>
+              <w:t>UC-10</w:t>
+            </w:r>
+          </w:p>
+        </w:tc>
+        <w:tc>
+          <w:tcPr>
+            <w:tcW w:w="3071" w:type="dxa"/>
+          </w:tcPr>
+          <w:p>
+            <w:pPr>
+              <w:spacing w:before="40" w:after="40"/>
+              <w:rPr>
+                <w:sz w:val="20"/>
+              </w:rPr>
+            </w:pPr>
+            <w:r>
+              <w:rPr>
+                <w:sz w:val="20"/>
+              </w:rPr>
+              <w:t>View student profile (extends UC-06)</w:t>
+            </w:r>
+          </w:p>
+        </w:tc>
+        <w:tc>
+          <w:tcPr>
+            <w:tcW w:w="3037" w:type="dxa"/>
+          </w:tcPr>
+          <w:p>
+            <w:pPr>
+              <w:spacing w:before="40" w:after="40"/>
+              <w:rPr>
+                <w:sz w:val="20"/>
+              </w:rPr>
+            </w:pPr>
+            <w:r>
+              <w:rPr>
+                <w:sz w:val="20"/>
+              </w:rPr>
+              <w:t>Coordinator, lecturer</w:t>
+            </w:r>
+          </w:p>
+        </w:tc>
+        <w:tc>
+          <w:tcPr>
+            <w:tcW w:w="2652" w:type="dxa"/>
+          </w:tcPr>
+          <w:p>
+            <w:pPr>
+              <w:spacing w:before="40" w:after="40"/>
+              <w:rPr>
+                <w:sz w:val="20"/>
+              </w:rPr>
+            </w:pPr>
+            <w:r>
+              <w:rPr>
+                <w:sz w:val="20"/>
+              </w:rPr>
+              <w:t>FR-03, FR-17</w:t>
+            </w:r>
+          </w:p>
+        </w:tc>
+      </w:tr>
     </w:tbl>
     <w:p/>
     <w:p>
@@ -3834,7 +4431,10 @@
         <w:keepLines/>
       </w:pPr>
       <w:r>
-        <w:t>The user stories US-01 to US-08 and their acceptance criteria are listed in Chapter 3, Section 3.7.</w:t>
+        <w:t>The user stories US-01 to US-11 and their acceptance criteria</w:t>
+      </w:r>
+      <w:r>
+        <w:t xml:space="preserve"> are listed in Chapter 3, Section 3.7.</w:t>
       </w:r>
     </w:p>
     <w:p>
@@ -3850,7 +4450,10 @@
         <w:keepLines/>
       </w:pPr>
       <w:r>
-        <w:t>TrackWIL stores its data in an SQLite database with three tables. The full data dictionary is in the Database Design document.</w:t>
+        <w:t>TrackWIL stores its data in an SQLite database with five tables.</w:t>
+      </w:r>
+      <w:r>
+        <w:t xml:space="preserve"> The full data dictionary is in the Database Design document.</w:t>
       </w:r>
     </w:p>
     <w:p>
@@ -3867,11 +4470,13 @@
         <w:rPr>
           <w:b/>
         </w:rPr>
-        <w:lastRenderedPageBreak/>
         <w:t>users:</w:t>
       </w:r>
       <w:r>
-        <w:t xml:space="preserve"> id, full name, email (unique, case-insensitive), role (student, coordinator or lecturer), password hash and required hours.</w:t>
+        <w:t xml:space="preserve"> id, full name, email (unique, case-insensitive), </w:t>
+      </w:r>
+      <w:r>
+        <w:t>role (student, coordinator or lecturer) and password hash.</w:t>
       </w:r>
     </w:p>
     <w:p>
@@ -3884,22 +4489,8 @@
         </w:numPr>
         <w:ind w:left="1080"/>
       </w:pPr>
-      <w:proofErr w:type="spellStart"/>
       <w:r>
-        <w:rPr>
-          <w:b/>
-        </w:rPr>
-        <w:t>logbook_entries</w:t>
-      </w:r>
-      <w:proofErr w:type="spellEnd"/>
-      <w:r>
-        <w:rPr>
-          <w:b/>
-        </w:rPr>
-        <w:t>:</w:t>
-      </w:r>
-      <w:r>
-        <w:t xml:space="preserve"> id, student id (foreign key to users), work date, description, hours (more than 0 and at most 24), evidence file name, status, mentor email and the created, updated and verified timestamps.</w:t>
+        <w:t>wil_placements: id, student id (foreign key to users), title, company name, required hours (more than 0 and at most 5 000), start date and the created and updated timestamps.</w:t>
       </w:r>
     </w:p>
     <w:p>
@@ -3912,30 +4503,46 @@
         </w:numPr>
         <w:ind w:left="1080"/>
       </w:pPr>
-      <w:proofErr w:type="spellStart"/>
       <w:r>
         <w:rPr>
           <w:b/>
         </w:rPr>
-        <w:t>verification_tokens</w:t>
+        <w:lastRenderedPageBreak/>
+        <w:t>logbook_entries: id, placement id (foreign key to wil_placements),</w:t>
       </w:r>
-      <w:proofErr w:type="spellEnd"/>
+      <w:r>
+        <w:t xml:space="preserve"> work date, description, hours (more than 0 and at most 24), evidence file name, status, mentor email and the created, updated and verified timestamps.</w:t>
+      </w:r>
+    </w:p>
+    <w:p>
+      <w:pPr>
+        <w:pStyle w:val="ListParagraph"/>
+        <w:keepLines/>
+        <w:numPr>
+          <w:ilvl w:val="0"/>
+          <w:numId w:val="25"/>
+        </w:numPr>
+        <w:ind w:left="1080"/>
+      </w:pPr>
       <w:r>
         <w:rPr>
           <w:b/>
         </w:rPr>
-        <w:t>:</w:t>
+        <w:t>verification_tokens:</w:t>
       </w:r>
       <w:r>
-        <w:t xml:space="preserve"> token (primary key), entry id (foreign key to </w:t>
+        <w:t xml:space="preserve"> token (primary key), entry id (foreign key to logbook_entries), expiry time, time used and decision (approved or rejected).</w:t>
       </w:r>
-      <w:proofErr w:type="spellStart"/>
+    </w:p>
+    <w:p>
+      <w:pPr>
+        <w:keepLines/>
+        <w:rPr>
+          <w:b/>
+        </w:rPr>
+      </w:pPr>
       <w:r>
-        <w:t>logbook_entries</w:t>
-      </w:r>
-      <w:proofErr w:type="spellEnd"/>
-      <w:r>
-        <w:t>), expiry time, time used and decision (approved or rejected).</w:t>
+        <w:t>placement_documents: id, placement id (foreign key to wil_placements), document type (mou, commencement_letter, code_of_conduct or attendance_register), semester (attendance registers only), original file name, stored file name, file size (at most 10 MB) and upload time; one document of each type per placement and one attendance register per semester.</w:t>
       </w:r>
     </w:p>
     <w:p>
@@ -3960,10 +4567,7 @@
         <w:rPr>
           <w:b/>
         </w:rPr>
-        <w:t>Evidence files</w:t>
-      </w:r>
-      <w:r>
-        <w:t xml:space="preserve"> are stored in the data/uploads folder under random names; only the file name is stored in the database.</w:t>
+        <w:t>Evidence files are stored in the data/uploads folder and WIL documents in data/uploads/documents, under random names; only the file names (and each document's original name and size) are stored in the database.</w:t>
       </w:r>
     </w:p>
     <w:p>
@@ -3977,31 +4581,7 @@
         <w:t>Retention:</w:t>
       </w:r>
       <w:r>
-        <w:t xml:space="preserve"> demonstration data is synthetic and can be reset at any time with </w:t>
-      </w:r>
-      <w:proofErr w:type="spellStart"/>
-      <w:r>
-        <w:t>npm</w:t>
-      </w:r>
-      <w:proofErr w:type="spellEnd"/>
-      <w:r>
-        <w:t xml:space="preserve"> run </w:t>
-      </w:r>
-      <w:proofErr w:type="spellStart"/>
-      <w:r>
-        <w:t>db:reset</w:t>
-      </w:r>
-      <w:proofErr w:type="spellEnd"/>
-      <w:r>
-        <w:t xml:space="preserve">. If real data is used after permission is granted, personal information will be deleted when the project result is </w:t>
-      </w:r>
-      <w:proofErr w:type="spellStart"/>
-      <w:r>
-        <w:t>finalised</w:t>
-      </w:r>
-      <w:proofErr w:type="spellEnd"/>
-      <w:r>
-        <w:t>, unless the campus sets another period.</w:t>
+        <w:t xml:space="preserve"> demonstration data is synthetic and can be reset at any time with npm run db:reset. If real data is used after permission is granted, personal information will be deleted when the project result is finalised, unless the campus sets another period.</w:t>
       </w:r>
     </w:p>
     <w:p>
@@ -4292,7 +4872,7 @@
               <w:rPr>
                 <w:sz w:val="20"/>
               </w:rPr>
-              <w:t>My logbook</w:t>
+              <w:t>My WIL placements</w:t>
             </w:r>
           </w:p>
         </w:tc>
@@ -4354,7 +4934,7 @@
               <w:rPr>
                 <w:sz w:val="20"/>
               </w:rPr>
-              <w:t>New entry</w:t>
+              <w:t>Add or edit a placement</w:t>
             </w:r>
           </w:p>
         </w:tc>
@@ -4373,7 +4953,7 @@
               <w:rPr>
                 <w:sz w:val="20"/>
               </w:rPr>
-              <w:t>/student/entries/new</w:t>
+              <w:t>/student/placements/new, /student/placements/[id]/edit</w:t>
             </w:r>
           </w:p>
         </w:tc>
@@ -4416,7 +4996,7 @@
               <w:rPr>
                 <w:sz w:val="20"/>
               </w:rPr>
-              <w:t>Entry details and verification link</w:t>
+              <w:t>Placement logbook and documents</w:t>
             </w:r>
           </w:p>
         </w:tc>
@@ -4435,7 +5015,7 @@
               <w:rPr>
                 <w:sz w:val="20"/>
               </w:rPr>
-              <w:t>/student/entries/[id]</w:t>
+              <w:t>/student/placements/[id]</w:t>
             </w:r>
           </w:p>
         </w:tc>
@@ -4478,7 +5058,7 @@
               <w:rPr>
                 <w:sz w:val="20"/>
               </w:rPr>
-              <w:t>Mentor verification</w:t>
+              <w:t>New entry</w:t>
             </w:r>
           </w:p>
         </w:tc>
@@ -4497,7 +5077,7 @@
               <w:rPr>
                 <w:sz w:val="20"/>
               </w:rPr>
-              <w:t>/verify/[token]</w:t>
+              <w:t>/student/entries/new</w:t>
             </w:r>
           </w:p>
         </w:tc>
@@ -4516,7 +5096,7 @@
               <w:rPr>
                 <w:sz w:val="20"/>
               </w:rPr>
-              <w:t>Workplace mentors (no sign-in)</w:t>
+              <w:t>Students</w:t>
             </w:r>
           </w:p>
         </w:tc>
@@ -4540,6 +5120,130 @@
               <w:rPr>
                 <w:sz w:val="20"/>
               </w:rPr>
+              <w:t>Entry details and verification link</w:t>
+            </w:r>
+          </w:p>
+        </w:tc>
+        <w:tc>
+          <w:tcPr>
+            <w:tcW w:w="3817" w:type="dxa"/>
+          </w:tcPr>
+          <w:p>
+            <w:pPr>
+              <w:spacing w:before="40" w:after="40"/>
+              <w:rPr>
+                <w:sz w:val="20"/>
+              </w:rPr>
+            </w:pPr>
+            <w:r>
+              <w:rPr>
+                <w:sz w:val="20"/>
+              </w:rPr>
+              <w:t>/student/entries/[id]</w:t>
+            </w:r>
+          </w:p>
+        </w:tc>
+        <w:tc>
+          <w:tcPr>
+            <w:tcW w:w="3000" w:type="dxa"/>
+          </w:tcPr>
+          <w:p>
+            <w:pPr>
+              <w:spacing w:before="40" w:after="40"/>
+              <w:rPr>
+                <w:sz w:val="20"/>
+              </w:rPr>
+            </w:pPr>
+            <w:r>
+              <w:rPr>
+                <w:sz w:val="20"/>
+              </w:rPr>
+              <w:t>Students</w:t>
+            </w:r>
+          </w:p>
+        </w:tc>
+      </w:tr>
+      <w:tr>
+        <w:trPr>
+          <w:cantSplit/>
+        </w:trPr>
+        <w:tc>
+          <w:tcPr>
+            <w:tcW w:w="3163" w:type="dxa"/>
+          </w:tcPr>
+          <w:p>
+            <w:pPr>
+              <w:spacing w:before="40" w:after="40"/>
+              <w:rPr>
+                <w:sz w:val="20"/>
+              </w:rPr>
+            </w:pPr>
+            <w:r>
+              <w:rPr>
+                <w:sz w:val="20"/>
+              </w:rPr>
+              <w:t>Mentor verification</w:t>
+            </w:r>
+          </w:p>
+        </w:tc>
+        <w:tc>
+          <w:tcPr>
+            <w:tcW w:w="3817" w:type="dxa"/>
+          </w:tcPr>
+          <w:p>
+            <w:pPr>
+              <w:spacing w:before="40" w:after="40"/>
+              <w:rPr>
+                <w:sz w:val="20"/>
+              </w:rPr>
+            </w:pPr>
+            <w:r>
+              <w:rPr>
+                <w:sz w:val="20"/>
+              </w:rPr>
+              <w:t>/verify/[token]</w:t>
+            </w:r>
+          </w:p>
+        </w:tc>
+        <w:tc>
+          <w:tcPr>
+            <w:tcW w:w="3000" w:type="dxa"/>
+          </w:tcPr>
+          <w:p>
+            <w:pPr>
+              <w:spacing w:before="40" w:after="40"/>
+              <w:rPr>
+                <w:sz w:val="20"/>
+              </w:rPr>
+            </w:pPr>
+            <w:r>
+              <w:rPr>
+                <w:sz w:val="20"/>
+              </w:rPr>
+              <w:t>Workplace mentors (no sign-in)</w:t>
+            </w:r>
+          </w:p>
+        </w:tc>
+      </w:tr>
+      <w:tr>
+        <w:trPr>
+          <w:cantSplit/>
+        </w:trPr>
+        <w:tc>
+          <w:tcPr>
+            <w:tcW w:w="3163" w:type="dxa"/>
+          </w:tcPr>
+          <w:p>
+            <w:pPr>
+              <w:spacing w:before="40" w:after="40"/>
+              <w:rPr>
+                <w:sz w:val="20"/>
+              </w:rPr>
+            </w:pPr>
+            <w:r>
+              <w:rPr>
+                <w:sz w:val="20"/>
+              </w:rPr>
               <w:t>Coordinator dashboard</w:t>
             </w:r>
           </w:p>
@@ -4560,6 +5264,68 @@
                 <w:sz w:val="20"/>
               </w:rPr>
               <w:t>/coordinator</w:t>
+            </w:r>
+          </w:p>
+        </w:tc>
+        <w:tc>
+          <w:tcPr>
+            <w:tcW w:w="3000" w:type="dxa"/>
+          </w:tcPr>
+          <w:p>
+            <w:pPr>
+              <w:spacing w:before="40" w:after="40"/>
+              <w:rPr>
+                <w:sz w:val="20"/>
+              </w:rPr>
+            </w:pPr>
+            <w:r>
+              <w:rPr>
+                <w:sz w:val="20"/>
+              </w:rPr>
+              <w:t>Coordinators and lecturers</w:t>
+            </w:r>
+          </w:p>
+        </w:tc>
+      </w:tr>
+      <w:tr>
+        <w:trPr>
+          <w:cantSplit/>
+        </w:trPr>
+        <w:tc>
+          <w:tcPr>
+            <w:tcW w:w="3163" w:type="dxa"/>
+          </w:tcPr>
+          <w:p>
+            <w:pPr>
+              <w:spacing w:before="40" w:after="40"/>
+              <w:rPr>
+                <w:sz w:val="20"/>
+              </w:rPr>
+            </w:pPr>
+            <w:r>
+              <w:rPr>
+                <w:sz w:val="20"/>
+              </w:rPr>
+              <w:t>Student profile</w:t>
+            </w:r>
+          </w:p>
+        </w:tc>
+        <w:tc>
+          <w:tcPr>
+            <w:tcW w:w="3817" w:type="dxa"/>
+          </w:tcPr>
+          <w:p>
+            <w:pPr>
+              <w:spacing w:before="40" w:after="40"/>
+              <w:rPr>
+                <w:sz w:val="20"/>
+              </w:rPr>
+            </w:pPr>
+            <w:r>
+              <w:rPr>
+                <w:sz w:val="20"/>
+              </w:rPr>
+              <w:t>/coordinator/students/[id]</w:t>
             </w:r>
           </w:p>
         </w:tc>
@@ -4596,23 +5362,13 @@
         <w:t>Software interfaces:</w:t>
       </w:r>
       <w:r>
-        <w:t xml:space="preserve"> the application uses Node.js's built-in </w:t>
+        <w:t xml:space="preserve"> the application uses Node.js's built-in node:sqlite module to access the SQLite database file data/trackwil.db, </w:t>
       </w:r>
-      <w:proofErr w:type="spellStart"/>
       <w:r>
-        <w:t>node:sqlite</w:t>
+        <w:t>and the server file system for evidence files and WIL documents.</w:t>
       </w:r>
-      <w:proofErr w:type="spellEnd"/>
       <w:r>
-        <w:t xml:space="preserve"> module to access the SQLite database file data/</w:t>
-      </w:r>
-      <w:proofErr w:type="spellStart"/>
-      <w:r>
-        <w:t>trackwil.db</w:t>
-      </w:r>
-      <w:proofErr w:type="spellEnd"/>
-      <w:r>
-        <w:t>, and the server file system for evidence files. No external services are called.</w:t>
+        <w:t xml:space="preserve"> No external services are called.</w:t>
       </w:r>
     </w:p>
     <w:p>
@@ -4626,23 +5382,10 @@
         <w:t>Communication interfaces:</w:t>
       </w:r>
       <w:r>
-        <w:t xml:space="preserve"> browsers communicate with the server over HTTP (HTTPS in a hosted deployment). Forms call Next.js Server Actions; evidence files are served by the route /</w:t>
+        <w:t xml:space="preserve"> browsers communicate with the server over HTTP (HTTPS in a hosted deployment). Forms call Next.js Server Actions; </w:t>
       </w:r>
-      <w:proofErr w:type="spellStart"/>
       <w:r>
-        <w:t>api</w:t>
-      </w:r>
-      <w:proofErr w:type="spellEnd"/>
-      <w:r>
-        <w:t>/evidence/[</w:t>
-      </w:r>
-      <w:proofErr w:type="spellStart"/>
-      <w:r>
-        <w:t>fileName</w:t>
-      </w:r>
-      <w:proofErr w:type="spellEnd"/>
-      <w:r>
-        <w:t>].</w:t>
+        <w:t>evidence files are served by the route /api/evidence/[fileName] and WIL documents by /api/documents/[id].</w:t>
       </w:r>
     </w:p>
     <w:p>
@@ -4650,6 +5393,7 @@
         <w:pStyle w:val="Heading2"/>
       </w:pPr>
       <w:r>
+        <w:lastRenderedPageBreak/>
         <w:t>8. Constraints and Assumptions</w:t>
       </w:r>
     </w:p>
@@ -4687,7 +5431,6 @@
         <w:rPr>
           <w:b/>
         </w:rPr>
-        <w:lastRenderedPageBreak/>
         <w:t>Technology:</w:t>
       </w:r>
       <w:r>
@@ -4788,10 +5531,7 @@
         <w:rPr>
           <w:b/>
         </w:rPr>
-        <w:t>Assumption:</w:t>
-      </w:r>
-      <w:r>
-        <w:t xml:space="preserve"> each student needs 200 verified hours (the default required hours for new accounts).</w:t>
+        <w:t>Assumption: students enter the correct required hours for each WIL placement (the demonstration placements require 120 or 200 hours).</w:t>
       </w:r>
     </w:p>
     <w:p>
@@ -4821,7 +5561,13 @@
       </w:r>
       <w:r>
         <w:tab/>
-        <w:t>Every High-priority functional requirement (FR-01, FR-03, FR-04, FR-06 to FR-11, FR-13 and FR-14) passes its test cases in the Test Cases and Results workbook.</w:t>
+        <w:t xml:space="preserve">Every High-priority functional requirement </w:t>
+      </w:r>
+      <w:r>
+        <w:t>(FR-01, FR-03, FR-04, FR-06 to FR-11 and FR-13 to FR-18)</w:t>
+      </w:r>
+      <w:r>
+        <w:t xml:space="preserve"> passes its test cases in the Test Cases and Results workbook.</w:t>
       </w:r>
     </w:p>
     <w:p>
@@ -4834,7 +5580,13 @@
       </w:r>
       <w:r>
         <w:tab/>
-        <w:t>A student can complete the full journey (sign in, create an entry with evidence, submit it, mentor approves through the link, hours increase) during the live demonstration using synthetic data.</w:t>
+        <w:t xml:space="preserve">A student can complete the full journey </w:t>
+      </w:r>
+      <w:r>
+        <w:t>(sign in, open a placement, upload a document, create an entry with evidence, submit it, mentor approves through the link, hours increase)</w:t>
+      </w:r>
+      <w:r>
+        <w:t xml:space="preserve"> during the live demonstration using synthetic data.</w:t>
       </w:r>
     </w:p>
     <w:p>
@@ -4847,7 +5599,10 @@
       </w:r>
       <w:r>
         <w:tab/>
-        <w:t>Coordinators and lecturers can identify students who are on track, awaiting verification or overdue from the dashboard.</w:t>
+        <w:t xml:space="preserve">Coordinators and lecturers </w:t>
+      </w:r>
+      <w:r>
+        <w:t>can identify students who are on track, awaiting verification, overdue or WIL completed from the dashboard, and open each student's profile.</w:t>
       </w:r>
     </w:p>
     <w:p>
@@ -4877,12 +5632,7 @@
       </w:r>
     </w:p>
     <w:sectPr>
-      <w:headerReference w:type="even" r:id="rId8"/>
-      <w:headerReference w:type="default" r:id="rId9"/>
-      <w:footerReference w:type="even" r:id="rId10"/>
-      <w:footerReference w:type="default" r:id="rId11"/>
-      <w:headerReference w:type="first" r:id="rId12"/>
-      <w:footerReference w:type="first" r:id="rId13"/>
+      <w:headerReference w:type="default" r:id="rId8"/>
       <w:pgSz w:w="12240" w:h="15840"/>
       <w:pgMar w:top="964" w:right="1134" w:bottom="964" w:left="1134" w:header="720" w:footer="720" w:gutter="0"/>
       <w:cols w:space="720"/>
@@ -4917,36 +5667,6 @@
 </w:endnotes>
 </file>
 
-<file path=word/footer1.xml><?xml version="1.0" encoding="utf-8"?>
-<w:ftr xmlns:wpc="http://schemas.microsoft.com/office/word/2010/wordprocessingCanvas" xmlns:cx="http://schemas.microsoft.com/office/drawing/2014/chartex" xmlns:cx1="http://schemas.microsoft.com/office/drawing/2015/9/8/chartex" xmlns:cx2="http://schemas.microsoft.com/office/drawing/2015/10/21/chartex" xmlns:cx3="http://schemas.microsoft.com/office/drawing/2016/5/9/chartex" xmlns:cx4="http://schemas.microsoft.com/office/drawing/2016/5/10/chartex" xmlns:cx5="http://schemas.microsoft.com/office/drawing/2016/5/11/chartex" xmlns:cx6="http://schemas.microsoft.com/office/drawing/2016/5/12/chartex" xmlns:cx7="http://schemas.microsoft.com/office/drawing/2016/5/13/chartex" xmlns:cx8="http://schemas.microsoft.com/office/drawing/2016/5/14/chartex" xmlns:mc="http://schemas.openxmlformats.org/markup-compatibility/2006" xmlns:aink="http://schemas.microsoft.com/office/drawing/2016/ink" xmlns:am3d="http://schemas.microsoft.com/office/drawing/2017/model3d" xmlns:o="urn:schemas-microsoft-com:office:office" xmlns:oel="http://schemas.microsoft.com/office/2019/extlst" xmlns:r="http://schemas.openxmlformats.org/officeDocument/2006/relationships" xmlns:m="http://schemas.openxmlformats.org/officeDocument/2006/math" xmlns:v="urn:schemas-microsoft-com:vml" xmlns:wp14="http://schemas.microsoft.com/office/word/2010/wordprocessingDrawing" xmlns:wp="http://schemas.openxmlformats.org/drawingml/2006/wordprocessingDrawing" xmlns:w10="urn:schemas-microsoft-com:office:word" xmlns:w="http://schemas.openxmlformats.org/wordprocessingml/2006/main" xmlns:w14="http://schemas.microsoft.com/office/word/2010/wordml" xmlns:w15="http://schemas.microsoft.com/office/word/2012/wordml" xmlns:w16cex="http://schemas.microsoft.com/office/word/2018/wordml/cex" xmlns:w16cid="http://schemas.microsoft.com/office/word/2016/wordml/cid" xmlns:w16="http://schemas.microsoft.com/office/word/2018/wordml" xmlns:w16du="http://schemas.microsoft.com/office/word/2023/wordml/word16du" xmlns:w16sdtdh="http://schemas.microsoft.com/office/word/2020/wordml/sdtdatahash" xmlns:w16sdtfl="http://schemas.microsoft.com/office/word/2024/wordml/sdtformatlock" xmlns:w16se="http://schemas.microsoft.com/office/word/2015/wordml/symex" xmlns:wpg="http://schemas.microsoft.com/office/word/2010/wordprocessingGroup" xmlns:wpi="http://schemas.microsoft.com/office/word/2010/wordprocessingInk" xmlns:wne="http://schemas.microsoft.com/office/word/2006/wordml" xmlns:wps="http://schemas.microsoft.com/office/word/2010/wordprocessingShape" mc:Ignorable="w14 w15 w16se w16cid w16 w16cex w16sdtdh w16sdtfl w16du wp14">
-  <w:p>
-    <w:pPr>
-      <w:pStyle w:val="Footer"/>
-    </w:pPr>
-  </w:p>
-</w:ftr>
-</file>
-
-<file path=word/footer2.xml><?xml version="1.0" encoding="utf-8"?>
-<w:ftr xmlns:wpc="http://schemas.microsoft.com/office/word/2010/wordprocessingCanvas" xmlns:cx="http://schemas.microsoft.com/office/drawing/2014/chartex" xmlns:cx1="http://schemas.microsoft.com/office/drawing/2015/9/8/chartex" xmlns:cx2="http://schemas.microsoft.com/office/drawing/2015/10/21/chartex" xmlns:cx3="http://schemas.microsoft.com/office/drawing/2016/5/9/chartex" xmlns:cx4="http://schemas.microsoft.com/office/drawing/2016/5/10/chartex" xmlns:cx5="http://schemas.microsoft.com/office/drawing/2016/5/11/chartex" xmlns:cx6="http://schemas.microsoft.com/office/drawing/2016/5/12/chartex" xmlns:cx7="http://schemas.microsoft.com/office/drawing/2016/5/13/chartex" xmlns:cx8="http://schemas.microsoft.com/office/drawing/2016/5/14/chartex" xmlns:mc="http://schemas.openxmlformats.org/markup-compatibility/2006" xmlns:aink="http://schemas.microsoft.com/office/drawing/2016/ink" xmlns:am3d="http://schemas.microsoft.com/office/drawing/2017/model3d" xmlns:o="urn:schemas-microsoft-com:office:office" xmlns:oel="http://schemas.microsoft.com/office/2019/extlst" xmlns:r="http://schemas.openxmlformats.org/officeDocument/2006/relationships" xmlns:m="http://schemas.openxmlformats.org/officeDocument/2006/math" xmlns:v="urn:schemas-microsoft-com:vml" xmlns:wp14="http://schemas.microsoft.com/office/word/2010/wordprocessingDrawing" xmlns:wp="http://schemas.openxmlformats.org/drawingml/2006/wordprocessingDrawing" xmlns:w10="urn:schemas-microsoft-com:office:word" xmlns:w="http://schemas.openxmlformats.org/wordprocessingml/2006/main" xmlns:w14="http://schemas.microsoft.com/office/word/2010/wordml" xmlns:w15="http://schemas.microsoft.com/office/word/2012/wordml" xmlns:w16cex="http://schemas.microsoft.com/office/word/2018/wordml/cex" xmlns:w16cid="http://schemas.microsoft.com/office/word/2016/wordml/cid" xmlns:w16="http://schemas.microsoft.com/office/word/2018/wordml" xmlns:w16du="http://schemas.microsoft.com/office/word/2023/wordml/word16du" xmlns:w16sdtdh="http://schemas.microsoft.com/office/word/2020/wordml/sdtdatahash" xmlns:w16sdtfl="http://schemas.microsoft.com/office/word/2024/wordml/sdtformatlock" xmlns:w16se="http://schemas.microsoft.com/office/word/2015/wordml/symex" xmlns:wpg="http://schemas.microsoft.com/office/word/2010/wordprocessingGroup" xmlns:wpi="http://schemas.microsoft.com/office/word/2010/wordprocessingInk" xmlns:wne="http://schemas.microsoft.com/office/word/2006/wordml" xmlns:wps="http://schemas.microsoft.com/office/word/2010/wordprocessingShape" mc:Ignorable="w14 w15 w16se w16cid w16 w16cex w16sdtdh w16sdtfl w16du wp14">
-  <w:p>
-    <w:pPr>
-      <w:pStyle w:val="Footer"/>
-    </w:pPr>
-  </w:p>
-</w:ftr>
-</file>
-
-<file path=word/footer3.xml><?xml version="1.0" encoding="utf-8"?>
-<w:ftr xmlns:wpc="http://schemas.microsoft.com/office/word/2010/wordprocessingCanvas" xmlns:cx="http://schemas.microsoft.com/office/drawing/2014/chartex" xmlns:cx1="http://schemas.microsoft.com/office/drawing/2015/9/8/chartex" xmlns:cx2="http://schemas.microsoft.com/office/drawing/2015/10/21/chartex" xmlns:cx3="http://schemas.microsoft.com/office/drawing/2016/5/9/chartex" xmlns:cx4="http://schemas.microsoft.com/office/drawing/2016/5/10/chartex" xmlns:cx5="http://schemas.microsoft.com/office/drawing/2016/5/11/chartex" xmlns:cx6="http://schemas.microsoft.com/office/drawing/2016/5/12/chartex" xmlns:cx7="http://schemas.microsoft.com/office/drawing/2016/5/13/chartex" xmlns:cx8="http://schemas.microsoft.com/office/drawing/2016/5/14/chartex" xmlns:mc="http://schemas.openxmlformats.org/markup-compatibility/2006" xmlns:aink="http://schemas.microsoft.com/office/drawing/2016/ink" xmlns:am3d="http://schemas.microsoft.com/office/drawing/2017/model3d" xmlns:o="urn:schemas-microsoft-com:office:office" xmlns:oel="http://schemas.microsoft.com/office/2019/extlst" xmlns:r="http://schemas.openxmlformats.org/officeDocument/2006/relationships" xmlns:m="http://schemas.openxmlformats.org/officeDocument/2006/math" xmlns:v="urn:schemas-microsoft-com:vml" xmlns:wp14="http://schemas.microsoft.com/office/word/2010/wordprocessingDrawing" xmlns:wp="http://schemas.openxmlformats.org/drawingml/2006/wordprocessingDrawing" xmlns:w10="urn:schemas-microsoft-com:office:word" xmlns:w="http://schemas.openxmlformats.org/wordprocessingml/2006/main" xmlns:w14="http://schemas.microsoft.com/office/word/2010/wordml" xmlns:w15="http://schemas.microsoft.com/office/word/2012/wordml" xmlns:w16cex="http://schemas.microsoft.com/office/word/2018/wordml/cex" xmlns:w16cid="http://schemas.microsoft.com/office/word/2016/wordml/cid" xmlns:w16="http://schemas.microsoft.com/office/word/2018/wordml" xmlns:w16du="http://schemas.microsoft.com/office/word/2023/wordml/word16du" xmlns:w16sdtdh="http://schemas.microsoft.com/office/word/2020/wordml/sdtdatahash" xmlns:w16sdtfl="http://schemas.microsoft.com/office/word/2024/wordml/sdtformatlock" xmlns:w16se="http://schemas.microsoft.com/office/word/2015/wordml/symex" xmlns:wpg="http://schemas.microsoft.com/office/word/2010/wordprocessingGroup" xmlns:wpi="http://schemas.microsoft.com/office/word/2010/wordprocessingInk" xmlns:wne="http://schemas.microsoft.com/office/word/2006/wordml" xmlns:wps="http://schemas.microsoft.com/office/word/2010/wordprocessingShape" mc:Ignorable="w14 w15 w16se w16cid w16 w16cex w16sdtdh w16sdtfl w16du wp14">
-  <w:p>
-    <w:pPr>
-      <w:pStyle w:val="Footer"/>
-    </w:pPr>
-  </w:p>
-</w:ftr>
-</file>
-
 <file path=word/footnotes.xml><?xml version="1.0" encoding="utf-8"?>
 <w:footnotes xmlns:wpc="http://schemas.microsoft.com/office/word/2010/wordprocessingCanvas" xmlns:cx="http://schemas.microsoft.com/office/drawing/2014/chartex" xmlns:cx1="http://schemas.microsoft.com/office/drawing/2015/9/8/chartex" xmlns:cx2="http://schemas.microsoft.com/office/drawing/2015/10/21/chartex" xmlns:cx3="http://schemas.microsoft.com/office/drawing/2016/5/9/chartex" xmlns:cx4="http://schemas.microsoft.com/office/drawing/2016/5/10/chartex" xmlns:cx5="http://schemas.microsoft.com/office/drawing/2016/5/11/chartex" xmlns:cx6="http://schemas.microsoft.com/office/drawing/2016/5/12/chartex" xmlns:cx7="http://schemas.microsoft.com/office/drawing/2016/5/13/chartex" xmlns:cx8="http://schemas.microsoft.com/office/drawing/2016/5/14/chartex" xmlns:mc="http://schemas.openxmlformats.org/markup-compatibility/2006" xmlns:aink="http://schemas.microsoft.com/office/drawing/2016/ink" xmlns:am3d="http://schemas.microsoft.com/office/drawing/2017/model3d" xmlns:o="urn:schemas-microsoft-com:office:office" xmlns:oel="http://schemas.microsoft.com/office/2019/extlst" xmlns:r="http://schemas.openxmlformats.org/officeDocument/2006/relationships" xmlns:m="http://schemas.openxmlformats.org/officeDocument/2006/math" xmlns:v="urn:schemas-microsoft-com:vml" xmlns:wp14="http://schemas.microsoft.com/office/word/2010/wordprocessingDrawing" xmlns:wp="http://schemas.openxmlformats.org/drawingml/2006/wordprocessingDrawing" xmlns:w10="urn:schemas-microsoft-com:office:word" xmlns:w="http://schemas.openxmlformats.org/wordprocessingml/2006/main" xmlns:w14="http://schemas.microsoft.com/office/word/2010/wordml" xmlns:w15="http://schemas.microsoft.com/office/word/2012/wordml" xmlns:w16cex="http://schemas.microsoft.com/office/word/2018/wordml/cex" xmlns:w16cid="http://schemas.microsoft.com/office/word/2016/wordml/cid" xmlns:w16="http://schemas.microsoft.com/office/word/2018/wordml" xmlns:w16du="http://schemas.microsoft.com/office/word/2023/wordml/word16du" xmlns:w16sdtdh="http://schemas.microsoft.com/office/word/2020/wordml/sdtdatahash" xmlns:w16sdtfl="http://schemas.microsoft.com/office/word/2024/wordml/sdtformatlock" xmlns:w16se="http://schemas.microsoft.com/office/word/2015/wordml/symex" xmlns:wpg="http://schemas.microsoft.com/office/word/2010/wordprocessingGroup" xmlns:wpi="http://schemas.microsoft.com/office/word/2010/wordprocessingInk" xmlns:wne="http://schemas.microsoft.com/office/word/2006/wordml" xmlns:wps="http://schemas.microsoft.com/office/word/2010/wordprocessingShape" mc:Ignorable="w14 w15 w16se w16cid w16 w16cex w16sdtdh w16sdtfl w16du wp14">
   <w:footnote w:type="separator" w:id="-1">
@@ -4976,27 +5696,7 @@
 <w:hdr xmlns:wpc="http://schemas.microsoft.com/office/word/2010/wordprocessingCanvas" xmlns:cx="http://schemas.microsoft.com/office/drawing/2014/chartex" xmlns:cx1="http://schemas.microsoft.com/office/drawing/2015/9/8/chartex" xmlns:cx2="http://schemas.microsoft.com/office/drawing/2015/10/21/chartex" xmlns:cx3="http://schemas.microsoft.com/office/drawing/2016/5/9/chartex" xmlns:cx4="http://schemas.microsoft.com/office/drawing/2016/5/10/chartex" xmlns:cx5="http://schemas.microsoft.com/office/drawing/2016/5/11/chartex" xmlns:cx6="http://schemas.microsoft.com/office/drawing/2016/5/12/chartex" xmlns:cx7="http://schemas.microsoft.com/office/drawing/2016/5/13/chartex" xmlns:cx8="http://schemas.microsoft.com/office/drawing/2016/5/14/chartex" xmlns:mc="http://schemas.openxmlformats.org/markup-compatibility/2006" xmlns:aink="http://schemas.microsoft.com/office/drawing/2016/ink" xmlns:am3d="http://schemas.microsoft.com/office/drawing/2017/model3d" xmlns:o="urn:schemas-microsoft-com:office:office" xmlns:oel="http://schemas.microsoft.com/office/2019/extlst" xmlns:r="http://schemas.openxmlformats.org/officeDocument/2006/relationships" xmlns:m="http://schemas.openxmlformats.org/officeDocument/2006/math" xmlns:v="urn:schemas-microsoft-com:vml" xmlns:wp14="http://schemas.microsoft.com/office/word/2010/wordprocessingDrawing" xmlns:wp="http://schemas.openxmlformats.org/drawingml/2006/wordprocessingDrawing" xmlns:w10="urn:schemas-microsoft-com:office:word" xmlns:w="http://schemas.openxmlformats.org/wordprocessingml/2006/main" xmlns:w14="http://schemas.microsoft.com/office/word/2010/wordml" xmlns:w15="http://schemas.microsoft.com/office/word/2012/wordml" xmlns:w16cex="http://schemas.microsoft.com/office/word/2018/wordml/cex" xmlns:w16cid="http://schemas.microsoft.com/office/word/2016/wordml/cid" xmlns:w16="http://schemas.microsoft.com/office/word/2018/wordml" xmlns:w16du="http://schemas.microsoft.com/office/word/2023/wordml/word16du" xmlns:w16sdtdh="http://schemas.microsoft.com/office/word/2020/wordml/sdtdatahash" xmlns:w16sdtfl="http://schemas.microsoft.com/office/word/2024/wordml/sdtformatlock" xmlns:w16se="http://schemas.microsoft.com/office/word/2015/wordml/symex" xmlns:wpg="http://schemas.microsoft.com/office/word/2010/wordprocessingGroup" xmlns:wpi="http://schemas.microsoft.com/office/word/2010/wordprocessingInk" xmlns:wne="http://schemas.microsoft.com/office/word/2006/wordml" xmlns:wps="http://schemas.microsoft.com/office/word/2010/wordprocessingShape" mc:Ignorable="w14 w15 w16se w16cid w16 w16cex w16sdtdh w16sdtfl w16du wp14">
   <w:p>
     <w:pPr>
-      <w:pStyle w:val="Header"/>
-    </w:pPr>
-  </w:p>
-</w:hdr>
-</file>
-
-<file path=word/header2.xml><?xml version="1.0" encoding="utf-8"?>
-<w:hdr xmlns:wpc="http://schemas.microsoft.com/office/word/2010/wordprocessingCanvas" xmlns:cx="http://schemas.microsoft.com/office/drawing/2014/chartex" xmlns:cx1="http://schemas.microsoft.com/office/drawing/2015/9/8/chartex" xmlns:cx2="http://schemas.microsoft.com/office/drawing/2015/10/21/chartex" xmlns:cx3="http://schemas.microsoft.com/office/drawing/2016/5/9/chartex" xmlns:cx4="http://schemas.microsoft.com/office/drawing/2016/5/10/chartex" xmlns:cx5="http://schemas.microsoft.com/office/drawing/2016/5/11/chartex" xmlns:cx6="http://schemas.microsoft.com/office/drawing/2016/5/12/chartex" xmlns:cx7="http://schemas.microsoft.com/office/drawing/2016/5/13/chartex" xmlns:cx8="http://schemas.microsoft.com/office/drawing/2016/5/14/chartex" xmlns:mc="http://schemas.openxmlformats.org/markup-compatibility/2006" xmlns:aink="http://schemas.microsoft.com/office/drawing/2016/ink" xmlns:am3d="http://schemas.microsoft.com/office/drawing/2017/model3d" xmlns:o="urn:schemas-microsoft-com:office:office" xmlns:oel="http://schemas.microsoft.com/office/2019/extlst" xmlns:r="http://schemas.openxmlformats.org/officeDocument/2006/relationships" xmlns:m="http://schemas.openxmlformats.org/officeDocument/2006/math" xmlns:v="urn:schemas-microsoft-com:vml" xmlns:wp14="http://schemas.microsoft.com/office/word/2010/wordprocessingDrawing" xmlns:wp="http://schemas.openxmlformats.org/drawingml/2006/wordprocessingDrawing" xmlns:w10="urn:schemas-microsoft-com:office:word" xmlns:w="http://schemas.openxmlformats.org/wordprocessingml/2006/main" xmlns:w14="http://schemas.microsoft.com/office/word/2010/wordml" xmlns:w15="http://schemas.microsoft.com/office/word/2012/wordml" xmlns:w16cex="http://schemas.microsoft.com/office/word/2018/wordml/cex" xmlns:w16cid="http://schemas.microsoft.com/office/word/2016/wordml/cid" xmlns:w16="http://schemas.microsoft.com/office/word/2018/wordml" xmlns:w16du="http://schemas.microsoft.com/office/word/2023/wordml/word16du" xmlns:w16sdtdh="http://schemas.microsoft.com/office/word/2020/wordml/sdtdatahash" xmlns:w16sdtfl="http://schemas.microsoft.com/office/word/2024/wordml/sdtformatlock" xmlns:w16se="http://schemas.microsoft.com/office/word/2015/wordml/symex" xmlns:wpg="http://schemas.microsoft.com/office/word/2010/wordprocessingGroup" xmlns:wpi="http://schemas.microsoft.com/office/word/2010/wordprocessingInk" xmlns:wne="http://schemas.microsoft.com/office/word/2006/wordml" xmlns:wps="http://schemas.microsoft.com/office/word/2010/wordprocessingShape" mc:Ignorable="w14 w15 w16se w16cid w16 w16cex w16sdtdh w16sdtfl w16du wp14">
-  <w:p>
-    <w:pPr>
       <w:jc w:val="center"/>
-    </w:pPr>
-  </w:p>
-</w:hdr>
-</file>
-
-<file path=word/header3.xml><?xml version="1.0" encoding="utf-8"?>
-<w:hdr xmlns:wpc="http://schemas.microsoft.com/office/word/2010/wordprocessingCanvas" xmlns:cx="http://schemas.microsoft.com/office/drawing/2014/chartex" xmlns:cx1="http://schemas.microsoft.com/office/drawing/2015/9/8/chartex" xmlns:cx2="http://schemas.microsoft.com/office/drawing/2015/10/21/chartex" xmlns:cx3="http://schemas.microsoft.com/office/drawing/2016/5/9/chartex" xmlns:cx4="http://schemas.microsoft.com/office/drawing/2016/5/10/chartex" xmlns:cx5="http://schemas.microsoft.com/office/drawing/2016/5/11/chartex" xmlns:cx6="http://schemas.microsoft.com/office/drawing/2016/5/12/chartex" xmlns:cx7="http://schemas.microsoft.com/office/drawing/2016/5/13/chartex" xmlns:cx8="http://schemas.microsoft.com/office/drawing/2016/5/14/chartex" xmlns:mc="http://schemas.openxmlformats.org/markup-compatibility/2006" xmlns:aink="http://schemas.microsoft.com/office/drawing/2016/ink" xmlns:am3d="http://schemas.microsoft.com/office/drawing/2017/model3d" xmlns:o="urn:schemas-microsoft-com:office:office" xmlns:oel="http://schemas.microsoft.com/office/2019/extlst" xmlns:r="http://schemas.openxmlformats.org/officeDocument/2006/relationships" xmlns:m="http://schemas.openxmlformats.org/officeDocument/2006/math" xmlns:v="urn:schemas-microsoft-com:vml" xmlns:wp14="http://schemas.microsoft.com/office/word/2010/wordprocessingDrawing" xmlns:wp="http://schemas.openxmlformats.org/drawingml/2006/wordprocessingDrawing" xmlns:w10="urn:schemas-microsoft-com:office:word" xmlns:w="http://schemas.openxmlformats.org/wordprocessingml/2006/main" xmlns:w14="http://schemas.microsoft.com/office/word/2010/wordml" xmlns:w15="http://schemas.microsoft.com/office/word/2012/wordml" xmlns:w16cex="http://schemas.microsoft.com/office/word/2018/wordml/cex" xmlns:w16cid="http://schemas.microsoft.com/office/word/2016/wordml/cid" xmlns:w16="http://schemas.microsoft.com/office/word/2018/wordml" xmlns:w16du="http://schemas.microsoft.com/office/word/2023/wordml/word16du" xmlns:w16sdtdh="http://schemas.microsoft.com/office/word/2020/wordml/sdtdatahash" xmlns:w16sdtfl="http://schemas.microsoft.com/office/word/2024/wordml/sdtformatlock" xmlns:w16se="http://schemas.microsoft.com/office/word/2015/wordml/symex" xmlns:wpg="http://schemas.microsoft.com/office/word/2010/wordprocessingGroup" xmlns:wpi="http://schemas.microsoft.com/office/word/2010/wordprocessingInk" xmlns:wne="http://schemas.microsoft.com/office/word/2006/wordml" xmlns:wps="http://schemas.microsoft.com/office/word/2010/wordprocessingShape" mc:Ignorable="w14 w15 w16se w16cid w16 w16cex w16sdtdh w16sdtfl w16du wp14">
-  <w:p>
-    <w:pPr>
-      <w:pStyle w:val="Header"/>
     </w:pPr>
   </w:p>
 </w:hdr>

--- a/03_Requirements_and_Methodology/Software_Requirements_Specification_SRS.docx
+++ b/03_Requirements_and_Methodology/Software_Requirements_Specification_SRS.docx
@@ -4536,10 +4536,13 @@
     </w:p>
     <w:p>
       <w:pPr>
+        <w:pStyle w:val="ListParagraph"/>
         <w:keepLines/>
-        <w:rPr>
-          <w:b/>
-        </w:rPr>
+        <w:numPr>
+          <w:ilvl w:val="0"/>
+          <w:numId w:val="25"/>
+        </w:numPr>
+        <w:ind w:left="1080"/>
       </w:pPr>
       <w:r>
         <w:t>placement_documents: id, placement id (foreign key to wil_placements), document type (mou, commencement_letter, code_of_conduct or attendance_register), semester (attendance registers only), original file name, stored file name, file size (at most 10 MB) and upload time; one document of each type per placement and one attendance register per semester.</w:t>
@@ -5379,6 +5382,7 @@
         <w:rPr>
           <w:b/>
         </w:rPr>
+        <w:lastRenderedPageBreak/>
         <w:t>Communication interfaces:</w:t>
       </w:r>
       <w:r>
@@ -5393,7 +5397,6 @@
         <w:pStyle w:val="Heading2"/>
       </w:pPr>
       <w:r>
-        <w:lastRenderedPageBreak/>
         <w:t>8. Constraints and Assumptions</w:t>
       </w:r>
     </w:p>
